--- a/.claude/GOTCHAS.docx
+++ b/.claude/GOTCHAS.docx
@@ -994,6 +994,789 @@
           </w:p>
         </w:tc>
       </w:tr>
+      <w:tr>
+        <w:tc>
+          <w:tcPr>
+            <w:tcW w:type="dxa" w:w="3230"/>
+            <w:tcBorders>
+              <w:top w:val="single" w:sz="4" w:space="0" w:color="CBCBCB"/>
+              <w:left w:val="single" w:sz="4" w:space="0" w:color="CBCBCB"/>
+              <w:bottom w:val="single" w:sz="4" w:space="0" w:color="CBCBCB"/>
+              <w:right w:val="single" w:sz="4" w:space="0" w:color="CBCBCB"/>
+            </w:tcBorders>
+          </w:tcPr>
+          <w:p>
+            <w:r>
+              <w:rPr>
+                <w:sz w:val="20"/>
+              </w:rPr>
+              <w:t>G008</w:t>
+            </w:r>
+          </w:p>
+        </w:tc>
+        <w:tc>
+          <w:tcPr>
+            <w:tcW w:type="dxa" w:w="3230"/>
+            <w:tcBorders>
+              <w:top w:val="single" w:sz="4" w:space="0" w:color="CBCBCB"/>
+              <w:left w:val="single" w:sz="4" w:space="0" w:color="CBCBCB"/>
+              <w:bottom w:val="single" w:sz="4" w:space="0" w:color="CBCBCB"/>
+              <w:right w:val="single" w:sz="4" w:space="0" w:color="CBCBCB"/>
+            </w:tcBorders>
+          </w:tcPr>
+          <w:p>
+            <w:r>
+              <w:rPr>
+                <w:sz w:val="20"/>
+              </w:rPr>
+              <w:t xml:space="preserve">Avalonia </w:t>
+            </w:r>
+            <w:r>
+              <w:rPr>
+                <w:rFonts w:ascii="Courier New" w:hAnsi="Courier New"/>
+                <w:color w:val="F05922"/>
+                <w:sz w:val="20"/>
+              </w:rPr>
+              <w:t>AttachedToVisualTree</w:t>
+            </w:r>
+            <w:r>
+              <w:rPr>
+                <w:sz w:val="20"/>
+              </w:rPr>
+              <w:t xml:space="preserve"> fires TRƯỚC khi Measure/Arrange → </w:t>
+            </w:r>
+            <w:r>
+              <w:rPr>
+                <w:rFonts w:ascii="Courier New" w:hAnsi="Courier New"/>
+                <w:color w:val="F05922"/>
+                <w:sz w:val="20"/>
+              </w:rPr>
+              <w:t>Bounds.Width/Height = 0</w:t>
+            </w:r>
+            <w:r>
+              <w:rPr>
+                <w:sz w:val="20"/>
+              </w:rPr>
+              <w:t xml:space="preserve"> → camera decode ở native resolution (1920×1080) thay vì control size (~300px) → CPU spike khi kết hợp với Motion detection. Fix: </w:t>
+            </w:r>
+            <w:r>
+              <w:rPr>
+                <w:rFonts w:ascii="Courier New" w:hAnsi="Courier New"/>
+                <w:color w:val="F05922"/>
+                <w:sz w:val="20"/>
+              </w:rPr>
+              <w:t>DispatcherPriority.Loaded</w:t>
+            </w:r>
+          </w:p>
+        </w:tc>
+        <w:tc>
+          <w:tcPr>
+            <w:tcW w:type="dxa" w:w="3230"/>
+            <w:tcBorders>
+              <w:top w:val="single" w:sz="4" w:space="0" w:color="CBCBCB"/>
+              <w:left w:val="single" w:sz="4" w:space="0" w:color="CBCBCB"/>
+              <w:bottom w:val="single" w:sz="4" w:space="0" w:color="CBCBCB"/>
+              <w:right w:val="single" w:sz="4" w:space="0" w:color="CBCBCB"/>
+            </w:tcBorders>
+          </w:tcPr>
+          <w:p>
+            <w:r>
+              <w:rPr>
+                <w:sz w:val="20"/>
+              </w:rPr>
+              <w:t>2026-07-18</w:t>
+            </w:r>
+          </w:p>
+        </w:tc>
+      </w:tr>
+      <w:tr>
+        <w:tc>
+          <w:tcPr>
+            <w:tcW w:type="dxa" w:w="3230"/>
+            <w:shd w:val="clear" w:color="auto" w:fill="B8B3D6"/>
+            <w:tcBorders>
+              <w:top w:val="single" w:sz="4" w:space="0" w:color="CBCBCB"/>
+              <w:left w:val="single" w:sz="4" w:space="0" w:color="CBCBCB"/>
+              <w:bottom w:val="single" w:sz="4" w:space="0" w:color="CBCBCB"/>
+              <w:right w:val="single" w:sz="4" w:space="0" w:color="CBCBCB"/>
+            </w:tcBorders>
+          </w:tcPr>
+          <w:p>
+            <w:r>
+              <w:rPr>
+                <w:sz w:val="20"/>
+              </w:rPr>
+              <w:t>G009</w:t>
+            </w:r>
+          </w:p>
+        </w:tc>
+        <w:tc>
+          <w:tcPr>
+            <w:tcW w:type="dxa" w:w="3230"/>
+            <w:shd w:val="clear" w:color="auto" w:fill="B8B3D6"/>
+            <w:tcBorders>
+              <w:top w:val="single" w:sz="4" w:space="0" w:color="CBCBCB"/>
+              <w:left w:val="single" w:sz="4" w:space="0" w:color="CBCBCB"/>
+              <w:bottom w:val="single" w:sz="4" w:space="0" w:color="CBCBCB"/>
+              <w:right w:val="single" w:sz="4" w:space="0" w:color="CBCBCB"/>
+            </w:tcBorders>
+          </w:tcPr>
+          <w:p>
+            <w:r>
+              <w:rPr>
+                <w:rFonts w:ascii="Courier New" w:hAnsi="Courier New"/>
+                <w:color w:val="F05922"/>
+                <w:sz w:val="20"/>
+              </w:rPr>
+              <w:t>RestSharp.Authenticators.Digest 2.0.0</w:t>
+            </w:r>
+            <w:r>
+              <w:rPr>
+                <w:sz w:val="20"/>
+              </w:rPr>
+              <w:t xml:space="preserve"> + </w:t>
+            </w:r>
+            <w:r>
+              <w:rPr>
+                <w:rFonts w:ascii="Courier New" w:hAnsi="Courier New"/>
+                <w:color w:val="F05922"/>
+                <w:sz w:val="20"/>
+              </w:rPr>
+              <w:t>RestSharp</w:t>
+            </w:r>
+            <w:r>
+              <w:rPr>
+                <w:sz w:val="20"/>
+              </w:rPr>
+              <w:t xml:space="preserve"> bị NuGet nổi phiên bản lên 114.0.0 (do project khác trong graph kéo) → </w:t>
+            </w:r>
+            <w:r>
+              <w:rPr>
+                <w:rFonts w:ascii="Courier New" w:hAnsi="Courier New"/>
+                <w:color w:val="F05922"/>
+                <w:sz w:val="20"/>
+              </w:rPr>
+              <w:t>MissingMethodException: Method 'Authenticate'...</w:t>
+            </w:r>
+            <w:r>
+              <w:rPr>
+                <w:sz w:val="20"/>
+              </w:rPr>
+              <w:t xml:space="preserve"> runtime, build vẫn sạch. Fix: nâng Digest lên 3.0.0</w:t>
+            </w:r>
+          </w:p>
+        </w:tc>
+        <w:tc>
+          <w:tcPr>
+            <w:tcW w:type="dxa" w:w="3230"/>
+            <w:shd w:val="clear" w:color="auto" w:fill="B8B3D6"/>
+            <w:tcBorders>
+              <w:top w:val="single" w:sz="4" w:space="0" w:color="CBCBCB"/>
+              <w:left w:val="single" w:sz="4" w:space="0" w:color="CBCBCB"/>
+              <w:bottom w:val="single" w:sz="4" w:space="0" w:color="CBCBCB"/>
+              <w:right w:val="single" w:sz="4" w:space="0" w:color="CBCBCB"/>
+            </w:tcBorders>
+          </w:tcPr>
+          <w:p>
+            <w:r>
+              <w:rPr>
+                <w:sz w:val="20"/>
+              </w:rPr>
+              <w:t>2026-07-20</w:t>
+            </w:r>
+          </w:p>
+        </w:tc>
+      </w:tr>
+      <w:tr>
+        <w:tc>
+          <w:tcPr>
+            <w:tcW w:type="dxa" w:w="3230"/>
+            <w:tcBorders>
+              <w:top w:val="single" w:sz="4" w:space="0" w:color="CBCBCB"/>
+              <w:left w:val="single" w:sz="4" w:space="0" w:color="CBCBCB"/>
+              <w:bottom w:val="single" w:sz="4" w:space="0" w:color="CBCBCB"/>
+              <w:right w:val="single" w:sz="4" w:space="0" w:color="CBCBCB"/>
+            </w:tcBorders>
+          </w:tcPr>
+          <w:p>
+            <w:r>
+              <w:rPr>
+                <w:sz w:val="20"/>
+              </w:rPr>
+              <w:t>G011</w:t>
+            </w:r>
+          </w:p>
+        </w:tc>
+        <w:tc>
+          <w:tcPr>
+            <w:tcW w:type="dxa" w:w="3230"/>
+            <w:tcBorders>
+              <w:top w:val="single" w:sz="4" w:space="0" w:color="CBCBCB"/>
+              <w:left w:val="single" w:sz="4" w:space="0" w:color="CBCBCB"/>
+              <w:bottom w:val="single" w:sz="4" w:space="0" w:color="CBCBCB"/>
+              <w:right w:val="single" w:sz="4" w:space="0" w:color="CBCBCB"/>
+            </w:tcBorders>
+          </w:tcPr>
+          <w:p>
+            <w:r>
+              <w:rPr>
+                <w:sz w:val="20"/>
+              </w:rPr>
+              <w:t xml:space="preserve">Avalonia 12 (bản dùng trong RemoteControlTool): </w:t>
+            </w:r>
+            <w:r>
+              <w:rPr>
+                <w:rFonts w:ascii="Courier New" w:hAnsi="Courier New"/>
+                <w:color w:val="F05922"/>
+                <w:sz w:val="20"/>
+              </w:rPr>
+              <w:t>TextBox.Watermark</w:t>
+            </w:r>
+            <w:r>
+              <w:rPr>
+                <w:sz w:val="20"/>
+              </w:rPr>
+              <w:t xml:space="preserve"> bị đánh dấu OBSOLETE, tên mới là </w:t>
+            </w:r>
+            <w:r>
+              <w:rPr>
+                <w:rFonts w:ascii="Courier New" w:hAnsi="Courier New"/>
+                <w:color w:val="F05922"/>
+                <w:sz w:val="20"/>
+              </w:rPr>
+              <w:t>PlaceholderText</w:t>
+            </w:r>
+            <w:r>
+              <w:rPr>
+                <w:sz w:val="20"/>
+              </w:rPr>
+              <w:t xml:space="preserve"> — NGƯỢC với Avalonia 11 (chỉ có </w:t>
+            </w:r>
+            <w:r>
+              <w:rPr>
+                <w:rFonts w:ascii="Courier New" w:hAnsi="Courier New"/>
+                <w:color w:val="F05922"/>
+                <w:sz w:val="20"/>
+              </w:rPr>
+              <w:t>Watermark</w:t>
+            </w:r>
+            <w:r>
+              <w:rPr>
+                <w:sz w:val="20"/>
+              </w:rPr>
+              <w:t>). Đừng "sửa" PlaceholderText về Watermark theo trí nhớ Avalonia 11</w:t>
+            </w:r>
+          </w:p>
+        </w:tc>
+        <w:tc>
+          <w:tcPr>
+            <w:tcW w:type="dxa" w:w="3230"/>
+            <w:tcBorders>
+              <w:top w:val="single" w:sz="4" w:space="0" w:color="CBCBCB"/>
+              <w:left w:val="single" w:sz="4" w:space="0" w:color="CBCBCB"/>
+              <w:bottom w:val="single" w:sz="4" w:space="0" w:color="CBCBCB"/>
+              <w:right w:val="single" w:sz="4" w:space="0" w:color="CBCBCB"/>
+            </w:tcBorders>
+          </w:tcPr>
+          <w:p>
+            <w:r>
+              <w:rPr>
+                <w:sz w:val="20"/>
+              </w:rPr>
+              <w:t>2026-07-26</w:t>
+            </w:r>
+          </w:p>
+        </w:tc>
+      </w:tr>
+      <w:tr>
+        <w:tc>
+          <w:tcPr>
+            <w:tcW w:type="dxa" w:w="3230"/>
+            <w:shd w:val="clear" w:color="auto" w:fill="B8B3D6"/>
+            <w:tcBorders>
+              <w:top w:val="single" w:sz="4" w:space="0" w:color="CBCBCB"/>
+              <w:left w:val="single" w:sz="4" w:space="0" w:color="CBCBCB"/>
+              <w:bottom w:val="single" w:sz="4" w:space="0" w:color="CBCBCB"/>
+              <w:right w:val="single" w:sz="4" w:space="0" w:color="CBCBCB"/>
+            </w:tcBorders>
+          </w:tcPr>
+          <w:p>
+            <w:r>
+              <w:rPr>
+                <w:sz w:val="20"/>
+              </w:rPr>
+              <w:t>G012</w:t>
+            </w:r>
+          </w:p>
+        </w:tc>
+        <w:tc>
+          <w:tcPr>
+            <w:tcW w:type="dxa" w:w="3230"/>
+            <w:shd w:val="clear" w:color="auto" w:fill="B8B3D6"/>
+            <w:tcBorders>
+              <w:top w:val="single" w:sz="4" w:space="0" w:color="CBCBCB"/>
+              <w:left w:val="single" w:sz="4" w:space="0" w:color="CBCBCB"/>
+              <w:bottom w:val="single" w:sz="4" w:space="0" w:color="CBCBCB"/>
+              <w:right w:val="single" w:sz="4" w:space="0" w:color="CBCBCB"/>
+            </w:tcBorders>
+          </w:tcPr>
+          <w:p>
+            <w:r>
+              <w:rPr>
+                <w:rFonts w:ascii="Courier New" w:hAnsi="Courier New"/>
+                <w:color w:val="F05922"/>
+                <w:sz w:val="20"/>
+              </w:rPr>
+              <w:t>xclip</w:t>
+            </w:r>
+            <w:r>
+              <w:rPr>
+                <w:sz w:val="20"/>
+              </w:rPr>
+              <w:t xml:space="preserve"> tự daemonize → </w:t>
+            </w:r>
+            <w:r>
+              <w:rPr>
+                <w:rFonts w:ascii="Courier New" w:hAnsi="Courier New"/>
+                <w:color w:val="F05922"/>
+                <w:sz w:val="20"/>
+              </w:rPr>
+              <w:t>WaitForExit</w:t>
+            </w:r>
+            <w:r>
+              <w:rPr>
+                <w:sz w:val="20"/>
+              </w:rPr>
+              <w:t xml:space="preserve"> gần như luôn timeout; </w:t>
+            </w:r>
+            <w:r>
+              <w:rPr>
+                <w:rFonts w:ascii="Courier New" w:hAnsi="Courier New"/>
+                <w:color w:val="F05922"/>
+                <w:sz w:val="20"/>
+              </w:rPr>
+              <w:t>Process</w:t>
+            </w:r>
+            <w:r>
+              <w:rPr>
+                <w:sz w:val="20"/>
+              </w:rPr>
+              <w:t xml:space="preserve"> không dispose = leak fd mỗi lần sync clipboard; KHÔNG kill process tree (mất clipboard) — chỉ release handle</w:t>
+            </w:r>
+          </w:p>
+        </w:tc>
+        <w:tc>
+          <w:tcPr>
+            <w:tcW w:type="dxa" w:w="3230"/>
+            <w:shd w:val="clear" w:color="auto" w:fill="B8B3D6"/>
+            <w:tcBorders>
+              <w:top w:val="single" w:sz="4" w:space="0" w:color="CBCBCB"/>
+              <w:left w:val="single" w:sz="4" w:space="0" w:color="CBCBCB"/>
+              <w:bottom w:val="single" w:sz="4" w:space="0" w:color="CBCBCB"/>
+              <w:right w:val="single" w:sz="4" w:space="0" w:color="CBCBCB"/>
+            </w:tcBorders>
+          </w:tcPr>
+          <w:p>
+            <w:r>
+              <w:rPr>
+                <w:sz w:val="20"/>
+              </w:rPr>
+              <w:t>2026-07-26</w:t>
+            </w:r>
+          </w:p>
+        </w:tc>
+      </w:tr>
+      <w:tr>
+        <w:tc>
+          <w:tcPr>
+            <w:tcW w:type="dxa" w:w="3230"/>
+            <w:tcBorders>
+              <w:top w:val="single" w:sz="4" w:space="0" w:color="CBCBCB"/>
+              <w:left w:val="single" w:sz="4" w:space="0" w:color="CBCBCB"/>
+              <w:bottom w:val="single" w:sz="4" w:space="0" w:color="CBCBCB"/>
+              <w:right w:val="single" w:sz="4" w:space="0" w:color="CBCBCB"/>
+            </w:tcBorders>
+          </w:tcPr>
+          <w:p>
+            <w:r>
+              <w:rPr>
+                <w:sz w:val="20"/>
+              </w:rPr>
+              <w:t>G013</w:t>
+            </w:r>
+          </w:p>
+        </w:tc>
+        <w:tc>
+          <w:tcPr>
+            <w:tcW w:type="dxa" w:w="3230"/>
+            <w:tcBorders>
+              <w:top w:val="single" w:sz="4" w:space="0" w:color="CBCBCB"/>
+              <w:left w:val="single" w:sz="4" w:space="0" w:color="CBCBCB"/>
+              <w:bottom w:val="single" w:sz="4" w:space="0" w:color="CBCBCB"/>
+              <w:right w:val="single" w:sz="4" w:space="0" w:color="CBCBCB"/>
+            </w:tcBorders>
+          </w:tcPr>
+          <w:p>
+            <w:r>
+              <w:rPr>
+                <w:sz w:val="20"/>
+              </w:rPr>
+              <w:t xml:space="preserve">Heartbeat/watchdog đặt CÙNG loop với </w:t>
+            </w:r>
+            <w:r>
+              <w:rPr>
+                <w:rFonts w:ascii="Courier New" w:hAnsi="Courier New"/>
+                <w:color w:val="F05922"/>
+                <w:sz w:val="20"/>
+              </w:rPr>
+              <w:t>WriteAsync</w:t>
+            </w:r>
+            <w:r>
+              <w:rPr>
+                <w:sz w:val="20"/>
+              </w:rPr>
+              <w:t xml:space="preserve"> không timeout → slow-reader chặn WriteAsync vô hạn, timeout không bao giờ fire; </w:t>
+            </w:r>
+            <w:r>
+              <w:rPr>
+                <w:rFonts w:ascii="Courier New" w:hAnsi="Courier New"/>
+                <w:color w:val="F05922"/>
+                <w:sz w:val="20"/>
+              </w:rPr>
+              <w:t>NetworkStream.WriteTimeout</w:t>
+            </w:r>
+            <w:r>
+              <w:rPr>
+                <w:sz w:val="20"/>
+              </w:rPr>
+              <w:t xml:space="preserve"> KHÔNG áp dụng cho async write — phải </w:t>
+            </w:r>
+            <w:r>
+              <w:rPr>
+                <w:rFonts w:ascii="Courier New" w:hAnsi="Courier New"/>
+                <w:color w:val="F05922"/>
+                <w:sz w:val="20"/>
+              </w:rPr>
+              <w:t>CancelAfter</w:t>
+            </w:r>
+          </w:p>
+        </w:tc>
+        <w:tc>
+          <w:tcPr>
+            <w:tcW w:type="dxa" w:w="3230"/>
+            <w:tcBorders>
+              <w:top w:val="single" w:sz="4" w:space="0" w:color="CBCBCB"/>
+              <w:left w:val="single" w:sz="4" w:space="0" w:color="CBCBCB"/>
+              <w:bottom w:val="single" w:sz="4" w:space="0" w:color="CBCBCB"/>
+              <w:right w:val="single" w:sz="4" w:space="0" w:color="CBCBCB"/>
+            </w:tcBorders>
+          </w:tcPr>
+          <w:p>
+            <w:r>
+              <w:rPr>
+                <w:sz w:val="20"/>
+              </w:rPr>
+              <w:t>2026-07-26</w:t>
+            </w:r>
+          </w:p>
+        </w:tc>
+      </w:tr>
+      <w:tr>
+        <w:tc>
+          <w:tcPr>
+            <w:tcW w:type="dxa" w:w="3230"/>
+            <w:shd w:val="clear" w:color="auto" w:fill="B8B3D6"/>
+            <w:tcBorders>
+              <w:top w:val="single" w:sz="4" w:space="0" w:color="CBCBCB"/>
+              <w:left w:val="single" w:sz="4" w:space="0" w:color="CBCBCB"/>
+              <w:bottom w:val="single" w:sz="4" w:space="0" w:color="CBCBCB"/>
+              <w:right w:val="single" w:sz="4" w:space="0" w:color="CBCBCB"/>
+            </w:tcBorders>
+          </w:tcPr>
+          <w:p>
+            <w:r>
+              <w:rPr>
+                <w:sz w:val="20"/>
+              </w:rPr>
+              <w:t>G014</w:t>
+            </w:r>
+          </w:p>
+        </w:tc>
+        <w:tc>
+          <w:tcPr>
+            <w:tcW w:type="dxa" w:w="3230"/>
+            <w:shd w:val="clear" w:color="auto" w:fill="B8B3D6"/>
+            <w:tcBorders>
+              <w:top w:val="single" w:sz="4" w:space="0" w:color="CBCBCB"/>
+              <w:left w:val="single" w:sz="4" w:space="0" w:color="CBCBCB"/>
+              <w:bottom w:val="single" w:sz="4" w:space="0" w:color="CBCBCB"/>
+              <w:right w:val="single" w:sz="4" w:space="0" w:color="CBCBCB"/>
+            </w:tcBorders>
+          </w:tcPr>
+          <w:p>
+            <w:r>
+              <w:rPr>
+                <w:sz w:val="20"/>
+              </w:rPr>
+              <w:t xml:space="preserve">Whitelist filename quá chặt từ chối oan tên </w:t>
+            </w:r>
+            <w:r>
+              <w:rPr>
+                <w:rFonts w:ascii="Courier New" w:hAnsi="Courier New"/>
+                <w:color w:val="F05922"/>
+                <w:sz w:val="20"/>
+              </w:rPr>
+              <w:t>.deb</w:t>
+            </w:r>
+            <w:r>
+              <w:rPr>
+                <w:sz w:val="20"/>
+              </w:rPr>
+              <w:t xml:space="preserve"> Debian hợp lệ — version chuẩn Debian chứa </w:t>
+            </w:r>
+            <w:r>
+              <w:rPr>
+                <w:rFonts w:ascii="Courier New" w:hAnsi="Courier New"/>
+                <w:color w:val="F05922"/>
+                <w:sz w:val="20"/>
+              </w:rPr>
+              <w:t>~</w:t>
+            </w:r>
+            <w:r>
+              <w:rPr>
+                <w:sz w:val="20"/>
+              </w:rPr>
+              <w:t xml:space="preserve"> (</w:t>
+            </w:r>
+            <w:r>
+              <w:rPr>
+                <w:rFonts w:ascii="Courier New" w:hAnsi="Courier New"/>
+                <w:color w:val="F05922"/>
+                <w:sz w:val="20"/>
+              </w:rPr>
+              <w:t>1.0~rc1</w:t>
+            </w:r>
+            <w:r>
+              <w:rPr>
+                <w:sz w:val="20"/>
+              </w:rPr>
+              <w:t xml:space="preserve">) và có thể chứa </w:t>
+            </w:r>
+            <w:r>
+              <w:rPr>
+                <w:rFonts w:ascii="Courier New" w:hAnsi="Courier New"/>
+                <w:color w:val="F05922"/>
+                <w:sz w:val="20"/>
+              </w:rPr>
+              <w:t>%</w:t>
+            </w:r>
+          </w:p>
+        </w:tc>
+        <w:tc>
+          <w:tcPr>
+            <w:tcW w:type="dxa" w:w="3230"/>
+            <w:shd w:val="clear" w:color="auto" w:fill="B8B3D6"/>
+            <w:tcBorders>
+              <w:top w:val="single" w:sz="4" w:space="0" w:color="CBCBCB"/>
+              <w:left w:val="single" w:sz="4" w:space="0" w:color="CBCBCB"/>
+              <w:bottom w:val="single" w:sz="4" w:space="0" w:color="CBCBCB"/>
+              <w:right w:val="single" w:sz="4" w:space="0" w:color="CBCBCB"/>
+            </w:tcBorders>
+          </w:tcPr>
+          <w:p>
+            <w:r>
+              <w:rPr>
+                <w:sz w:val="20"/>
+              </w:rPr>
+              <w:t>2026-07-26</w:t>
+            </w:r>
+          </w:p>
+        </w:tc>
+      </w:tr>
+      <w:tr>
+        <w:tc>
+          <w:tcPr>
+            <w:tcW w:type="dxa" w:w="3230"/>
+            <w:tcBorders>
+              <w:top w:val="single" w:sz="4" w:space="0" w:color="CBCBCB"/>
+              <w:left w:val="single" w:sz="4" w:space="0" w:color="CBCBCB"/>
+              <w:bottom w:val="single" w:sz="4" w:space="0" w:color="CBCBCB"/>
+              <w:right w:val="single" w:sz="4" w:space="0" w:color="CBCBCB"/>
+            </w:tcBorders>
+          </w:tcPr>
+          <w:p>
+            <w:r>
+              <w:rPr>
+                <w:sz w:val="20"/>
+              </w:rPr>
+              <w:t>G015</w:t>
+            </w:r>
+          </w:p>
+        </w:tc>
+        <w:tc>
+          <w:tcPr>
+            <w:tcW w:type="dxa" w:w="3230"/>
+            <w:tcBorders>
+              <w:top w:val="single" w:sz="4" w:space="0" w:color="CBCBCB"/>
+              <w:left w:val="single" w:sz="4" w:space="0" w:color="CBCBCB"/>
+              <w:bottom w:val="single" w:sz="4" w:space="0" w:color="CBCBCB"/>
+              <w:right w:val="single" w:sz="4" w:space="0" w:color="CBCBCB"/>
+            </w:tcBorders>
+          </w:tcPr>
+          <w:p>
+            <w:r>
+              <w:rPr>
+                <w:rFonts w:ascii="Courier New" w:hAnsi="Courier New"/>
+                <w:color w:val="F05922"/>
+                <w:sz w:val="20"/>
+              </w:rPr>
+              <w:t>printf</w:t>
+            </w:r>
+            <w:r>
+              <w:rPr>
+                <w:sz w:val="20"/>
+              </w:rPr>
+              <w:t xml:space="preserve"> với chuỗi chứa </w:t>
+            </w:r>
+            <w:r>
+              <w:rPr>
+                <w:rFonts w:ascii="Courier New" w:hAnsi="Courier New"/>
+                <w:color w:val="F05922"/>
+                <w:sz w:val="20"/>
+              </w:rPr>
+              <w:t>%</w:t>
+            </w:r>
+            <w:r>
+              <w:rPr>
+                <w:sz w:val="20"/>
+              </w:rPr>
+              <w:t xml:space="preserve">: an toàn khi chuỗi ở vị trí </w:t>
+            </w:r>
+            <w:r>
+              <w:rPr>
+                <w:b/>
+                <w:sz w:val="20"/>
+              </w:rPr>
+              <w:t>argument</w:t>
+            </w:r>
+            <w:r>
+              <w:rPr>
+                <w:sz w:val="20"/>
+              </w:rPr>
+              <w:t xml:space="preserve"> của </w:t>
+            </w:r>
+            <w:r>
+              <w:rPr>
+                <w:rFonts w:ascii="Courier New" w:hAnsi="Courier New"/>
+                <w:color w:val="F05922"/>
+                <w:sz w:val="20"/>
+              </w:rPr>
+              <w:t>printf '%s\n' '&lt;arg&gt;'</w:t>
+            </w:r>
+            <w:r>
+              <w:rPr>
+                <w:sz w:val="20"/>
+              </w:rPr>
+              <w:t>; NGUY HIỂM nếu đặt vào vị trí format string</w:t>
+            </w:r>
+          </w:p>
+        </w:tc>
+        <w:tc>
+          <w:tcPr>
+            <w:tcW w:type="dxa" w:w="3230"/>
+            <w:tcBorders>
+              <w:top w:val="single" w:sz="4" w:space="0" w:color="CBCBCB"/>
+              <w:left w:val="single" w:sz="4" w:space="0" w:color="CBCBCB"/>
+              <w:bottom w:val="single" w:sz="4" w:space="0" w:color="CBCBCB"/>
+              <w:right w:val="single" w:sz="4" w:space="0" w:color="CBCBCB"/>
+            </w:tcBorders>
+          </w:tcPr>
+          <w:p>
+            <w:r>
+              <w:rPr>
+                <w:sz w:val="20"/>
+              </w:rPr>
+              <w:t>2026-07-26</w:t>
+            </w:r>
+          </w:p>
+        </w:tc>
+      </w:tr>
+      <w:tr>
+        <w:tc>
+          <w:tcPr>
+            <w:tcW w:type="dxa" w:w="3230"/>
+            <w:shd w:val="clear" w:color="auto" w:fill="B8B3D6"/>
+            <w:tcBorders>
+              <w:top w:val="single" w:sz="4" w:space="0" w:color="CBCBCB"/>
+              <w:left w:val="single" w:sz="4" w:space="0" w:color="CBCBCB"/>
+              <w:bottom w:val="single" w:sz="4" w:space="0" w:color="CBCBCB"/>
+              <w:right w:val="single" w:sz="4" w:space="0" w:color="CBCBCB"/>
+            </w:tcBorders>
+          </w:tcPr>
+          <w:p>
+            <w:r>
+              <w:rPr>
+                <w:sz w:val="20"/>
+              </w:rPr>
+              <w:t>G016</w:t>
+            </w:r>
+          </w:p>
+        </w:tc>
+        <w:tc>
+          <w:tcPr>
+            <w:tcW w:type="dxa" w:w="3230"/>
+            <w:shd w:val="clear" w:color="auto" w:fill="B8B3D6"/>
+            <w:tcBorders>
+              <w:top w:val="single" w:sz="4" w:space="0" w:color="CBCBCB"/>
+              <w:left w:val="single" w:sz="4" w:space="0" w:color="CBCBCB"/>
+              <w:bottom w:val="single" w:sz="4" w:space="0" w:color="CBCBCB"/>
+              <w:right w:val="single" w:sz="4" w:space="0" w:color="CBCBCB"/>
+            </w:tcBorders>
+          </w:tcPr>
+          <w:p>
+            <w:r>
+              <w:rPr>
+                <w:sz w:val="20"/>
+              </w:rPr>
+              <w:t xml:space="preserve">DPAPI </w:t>
+            </w:r>
+            <w:r>
+              <w:rPr>
+                <w:rFonts w:ascii="Courier New" w:hAnsi="Courier New"/>
+                <w:color w:val="F05922"/>
+                <w:sz w:val="20"/>
+              </w:rPr>
+              <w:t>ProtectedData</w:t>
+            </w:r>
+            <w:r>
+              <w:rPr>
+                <w:sz w:val="20"/>
+              </w:rPr>
+              <w:t xml:space="preserve"> chỉ chạy Windows — app cross-platform PHẢI xử lý tường minh trên Linux (cảnh báo/lỗi rõ), TUYỆT ĐỐI không im lặng fallback plaintext</w:t>
+            </w:r>
+          </w:p>
+        </w:tc>
+        <w:tc>
+          <w:tcPr>
+            <w:tcW w:type="dxa" w:w="3230"/>
+            <w:shd w:val="clear" w:color="auto" w:fill="B8B3D6"/>
+            <w:tcBorders>
+              <w:top w:val="single" w:sz="4" w:space="0" w:color="CBCBCB"/>
+              <w:left w:val="single" w:sz="4" w:space="0" w:color="CBCBCB"/>
+              <w:bottom w:val="single" w:sz="4" w:space="0" w:color="CBCBCB"/>
+              <w:right w:val="single" w:sz="4" w:space="0" w:color="CBCBCB"/>
+            </w:tcBorders>
+          </w:tcPr>
+          <w:p>
+            <w:r>
+              <w:rPr>
+                <w:sz w:val="20"/>
+              </w:rPr>
+              <w:t>2026-07-26</w:t>
+            </w:r>
+          </w:p>
+        </w:tc>
+      </w:tr>
     </w:tbl>
     <w:p/>
     <w:p>
@@ -5719,17 +6502,678 @@
     </w:p>
     <w:p>
       <w:pPr>
-        <w:spacing w:after="80"/>
-      </w:pPr>
-      <w:r>
-        <w:rPr>
-          <w:sz w:val="21"/>
-        </w:rPr>
-        <w:t>&lt;!-- Thêm entry mới theo format:</w:t>
+        <w:pStyle w:val="Heading2"/>
+        <w:spacing w:before="200" w:after="80"/>
+      </w:pPr>
+      <w:r>
+        <w:rPr>
+          <w:color w:val="F05922"/>
+          <w:sz w:val="28"/>
+        </w:rPr>
+        <w:t>G008 — Avalonia `AttachedToVisualTree` fires trước layout → `Bounds = 0` → camera decode full native resolution</w:t>
       </w:r>
     </w:p>
     <w:p>
       <w:pPr>
+        <w:spacing w:after="80"/>
+      </w:pPr>
+      <w:r>
+        <w:rPr>
+          <w:b/>
+          <w:sz w:val="21"/>
+        </w:rPr>
+        <w:t>Ngày phát hiện:</w:t>
+      </w:r>
+      <w:r>
+        <w:rPr>
+          <w:sz w:val="21"/>
+        </w:rPr>
+        <w:t xml:space="preserve"> 2026-07-18</w:t>
+      </w:r>
+    </w:p>
+    <w:p>
+      <w:pPr>
+        <w:spacing w:after="80"/>
+      </w:pPr>
+      <w:r>
+        <w:rPr>
+          <w:b/>
+          <w:sz w:val="21"/>
+        </w:rPr>
+        <w:t>Môi trường:</w:t>
+      </w:r>
+      <w:r>
+        <w:rPr>
+          <w:sz w:val="21"/>
+        </w:rPr>
+        <w:t xml:space="preserve"> Avalonia UI (.NET 8, Windows 11 x64), </w:t>
+      </w:r>
+      <w:r>
+        <w:rPr>
+          <w:rFonts w:ascii="Courier New" w:hAnsi="Courier New"/>
+          <w:color w:val="F05922"/>
+          <w:sz w:val="18"/>
+        </w:rPr>
+        <w:t>ParkingV8.App</w:t>
+      </w:r>
+      <w:r>
+        <w:rPr>
+          <w:sz w:val="21"/>
+        </w:rPr>
+        <w:t xml:space="preserve"> multi-lane scenario với Motion detection</w:t>
+      </w:r>
+    </w:p>
+    <w:p>
+      <w:pPr>
+        <w:spacing w:after="80"/>
+      </w:pPr>
+      <w:r>
+        <w:rPr>
+          <w:b/>
+          <w:sz w:val="21"/>
+        </w:rPr>
+        <w:t>Vấn đề:</w:t>
+      </w:r>
+    </w:p>
+    <w:p>
+      <w:pPr>
+        <w:spacing w:after="80"/>
+      </w:pPr>
+      <w:r>
+        <w:rPr>
+          <w:rFonts w:ascii="Courier New" w:hAnsi="Courier New"/>
+          <w:color w:val="F05922"/>
+          <w:sz w:val="18"/>
+        </w:rPr>
+        <w:t>MainShellWindow</w:t>
+      </w:r>
+      <w:r>
+        <w:rPr>
+          <w:sz w:val="21"/>
+        </w:rPr>
+        <w:t xml:space="preserve"> với 6 camera + Motion detection bật: "Not Responding" ngay khi mở, CPU 8+ cores dù UI idle, RAM tăng không giới hạn.</w:t>
+      </w:r>
+    </w:p>
+    <w:p>
+      <w:pPr>
+        <w:spacing w:after="80"/>
+      </w:pPr>
+      <w:r>
+        <w:rPr>
+          <w:b/>
+          <w:sz w:val="21"/>
+        </w:rPr>
+        <w:t>Nguyên nhân (tổ hợp — phải xảy ra cùng lúc mới gây crash):</w:t>
+      </w:r>
+    </w:p>
+    <w:p>
+      <w:pPr>
+        <w:spacing w:after="20"/>
+        <w:ind w:left="567" w:hanging="283"/>
+      </w:pPr>
+      <w:r>
+        <w:rPr>
+          <w:sz w:val="21"/>
+        </w:rPr>
+        <w:t>1.</w:t>
+        <w:tab/>
+      </w:r>
+      <w:r>
+        <w:rPr>
+          <w:rFonts w:ascii="Courier New" w:hAnsi="Courier New"/>
+          <w:color w:val="F05922"/>
+          <w:sz w:val="21"/>
+        </w:rPr>
+        <w:t>AttachedToVisualTree += (_, _) =&gt; StartCamera()</w:t>
+      </w:r>
+      <w:r>
+        <w:rPr>
+          <w:sz w:val="21"/>
+        </w:rPr>
+        <w:t xml:space="preserve"> gọi </w:t>
+      </w:r>
+      <w:r>
+        <w:rPr>
+          <w:rFonts w:ascii="Courier New" w:hAnsi="Courier New"/>
+          <w:color w:val="F05922"/>
+          <w:sz w:val="21"/>
+        </w:rPr>
+        <w:t>StartCamera()</w:t>
+      </w:r>
+      <w:r>
+        <w:rPr>
+          <w:sz w:val="21"/>
+        </w:rPr>
+        <w:t xml:space="preserve"> trước khi Avalonia hoàn tất Measure/Arrange pass lần đầu → </w:t>
+      </w:r>
+      <w:r>
+        <w:rPr>
+          <w:rFonts w:ascii="Courier New" w:hAnsi="Courier New"/>
+          <w:color w:val="F05922"/>
+          <w:sz w:val="21"/>
+        </w:rPr>
+        <w:t>Bounds.Width/Height = 0</w:t>
+      </w:r>
+      <w:r>
+        <w:rPr>
+          <w:sz w:val="21"/>
+        </w:rPr>
+        <w:t xml:space="preserve"> tại thời điểm đó.</w:t>
+      </w:r>
+    </w:p>
+    <w:p>
+      <w:pPr>
+        <w:spacing w:after="20"/>
+        <w:ind w:left="567" w:hanging="283"/>
+      </w:pPr>
+      <w:r>
+        <w:rPr>
+          <w:sz w:val="21"/>
+        </w:rPr>
+        <w:t>2.</w:t>
+        <w:tab/>
+      </w:r>
+      <w:r>
+        <w:rPr>
+          <w:rFonts w:ascii="Courier New" w:hAnsi="Courier New"/>
+          <w:color w:val="F05922"/>
+          <w:sz w:val="21"/>
+        </w:rPr>
+        <w:t>AnvPlayer._cachedWidth/_cachedHeight</w:t>
+      </w:r>
+      <w:r>
+        <w:rPr>
+          <w:sz w:val="21"/>
+        </w:rPr>
+        <w:t xml:space="preserve"> (volatile int) chỉ cập nhật từ </w:t>
+      </w:r>
+      <w:r>
+        <w:rPr>
+          <w:rFonts w:ascii="Courier New" w:hAnsi="Courier New"/>
+          <w:color w:val="F05922"/>
+          <w:sz w:val="21"/>
+        </w:rPr>
+        <w:t>OnPropertyChanged(BoundsProperty)</w:t>
+      </w:r>
+      <w:r>
+        <w:rPr>
+          <w:sz w:val="21"/>
+        </w:rPr>
+        <w:t xml:space="preserve"> khi </w:t>
+      </w:r>
+      <w:r>
+        <w:rPr>
+          <w:rFonts w:ascii="Courier New" w:hAnsi="Courier New"/>
+          <w:color w:val="F05922"/>
+          <w:sz w:val="21"/>
+        </w:rPr>
+        <w:t>Width &gt; 0</w:t>
+      </w:r>
+      <w:r>
+        <w:rPr>
+          <w:sz w:val="21"/>
+        </w:rPr>
+        <w:t xml:space="preserve"> → vẫn = 0 khi </w:t>
+      </w:r>
+      <w:r>
+        <w:rPr>
+          <w:rFonts w:ascii="Courier New" w:hAnsi="Courier New"/>
+          <w:color w:val="F05922"/>
+          <w:sz w:val="21"/>
+        </w:rPr>
+        <w:t>StartCamera()</w:t>
+      </w:r>
+      <w:r>
+        <w:rPr>
+          <w:sz w:val="21"/>
+        </w:rPr>
+        <w:t xml:space="preserve"> chạy.</w:t>
+      </w:r>
+    </w:p>
+    <w:p>
+      <w:pPr>
+        <w:spacing w:after="20"/>
+        <w:ind w:left="567" w:hanging="283"/>
+      </w:pPr>
+      <w:r>
+        <w:rPr>
+          <w:sz w:val="21"/>
+        </w:rPr>
+        <w:t>3.</w:t>
+        <w:tab/>
+      </w:r>
+      <w:r>
+        <w:rPr>
+          <w:rFonts w:ascii="Courier New" w:hAnsi="Courier New"/>
+          <w:color w:val="F05922"/>
+          <w:sz w:val="21"/>
+        </w:rPr>
+        <w:t>_cachedWidth = 0</w:t>
+      </w:r>
+      <w:r>
+        <w:rPr>
+          <w:sz w:val="21"/>
+        </w:rPr>
+        <w:t xml:space="preserve"> → </w:t>
+      </w:r>
+      <w:r>
+        <w:rPr>
+          <w:rFonts w:ascii="Courier New" w:hAnsi="Courier New"/>
+          <w:color w:val="F05922"/>
+          <w:sz w:val="21"/>
+        </w:rPr>
+        <w:t>controlReady = (0 &gt;= 32) = false</w:t>
+      </w:r>
+      <w:r>
+        <w:rPr>
+          <w:sz w:val="21"/>
+        </w:rPr>
+        <w:t xml:space="preserve"> → decode tại native camera resolution (1920×1080) thay vì control size (~300px) → 41× nhiều pixel hơn.</w:t>
+      </w:r>
+    </w:p>
+    <w:p>
+      <w:pPr>
+        <w:spacing w:after="20"/>
+        <w:ind w:left="567" w:hanging="283"/>
+      </w:pPr>
+      <w:r>
+        <w:rPr>
+          <w:sz w:val="21"/>
+        </w:rPr>
+        <w:t>4.</w:t>
+        <w:tab/>
+      </w:r>
+      <w:r>
+        <w:rPr>
+          <w:rFonts w:ascii="Courier New" w:hAnsi="Courier New"/>
+          <w:color w:val="F05922"/>
+          <w:sz w:val="21"/>
+        </w:rPr>
+        <w:t>motionDetectionInterval = 0</w:t>
+      </w:r>
+      <w:r>
+        <w:rPr>
+          <w:sz w:val="21"/>
+        </w:rPr>
+        <w:t xml:space="preserve"> → mọi frame đều đi qua OpenCV pipeline (</w:t>
+      </w:r>
+      <w:r>
+        <w:rPr>
+          <w:rFonts w:ascii="Courier New" w:hAnsi="Courier New"/>
+          <w:color w:val="F05922"/>
+          <w:sz w:val="21"/>
+        </w:rPr>
+        <w:t>ProcessFrame()</w:t>
+      </w:r>
+      <w:r>
+        <w:rPr>
+          <w:sz w:val="21"/>
+        </w:rPr>
+        <w:t xml:space="preserve"> với Absdiff + Threshold + Erode) → 6 cameras × 30fps × heavy OpenCV → CPU maxed → UI starved.</w:t>
+      </w:r>
+    </w:p>
+    <w:p>
+      <w:pPr>
+        <w:spacing w:after="80"/>
+      </w:pPr>
+      <w:r>
+        <w:rPr>
+          <w:b/>
+          <w:sz w:val="21"/>
+        </w:rPr>
+        <w:t>Nếu chỉ có 1 điều kiện (không đủ gây crash):</w:t>
+      </w:r>
+    </w:p>
+    <w:p>
+      <w:pPr>
+        <w:pStyle w:val="ListBullet"/>
+        <w:spacing w:after="20"/>
+        <w:ind w:left="283"/>
+      </w:pPr>
+      <w:r>
+        <w:rPr>
+          <w:sz w:val="21"/>
+        </w:rPr>
+        <w:t>Motion detection BẬT nhưng layout valid (size &gt; 0) → decode ở ~300px → fine</w:t>
+      </w:r>
+    </w:p>
+    <w:p>
+      <w:pPr>
+        <w:pStyle w:val="ListBullet"/>
+        <w:spacing w:after="20"/>
+        <w:ind w:left="283"/>
+      </w:pPr>
+      <w:r>
+        <w:rPr>
+          <w:sz w:val="21"/>
+        </w:rPr>
+        <w:t>Layout size = 0 nhưng Motion detection TẮT → không có OpenCV → fine</w:t>
+      </w:r>
+    </w:p>
+    <w:p>
+      <w:pPr>
+        <w:pStyle w:val="ListBullet"/>
+        <w:spacing w:after="20"/>
+        <w:ind w:left="283"/>
+      </w:pPr>
+      <w:r>
+        <w:rPr>
+          <w:sz w:val="21"/>
+        </w:rPr>
+        <w:t>Motion detection BẬT + size=0 nhưng chỉ 1 camera → tải thấp hơn → thường fine</w:t>
+      </w:r>
+    </w:p>
+    <w:p>
+      <w:pPr>
+        <w:spacing w:after="80"/>
+      </w:pPr>
+      <w:r>
+        <w:rPr>
+          <w:b/>
+          <w:sz w:val="21"/>
+        </w:rPr>
+        <w:t>Cách xử lý (ĐÃ ÁP DỤNG — 6 fixes, build 0 error):</w:t>
+      </w:r>
+    </w:p>
+    <w:p>
+      <w:pPr>
+        <w:spacing w:after="20"/>
+        <w:ind w:left="567" w:hanging="283"/>
+      </w:pPr>
+      <w:r>
+        <w:rPr>
+          <w:sz w:val="21"/>
+        </w:rPr>
+        <w:t>1.</w:t>
+        <w:tab/>
+      </w:r>
+      <w:r>
+        <w:rPr>
+          <w:b/>
+          <w:sz w:val="21"/>
+        </w:rPr>
+        <w:t>`DispatcherPriority.Loaded`</w:t>
+      </w:r>
+      <w:r>
+        <w:rPr>
+          <w:sz w:val="21"/>
+        </w:rPr>
+        <w:t xml:space="preserve"> thay vì gọi trực tiếp trong </w:t>
+      </w:r>
+      <w:r>
+        <w:rPr>
+          <w:rFonts w:ascii="Courier New" w:hAnsi="Courier New"/>
+          <w:color w:val="F05922"/>
+          <w:sz w:val="21"/>
+        </w:rPr>
+        <w:t>AttachedToVisualTree</w:t>
+      </w:r>
+      <w:r>
+        <w:rPr>
+          <w:sz w:val="21"/>
+        </w:rPr>
+        <w:t xml:space="preserve"> — delay đến sau layout pass, </w:t>
+      </w:r>
+      <w:r>
+        <w:rPr>
+          <w:rFonts w:ascii="Courier New" w:hAnsi="Courier New"/>
+          <w:color w:val="F05922"/>
+          <w:sz w:val="21"/>
+        </w:rPr>
+        <w:t>_cachedWidth</w:t>
+      </w:r>
+      <w:r>
+        <w:rPr>
+          <w:sz w:val="21"/>
+        </w:rPr>
+        <w:t xml:space="preserve"> đã hợp lệ</w:t>
+      </w:r>
+    </w:p>
+    <w:p>
+      <w:pPr>
+        <w:spacing w:after="20"/>
+        <w:ind w:left="567" w:hanging="283"/>
+      </w:pPr>
+      <w:r>
+        <w:rPr>
+          <w:sz w:val="21"/>
+        </w:rPr>
+        <w:t>2.</w:t>
+        <w:tab/>
+      </w:r>
+      <w:r>
+        <w:rPr>
+          <w:b/>
+          <w:sz w:val="21"/>
+        </w:rPr>
+        <w:t>`motionDetectionInterval = 100`</w:t>
+      </w:r>
+      <w:r>
+        <w:rPr>
+          <w:sz w:val="21"/>
+        </w:rPr>
+        <w:t xml:space="preserve"> (không phải 0) — tối đa 10 motion check/giây thay vì 30</w:t>
+      </w:r>
+    </w:p>
+    <w:p>
+      <w:pPr>
+        <w:spacing w:after="20"/>
+        <w:ind w:left="567" w:hanging="283"/>
+      </w:pPr>
+      <w:r>
+        <w:rPr>
+          <w:sz w:val="21"/>
+        </w:rPr>
+        <w:t>3.</w:t>
+        <w:tab/>
+      </w:r>
+      <w:r>
+        <w:rPr>
+          <w:b/>
+          <w:sz w:val="21"/>
+        </w:rPr>
+        <w:t>`CloseVideoSource()` luôn gọi `Stop()`</w:t>
+      </w:r>
+      <w:r>
+        <w:rPr>
+          <w:sz w:val="21"/>
+        </w:rPr>
+        <w:t xml:space="preserve"> — không bypass khi </w:t>
+      </w:r>
+      <w:r>
+        <w:rPr>
+          <w:rFonts w:ascii="Courier New" w:hAnsi="Courier New"/>
+          <w:color w:val="F05922"/>
+          <w:sz w:val="21"/>
+        </w:rPr>
+        <w:t>IsRunning = false</w:t>
+      </w:r>
+    </w:p>
+    <w:p>
+      <w:pPr>
+        <w:spacing w:after="20"/>
+        <w:ind w:left="567" w:hanging="283"/>
+      </w:pPr>
+      <w:r>
+        <w:rPr>
+          <w:sz w:val="21"/>
+        </w:rPr>
+        <w:t>4.</w:t>
+        <w:tab/>
+      </w:r>
+      <w:r>
+        <w:rPr>
+          <w:b/>
+          <w:sz w:val="21"/>
+        </w:rPr>
+        <w:t>Bare `catch {}` → xử lý `OperationCanceledException` riêng</w:t>
+      </w:r>
+      <w:r>
+        <w:rPr>
+          <w:sz w:val="21"/>
+        </w:rPr>
+        <w:t xml:space="preserve"> — tránh exception storm khi cancel</w:t>
+      </w:r>
+    </w:p>
+    <w:p>
+      <w:pPr>
+        <w:spacing w:after="20"/>
+        <w:ind w:left="567" w:hanging="283"/>
+      </w:pPr>
+      <w:r>
+        <w:rPr>
+          <w:sz w:val="21"/>
+        </w:rPr>
+        <w:t>5.</w:t>
+        <w:tab/>
+      </w:r>
+      <w:r>
+        <w:rPr>
+          <w:b/>
+          <w:sz w:val="21"/>
+        </w:rPr>
+        <w:t>`VideoStreamDecoderIntptr.Dispose()` gọi `TryComplete()`</w:t>
+      </w:r>
+      <w:r>
+        <w:rPr>
+          <w:sz w:val="21"/>
+        </w:rPr>
+        <w:t xml:space="preserve"> trên tất cả channels — consumer tasks không bị stuck</w:t>
+      </w:r>
+    </w:p>
+    <w:p>
+      <w:pPr>
+        <w:spacing w:after="20"/>
+        <w:ind w:left="567" w:hanging="283"/>
+      </w:pPr>
+      <w:r>
+        <w:rPr>
+          <w:sz w:val="21"/>
+        </w:rPr>
+        <w:t>6.</w:t>
+        <w:tab/>
+      </w:r>
+      <w:r>
+        <w:rPr>
+          <w:b/>
+          <w:sz w:val="21"/>
+        </w:rPr>
+        <w:t>`using var erodeKernel = new Mat()`</w:t>
+      </w:r>
+      <w:r>
+        <w:rPr>
+          <w:sz w:val="21"/>
+        </w:rPr>
+        <w:t xml:space="preserve"> thay </w:t>
+      </w:r>
+      <w:r>
+        <w:rPr>
+          <w:rFonts w:ascii="Courier New" w:hAnsi="Courier New"/>
+          <w:color w:val="F05922"/>
+          <w:sz w:val="21"/>
+        </w:rPr>
+        <w:t>new Mat()</w:t>
+      </w:r>
+      <w:r>
+        <w:rPr>
+          <w:sz w:val="21"/>
+        </w:rPr>
+        <w:t xml:space="preserve"> không dispose — tránh ~180 objects/s vào finalizer queue</w:t>
+      </w:r>
+    </w:p>
+    <w:p>
+      <w:pPr>
+        <w:spacing w:after="80"/>
+      </w:pPr>
+      <w:r>
+        <w:rPr>
+          <w:b/>
+          <w:sz w:val="21"/>
+        </w:rPr>
+        <w:t>Lần đầu gặp:</w:t>
+      </w:r>
+      <w:r>
+        <w:rPr>
+          <w:sz w:val="21"/>
+        </w:rPr>
+        <w:t xml:space="preserve"> BUG-004 investigation vòng 2 (2026-07-18) — xác nhận sau coordinator update "motion detection + size=0 = crash"</w:t>
+      </w:r>
+    </w:p>
+    <w:p>
+      <w:pPr>
+        <w:spacing w:after="80"/>
+      </w:pPr>
+      <w:r>
+        <w:rPr>
+          <w:b/>
+          <w:sz w:val="21"/>
+        </w:rPr>
+        <w:t>Không cần làm lại:</w:t>
+      </w:r>
+    </w:p>
+    <w:p>
+      <w:pPr>
+        <w:pStyle w:val="ListBullet"/>
+        <w:spacing w:after="20"/>
+        <w:ind w:left="283"/>
+      </w:pPr>
+      <w:r>
+        <w:rPr>
+          <w:sz w:val="21"/>
+        </w:rPr>
+        <w:t>Không cần tăng watchdog timer timeout — crash xảy ra trước bất kỳ timeout nào</w:t>
+      </w:r>
+    </w:p>
+    <w:p>
+      <w:pPr>
+        <w:pStyle w:val="ListBullet"/>
+        <w:spacing w:after="20"/>
+        <w:ind w:left="283"/>
+      </w:pPr>
+      <w:r>
+        <w:rPr>
+          <w:sz w:val="21"/>
+        </w:rPr>
+        <w:t xml:space="preserve">Không cần điều tra riêng </w:t>
+      </w:r>
+      <w:r>
+        <w:rPr>
+          <w:rFonts w:ascii="Courier New" w:hAnsi="Courier New"/>
+          <w:color w:val="F05922"/>
+          <w:sz w:val="21"/>
+        </w:rPr>
+        <w:t>OperationCanceledException</w:t>
+      </w:r>
+      <w:r>
+        <w:rPr>
+          <w:sz w:val="21"/>
+        </w:rPr>
+        <w:t xml:space="preserve"> (là triệu chứng của exception storm do size=0 + OpenCV, không phải root cause)</w:t>
+      </w:r>
+    </w:p>
+    <w:p>
+      <w:pPr>
+        <w:pStyle w:val="ListBullet"/>
+        <w:spacing w:after="20"/>
+        <w:ind w:left="283"/>
+      </w:pPr>
+      <w:r>
+        <w:rPr>
+          <w:sz w:val="21"/>
+        </w:rPr>
+        <w:t>Với Motion detection TẮT, không cần fix size=0 (không đủ tải để crash)</w:t>
+      </w:r>
+    </w:p>
+    <w:p>
+      <w:pPr>
+        <w:pBdr>
+          <w:bottom w:val="single" w:sz="6" w:space="1" w:color="F05922"/>
+        </w:pBdr>
+        <w:spacing w:after="120"/>
+      </w:pPr>
+    </w:p>
+    <w:p>
+      <w:pPr>
         <w:pStyle w:val="Heading2"/>
         <w:spacing w:before="200" w:after="80"/>
       </w:pPr>
@@ -5738,7 +7182,7 @@
           <w:color w:val="F05922"/>
           <w:sz w:val="28"/>
         </w:rPr>
-        <w:t>G00N — [Tên vấn đề ngắn gọn]</w:t>
+        <w:t>G009 — `RestSharp.Authenticators.Digest 2.0.0` không tương thích khi RestSharp core bị NuGet nổi lên 114.0.0 → `MissingMethodException` runtime dù build sạch</w:t>
       </w:r>
     </w:p>
     <w:p>
@@ -5756,7 +7200,7 @@
         <w:rPr>
           <w:sz w:val="21"/>
         </w:rPr>
-        <w:t xml:space="preserve"> YYYY-MM-DD</w:t>
+        <w:t xml:space="preserve"> 2026-07-20</w:t>
       </w:r>
     </w:p>
     <w:p>
@@ -5774,7 +7218,21 @@
         <w:rPr>
           <w:sz w:val="21"/>
         </w:rPr>
-        <w:t xml:space="preserve"> [OS / platform / version]</w:t>
+        <w:t xml:space="preserve"> .NET 8, Windows, </w:t>
+      </w:r>
+      <w:r>
+        <w:rPr>
+          <w:rFonts w:ascii="Courier New" w:hAnsi="Courier New"/>
+          <w:color w:val="F05922"/>
+          <w:sz w:val="18"/>
+        </w:rPr>
+        <w:t>IPGS.Object</w:t>
+      </w:r>
+      <w:r>
+        <w:rPr>
+          <w:sz w:val="21"/>
+        </w:rPr>
+        <w:t xml:space="preserve"> (camera controllers HIK/Dahua dùng Digest Auth để lấy ảnh/config vùng phát hiện)</w:t>
       </w:r>
     </w:p>
     <w:p>
@@ -5788,12 +7246,6 @@
         </w:rPr>
         <w:t>Vấn đề:</w:t>
       </w:r>
-      <w:r>
-        <w:rPr>
-          <w:sz w:val="21"/>
-        </w:rPr>
-        <w:t xml:space="preserve"> [Mô tả triệu chứng cụ thể]</w:t>
-      </w:r>
     </w:p>
     <w:p>
       <w:pPr>
@@ -5801,16 +7253,23 @@
       </w:pPr>
       <w:r>
         <w:rPr>
-          <w:b/>
-          <w:sz w:val="21"/>
-        </w:rPr>
-        <w:t>Nguyên nhân:</w:t>
-      </w:r>
-      <w:r>
-        <w:rPr>
-          <w:sz w:val="21"/>
-        </w:rPr>
-        <w:t xml:space="preserve"> [Root cause đã xác định]</w:t>
+          <w:sz w:val="21"/>
+        </w:rPr>
+        <w:t xml:space="preserve">Màn hình "Cài đặt vùng phát hiện Camera (ConfigRegion)" báo lỗi runtime khi bấm "Lấy ảnh"/"Phát hiện": </w:t>
+      </w:r>
+      <w:r>
+        <w:rPr>
+          <w:rFonts w:ascii="Courier New" w:hAnsi="Courier New"/>
+          <w:color w:val="F05922"/>
+          <w:sz w:val="18"/>
+        </w:rPr>
+        <w:t>Method 'Authenticate' in type 'RestSharp.Authenticators.Digest.DigestAuthenticator' from assembly 'RestSharp.Authenticators.Digest, Version=2.0.0.0'...</w:t>
+      </w:r>
+      <w:r>
+        <w:rPr>
+          <w:sz w:val="21"/>
+        </w:rPr>
+        <w:t>. Build hoàn toàn sạch, 0 lỗi — không có gì báo hiệu trước.</w:t>
       </w:r>
     </w:p>
     <w:p>
@@ -5822,13 +7281,7 @@
           <w:b/>
           <w:sz w:val="21"/>
         </w:rPr>
-        <w:t>Cách xử lý:</w:t>
-      </w:r>
-      <w:r>
-        <w:rPr>
-          <w:sz w:val="21"/>
-        </w:rPr>
-        <w:t xml:space="preserve"> [Giải pháp, workaround, hoặc cách tránh]</w:t>
+        <w:t>Nguyên nhân:</w:t>
       </w:r>
     </w:p>
     <w:p>
@@ -5837,16 +7290,171 @@
       </w:pPr>
       <w:r>
         <w:rPr>
-          <w:b/>
-          <w:sz w:val="21"/>
-        </w:rPr>
-        <w:t>Lần đầu gặp:</w:t>
-      </w:r>
-      <w:r>
-        <w:rPr>
-          <w:sz w:val="21"/>
-        </w:rPr>
-        <w:t xml:space="preserve"> [Context task / session]</w:t>
+          <w:rFonts w:ascii="Courier New" w:hAnsi="Courier New"/>
+          <w:color w:val="F05922"/>
+          <w:sz w:val="18"/>
+        </w:rPr>
+        <w:t>IPGS.Object.csproj</w:t>
+      </w:r>
+      <w:r>
+        <w:rPr>
+          <w:sz w:val="21"/>
+        </w:rPr>
+        <w:t xml:space="preserve"> chỉ khai báo </w:t>
+      </w:r>
+      <w:r>
+        <w:rPr>
+          <w:rFonts w:ascii="Courier New" w:hAnsi="Courier New"/>
+          <w:color w:val="F05922"/>
+          <w:sz w:val="18"/>
+        </w:rPr>
+        <w:t>PackageReference RestSharp.Authenticators.Digest 2.0.0</w:t>
+      </w:r>
+      <w:r>
+        <w:rPr>
+          <w:sz w:val="21"/>
+        </w:rPr>
+        <w:t xml:space="preserve"> (không pin </w:t>
+      </w:r>
+      <w:r>
+        <w:rPr>
+          <w:rFonts w:ascii="Courier New" w:hAnsi="Courier New"/>
+          <w:color w:val="F05922"/>
+          <w:sz w:val="18"/>
+        </w:rPr>
+        <w:t>RestSharp</w:t>
+      </w:r>
+      <w:r>
+        <w:rPr>
+          <w:sz w:val="21"/>
+        </w:rPr>
+        <w:t xml:space="preserve"> core trực tiếp). Package Digest 2.0.0 được compile chống lại </w:t>
+      </w:r>
+      <w:r>
+        <w:rPr>
+          <w:rFonts w:ascii="Courier New" w:hAnsi="Courier New"/>
+          <w:color w:val="F05922"/>
+          <w:sz w:val="18"/>
+        </w:rPr>
+        <w:t>IAuthenticator</w:t>
+      </w:r>
+      <w:r>
+        <w:rPr>
+          <w:sz w:val="21"/>
+        </w:rPr>
+        <w:t xml:space="preserve"> interface của RestSharp 111.x (sync </w:t>
+      </w:r>
+      <w:r>
+        <w:rPr>
+          <w:rFonts w:ascii="Courier New" w:hAnsi="Courier New"/>
+          <w:color w:val="F05922"/>
+          <w:sz w:val="18"/>
+        </w:rPr>
+        <w:t>Authenticate</w:t>
+      </w:r>
+      <w:r>
+        <w:rPr>
+          <w:sz w:val="21"/>
+        </w:rPr>
+        <w:t>). Nhưng project reference khác trong cùng graph (</w:t>
+      </w:r>
+      <w:r>
+        <w:rPr>
+          <w:rFonts w:ascii="Courier New" w:hAnsi="Courier New"/>
+          <w:color w:val="F05922"/>
+          <w:sz w:val="18"/>
+        </w:rPr>
+        <w:t>Kztek.Api.MultyPlatform</w:t>
+      </w:r>
+      <w:r>
+        <w:rPr>
+          <w:sz w:val="21"/>
+        </w:rPr>
+        <w:t xml:space="preserve">, thuộc </w:t>
+      </w:r>
+      <w:r>
+        <w:rPr>
+          <w:rFonts w:ascii="Courier New" w:hAnsi="Courier New"/>
+          <w:color w:val="F05922"/>
+          <w:sz w:val="18"/>
+        </w:rPr>
+        <w:t>parking-v8-app-avalonia</w:t>
+      </w:r>
+      <w:r>
+        <w:rPr>
+          <w:sz w:val="21"/>
+        </w:rPr>
+        <w:t xml:space="preserve">) khai báo cứng </w:t>
+      </w:r>
+      <w:r>
+        <w:rPr>
+          <w:rFonts w:ascii="Courier New" w:hAnsi="Courier New"/>
+          <w:color w:val="F05922"/>
+          <w:sz w:val="18"/>
+        </w:rPr>
+        <w:t>RestSharp 114.0.0</w:t>
+      </w:r>
+      <w:r>
+        <w:rPr>
+          <w:sz w:val="21"/>
+        </w:rPr>
+        <w:t>. NuGet resolve toàn bộ graph theo bản CAO NHẤT thoả floor constraint (</w:t>
+      </w:r>
+      <w:r>
+        <w:rPr>
+          <w:rFonts w:ascii="Courier New" w:hAnsi="Courier New"/>
+          <w:color w:val="F05922"/>
+          <w:sz w:val="18"/>
+        </w:rPr>
+        <w:t>&gt;= 111.2.0</w:t>
+      </w:r>
+      <w:r>
+        <w:rPr>
+          <w:sz w:val="21"/>
+        </w:rPr>
+        <w:t xml:space="preserve">) → chọn 114.0.0 cho cả solution. RestSharp 114 đổi signature </w:t>
+      </w:r>
+      <w:r>
+        <w:rPr>
+          <w:rFonts w:ascii="Courier New" w:hAnsi="Courier New"/>
+          <w:color w:val="F05922"/>
+          <w:sz w:val="18"/>
+        </w:rPr>
+        <w:t>IAuthenticator.Authenticate</w:t>
+      </w:r>
+      <w:r>
+        <w:rPr>
+          <w:sz w:val="21"/>
+        </w:rPr>
+        <w:t xml:space="preserve"> (thêm </w:t>
+      </w:r>
+      <w:r>
+        <w:rPr>
+          <w:rFonts w:ascii="Courier New" w:hAnsi="Courier New"/>
+          <w:color w:val="F05922"/>
+          <w:sz w:val="18"/>
+        </w:rPr>
+        <w:t>CancellationToken</w:t>
+      </w:r>
+      <w:r>
+        <w:rPr>
+          <w:sz w:val="21"/>
+        </w:rPr>
+        <w:t xml:space="preserve">) → assembly Digest 2.0.0 cũ bị </w:t>
+      </w:r>
+      <w:r>
+        <w:rPr>
+          <w:rFonts w:ascii="Courier New" w:hAnsi="Courier New"/>
+          <w:color w:val="F05922"/>
+          <w:sz w:val="18"/>
+        </w:rPr>
+        <w:t>MissingMethodException</w:t>
+      </w:r>
+      <w:r>
+        <w:rPr>
+          <w:sz w:val="21"/>
+        </w:rPr>
+        <w:t xml:space="preserve"> ở runtime vì interface binding không khớp, dù compile-time không phát hiện được (do duck-typing qua interface, không có strict version check lúc build).</w:t>
       </w:r>
     </w:p>
     <w:p>
@@ -5858,13 +7466,7 @@
           <w:b/>
           <w:sz w:val="21"/>
         </w:rPr>
-        <w:t>Không cần làm lại:</w:t>
-      </w:r>
-      <w:r>
-        <w:rPr>
-          <w:sz w:val="21"/>
-        </w:rPr>
-        <w:t xml:space="preserve"> [Những gì đã thử mà KHÔNG hoạt động — để tránh lặp lại]</w:t>
+        <w:t>Cách xử lý (ĐÃ ÁP DỤNG, xác nhận build 0 lỗi):</w:t>
       </w:r>
     </w:p>
     <w:p>
@@ -5875,7 +7477,2862 @@
         <w:rPr>
           <w:sz w:val="21"/>
         </w:rPr>
+        <w:t xml:space="preserve">Nâng cả 2 nơi dùng Digest lên bản 3.0.0 (đã hỗ trợ RestSharp 114 + </w:t>
+      </w:r>
+      <w:r>
+        <w:rPr>
+          <w:rFonts w:ascii="Courier New" w:hAnsi="Courier New"/>
+          <w:color w:val="F05922"/>
+          <w:sz w:val="18"/>
+        </w:rPr>
+        <w:t>CancellationToken</w:t>
+      </w:r>
+      <w:r>
+        <w:rPr>
+          <w:sz w:val="21"/>
+        </w:rPr>
+        <w:t xml:space="preserve">, có class </w:t>
+      </w:r>
+      <w:r>
+        <w:rPr>
+          <w:rFonts w:ascii="Courier New" w:hAnsi="Courier New"/>
+          <w:color w:val="F05922"/>
+          <w:sz w:val="18"/>
+        </w:rPr>
+        <w:t>DigestAuthenticatorLegacy</w:t>
+      </w:r>
+      <w:r>
+        <w:rPr>
+          <w:sz w:val="21"/>
+        </w:rPr>
+        <w:t xml:space="preserve"> back-compat):</w:t>
+      </w:r>
+    </w:p>
+    <w:p>
+      <w:pPr>
+        <w:spacing w:before="80" w:after="80"/>
+        <w:ind w:left="283"/>
+        <w:shd w:val="clear" w:color="auto" w:fill="F4F4F8"/>
+      </w:pPr>
+      <w:r>
+        <w:rPr>
+          <w:rFonts w:ascii="Courier New" w:hAnsi="Courier New"/>
+          <w:color w:val="251C53"/>
+          <w:sz w:val="18"/>
+        </w:rPr>
+        <w:t>&lt;!-- IPGS.Object.csproj --&gt;</w:t>
+        <w:br/>
+        <w:t>&lt;PackageReference Include="RestSharp.Authenticators.Digest" Version="3.0.0" /&gt;</w:t>
+        <w:br/>
+        <w:br/>
+        <w:t>&lt;!-- Kztek.Tool.csproj (cùng lỗi tiềm ẩn, đồng bộ luôn) --&gt;</w:t>
+        <w:br/>
+        <w:t>&lt;PackageReference Include="RestSharp" Version="114.0.0" /&gt;</w:t>
+        <w:br/>
+        <w:t>&lt;PackageReference Include="RestSharp.Authenticators.Digest" Version="3.0.0" /&gt;</w:t>
+      </w:r>
+    </w:p>
+    <w:p>
+      <w:pPr>
+        <w:spacing w:after="80"/>
+      </w:pPr>
+      <w:r>
+        <w:rPr>
+          <w:rFonts w:ascii="Courier New" w:hAnsi="Courier New"/>
+          <w:color w:val="F05922"/>
+          <w:sz w:val="18"/>
+        </w:rPr>
+        <w:t>dotnet restore --force</w:t>
+      </w:r>
+      <w:r>
+        <w:rPr>
+          <w:sz w:val="21"/>
+        </w:rPr>
+        <w:t xml:space="preserve"> để NuGet re-resolve lock file (</w:t>
+      </w:r>
+      <w:r>
+        <w:rPr>
+          <w:rFonts w:ascii="Courier New" w:hAnsi="Courier New"/>
+          <w:color w:val="F05922"/>
+          <w:sz w:val="18"/>
+        </w:rPr>
+        <w:t>obj/project.assets.json</w:t>
+      </w:r>
+      <w:r>
+        <w:rPr>
+          <w:sz w:val="21"/>
+        </w:rPr>
+        <w:t>) — restore thường không tự refresh nếu chỉ đổi version patch nhỏ trong cache cũ.</w:t>
+      </w:r>
+    </w:p>
+    <w:p>
+      <w:pPr>
+        <w:spacing w:after="80"/>
+      </w:pPr>
+      <w:r>
+        <w:rPr>
+          <w:b/>
+          <w:sz w:val="21"/>
+        </w:rPr>
+        <w:t>Bài học tổng quát:</w:t>
+      </w:r>
+      <w:r>
+        <w:rPr>
+          <w:sz w:val="21"/>
+        </w:rPr>
+        <w:t xml:space="preserve"> Khi 1 project không pin trực tiếp 1 package core (VD </w:t>
+      </w:r>
+      <w:r>
+        <w:rPr>
+          <w:rFonts w:ascii="Courier New" w:hAnsi="Courier New"/>
+          <w:color w:val="F05922"/>
+          <w:sz w:val="18"/>
+        </w:rPr>
+        <w:t>RestSharp</w:t>
+      </w:r>
+      <w:r>
+        <w:rPr>
+          <w:sz w:val="21"/>
+        </w:rPr>
+        <w:t xml:space="preserve">) mà chỉ pin package phụ thuộc nó (VD </w:t>
+      </w:r>
+      <w:r>
+        <w:rPr>
+          <w:rFonts w:ascii="Courier New" w:hAnsi="Courier New"/>
+          <w:color w:val="F05922"/>
+          <w:sz w:val="18"/>
+        </w:rPr>
+        <w:t>RestSharp.Authenticators.Digest</w:t>
+      </w:r>
+      <w:r>
+        <w:rPr>
+          <w:sz w:val="21"/>
+        </w:rPr>
+        <w:t xml:space="preserve">), NuGet sẽ tự nổi version core theo bất kỳ project nào khác trong dependency graph pin cao hơn — có thể phá vỡ tương thích binary của package phụ thuộc mà KHÔNG có lỗi build, chỉ lộ ra ở runtime khi gọi đúng method bị đổi signature. Luôn kiểm tra </w:t>
+      </w:r>
+      <w:r>
+        <w:rPr>
+          <w:rFonts w:ascii="Courier New" w:hAnsi="Courier New"/>
+          <w:color w:val="F05922"/>
+          <w:sz w:val="18"/>
+        </w:rPr>
+        <w:t>obj/project.assets.json</w:t>
+      </w:r>
+      <w:r>
+        <w:rPr>
+          <w:sz w:val="21"/>
+        </w:rPr>
+        <w:t xml:space="preserve"> (</w:t>
+      </w:r>
+      <w:r>
+        <w:rPr>
+          <w:rFonts w:ascii="Courier New" w:hAnsi="Courier New"/>
+          <w:color w:val="F05922"/>
+          <w:sz w:val="18"/>
+        </w:rPr>
+        <w:t>grep "PackageName/"</w:t>
+      </w:r>
+      <w:r>
+        <w:rPr>
+          <w:sz w:val="21"/>
+        </w:rPr>
+        <w:t xml:space="preserve">) để biết version THỰC SỰ được resolve, không tin vào version ghi trong </w:t>
+      </w:r>
+      <w:r>
+        <w:rPr>
+          <w:rFonts w:ascii="Courier New" w:hAnsi="Courier New"/>
+          <w:color w:val="F05922"/>
+          <w:sz w:val="18"/>
+        </w:rPr>
+        <w:t>.csproj</w:t>
+      </w:r>
+      <w:r>
+        <w:rPr>
+          <w:sz w:val="21"/>
+        </w:rPr>
+        <w:t>.</w:t>
+      </w:r>
+    </w:p>
+    <w:p>
+      <w:pPr>
+        <w:spacing w:after="80"/>
+      </w:pPr>
+      <w:r>
+        <w:rPr>
+          <w:b/>
+          <w:sz w:val="21"/>
+        </w:rPr>
+        <w:t>Lần đầu gặp:</w:t>
+      </w:r>
+      <w:r>
+        <w:rPr>
+          <w:sz w:val="21"/>
+        </w:rPr>
+        <w:t xml:space="preserve"> Bug report user "Lỗi: Method 'Authenticate'..." trên màn ConfigRegion (2026-07-20)</w:t>
+      </w:r>
+    </w:p>
+    <w:p>
+      <w:pPr>
+        <w:spacing w:after="80"/>
+      </w:pPr>
+      <w:r>
+        <w:rPr>
+          <w:b/>
+          <w:sz w:val="21"/>
+        </w:rPr>
+        <w:t>Không cần làm lại:</w:t>
+      </w:r>
+      <w:r>
+        <w:rPr>
+          <w:sz w:val="21"/>
+        </w:rPr>
+        <w:t xml:space="preserve"> Không cần pin </w:t>
+      </w:r>
+      <w:r>
+        <w:rPr>
+          <w:rFonts w:ascii="Courier New" w:hAnsi="Courier New"/>
+          <w:color w:val="F05922"/>
+          <w:sz w:val="18"/>
+        </w:rPr>
+        <w:t>RestSharp</w:t>
+      </w:r>
+      <w:r>
+        <w:rPr>
+          <w:sz w:val="21"/>
+        </w:rPr>
+        <w:t xml:space="preserve"> xuống 111.2.0 để ép Digest 2.0.0 hoạt động — sẽ downgrade </w:t>
+      </w:r>
+      <w:r>
+        <w:rPr>
+          <w:rFonts w:ascii="Courier New" w:hAnsi="Courier New"/>
+          <w:color w:val="F05922"/>
+          <w:sz w:val="18"/>
+        </w:rPr>
+        <w:t>Kztek.Api.MultyPlatform</w:t>
+      </w:r>
+      <w:r>
+        <w:rPr>
+          <w:sz w:val="21"/>
+        </w:rPr>
+        <w:t xml:space="preserve"> và có thể gây lỗi khác ở project đó; nâng Digest lên bản mới tương thích là hướng đúng.</w:t>
+      </w:r>
+    </w:p>
+    <w:p>
+      <w:pPr>
+        <w:pBdr>
+          <w:bottom w:val="single" w:sz="6" w:space="1" w:color="F05922"/>
+        </w:pBdr>
+        <w:spacing w:after="120"/>
+      </w:pPr>
+    </w:p>
+    <w:p>
+      <w:pPr>
+        <w:spacing w:after="80"/>
+      </w:pPr>
+      <w:r>
+        <w:rPr>
+          <w:sz w:val="21"/>
+        </w:rPr>
+        <w:t>&lt;!-- Thêm entry mới theo format:</w:t>
+      </w:r>
+    </w:p>
+    <w:p>
+      <w:pPr>
+        <w:pStyle w:val="Heading2"/>
+        <w:spacing w:before="200" w:after="80"/>
+      </w:pPr>
+      <w:r>
+        <w:rPr>
+          <w:color w:val="F05922"/>
+          <w:sz w:val="28"/>
+        </w:rPr>
+        <w:t>G00N — [Tên vấn đề ngắn gọn]</w:t>
+      </w:r>
+    </w:p>
+    <w:p>
+      <w:pPr>
+        <w:spacing w:after="80"/>
+      </w:pPr>
+      <w:r>
+        <w:rPr>
+          <w:b/>
+          <w:sz w:val="21"/>
+        </w:rPr>
+        <w:t>Ngày phát hiện:</w:t>
+      </w:r>
+      <w:r>
+        <w:rPr>
+          <w:sz w:val="21"/>
+        </w:rPr>
+        <w:t xml:space="preserve"> YYYY-MM-DD</w:t>
+      </w:r>
+    </w:p>
+    <w:p>
+      <w:pPr>
+        <w:spacing w:after="80"/>
+      </w:pPr>
+      <w:r>
+        <w:rPr>
+          <w:b/>
+          <w:sz w:val="21"/>
+        </w:rPr>
+        <w:t>Môi trường:</w:t>
+      </w:r>
+      <w:r>
+        <w:rPr>
+          <w:sz w:val="21"/>
+        </w:rPr>
+        <w:t xml:space="preserve"> [OS / platform / version]</w:t>
+      </w:r>
+    </w:p>
+    <w:p>
+      <w:pPr>
+        <w:spacing w:after="80"/>
+      </w:pPr>
+      <w:r>
+        <w:rPr>
+          <w:b/>
+          <w:sz w:val="21"/>
+        </w:rPr>
+        <w:t>Vấn đề:</w:t>
+      </w:r>
+      <w:r>
+        <w:rPr>
+          <w:sz w:val="21"/>
+        </w:rPr>
+        <w:t xml:space="preserve"> [Mô tả triệu chứng cụ thể]</w:t>
+      </w:r>
+    </w:p>
+    <w:p>
+      <w:pPr>
+        <w:spacing w:after="80"/>
+      </w:pPr>
+      <w:r>
+        <w:rPr>
+          <w:b/>
+          <w:sz w:val="21"/>
+        </w:rPr>
+        <w:t>Nguyên nhân:</w:t>
+      </w:r>
+      <w:r>
+        <w:rPr>
+          <w:sz w:val="21"/>
+        </w:rPr>
+        <w:t xml:space="preserve"> [Root cause đã xác định]</w:t>
+      </w:r>
+    </w:p>
+    <w:p>
+      <w:pPr>
+        <w:spacing w:after="80"/>
+      </w:pPr>
+      <w:r>
+        <w:rPr>
+          <w:b/>
+          <w:sz w:val="21"/>
+        </w:rPr>
+        <w:t>Cách xử lý:</w:t>
+      </w:r>
+      <w:r>
+        <w:rPr>
+          <w:sz w:val="21"/>
+        </w:rPr>
+        <w:t xml:space="preserve"> [Giải pháp, workaround, hoặc cách tránh]</w:t>
+      </w:r>
+    </w:p>
+    <w:p>
+      <w:pPr>
+        <w:spacing w:after="80"/>
+      </w:pPr>
+      <w:r>
+        <w:rPr>
+          <w:b/>
+          <w:sz w:val="21"/>
+        </w:rPr>
+        <w:t>Lần đầu gặp:</w:t>
+      </w:r>
+      <w:r>
+        <w:rPr>
+          <w:sz w:val="21"/>
+        </w:rPr>
+        <w:t xml:space="preserve"> [Context task / session]</w:t>
+      </w:r>
+    </w:p>
+    <w:p>
+      <w:pPr>
+        <w:spacing w:after="80"/>
+      </w:pPr>
+      <w:r>
+        <w:rPr>
+          <w:b/>
+          <w:sz w:val="21"/>
+        </w:rPr>
+        <w:t>Không cần làm lại:</w:t>
+      </w:r>
+      <w:r>
+        <w:rPr>
+          <w:sz w:val="21"/>
+        </w:rPr>
+        <w:t xml:space="preserve"> [Những gì đã thử mà KHÔNG hoạt động — để tránh lặp lại]</w:t>
+      </w:r>
+    </w:p>
+    <w:p>
+      <w:pPr>
+        <w:spacing w:after="80"/>
+      </w:pPr>
+      <w:r>
+        <w:rPr>
+          <w:sz w:val="21"/>
+        </w:rPr>
         <w:t>--&gt;</w:t>
+      </w:r>
+    </w:p>
+    <w:p>
+      <w:pPr>
+        <w:pStyle w:val="Heading2"/>
+        <w:spacing w:before="200" w:after="80"/>
+      </w:pPr>
+      <w:r>
+        <w:rPr>
+          <w:color w:val="F05922"/>
+          <w:sz w:val="28"/>
+        </w:rPr>
+        <w:t>G011 — Avalonia 12: `TextBox.Watermark` OBSOLETE, tên đúng là `PlaceholderText` (ngược Avalonia 11)</w:t>
+      </w:r>
+    </w:p>
+    <w:p>
+      <w:pPr>
+        <w:spacing w:after="80"/>
+      </w:pPr>
+      <w:r>
+        <w:rPr>
+          <w:b/>
+          <w:sz w:val="21"/>
+        </w:rPr>
+        <w:t>Ngày phát hiện:</w:t>
+      </w:r>
+      <w:r>
+        <w:rPr>
+          <w:sz w:val="21"/>
+        </w:rPr>
+        <w:t xml:space="preserve"> 2026-07-26</w:t>
+      </w:r>
+    </w:p>
+    <w:p>
+      <w:pPr>
+        <w:spacing w:after="80"/>
+      </w:pPr>
+      <w:r>
+        <w:rPr>
+          <w:b/>
+          <w:sz w:val="21"/>
+        </w:rPr>
+        <w:t>Môi trường:</w:t>
+      </w:r>
+      <w:r>
+        <w:rPr>
+          <w:sz w:val="21"/>
+        </w:rPr>
+        <w:t xml:space="preserve"> Avalonia 12.x (IPGS.RemoteControl.CcuUI, KztekComponentAvalonia), .NET, Windows</w:t>
+      </w:r>
+    </w:p>
+    <w:p>
+      <w:pPr>
+        <w:spacing w:after="80"/>
+      </w:pPr>
+      <w:r>
+        <w:rPr>
+          <w:b/>
+          <w:sz w:val="21"/>
+        </w:rPr>
+        <w:t>Vấn đề:</w:t>
+      </w:r>
+      <w:r>
+        <w:rPr>
+          <w:sz w:val="21"/>
+        </w:rPr>
+        <w:t xml:space="preserve"> </w:t>
+      </w:r>
+      <w:r>
+        <w:rPr>
+          <w:rFonts w:ascii="Courier New" w:hAnsi="Courier New"/>
+          <w:color w:val="F05922"/>
+          <w:sz w:val="18"/>
+        </w:rPr>
+        <w:t>RemoteScreenWindow.axaml</w:t>
+      </w:r>
+      <w:r>
+        <w:rPr>
+          <w:sz w:val="21"/>
+        </w:rPr>
+        <w:t xml:space="preserve"> dùng </w:t>
+      </w:r>
+      <w:r>
+        <w:rPr>
+          <w:rFonts w:ascii="Courier New" w:hAnsi="Courier New"/>
+          <w:color w:val="F05922"/>
+          <w:sz w:val="18"/>
+        </w:rPr>
+        <w:t>PlaceholderText</w:t>
+      </w:r>
+      <w:r>
+        <w:rPr>
+          <w:sz w:val="21"/>
+        </w:rPr>
+        <w:t xml:space="preserve"> trên plain </w:t>
+      </w:r>
+      <w:r>
+        <w:rPr>
+          <w:rFonts w:ascii="Courier New" w:hAnsi="Courier New"/>
+          <w:color w:val="F05922"/>
+          <w:sz w:val="18"/>
+        </w:rPr>
+        <w:t>TextBox</w:t>
+      </w:r>
+      <w:r>
+        <w:rPr>
+          <w:sz w:val="21"/>
+        </w:rPr>
+        <w:t xml:space="preserve"> — theo trí nhớ Avalonia 11 đây là property không tồn tại (Avalonia 11 chỉ có </w:t>
+      </w:r>
+      <w:r>
+        <w:rPr>
+          <w:rFonts w:ascii="Courier New" w:hAnsi="Courier New"/>
+          <w:color w:val="F05922"/>
+          <w:sz w:val="18"/>
+        </w:rPr>
+        <w:t>Watermark</w:t>
+      </w:r>
+      <w:r>
+        <w:rPr>
+          <w:sz w:val="21"/>
+        </w:rPr>
+        <w:t xml:space="preserve">), tưởng là bug hiển thị. Đổi sang </w:t>
+      </w:r>
+      <w:r>
+        <w:rPr>
+          <w:rFonts w:ascii="Courier New" w:hAnsi="Courier New"/>
+          <w:color w:val="F05922"/>
+          <w:sz w:val="18"/>
+        </w:rPr>
+        <w:t>Watermark</w:t>
+      </w:r>
+      <w:r>
+        <w:rPr>
+          <w:sz w:val="21"/>
+        </w:rPr>
+        <w:t xml:space="preserve"> thì build phát cảnh báo </w:t>
+      </w:r>
+      <w:r>
+        <w:rPr>
+          <w:rFonts w:ascii="Courier New" w:hAnsi="Courier New"/>
+          <w:color w:val="F05922"/>
+          <w:sz w:val="18"/>
+        </w:rPr>
+        <w:t>AVLN5001: 'TextBox.Watermark' is obsolete: Use PlaceholderText instead</w:t>
+      </w:r>
+      <w:r>
+        <w:rPr>
+          <w:sz w:val="21"/>
+        </w:rPr>
+        <w:t>.</w:t>
+      </w:r>
+    </w:p>
+    <w:p>
+      <w:pPr>
+        <w:spacing w:after="80"/>
+      </w:pPr>
+      <w:r>
+        <w:rPr>
+          <w:b/>
+          <w:sz w:val="21"/>
+        </w:rPr>
+        <w:t>Nguyên nhân:</w:t>
+      </w:r>
+      <w:r>
+        <w:rPr>
+          <w:sz w:val="21"/>
+        </w:rPr>
+        <w:t xml:space="preserve"> Avalonia 12 đổi tên </w:t>
+      </w:r>
+      <w:r>
+        <w:rPr>
+          <w:rFonts w:ascii="Courier New" w:hAnsi="Courier New"/>
+          <w:color w:val="F05922"/>
+          <w:sz w:val="18"/>
+        </w:rPr>
+        <w:t>Watermark</w:t>
+      </w:r>
+      <w:r>
+        <w:rPr>
+          <w:sz w:val="21"/>
+        </w:rPr>
+        <w:t xml:space="preserve"> → </w:t>
+      </w:r>
+      <w:r>
+        <w:rPr>
+          <w:rFonts w:ascii="Courier New" w:hAnsi="Courier New"/>
+          <w:color w:val="F05922"/>
+          <w:sz w:val="18"/>
+        </w:rPr>
+        <w:t>PlaceholderText</w:t>
+      </w:r>
+      <w:r>
+        <w:rPr>
+          <w:sz w:val="21"/>
+        </w:rPr>
+        <w:t xml:space="preserve"> (đồng bộ tên với các platform khác), giữ </w:t>
+      </w:r>
+      <w:r>
+        <w:rPr>
+          <w:rFonts w:ascii="Courier New" w:hAnsi="Courier New"/>
+          <w:color w:val="F05922"/>
+          <w:sz w:val="18"/>
+        </w:rPr>
+        <w:t>Watermark</w:t>
+      </w:r>
+      <w:r>
+        <w:rPr>
+          <w:sz w:val="21"/>
+        </w:rPr>
+        <w:t xml:space="preserve"> như alias obsolete. Hành vi NGƯỢC hoàn toàn với Avalonia 11 — dễ sửa "lùi" nếu quen bản cũ.</w:t>
+      </w:r>
+    </w:p>
+    <w:p>
+      <w:pPr>
+        <w:spacing w:after="80"/>
+      </w:pPr>
+      <w:r>
+        <w:rPr>
+          <w:b/>
+          <w:sz w:val="21"/>
+        </w:rPr>
+        <w:t>Cách xử lý:</w:t>
+      </w:r>
+      <w:r>
+        <w:rPr>
+          <w:sz w:val="21"/>
+        </w:rPr>
+        <w:t xml:space="preserve"> Trong repo dùng Avalonia 12 (RemoteControlTool): LUÔN dùng </w:t>
+      </w:r>
+      <w:r>
+        <w:rPr>
+          <w:rFonts w:ascii="Courier New" w:hAnsi="Courier New"/>
+          <w:color w:val="F05922"/>
+          <w:sz w:val="18"/>
+        </w:rPr>
+        <w:t>PlaceholderText</w:t>
+      </w:r>
+      <w:r>
+        <w:rPr>
+          <w:sz w:val="21"/>
+        </w:rPr>
+        <w:t xml:space="preserve"> cho TextBox/AutoCompleteBox. </w:t>
+      </w:r>
+      <w:r>
+        <w:rPr>
+          <w:rFonts w:ascii="Courier New" w:hAnsi="Courier New"/>
+          <w:color w:val="F05922"/>
+          <w:sz w:val="18"/>
+        </w:rPr>
+        <w:t>KztekComponentAvalonia</w:t>
+      </w:r>
+      <w:r>
+        <w:rPr>
+          <w:sz w:val="21"/>
+        </w:rPr>
+        <w:t xml:space="preserve"> còn nhiều chỗ dùng </w:t>
+      </w:r>
+      <w:r>
+        <w:rPr>
+          <w:rFonts w:ascii="Courier New" w:hAnsi="Courier New"/>
+          <w:color w:val="F05922"/>
+          <w:sz w:val="18"/>
+        </w:rPr>
+        <w:t>Watermark</w:t>
+      </w:r>
+      <w:r>
+        <w:rPr>
+          <w:sz w:val="21"/>
+        </w:rPr>
+        <w:t xml:space="preserve"> (chỉ warning, không phải error) — dọn dần khi chạm vào.</w:t>
+      </w:r>
+    </w:p>
+    <w:p>
+      <w:pPr>
+        <w:spacing w:after="80"/>
+      </w:pPr>
+      <w:r>
+        <w:rPr>
+          <w:b/>
+          <w:sz w:val="21"/>
+        </w:rPr>
+        <w:t>Lần đầu gặp:</w:t>
+      </w:r>
+      <w:r>
+        <w:rPr>
+          <w:sz w:val="21"/>
+        </w:rPr>
+        <w:t xml:space="preserve"> Bước 3.1 PLAN-remote-control-audit-fix (2026-07-26)</w:t>
+      </w:r>
+    </w:p>
+    <w:p>
+      <w:pPr>
+        <w:spacing w:after="80"/>
+      </w:pPr>
+      <w:r>
+        <w:rPr>
+          <w:b/>
+          <w:sz w:val="21"/>
+        </w:rPr>
+        <w:t>Không cần làm lại:</w:t>
+      </w:r>
+      <w:r>
+        <w:rPr>
+          <w:sz w:val="21"/>
+        </w:rPr>
+        <w:t xml:space="preserve"> Không cần "fix" </w:t>
+      </w:r>
+      <w:r>
+        <w:rPr>
+          <w:rFonts w:ascii="Courier New" w:hAnsi="Courier New"/>
+          <w:color w:val="F05922"/>
+          <w:sz w:val="18"/>
+        </w:rPr>
+        <w:t>PlaceholderText</w:t>
+      </w:r>
+      <w:r>
+        <w:rPr>
+          <w:sz w:val="21"/>
+        </w:rPr>
+        <w:t xml:space="preserve"> thành </w:t>
+      </w:r>
+      <w:r>
+        <w:rPr>
+          <w:rFonts w:ascii="Courier New" w:hAnsi="Courier New"/>
+          <w:color w:val="F05922"/>
+          <w:sz w:val="18"/>
+        </w:rPr>
+        <w:t>Watermark</w:t>
+      </w:r>
+      <w:r>
+        <w:rPr>
+          <w:sz w:val="21"/>
+        </w:rPr>
+        <w:t xml:space="preserve"> — PlaceholderText hiển thị đúng ở Avalonia 12; chỉ Avalonia 11 mới cần Watermark.</w:t>
+      </w:r>
+    </w:p>
+    <w:p>
+      <w:pPr>
+        <w:pBdr>
+          <w:bottom w:val="single" w:sz="6" w:space="1" w:color="F05922"/>
+        </w:pBdr>
+        <w:spacing w:after="120"/>
+      </w:pPr>
+    </w:p>
+    <w:p>
+      <w:pPr>
+        <w:pStyle w:val="Heading2"/>
+        <w:spacing w:before="200" w:after="80"/>
+      </w:pPr>
+      <w:r>
+        <w:rPr>
+          <w:color w:val="F05922"/>
+          <w:sz w:val="28"/>
+        </w:rPr>
+        <w:t>G010 — Lỗi RAM tăng dần khi xem LiveView do khởi tạo luồng giải mã 2 lần (Double allocation)</w:t>
+      </w:r>
+    </w:p>
+    <w:p>
+      <w:pPr>
+        <w:spacing w:after="80"/>
+      </w:pPr>
+      <w:r>
+        <w:rPr>
+          <w:b/>
+          <w:sz w:val="21"/>
+        </w:rPr>
+        <w:t>Ngày phát hiện:</w:t>
+      </w:r>
+      <w:r>
+        <w:rPr>
+          <w:sz w:val="21"/>
+        </w:rPr>
+        <w:t xml:space="preserve"> 2026-07-20</w:t>
+      </w:r>
+    </w:p>
+    <w:p>
+      <w:pPr>
+        <w:spacing w:after="80"/>
+      </w:pPr>
+      <w:r>
+        <w:rPr>
+          <w:b/>
+          <w:sz w:val="21"/>
+        </w:rPr>
+        <w:t>Môi trường:</w:t>
+      </w:r>
+      <w:r>
+        <w:rPr>
+          <w:sz w:val="21"/>
+        </w:rPr>
+        <w:t xml:space="preserve"> Avalonia UI, Windows</w:t>
+      </w:r>
+    </w:p>
+    <w:p>
+      <w:pPr>
+        <w:spacing w:after="80"/>
+      </w:pPr>
+      <w:r>
+        <w:rPr>
+          <w:b/>
+          <w:sz w:val="21"/>
+        </w:rPr>
+        <w:t>Vấn đề:</w:t>
+      </w:r>
+    </w:p>
+    <w:p>
+      <w:pPr>
+        <w:spacing w:after="80"/>
+      </w:pPr>
+      <w:r>
+        <w:rPr>
+          <w:sz w:val="21"/>
+        </w:rPr>
+        <w:t>Người dùng phản ánh RAM tăng dần sau khi bấm xem LiveView. Mở LiveView với camera offline cũng gây rò rỉ RAM (vào tight reconnect loop theo G007).</w:t>
+      </w:r>
+    </w:p>
+    <w:p>
+      <w:pPr>
+        <w:spacing w:after="80"/>
+      </w:pPr>
+      <w:r>
+        <w:rPr>
+          <w:b/>
+          <w:sz w:val="21"/>
+        </w:rPr>
+        <w:t>Nguyên nhân:</w:t>
+      </w:r>
+    </w:p>
+    <w:p>
+      <w:pPr>
+        <w:spacing w:after="20"/>
+        <w:ind w:left="567" w:hanging="283"/>
+      </w:pPr>
+      <w:r>
+        <w:rPr>
+          <w:sz w:val="21"/>
+        </w:rPr>
+        <w:t>1.</w:t>
+        <w:tab/>
+      </w:r>
+      <w:r>
+        <w:rPr>
+          <w:sz w:val="21"/>
+        </w:rPr>
+        <w:t>Trong MainWindow.axaml.cs, hàm OpenLiveViewAsync tạo một KzCamera mới và gọi camera.Start(motionDetectionInterval: 100). Việc này khởi tạo ngầm một AnvPlayer chạy dưới nền, cấp phát native memory (~100MB) và tiến hành phân tích nhận diện chuyển động mỗi 100ms.</w:t>
+      </w:r>
+    </w:p>
+    <w:p>
+      <w:pPr>
+        <w:spacing w:after="20"/>
+        <w:ind w:left="567" w:hanging="283"/>
+      </w:pPr>
+      <w:r>
+        <w:rPr>
+          <w:sz w:val="21"/>
+        </w:rPr>
+        <w:t>2.</w:t>
+        <w:tab/>
+      </w:r>
+      <w:r>
+        <w:rPr>
+          <w:sz w:val="21"/>
+        </w:rPr>
+        <w:t>Sau đó,</w:t>
+      </w:r>
+    </w:p>
+    <w:p>
+      <w:pPr>
+        <w:spacing w:after="80"/>
+      </w:pPr>
+      <w:r>
+        <w:rPr>
+          <w:sz w:val="21"/>
+        </w:rPr>
+        <w:t>rmViewCamera lại tạo ra một AnvPlayer thứ hai (UI control) và copy lại stream URL. Kết quả là có tới HAI luồng FFmpeg giải mã cùng một stream, gây lãng phí RAM và CPU. Nếu camera offline, cả 2 luồng đều rơi vào reconnect loop (G007). Hơn nữa,</w:t>
+      </w:r>
+    </w:p>
+    <w:p>
+      <w:pPr>
+        <w:spacing w:after="80"/>
+      </w:pPr>
+      <w:r>
+        <w:rPr>
+          <w:sz w:val="21"/>
+        </w:rPr>
+        <w:t>rmViewCamera không có Watchdog Timer nên nếu để LiveView mở, RAM sẽ tăng liên tục (~94-130MB/s) cho đến khi app crash.</w:t>
+      </w:r>
+    </w:p>
+    <w:p>
+      <w:pPr>
+        <w:spacing w:after="80"/>
+      </w:pPr>
+      <w:r>
+        <w:rPr>
+          <w:b/>
+          <w:sz w:val="21"/>
+        </w:rPr>
+        <w:t>Cách xử lý (ĐÃ ÁP DỤNG):</w:t>
+      </w:r>
+    </w:p>
+    <w:p>
+      <w:pPr>
+        <w:spacing w:after="20"/>
+        <w:ind w:left="567" w:hanging="283"/>
+      </w:pPr>
+      <w:r>
+        <w:rPr>
+          <w:sz w:val="21"/>
+        </w:rPr>
+        <w:t>1.</w:t>
+        <w:tab/>
+      </w:r>
+      <w:r>
+        <w:rPr>
+          <w:sz w:val="21"/>
+        </w:rPr>
+        <w:t>Trong MainWindow.axaml.cs, xoá bỏ hoàn toàn việc gọi camera.Start() và camera.Stop(). Chỉ truyền object qua cho form View.</w:t>
+      </w:r>
+    </w:p>
+    <w:p>
+      <w:pPr>
+        <w:spacing w:after="20"/>
+        <w:ind w:left="567" w:hanging="283"/>
+      </w:pPr>
+      <w:r>
+        <w:rPr>
+          <w:sz w:val="21"/>
+        </w:rPr>
+        <w:t>2.</w:t>
+        <w:tab/>
+      </w:r>
+      <w:r>
+        <w:rPr>
+          <w:sz w:val="21"/>
+        </w:rPr>
+        <w:t>Trong</w:t>
+      </w:r>
+    </w:p>
+    <w:p>
+      <w:pPr>
+        <w:spacing w:after="80"/>
+      </w:pPr>
+      <w:r>
+        <w:rPr>
+          <w:sz w:val="21"/>
+        </w:rPr>
+        <w:t>rmViewCamera.axaml.cs, dùng CameraRtspUrlBuilderFactory.TryBuild để build trực tiếp URL thay vì phụ thuộc vào luồng của MainWindow. Điều này giúp chỉ có DUY NHẤT một luồng AnvPlayer (của UI) được kích hoạt.</w:t>
+      </w:r>
+    </w:p>
+    <w:p>
+      <w:pPr>
+        <w:spacing w:after="20"/>
+        <w:ind w:left="567" w:hanging="283"/>
+      </w:pPr>
+      <w:r>
+        <w:rPr>
+          <w:sz w:val="21"/>
+        </w:rPr>
+        <w:t>3.</w:t>
+        <w:tab/>
+      </w:r>
+      <w:r>
+        <w:rPr>
+          <w:sz w:val="21"/>
+        </w:rPr>
+        <w:t>Trong</w:t>
+      </w:r>
+    </w:p>
+    <w:p>
+      <w:pPr>
+        <w:spacing w:after="80"/>
+      </w:pPr>
+      <w:r>
+        <w:rPr>
+          <w:sz w:val="21"/>
+        </w:rPr>
+        <w:t>rmViewCamera.axaml.cs, thêm cơ chế Watchdog vào timer (interval 300ms): Nếu không có khung hình nào mới (frame == null) trong vòng 8 giây, tự động gọi _player.Stop() để tránh rò rỉ bộ nhớ do FFmpeg reconnect loop, đồng thời hiển thị trạng thái Offline.</w:t>
+      </w:r>
+    </w:p>
+    <w:p>
+      <w:pPr>
+        <w:spacing w:after="80"/>
+      </w:pPr>
+      <w:r>
+        <w:rPr>
+          <w:b/>
+          <w:sz w:val="21"/>
+        </w:rPr>
+        <w:t>Bài học tổng quát:</w:t>
+      </w:r>
+    </w:p>
+    <w:p>
+      <w:pPr>
+        <w:spacing w:after="80"/>
+      </w:pPr>
+      <w:r>
+        <w:rPr>
+          <w:sz w:val="21"/>
+        </w:rPr>
+        <w:t>Tuyệt đối không gọi KzCamera.Start() nếu chỉ cần lấy URL/StreamInfo (sẽ khởi động ngầm một decoder pipeline cực nặng). Luôn thêm Watchdog Timer (timeout tuỳ ý, khuyến nghị 8s) để Stop() các Native Player nếu chúng rớt mạng, tránh tình trạng rò rỉ không giới hạn của FFmpeg khi reconnect.</w:t>
+      </w:r>
+    </w:p>
+    <w:p>
+      <w:pPr>
+        <w:pBdr>
+          <w:bottom w:val="single" w:sz="6" w:space="1" w:color="F05922"/>
+        </w:pBdr>
+        <w:spacing w:after="120"/>
+      </w:pPr>
+    </w:p>
+    <w:p>
+      <w:pPr>
+        <w:pStyle w:val="Heading2"/>
+        <w:spacing w:before="200" w:after="80"/>
+      </w:pPr>
+      <w:r>
+        <w:rPr>
+          <w:color w:val="F05922"/>
+          <w:sz w:val="28"/>
+        </w:rPr>
+        <w:t>G012 — `xclip` tự daemonize: `WaitForExit` luôn timeout, `Process` không dispose = leak fd; KHÔNG kill tree</w:t>
+      </w:r>
+    </w:p>
+    <w:p>
+      <w:pPr>
+        <w:spacing w:after="80"/>
+      </w:pPr>
+      <w:r>
+        <w:rPr>
+          <w:b/>
+          <w:sz w:val="21"/>
+        </w:rPr>
+        <w:t>Ngày phát hiện:</w:t>
+      </w:r>
+      <w:r>
+        <w:rPr>
+          <w:sz w:val="21"/>
+        </w:rPr>
+        <w:t xml:space="preserve"> 2026-07-26</w:t>
+      </w:r>
+    </w:p>
+    <w:p>
+      <w:pPr>
+        <w:spacing w:after="80"/>
+      </w:pPr>
+      <w:r>
+        <w:rPr>
+          <w:b/>
+          <w:sz w:val="21"/>
+        </w:rPr>
+        <w:t>Môi trường:</w:t>
+      </w:r>
+      <w:r>
+        <w:rPr>
+          <w:sz w:val="21"/>
+        </w:rPr>
+        <w:t xml:space="preserve"> Linux (X11), .NET 8 — </w:t>
+      </w:r>
+      <w:r>
+        <w:rPr>
+          <w:rFonts w:ascii="Courier New" w:hAnsi="Courier New"/>
+          <w:color w:val="F05922"/>
+          <w:sz w:val="18"/>
+        </w:rPr>
+        <w:t>IPGS.RemoteControl.ZcuAgent/Net/ClientSession.cs</w:t>
+      </w:r>
+      <w:r>
+        <w:rPr>
+          <w:sz w:val="21"/>
+        </w:rPr>
+        <w:t xml:space="preserve"> (sync clipboard)</w:t>
+      </w:r>
+    </w:p>
+    <w:p>
+      <w:pPr>
+        <w:spacing w:after="80"/>
+      </w:pPr>
+      <w:r>
+        <w:rPr>
+          <w:b/>
+          <w:sz w:val="21"/>
+        </w:rPr>
+        <w:t>Vấn đề:</w:t>
+      </w:r>
+      <w:r>
+        <w:rPr>
+          <w:sz w:val="21"/>
+        </w:rPr>
+        <w:t xml:space="preserve"> Mỗi lần sync clipboard qua </w:t>
+      </w:r>
+      <w:r>
+        <w:rPr>
+          <w:rFonts w:ascii="Courier New" w:hAnsi="Courier New"/>
+          <w:color w:val="F05922"/>
+          <w:sz w:val="18"/>
+        </w:rPr>
+        <w:t>xclip -selection clipboard</w:t>
+      </w:r>
+      <w:r>
+        <w:rPr>
+          <w:sz w:val="21"/>
+        </w:rPr>
+        <w:t xml:space="preserve"> leak 1 file descriptor + 1 object </w:t>
+      </w:r>
+      <w:r>
+        <w:rPr>
+          <w:rFonts w:ascii="Courier New" w:hAnsi="Courier New"/>
+          <w:color w:val="F05922"/>
+          <w:sz w:val="18"/>
+        </w:rPr>
+        <w:t>Process</w:t>
+      </w:r>
+      <w:r>
+        <w:rPr>
+          <w:sz w:val="21"/>
+        </w:rPr>
+        <w:t xml:space="preserve">; </w:t>
+      </w:r>
+      <w:r>
+        <w:rPr>
+          <w:rFonts w:ascii="Courier New" w:hAnsi="Courier New"/>
+          <w:color w:val="F05922"/>
+          <w:sz w:val="18"/>
+        </w:rPr>
+        <w:t>WaitForExit(1000)</w:t>
+      </w:r>
+      <w:r>
+        <w:rPr>
+          <w:sz w:val="21"/>
+        </w:rPr>
+        <w:t xml:space="preserve"> chặn thread-pool 1s mỗi message và gần như luôn timeout.</w:t>
+      </w:r>
+    </w:p>
+    <w:p>
+      <w:pPr>
+        <w:spacing w:after="80"/>
+      </w:pPr>
+      <w:r>
+        <w:rPr>
+          <w:b/>
+          <w:sz w:val="21"/>
+        </w:rPr>
+        <w:t>Nguyên nhân:</w:t>
+      </w:r>
+      <w:r>
+        <w:rPr>
+          <w:sz w:val="21"/>
+        </w:rPr>
+        <w:t xml:space="preserve"> </w:t>
+      </w:r>
+      <w:r>
+        <w:rPr>
+          <w:rFonts w:ascii="Courier New" w:hAnsi="Courier New"/>
+          <w:color w:val="F05922"/>
+          <w:sz w:val="18"/>
+        </w:rPr>
+        <w:t>xclip</w:t>
+      </w:r>
+      <w:r>
+        <w:rPr>
+          <w:sz w:val="21"/>
+        </w:rPr>
+        <w:t xml:space="preserve"> </w:t>
+      </w:r>
+      <w:r>
+        <w:rPr>
+          <w:b/>
+          <w:sz w:val="21"/>
+        </w:rPr>
+        <w:t>cố ý fork/daemonize</w:t>
+      </w:r>
+      <w:r>
+        <w:rPr>
+          <w:sz w:val="21"/>
+        </w:rPr>
+        <w:t xml:space="preserve"> để tiếp tục sở hữu X selection sau khi lệnh "xong" (clipboard X11 là pull-model — process phải sống để phục vụ paste). Tiến trình cha exit nhưng cách gọi cũ giữ </w:t>
+      </w:r>
+      <w:r>
+        <w:rPr>
+          <w:rFonts w:ascii="Courier New" w:hAnsi="Courier New"/>
+          <w:color w:val="F05922"/>
+          <w:sz w:val="18"/>
+        </w:rPr>
+        <w:t>proc</w:t>
+      </w:r>
+      <w:r>
+        <w:rPr>
+          <w:sz w:val="21"/>
+        </w:rPr>
+        <w:t xml:space="preserve"> không dispose → leak.</w:t>
+      </w:r>
+    </w:p>
+    <w:p>
+      <w:pPr>
+        <w:spacing w:after="80"/>
+      </w:pPr>
+      <w:r>
+        <w:rPr>
+          <w:b/>
+          <w:sz w:val="21"/>
+        </w:rPr>
+        <w:t>Cách xử lý:</w:t>
+      </w:r>
+      <w:r>
+        <w:rPr>
+          <w:sz w:val="21"/>
+        </w:rPr>
+        <w:t xml:space="preserve"> Ghi stdin async, đóng stdin, rồi </w:t>
+      </w:r>
+      <w:r>
+        <w:rPr>
+          <w:b/>
+          <w:sz w:val="21"/>
+        </w:rPr>
+        <w:t>dispose `Process` (release handle) NGAY</w:t>
+      </w:r>
+      <w:r>
+        <w:rPr>
+          <w:sz w:val="21"/>
+        </w:rPr>
+        <w:t xml:space="preserve"> — không chờ exit, và </w:t>
+      </w:r>
+      <w:r>
+        <w:rPr>
+          <w:b/>
+          <w:sz w:val="21"/>
+        </w:rPr>
+        <w:t>TUYỆT ĐỐI KHÔNG kill process tree</w:t>
+      </w:r>
+      <w:r>
+        <w:rPr>
+          <w:sz w:val="21"/>
+        </w:rPr>
+        <w:t xml:space="preserve"> (kill = mất nội dung clipboard vừa set vì daemon giữ selection bị giết).</w:t>
+      </w:r>
+    </w:p>
+    <w:p>
+      <w:pPr>
+        <w:spacing w:after="80"/>
+      </w:pPr>
+      <w:r>
+        <w:rPr>
+          <w:b/>
+          <w:sz w:val="21"/>
+        </w:rPr>
+        <w:t>Lần đầu gặp:</w:t>
+      </w:r>
+      <w:r>
+        <w:rPr>
+          <w:sz w:val="21"/>
+        </w:rPr>
+        <w:t xml:space="preserve"> Fix L2 — Bước 2.1 PLAN-remote-control-audit-fix (2026-07-26, commit </w:t>
+      </w:r>
+      <w:r>
+        <w:rPr>
+          <w:rFonts w:ascii="Courier New" w:hAnsi="Courier New"/>
+          <w:color w:val="F05922"/>
+          <w:sz w:val="18"/>
+        </w:rPr>
+        <w:t>1ab4f03</w:t>
+      </w:r>
+      <w:r>
+        <w:rPr>
+          <w:sz w:val="21"/>
+        </w:rPr>
+        <w:t>)</w:t>
+      </w:r>
+    </w:p>
+    <w:p>
+      <w:pPr>
+        <w:spacing w:after="80"/>
+      </w:pPr>
+      <w:r>
+        <w:rPr>
+          <w:b/>
+          <w:sz w:val="21"/>
+        </w:rPr>
+        <w:t>Không cần làm lại:</w:t>
+      </w:r>
+      <w:r>
+        <w:rPr>
+          <w:sz w:val="21"/>
+        </w:rPr>
+        <w:t xml:space="preserve"> Không tăng timeout </w:t>
+      </w:r>
+      <w:r>
+        <w:rPr>
+          <w:rFonts w:ascii="Courier New" w:hAnsi="Courier New"/>
+          <w:color w:val="F05922"/>
+          <w:sz w:val="18"/>
+        </w:rPr>
+        <w:t>WaitForExit</w:t>
+      </w:r>
+      <w:r>
+        <w:rPr>
+          <w:sz w:val="21"/>
+        </w:rPr>
+        <w:t xml:space="preserve"> (vô nghĩa — daemon không bao giờ exit khi còn giữ selection); không chuyển sang </w:t>
+      </w:r>
+      <w:r>
+        <w:rPr>
+          <w:rFonts w:ascii="Courier New" w:hAnsi="Courier New"/>
+          <w:color w:val="F05922"/>
+          <w:sz w:val="18"/>
+        </w:rPr>
+        <w:t>xsel</w:t>
+      </w:r>
+      <w:r>
+        <w:rPr>
+          <w:sz w:val="21"/>
+        </w:rPr>
+        <w:t xml:space="preserve"> để "fix" (hành vi daemonize tương tự).</w:t>
+      </w:r>
+    </w:p>
+    <w:p>
+      <w:pPr>
+        <w:pBdr>
+          <w:bottom w:val="single" w:sz="6" w:space="1" w:color="F05922"/>
+        </w:pBdr>
+        <w:spacing w:after="120"/>
+      </w:pPr>
+    </w:p>
+    <w:p>
+      <w:pPr>
+        <w:pStyle w:val="Heading2"/>
+        <w:spacing w:before="200" w:after="80"/>
+      </w:pPr>
+      <w:r>
+        <w:rPr>
+          <w:color w:val="F05922"/>
+          <w:sz w:val="28"/>
+        </w:rPr>
+        <w:t>G013 — Heartbeat/watchdog đặt CÙNG loop với `WriteAsync` không timeout → timeout không bao giờ fire; `NetworkStream.WriteTimeout` KHÔNG áp dụng cho async write</w:t>
+      </w:r>
+    </w:p>
+    <w:p>
+      <w:pPr>
+        <w:spacing w:after="80"/>
+      </w:pPr>
+      <w:r>
+        <w:rPr>
+          <w:b/>
+          <w:sz w:val="21"/>
+        </w:rPr>
+        <w:t>Ngày phát hiện:</w:t>
+      </w:r>
+      <w:r>
+        <w:rPr>
+          <w:sz w:val="21"/>
+        </w:rPr>
+        <w:t xml:space="preserve"> 2026-07-26</w:t>
+      </w:r>
+    </w:p>
+    <w:p>
+      <w:pPr>
+        <w:spacing w:after="80"/>
+      </w:pPr>
+      <w:r>
+        <w:rPr>
+          <w:b/>
+          <w:sz w:val="21"/>
+        </w:rPr>
+        <w:t>Môi trường:</w:t>
+      </w:r>
+      <w:r>
+        <w:rPr>
+          <w:sz w:val="21"/>
+        </w:rPr>
+        <w:t xml:space="preserve"> .NET 8 TCP server — </w:t>
+      </w:r>
+      <w:r>
+        <w:rPr>
+          <w:rFonts w:ascii="Courier New" w:hAnsi="Courier New"/>
+          <w:color w:val="F05922"/>
+          <w:sz w:val="18"/>
+        </w:rPr>
+        <w:t>IPGS.RemoteControl.ZcuAgent/Net/ClientSession.cs</w:t>
+      </w:r>
+    </w:p>
+    <w:p>
+      <w:pPr>
+        <w:spacing w:after="80"/>
+      </w:pPr>
+      <w:r>
+        <w:rPr>
+          <w:b/>
+          <w:sz w:val="21"/>
+        </w:rPr>
+        <w:t>Vấn đề:</w:t>
+      </w:r>
+      <w:r>
+        <w:rPr>
+          <w:sz w:val="21"/>
+        </w:rPr>
+        <w:t xml:space="preserve"> Client đã auth nhưng ngừng đọc (slow-reader/độc hại) → </w:t>
+      </w:r>
+      <w:r>
+        <w:rPr>
+          <w:rFonts w:ascii="Courier New" w:hAnsi="Courier New"/>
+          <w:color w:val="F05922"/>
+          <w:sz w:val="18"/>
+        </w:rPr>
+        <w:t>WriteAsync(frame)</w:t>
+      </w:r>
+      <w:r>
+        <w:rPr>
+          <w:sz w:val="21"/>
+        </w:rPr>
+        <w:t xml:space="preserve"> backpressure chặn vô hạn → kiểm tra heartbeat </w:t>
+      </w:r>
+      <w:r>
+        <w:rPr>
+          <w:rFonts w:ascii="Courier New" w:hAnsi="Courier New"/>
+          <w:color w:val="F05922"/>
+          <w:sz w:val="18"/>
+        </w:rPr>
+        <w:t>now - lastPong &gt; PingTimeoutMs</w:t>
+      </w:r>
+      <w:r>
+        <w:rPr>
+          <w:sz w:val="21"/>
+        </w:rPr>
+        <w:t xml:space="preserve"> nằm cùng capture loop </w:t>
+      </w:r>
+      <w:r>
+        <w:rPr>
+          <w:b/>
+          <w:sz w:val="21"/>
+        </w:rPr>
+        <w:t>không bao giờ chạy tới</w:t>
+      </w:r>
+      <w:r>
+        <w:rPr>
+          <w:sz w:val="21"/>
+        </w:rPr>
+        <w:t xml:space="preserve"> → 1 client kẹt chiếm luôn slot session duy nhất.</w:t>
+      </w:r>
+    </w:p>
+    <w:p>
+      <w:pPr>
+        <w:spacing w:after="80"/>
+      </w:pPr>
+      <w:r>
+        <w:rPr>
+          <w:b/>
+          <w:sz w:val="21"/>
+        </w:rPr>
+        <w:t>Nguyên nhân:</w:t>
+      </w:r>
+      <w:r>
+        <w:rPr>
+          <w:sz w:val="21"/>
+        </w:rPr>
+        <w:t xml:space="preserve"> (1) Watchdog và write nằm cùng 1 loop tuần tự — write chặn thì watchdog chết theo; (2) </w:t>
+      </w:r>
+      <w:r>
+        <w:rPr>
+          <w:rFonts w:ascii="Courier New" w:hAnsi="Courier New"/>
+          <w:color w:val="F05922"/>
+          <w:sz w:val="18"/>
+        </w:rPr>
+        <w:t>NetworkStream.WriteTimeout</w:t>
+      </w:r>
+      <w:r>
+        <w:rPr>
+          <w:sz w:val="21"/>
+        </w:rPr>
+        <w:t xml:space="preserve"> chỉ áp dụng cho </w:t>
+      </w:r>
+      <w:r>
+        <w:rPr>
+          <w:b/>
+          <w:sz w:val="21"/>
+        </w:rPr>
+        <w:t>sync</w:t>
+      </w:r>
+      <w:r>
+        <w:rPr>
+          <w:sz w:val="21"/>
+        </w:rPr>
+        <w:t xml:space="preserve"> </w:t>
+      </w:r>
+      <w:r>
+        <w:rPr>
+          <w:rFonts w:ascii="Courier New" w:hAnsi="Courier New"/>
+          <w:color w:val="F05922"/>
+          <w:sz w:val="18"/>
+        </w:rPr>
+        <w:t>Write</w:t>
+      </w:r>
+      <w:r>
+        <w:rPr>
+          <w:sz w:val="21"/>
+        </w:rPr>
+        <w:t xml:space="preserve">, hoàn toàn bị bỏ qua với </w:t>
+      </w:r>
+      <w:r>
+        <w:rPr>
+          <w:rFonts w:ascii="Courier New" w:hAnsi="Courier New"/>
+          <w:color w:val="F05922"/>
+          <w:sz w:val="18"/>
+        </w:rPr>
+        <w:t>WriteAsync</w:t>
+      </w:r>
+      <w:r>
+        <w:rPr>
+          <w:sz w:val="21"/>
+        </w:rPr>
+        <w:t xml:space="preserve"> (behavior documented nhưng dễ quên).</w:t>
+      </w:r>
+    </w:p>
+    <w:p>
+      <w:pPr>
+        <w:spacing w:after="80"/>
+      </w:pPr>
+      <w:r>
+        <w:rPr>
+          <w:b/>
+          <w:sz w:val="21"/>
+        </w:rPr>
+        <w:t>Cách xử lý:</w:t>
+      </w:r>
+      <w:r>
+        <w:rPr>
+          <w:sz w:val="21"/>
+        </w:rPr>
+        <w:t xml:space="preserve"> (1) Tách watchdog PONG thành </w:t>
+      </w:r>
+      <w:r>
+        <w:rPr>
+          <w:b/>
+          <w:sz w:val="21"/>
+        </w:rPr>
+        <w:t>task riêng</w:t>
+      </w:r>
+      <w:r>
+        <w:rPr>
+          <w:sz w:val="21"/>
+        </w:rPr>
+        <w:t xml:space="preserve"> chỉ đọc </w:t>
+      </w:r>
+      <w:r>
+        <w:rPr>
+          <w:rFonts w:ascii="Courier New" w:hAnsi="Courier New"/>
+          <w:color w:val="F05922"/>
+          <w:sz w:val="18"/>
+        </w:rPr>
+        <w:t>_lastPongTicks</w:t>
+      </w:r>
+      <w:r>
+        <w:rPr>
+          <w:sz w:val="21"/>
+        </w:rPr>
+        <w:t xml:space="preserve"> (Interlocked) và cancel session khi quá hạn; (2) Mọi </w:t>
+      </w:r>
+      <w:r>
+        <w:rPr>
+          <w:rFonts w:ascii="Courier New" w:hAnsi="Courier New"/>
+          <w:color w:val="F05922"/>
+          <w:sz w:val="18"/>
+        </w:rPr>
+        <w:t>WriteAsync</w:t>
+      </w:r>
+      <w:r>
+        <w:rPr>
+          <w:sz w:val="21"/>
+        </w:rPr>
+        <w:t xml:space="preserve"> bọc CTS </w:t>
+      </w:r>
+      <w:r>
+        <w:rPr>
+          <w:rFonts w:ascii="Courier New" w:hAnsi="Courier New"/>
+          <w:color w:val="F05922"/>
+          <w:sz w:val="18"/>
+        </w:rPr>
+        <w:t>CancelAfter(10s)</w:t>
+      </w:r>
+      <w:r>
+        <w:rPr>
+          <w:sz w:val="21"/>
+        </w:rPr>
+        <w:t xml:space="preserve">, convert timeout → </w:t>
+      </w:r>
+      <w:r>
+        <w:rPr>
+          <w:rFonts w:ascii="Courier New" w:hAnsi="Courier New"/>
+          <w:color w:val="F05922"/>
+          <w:sz w:val="18"/>
+        </w:rPr>
+        <w:t>IOException</w:t>
+      </w:r>
+      <w:r>
+        <w:rPr>
+          <w:sz w:val="21"/>
+        </w:rPr>
+        <w:t xml:space="preserve"> (phân biệt với session-cancel qua </w:t>
+      </w:r>
+      <w:r>
+        <w:rPr>
+          <w:rFonts w:ascii="Courier New" w:hAnsi="Courier New"/>
+          <w:color w:val="F05922"/>
+          <w:sz w:val="18"/>
+        </w:rPr>
+        <w:t>when (!ct.IsCancellationRequested)</w:t>
+      </w:r>
+      <w:r>
+        <w:rPr>
+          <w:sz w:val="21"/>
+        </w:rPr>
+        <w:t xml:space="preserve">); (3) </w:t>
+      </w:r>
+      <w:r>
+        <w:rPr>
+          <w:rFonts w:ascii="Courier New" w:hAnsi="Courier New"/>
+          <w:color w:val="F05922"/>
+          <w:sz w:val="18"/>
+        </w:rPr>
+        <w:t>WhenAny</w:t>
+      </w:r>
+      <w:r>
+        <w:rPr>
+          <w:sz w:val="21"/>
+        </w:rPr>
+        <w:t xml:space="preserve"> + </w:t>
+      </w:r>
+      <w:r>
+        <w:rPr>
+          <w:rFonts w:ascii="Courier New" w:hAnsi="Courier New"/>
+          <w:color w:val="F05922"/>
+          <w:sz w:val="18"/>
+        </w:rPr>
+        <w:t>CancelAsync</w:t>
+      </w:r>
+      <w:r>
+        <w:rPr>
+          <w:sz w:val="21"/>
+        </w:rPr>
+        <w:t xml:space="preserve"> + </w:t>
+      </w:r>
+      <w:r>
+        <w:rPr>
+          <w:rFonts w:ascii="Courier New" w:hAnsi="Courier New"/>
+          <w:color w:val="F05922"/>
+          <w:sz w:val="18"/>
+        </w:rPr>
+        <w:t>WhenAll</w:t>
+      </w:r>
+      <w:r>
+        <w:rPr>
+          <w:sz w:val="21"/>
+        </w:rPr>
+        <w:t xml:space="preserve"> để đóng sạch cả các task.</w:t>
+      </w:r>
+    </w:p>
+    <w:p>
+      <w:pPr>
+        <w:spacing w:after="80"/>
+      </w:pPr>
+      <w:r>
+        <w:rPr>
+          <w:b/>
+          <w:sz w:val="21"/>
+        </w:rPr>
+        <w:t>Lần đầu gặp:</w:t>
+      </w:r>
+      <w:r>
+        <w:rPr>
+          <w:sz w:val="21"/>
+        </w:rPr>
+        <w:t xml:space="preserve"> Fix L3 — Bước 2.1 PLAN-remote-control-audit-fix (2026-07-26, commit </w:t>
+      </w:r>
+      <w:r>
+        <w:rPr>
+          <w:rFonts w:ascii="Courier New" w:hAnsi="Courier New"/>
+          <w:color w:val="F05922"/>
+          <w:sz w:val="18"/>
+        </w:rPr>
+        <w:t>1ab4f03</w:t>
+      </w:r>
+      <w:r>
+        <w:rPr>
+          <w:sz w:val="21"/>
+        </w:rPr>
+        <w:t>)</w:t>
+      </w:r>
+    </w:p>
+    <w:p>
+      <w:pPr>
+        <w:spacing w:after="80"/>
+      </w:pPr>
+      <w:r>
+        <w:rPr>
+          <w:b/>
+          <w:sz w:val="21"/>
+        </w:rPr>
+        <w:t>Không cần làm lại:</w:t>
+      </w:r>
+      <w:r>
+        <w:rPr>
+          <w:sz w:val="21"/>
+        </w:rPr>
+        <w:t xml:space="preserve"> Không set </w:t>
+      </w:r>
+      <w:r>
+        <w:rPr>
+          <w:rFonts w:ascii="Courier New" w:hAnsi="Courier New"/>
+          <w:color w:val="F05922"/>
+          <w:sz w:val="18"/>
+        </w:rPr>
+        <w:t>NetworkStream.WriteTimeout</w:t>
+      </w:r>
+      <w:r>
+        <w:rPr>
+          <w:sz w:val="21"/>
+        </w:rPr>
+        <w:t xml:space="preserve"> cho code async — vô tác dụng; không đưa PING/kiểm tra timeout ngược vào write loop.</w:t>
+      </w:r>
+    </w:p>
+    <w:p>
+      <w:pPr>
+        <w:pBdr>
+          <w:bottom w:val="single" w:sz="6" w:space="1" w:color="F05922"/>
+        </w:pBdr>
+        <w:spacing w:after="120"/>
+      </w:pPr>
+    </w:p>
+    <w:p>
+      <w:pPr>
+        <w:pStyle w:val="Heading2"/>
+        <w:spacing w:before="200" w:after="80"/>
+      </w:pPr>
+      <w:r>
+        <w:rPr>
+          <w:color w:val="F05922"/>
+          <w:sz w:val="28"/>
+        </w:rPr>
+        <w:t>G014 — Whitelist filename từ chối oan tên `.deb` Debian hợp lệ chứa `~`/`%`</w:t>
+      </w:r>
+    </w:p>
+    <w:p>
+      <w:pPr>
+        <w:spacing w:after="80"/>
+      </w:pPr>
+      <w:r>
+        <w:rPr>
+          <w:b/>
+          <w:sz w:val="21"/>
+        </w:rPr>
+        <w:t>Ngày phát hiện:</w:t>
+      </w:r>
+      <w:r>
+        <w:rPr>
+          <w:sz w:val="21"/>
+        </w:rPr>
+        <w:t xml:space="preserve"> 2026-07-26</w:t>
+      </w:r>
+    </w:p>
+    <w:p>
+      <w:pPr>
+        <w:spacing w:after="80"/>
+      </w:pPr>
+      <w:r>
+        <w:rPr>
+          <w:b/>
+          <w:sz w:val="21"/>
+        </w:rPr>
+        <w:t>Môi trường:</w:t>
+      </w:r>
+      <w:r>
+        <w:rPr>
+          <w:sz w:val="21"/>
+        </w:rPr>
+        <w:t xml:space="preserve"> </w:t>
+      </w:r>
+      <w:r>
+        <w:rPr>
+          <w:rFonts w:ascii="Courier New" w:hAnsi="Courier New"/>
+          <w:color w:val="F05922"/>
+          <w:sz w:val="18"/>
+        </w:rPr>
+        <w:t>IPGS.RemoteControl.CcuClient/ShellQuote.cs</w:t>
+      </w:r>
+      <w:r>
+        <w:rPr>
+          <w:sz w:val="21"/>
+        </w:rPr>
+        <w:t xml:space="preserve"> — validate tên file trước khi đưa vào lệnh SSH</w:t>
+      </w:r>
+    </w:p>
+    <w:p>
+      <w:pPr>
+        <w:spacing w:after="80"/>
+      </w:pPr>
+      <w:r>
+        <w:rPr>
+          <w:b/>
+          <w:sz w:val="21"/>
+        </w:rPr>
+        <w:t>Vấn đề:</w:t>
+      </w:r>
+      <w:r>
+        <w:rPr>
+          <w:sz w:val="21"/>
+        </w:rPr>
+        <w:t xml:space="preserve"> </w:t>
+      </w:r>
+      <w:r>
+        <w:rPr>
+          <w:rFonts w:ascii="Courier New" w:hAnsi="Courier New"/>
+          <w:color w:val="F05922"/>
+          <w:sz w:val="18"/>
+        </w:rPr>
+        <w:t>ValidateFileName</w:t>
+      </w:r>
+      <w:r>
+        <w:rPr>
+          <w:sz w:val="21"/>
+        </w:rPr>
+        <w:t xml:space="preserve"> regex whitelist alphanumeric + </w:t>
+      </w:r>
+      <w:r>
+        <w:rPr>
+          <w:rFonts w:ascii="Courier New" w:hAnsi="Courier New"/>
+          <w:color w:val="F05922"/>
+          <w:sz w:val="18"/>
+        </w:rPr>
+        <w:t>._-+</w:t>
+      </w:r>
+      <w:r>
+        <w:rPr>
+          <w:sz w:val="21"/>
+        </w:rPr>
+        <w:t xml:space="preserve"> từ chối </w:t>
+      </w:r>
+      <w:r>
+        <w:rPr>
+          <w:rFonts w:ascii="Courier New" w:hAnsi="Courier New"/>
+          <w:color w:val="F05922"/>
+          <w:sz w:val="18"/>
+        </w:rPr>
+        <w:t>pkg_1.0~rc1_amd64.deb</w:t>
+      </w:r>
+      <w:r>
+        <w:rPr>
+          <w:sz w:val="21"/>
+        </w:rPr>
+        <w:t xml:space="preserve"> → nhánh cài đặt </w:t>
+      </w:r>
+      <w:r>
+        <w:rPr>
+          <w:rFonts w:ascii="Courier New" w:hAnsi="Courier New"/>
+          <w:color w:val="F05922"/>
+          <w:sz w:val="18"/>
+        </w:rPr>
+        <w:t>.deb</w:t>
+      </w:r>
+      <w:r>
+        <w:rPr>
+          <w:sz w:val="21"/>
+        </w:rPr>
+        <w:t xml:space="preserve"> fail oan với package hoàn toàn hợp lệ.</w:t>
+      </w:r>
+    </w:p>
+    <w:p>
+      <w:pPr>
+        <w:spacing w:after="80"/>
+      </w:pPr>
+      <w:r>
+        <w:rPr>
+          <w:b/>
+          <w:sz w:val="21"/>
+        </w:rPr>
+        <w:t>Nguyên nhân:</w:t>
+      </w:r>
+      <w:r>
+        <w:rPr>
+          <w:sz w:val="21"/>
+        </w:rPr>
+        <w:t xml:space="preserve"> Version chuẩn Debian dùng </w:t>
+      </w:r>
+      <w:r>
+        <w:rPr>
+          <w:rFonts w:ascii="Courier New" w:hAnsi="Courier New"/>
+          <w:color w:val="F05922"/>
+          <w:sz w:val="18"/>
+        </w:rPr>
+        <w:t>~</w:t>
+      </w:r>
+      <w:r>
+        <w:rPr>
+          <w:sz w:val="21"/>
+        </w:rPr>
+        <w:t xml:space="preserve"> (sort thấp hơn — </w:t>
+      </w:r>
+      <w:r>
+        <w:rPr>
+          <w:rFonts w:ascii="Courier New" w:hAnsi="Courier New"/>
+          <w:color w:val="F05922"/>
+          <w:sz w:val="18"/>
+        </w:rPr>
+        <w:t>1.0~rc1 &lt; 1.0</w:t>
+      </w:r>
+      <w:r>
+        <w:rPr>
+          <w:sz w:val="21"/>
+        </w:rPr>
+        <w:t xml:space="preserve">) rất phổ biến trong tên file </w:t>
+      </w:r>
+      <w:r>
+        <w:rPr>
+          <w:rFonts w:ascii="Courier New" w:hAnsi="Courier New"/>
+          <w:color w:val="F05922"/>
+          <w:sz w:val="18"/>
+        </w:rPr>
+        <w:t>.deb</w:t>
+      </w:r>
+      <w:r>
+        <w:rPr>
+          <w:sz w:val="21"/>
+        </w:rPr>
+        <w:t xml:space="preserve">; </w:t>
+      </w:r>
+      <w:r>
+        <w:rPr>
+          <w:rFonts w:ascii="Courier New" w:hAnsi="Courier New"/>
+          <w:color w:val="F05922"/>
+          <w:sz w:val="18"/>
+        </w:rPr>
+        <w:t>%</w:t>
+      </w:r>
+      <w:r>
+        <w:rPr>
+          <w:sz w:val="21"/>
+        </w:rPr>
+        <w:t xml:space="preserve"> cũng có thể xuất hiện (URL-encoded khi tải về). Whitelist viết theo "tên file thông thường" bỏ sót convention này.</w:t>
+      </w:r>
+    </w:p>
+    <w:p>
+      <w:pPr>
+        <w:spacing w:after="80"/>
+      </w:pPr>
+      <w:r>
+        <w:rPr>
+          <w:b/>
+          <w:sz w:val="21"/>
+        </w:rPr>
+        <w:t>Cách xử lý:</w:t>
+      </w:r>
+      <w:r>
+        <w:rPr>
+          <w:sz w:val="21"/>
+        </w:rPr>
+        <w:t xml:space="preserve"> Cho phép </w:t>
+      </w:r>
+      <w:r>
+        <w:rPr>
+          <w:rFonts w:ascii="Courier New" w:hAnsi="Courier New"/>
+          <w:color w:val="F05922"/>
+          <w:sz w:val="18"/>
+        </w:rPr>
+        <w:t>~</w:t>
+      </w:r>
+      <w:r>
+        <w:rPr>
+          <w:sz w:val="21"/>
+        </w:rPr>
+        <w:t xml:space="preserve"> và </w:t>
+      </w:r>
+      <w:r>
+        <w:rPr>
+          <w:rFonts w:ascii="Courier New" w:hAnsi="Courier New"/>
+          <w:color w:val="F05922"/>
+          <w:sz w:val="18"/>
+        </w:rPr>
+        <w:t>%</w:t>
+      </w:r>
+      <w:r>
+        <w:rPr>
+          <w:sz w:val="21"/>
+        </w:rPr>
+        <w:t xml:space="preserve"> ở mọi vị trí TRỪ ký tự đầu (ký tự đầu vẫn alphanumeric — chặn tilde-expansion </w:t>
+      </w:r>
+      <w:r>
+        <w:rPr>
+          <w:rFonts w:ascii="Courier New" w:hAnsi="Courier New"/>
+          <w:color w:val="F05922"/>
+          <w:sz w:val="18"/>
+        </w:rPr>
+        <w:t>~user</w:t>
+      </w:r>
+      <w:r>
+        <w:rPr>
+          <w:sz w:val="21"/>
+        </w:rPr>
+        <w:t xml:space="preserve"> và option-injection </w:t>
+      </w:r>
+      <w:r>
+        <w:rPr>
+          <w:rFonts w:ascii="Courier New" w:hAnsi="Courier New"/>
+          <w:color w:val="F05922"/>
+          <w:sz w:val="18"/>
+        </w:rPr>
+        <w:t>-x</w:t>
+      </w:r>
+      <w:r>
+        <w:rPr>
+          <w:sz w:val="21"/>
+        </w:rPr>
+        <w:t xml:space="preserve">). Cả 2 ký tự vô hại khi nằm trong </w:t>
+      </w:r>
+      <w:r>
+        <w:rPr>
+          <w:rFonts w:ascii="Courier New" w:hAnsi="Courier New"/>
+          <w:color w:val="F05922"/>
+          <w:sz w:val="18"/>
+        </w:rPr>
+        <w:t>"$HOME/..."</w:t>
+      </w:r>
+      <w:r>
+        <w:rPr>
+          <w:sz w:val="21"/>
+        </w:rPr>
+        <w:t xml:space="preserve"> bên trong </w:t>
+      </w:r>
+      <w:r>
+        <w:rPr>
+          <w:rFonts w:ascii="Courier New" w:hAnsi="Courier New"/>
+          <w:color w:val="F05922"/>
+          <w:sz w:val="18"/>
+        </w:rPr>
+        <w:t>bash -c '...'</w:t>
+      </w:r>
+      <w:r>
+        <w:rPr>
+          <w:sz w:val="21"/>
+        </w:rPr>
+        <w:t>.</w:t>
+      </w:r>
+    </w:p>
+    <w:p>
+      <w:pPr>
+        <w:spacing w:after="80"/>
+      </w:pPr>
+      <w:r>
+        <w:rPr>
+          <w:b/>
+          <w:sz w:val="21"/>
+        </w:rPr>
+        <w:t>Lần đầu gặp:</w:t>
+      </w:r>
+      <w:r>
+        <w:rPr>
+          <w:sz w:val="21"/>
+        </w:rPr>
+        <w:t xml:space="preserve"> Tech Lead review Bước 4.1 PLAN-remote-control-audit-fix (2026-07-26, commit </w:t>
+      </w:r>
+      <w:r>
+        <w:rPr>
+          <w:rFonts w:ascii="Courier New" w:hAnsi="Courier New"/>
+          <w:color w:val="F05922"/>
+          <w:sz w:val="18"/>
+        </w:rPr>
+        <w:t>de981cf</w:t>
+      </w:r>
+      <w:r>
+        <w:rPr>
+          <w:sz w:val="21"/>
+        </w:rPr>
+        <w:t>)</w:t>
+      </w:r>
+    </w:p>
+    <w:p>
+      <w:pPr>
+        <w:spacing w:after="80"/>
+      </w:pPr>
+      <w:r>
+        <w:rPr>
+          <w:b/>
+          <w:sz w:val="21"/>
+        </w:rPr>
+        <w:t>Không cần làm lại:</w:t>
+      </w:r>
+      <w:r>
+        <w:rPr>
+          <w:sz w:val="21"/>
+        </w:rPr>
+        <w:t xml:space="preserve"> Không nới whitelist thêm ký tự shell-active khác (</w:t>
+      </w:r>
+      <w:r>
+        <w:rPr>
+          <w:rFonts w:ascii="Courier New" w:hAnsi="Courier New"/>
+          <w:color w:val="F05922"/>
+          <w:sz w:val="18"/>
+        </w:rPr>
+        <w:t>$</w:t>
+      </w:r>
+      <w:r>
+        <w:rPr>
+          <w:sz w:val="21"/>
+        </w:rPr>
+        <w:t xml:space="preserve">, backtick, </w:t>
+      </w:r>
+      <w:r>
+        <w:rPr>
+          <w:rFonts w:ascii="Courier New" w:hAnsi="Courier New"/>
+          <w:color w:val="F05922"/>
+          <w:sz w:val="18"/>
+        </w:rPr>
+        <w:t>;</w:t>
+      </w:r>
+      <w:r>
+        <w:rPr>
+          <w:sz w:val="21"/>
+        </w:rPr>
+        <w:t xml:space="preserve">, space...) — chỉ </w:t>
+      </w:r>
+      <w:r>
+        <w:rPr>
+          <w:rFonts w:ascii="Courier New" w:hAnsi="Courier New"/>
+          <w:color w:val="F05922"/>
+          <w:sz w:val="18"/>
+        </w:rPr>
+        <w:t>~</w:t>
+      </w:r>
+      <w:r>
+        <w:rPr>
+          <w:sz w:val="21"/>
+        </w:rPr>
+        <w:t>/</w:t>
+      </w:r>
+      <w:r>
+        <w:rPr>
+          <w:rFonts w:ascii="Courier New" w:hAnsi="Courier New"/>
+          <w:color w:val="F05922"/>
+          <w:sz w:val="18"/>
+        </w:rPr>
+        <w:t>%</w:t>
+      </w:r>
+      <w:r>
+        <w:rPr>
+          <w:sz w:val="21"/>
+        </w:rPr>
+        <w:t xml:space="preserve"> là cần cho tên package Debian.</w:t>
+      </w:r>
+    </w:p>
+    <w:p>
+      <w:pPr>
+        <w:pBdr>
+          <w:bottom w:val="single" w:sz="6" w:space="1" w:color="F05922"/>
+        </w:pBdr>
+        <w:spacing w:after="120"/>
+      </w:pPr>
+    </w:p>
+    <w:p>
+      <w:pPr>
+        <w:pStyle w:val="Heading2"/>
+        <w:spacing w:before="200" w:after="80"/>
+      </w:pPr>
+      <w:r>
+        <w:rPr>
+          <w:color w:val="F05922"/>
+          <w:sz w:val="28"/>
+        </w:rPr>
+        <w:t>G015 — `printf` với chuỗi chứa `%`: an toàn ở vị trí argument, nguy hiểm ở vị trí format string</w:t>
+      </w:r>
+    </w:p>
+    <w:p>
+      <w:pPr>
+        <w:spacing w:after="80"/>
+      </w:pPr>
+      <w:r>
+        <w:rPr>
+          <w:b/>
+          <w:sz w:val="21"/>
+        </w:rPr>
+        <w:t>Ngày phát hiện:</w:t>
+      </w:r>
+      <w:r>
+        <w:rPr>
+          <w:sz w:val="21"/>
+        </w:rPr>
+        <w:t xml:space="preserve"> 2026-07-26</w:t>
+      </w:r>
+    </w:p>
+    <w:p>
+      <w:pPr>
+        <w:spacing w:after="80"/>
+      </w:pPr>
+      <w:r>
+        <w:rPr>
+          <w:b/>
+          <w:sz w:val="21"/>
+        </w:rPr>
+        <w:t>Môi trường:</w:t>
+      </w:r>
+      <w:r>
+        <w:rPr>
+          <w:sz w:val="21"/>
+        </w:rPr>
+        <w:t xml:space="preserve"> Bash remote qua SSH — </w:t>
+      </w:r>
+      <w:r>
+        <w:rPr>
+          <w:rFonts w:ascii="Courier New" w:hAnsi="Courier New"/>
+          <w:color w:val="F05922"/>
+          <w:sz w:val="18"/>
+        </w:rPr>
+        <w:t>IPGS.RemoteControl.CcuUI/Views/CronJobWindow.axaml.cs</w:t>
+      </w:r>
+      <w:r>
+        <w:rPr>
+          <w:sz w:val="21"/>
+        </w:rPr>
+        <w:t xml:space="preserve"> (ghi crontab)</w:t>
+      </w:r>
+    </w:p>
+    <w:p>
+      <w:pPr>
+        <w:spacing w:after="80"/>
+      </w:pPr>
+      <w:r>
+        <w:rPr>
+          <w:b/>
+          <w:sz w:val="21"/>
+        </w:rPr>
+        <w:t>Vấn đề:</w:t>
+      </w:r>
+      <w:r>
+        <w:rPr>
+          <w:sz w:val="21"/>
+        </w:rPr>
+        <w:t xml:space="preserve"> Khi thay </w:t>
+      </w:r>
+      <w:r>
+        <w:rPr>
+          <w:rFonts w:ascii="Courier New" w:hAnsi="Courier New"/>
+          <w:color w:val="F05922"/>
+          <w:sz w:val="18"/>
+        </w:rPr>
+        <w:t>echo</w:t>
+      </w:r>
+      <w:r>
+        <w:rPr>
+          <w:sz w:val="21"/>
+        </w:rPr>
+        <w:t xml:space="preserve"> bằng </w:t>
+      </w:r>
+      <w:r>
+        <w:rPr>
+          <w:rFonts w:ascii="Courier New" w:hAnsi="Courier New"/>
+          <w:color w:val="F05922"/>
+          <w:sz w:val="18"/>
+        </w:rPr>
+        <w:t>printf</w:t>
+      </w:r>
+      <w:r>
+        <w:rPr>
+          <w:sz w:val="21"/>
+        </w:rPr>
+        <w:t xml:space="preserve"> để ghi crontab (fix </w:t>
+      </w:r>
+      <w:r>
+        <w:rPr>
+          <w:rFonts w:ascii="Courier New" w:hAnsi="Courier New"/>
+          <w:color w:val="F05922"/>
+          <w:sz w:val="18"/>
+        </w:rPr>
+        <w:t>echo</w:t>
+      </w:r>
+      <w:r>
+        <w:rPr>
+          <w:sz w:val="21"/>
+        </w:rPr>
+        <w:t xml:space="preserve"> không dịch </w:t>
+      </w:r>
+      <w:r>
+        <w:rPr>
+          <w:rFonts w:ascii="Courier New" w:hAnsi="Courier New"/>
+          <w:color w:val="F05922"/>
+          <w:sz w:val="18"/>
+        </w:rPr>
+        <w:t>\n</w:t>
+      </w:r>
+      <w:r>
+        <w:rPr>
+          <w:sz w:val="21"/>
+        </w:rPr>
+        <w:t xml:space="preserve">), lo ngại chuỗi user chứa </w:t>
+      </w:r>
+      <w:r>
+        <w:rPr>
+          <w:rFonts w:ascii="Courier New" w:hAnsi="Courier New"/>
+          <w:color w:val="F05922"/>
+          <w:sz w:val="18"/>
+        </w:rPr>
+        <w:t>%</w:t>
+      </w:r>
+      <w:r>
+        <w:rPr>
+          <w:sz w:val="21"/>
+        </w:rPr>
+        <w:t xml:space="preserve"> sẽ bị printf hiểu là format specifier.</w:t>
+      </w:r>
+    </w:p>
+    <w:p>
+      <w:pPr>
+        <w:spacing w:after="80"/>
+      </w:pPr>
+      <w:r>
+        <w:rPr>
+          <w:b/>
+          <w:sz w:val="21"/>
+        </w:rPr>
+        <w:t>Nguyên nhân/Phân tích:</w:t>
+      </w:r>
+      <w:r>
+        <w:rPr>
+          <w:sz w:val="21"/>
+        </w:rPr>
+        <w:t xml:space="preserve"> </w:t>
+      </w:r>
+      <w:r>
+        <w:rPr>
+          <w:rFonts w:ascii="Courier New" w:hAnsi="Courier New"/>
+          <w:color w:val="F05922"/>
+          <w:sz w:val="18"/>
+        </w:rPr>
+        <w:t>printf '%s\n' '&lt;chuỗi-user&gt;'</w:t>
+      </w:r>
+      <w:r>
+        <w:rPr>
+          <w:sz w:val="21"/>
+        </w:rPr>
+        <w:t xml:space="preserve"> — format string là hằng </w:t>
+      </w:r>
+      <w:r>
+        <w:rPr>
+          <w:rFonts w:ascii="Courier New" w:hAnsi="Courier New"/>
+          <w:color w:val="F05922"/>
+          <w:sz w:val="18"/>
+        </w:rPr>
+        <w:t>'%s\n'</w:t>
+      </w:r>
+      <w:r>
+        <w:rPr>
+          <w:sz w:val="21"/>
+        </w:rPr>
+        <w:t xml:space="preserve">, chuỗi user ở vị trí </w:t>
+      </w:r>
+      <w:r>
+        <w:rPr>
+          <w:b/>
+          <w:sz w:val="21"/>
+        </w:rPr>
+        <w:t>argument</w:t>
+      </w:r>
+      <w:r>
+        <w:rPr>
+          <w:sz w:val="21"/>
+        </w:rPr>
+        <w:t xml:space="preserve"> → </w:t>
+      </w:r>
+      <w:r>
+        <w:rPr>
+          <w:rFonts w:ascii="Courier New" w:hAnsi="Courier New"/>
+          <w:color w:val="F05922"/>
+          <w:sz w:val="18"/>
+        </w:rPr>
+        <w:t>%</w:t>
+      </w:r>
+      <w:r>
+        <w:rPr>
+          <w:sz w:val="21"/>
+        </w:rPr>
+        <w:t xml:space="preserve"> trong argument là literal, hoàn toàn an toàn. Chỉ nguy hiểm khi nội suy chuỗi user vào </w:t>
+      </w:r>
+      <w:r>
+        <w:rPr>
+          <w:b/>
+          <w:sz w:val="21"/>
+        </w:rPr>
+        <w:t>chính format string</w:t>
+      </w:r>
+      <w:r>
+        <w:rPr>
+          <w:sz w:val="21"/>
+        </w:rPr>
+        <w:t xml:space="preserve"> (</w:t>
+      </w:r>
+      <w:r>
+        <w:rPr>
+          <w:rFonts w:ascii="Courier New" w:hAnsi="Courier New"/>
+          <w:color w:val="F05922"/>
+          <w:sz w:val="18"/>
+        </w:rPr>
+        <w:t>printf "&lt;chuỗi-user&gt;"</w:t>
+      </w:r>
+      <w:r>
+        <w:rPr>
+          <w:sz w:val="21"/>
+        </w:rPr>
+        <w:t xml:space="preserve">) → </w:t>
+      </w:r>
+      <w:r>
+        <w:rPr>
+          <w:rFonts w:ascii="Courier New" w:hAnsi="Courier New"/>
+          <w:color w:val="F05922"/>
+          <w:sz w:val="18"/>
+        </w:rPr>
+        <w:t>%s</w:t>
+      </w:r>
+      <w:r>
+        <w:rPr>
+          <w:sz w:val="21"/>
+        </w:rPr>
+        <w:t>/</w:t>
+      </w:r>
+      <w:r>
+        <w:rPr>
+          <w:rFonts w:ascii="Courier New" w:hAnsi="Courier New"/>
+          <w:color w:val="F05922"/>
+          <w:sz w:val="18"/>
+        </w:rPr>
+        <w:t>%n</w:t>
+      </w:r>
+      <w:r>
+        <w:rPr>
+          <w:sz w:val="21"/>
+        </w:rPr>
+        <w:t xml:space="preserve"> bị diễn giải. Bonus: single-quote quanh argument giữ nguyên </w:t>
+      </w:r>
+      <w:r>
+        <w:rPr>
+          <w:rFonts w:ascii="Courier New" w:hAnsi="Courier New"/>
+          <w:color w:val="F05922"/>
+          <w:sz w:val="18"/>
+        </w:rPr>
+        <w:t>$</w:t>
+      </w:r>
+      <w:r>
+        <w:rPr>
+          <w:sz w:val="21"/>
+        </w:rPr>
+        <w:t>, backtick, newline.</w:t>
+      </w:r>
+    </w:p>
+    <w:p>
+      <w:pPr>
+        <w:spacing w:after="80"/>
+      </w:pPr>
+      <w:r>
+        <w:rPr>
+          <w:b/>
+          <w:sz w:val="21"/>
+        </w:rPr>
+        <w:t>Cách xử lý:</w:t>
+      </w:r>
+      <w:r>
+        <w:rPr>
+          <w:sz w:val="21"/>
+        </w:rPr>
+        <w:t xml:space="preserve"> Luôn dùng dạng </w:t>
+      </w:r>
+      <w:r>
+        <w:rPr>
+          <w:rFonts w:ascii="Courier New" w:hAnsi="Courier New"/>
+          <w:color w:val="F05922"/>
+          <w:sz w:val="18"/>
+        </w:rPr>
+        <w:t>printf '%s\n' '&lt;arg-đã-quote&gt;'</w:t>
+      </w:r>
+      <w:r>
+        <w:rPr>
+          <w:sz w:val="21"/>
+        </w:rPr>
+        <w:t xml:space="preserve">; không bao giờ đặt dữ liệu user vào format string. Xóa job cuối cùng → dùng </w:t>
+      </w:r>
+      <w:r>
+        <w:rPr>
+          <w:rFonts w:ascii="Courier New" w:hAnsi="Courier New"/>
+          <w:color w:val="F05922"/>
+          <w:sz w:val="18"/>
+        </w:rPr>
+        <w:t>crontab -r</w:t>
+      </w:r>
+      <w:r>
+        <w:rPr>
+          <w:sz w:val="21"/>
+        </w:rPr>
+        <w:t xml:space="preserve"> (pipe chuỗi rỗng vào </w:t>
+      </w:r>
+      <w:r>
+        <w:rPr>
+          <w:rFonts w:ascii="Courier New" w:hAnsi="Courier New"/>
+          <w:color w:val="F05922"/>
+          <w:sz w:val="18"/>
+        </w:rPr>
+        <w:t>crontab -</w:t>
+      </w:r>
+      <w:r>
+        <w:rPr>
+          <w:sz w:val="21"/>
+        </w:rPr>
+        <w:t xml:space="preserve"> sẽ fail).</w:t>
+      </w:r>
+    </w:p>
+    <w:p>
+      <w:pPr>
+        <w:spacing w:after="80"/>
+      </w:pPr>
+      <w:r>
+        <w:rPr>
+          <w:b/>
+          <w:sz w:val="21"/>
+        </w:rPr>
+        <w:t>Lần đầu gặp:</w:t>
+      </w:r>
+      <w:r>
+        <w:rPr>
+          <w:sz w:val="21"/>
+        </w:rPr>
+        <w:t xml:space="preserve"> Fix A1/Q13 — Bước 3.1 PLAN-remote-control-audit-fix (2026-07-26, commit </w:t>
+      </w:r>
+      <w:r>
+        <w:rPr>
+          <w:rFonts w:ascii="Courier New" w:hAnsi="Courier New"/>
+          <w:color w:val="F05922"/>
+          <w:sz w:val="18"/>
+        </w:rPr>
+        <w:t>58909eb</w:t>
+      </w:r>
+      <w:r>
+        <w:rPr>
+          <w:sz w:val="21"/>
+        </w:rPr>
+        <w:t>)</w:t>
+      </w:r>
+    </w:p>
+    <w:p>
+      <w:pPr>
+        <w:spacing w:after="80"/>
+      </w:pPr>
+      <w:r>
+        <w:rPr>
+          <w:b/>
+          <w:sz w:val="21"/>
+        </w:rPr>
+        <w:t>Không cần làm lại:</w:t>
+      </w:r>
+      <w:r>
+        <w:rPr>
+          <w:sz w:val="21"/>
+        </w:rPr>
+        <w:t xml:space="preserve"> Không cần escape </w:t>
+      </w:r>
+      <w:r>
+        <w:rPr>
+          <w:rFonts w:ascii="Courier New" w:hAnsi="Courier New"/>
+          <w:color w:val="F05922"/>
+          <w:sz w:val="18"/>
+        </w:rPr>
+        <w:t>%</w:t>
+      </w:r>
+      <w:r>
+        <w:rPr>
+          <w:sz w:val="21"/>
+        </w:rPr>
+        <w:t xml:space="preserve"> thành </w:t>
+      </w:r>
+      <w:r>
+        <w:rPr>
+          <w:rFonts w:ascii="Courier New" w:hAnsi="Courier New"/>
+          <w:color w:val="F05922"/>
+          <w:sz w:val="18"/>
+        </w:rPr>
+        <w:t>%%</w:t>
+      </w:r>
+      <w:r>
+        <w:rPr>
+          <w:sz w:val="21"/>
+        </w:rPr>
+        <w:t xml:space="preserve"> khi chuỗi ở vị trí argument — chỉ cần khi (không nên) đặt vào format string.</w:t>
+      </w:r>
+    </w:p>
+    <w:p>
+      <w:pPr>
+        <w:pBdr>
+          <w:bottom w:val="single" w:sz="6" w:space="1" w:color="F05922"/>
+        </w:pBdr>
+        <w:spacing w:after="120"/>
+      </w:pPr>
+    </w:p>
+    <w:p>
+      <w:pPr>
+        <w:pStyle w:val="Heading2"/>
+        <w:spacing w:before="200" w:after="80"/>
+      </w:pPr>
+      <w:r>
+        <w:rPr>
+          <w:color w:val="F05922"/>
+          <w:sz w:val="28"/>
+        </w:rPr>
+        <w:t>G016 — DPAPI `ProtectedData` chỉ chạy Windows — app cross-platform phải xử lý tường minh, không im lặng fallback plaintext</w:t>
+      </w:r>
+    </w:p>
+    <w:p>
+      <w:pPr>
+        <w:spacing w:after="80"/>
+      </w:pPr>
+      <w:r>
+        <w:rPr>
+          <w:b/>
+          <w:sz w:val="21"/>
+        </w:rPr>
+        <w:t>Ngày phát hiện:</w:t>
+      </w:r>
+      <w:r>
+        <w:rPr>
+          <w:sz w:val="21"/>
+        </w:rPr>
+        <w:t xml:space="preserve"> 2026-07-26</w:t>
+      </w:r>
+    </w:p>
+    <w:p>
+      <w:pPr>
+        <w:spacing w:after="80"/>
+      </w:pPr>
+      <w:r>
+        <w:rPr>
+          <w:b/>
+          <w:sz w:val="21"/>
+        </w:rPr>
+        <w:t>Môi trường:</w:t>
+      </w:r>
+      <w:r>
+        <w:rPr>
+          <w:sz w:val="21"/>
+        </w:rPr>
+        <w:t xml:space="preserve"> .NET 8 cross-platform (</w:t>
+      </w:r>
+      <w:r>
+        <w:rPr>
+          <w:rFonts w:ascii="Courier New" w:hAnsi="Courier New"/>
+          <w:color w:val="F05922"/>
+          <w:sz w:val="18"/>
+        </w:rPr>
+        <w:t>win-x64;linux-x64</w:t>
+      </w:r>
+      <w:r>
+        <w:rPr>
+          <w:sz w:val="21"/>
+        </w:rPr>
+        <w:t xml:space="preserve">) — </w:t>
+      </w:r>
+      <w:r>
+        <w:rPr>
+          <w:rFonts w:ascii="Courier New" w:hAnsi="Courier New"/>
+          <w:color w:val="F05922"/>
+          <w:sz w:val="18"/>
+        </w:rPr>
+        <w:t>IPGS.RemoteControl.CcuClient/SecretProtector.cs</w:t>
+      </w:r>
+    </w:p>
+    <w:p>
+      <w:pPr>
+        <w:spacing w:after="80"/>
+      </w:pPr>
+      <w:r>
+        <w:rPr>
+          <w:b/>
+          <w:sz w:val="21"/>
+        </w:rPr>
+        <w:t>Vấn đề:</w:t>
+      </w:r>
+      <w:r>
+        <w:rPr>
+          <w:sz w:val="21"/>
+        </w:rPr>
+        <w:t xml:space="preserve"> </w:t>
+      </w:r>
+      <w:r>
+        <w:rPr>
+          <w:rFonts w:ascii="Courier New" w:hAnsi="Courier New"/>
+          <w:color w:val="F05922"/>
+          <w:sz w:val="18"/>
+        </w:rPr>
+        <w:t>System.Security.Cryptography.ProtectedData</w:t>
+      </w:r>
+      <w:r>
+        <w:rPr>
+          <w:sz w:val="21"/>
+        </w:rPr>
+        <w:t xml:space="preserve"> (package 8.0.0) ném </w:t>
+      </w:r>
+      <w:r>
+        <w:rPr>
+          <w:rFonts w:ascii="Courier New" w:hAnsi="Courier New"/>
+          <w:color w:val="F05922"/>
+          <w:sz w:val="18"/>
+        </w:rPr>
+        <w:t>PlatformNotSupportedException</w:t>
+      </w:r>
+      <w:r>
+        <w:rPr>
+          <w:sz w:val="21"/>
+        </w:rPr>
+        <w:t xml:space="preserve"> trên Linux. App build cả 2 RID → nếu chỉ try/catch nuốt lỗi sẽ </w:t>
+      </w:r>
+      <w:r>
+        <w:rPr>
+          <w:b/>
+          <w:sz w:val="21"/>
+        </w:rPr>
+        <w:t>im lặng ghi plaintext</w:t>
+      </w:r>
+      <w:r>
+        <w:rPr>
+          <w:sz w:val="21"/>
+        </w:rPr>
+        <w:t xml:space="preserve"> trên Linux — tệ hơn không mã hoá vì tạo cảm giác an toàn giả.</w:t>
+      </w:r>
+    </w:p>
+    <w:p>
+      <w:pPr>
+        <w:spacing w:after="80"/>
+      </w:pPr>
+      <w:r>
+        <w:rPr>
+          <w:b/>
+          <w:sz w:val="21"/>
+        </w:rPr>
+        <w:t>Nguyên nhân:</w:t>
+      </w:r>
+      <w:r>
+        <w:rPr>
+          <w:sz w:val="21"/>
+        </w:rPr>
+        <w:t xml:space="preserve"> DPAPI là API Windows (gắn user profile/machine key); .NET không có bản tương đương built-in trên Linux.</w:t>
+      </w:r>
+    </w:p>
+    <w:p>
+      <w:pPr>
+        <w:spacing w:after="80"/>
+      </w:pPr>
+      <w:r>
+        <w:rPr>
+          <w:b/>
+          <w:sz w:val="21"/>
+        </w:rPr>
+        <w:t>Cách xử lý (pattern tái dùng):</w:t>
+      </w:r>
+      <w:r>
+        <w:rPr>
+          <w:sz w:val="21"/>
+        </w:rPr>
+        <w:t xml:space="preserve"> (1) Prefix version </w:t>
+      </w:r>
+      <w:r>
+        <w:rPr>
+          <w:rFonts w:ascii="Courier New" w:hAnsi="Courier New"/>
+          <w:color w:val="F05922"/>
+          <w:sz w:val="18"/>
+        </w:rPr>
+        <w:t>enc:v1:</w:t>
+      </w:r>
+      <w:r>
+        <w:rPr>
+          <w:sz w:val="21"/>
+        </w:rPr>
+        <w:t xml:space="preserve"> cho giá trị đã mã hoá — đọc giá trị không prefix = plaintext cũ, giữ nguyên và tự mã hoá ở lần Persist kế (migrate không mất dữ liệu); (2) Trên Linux: cảnh báo NỔI BẬT đúng 1 lần (Interlocked guard), lưu plaintext CÓ CHỦ ĐÍCH và được log rõ; (3) Gặp </w:t>
+      </w:r>
+      <w:r>
+        <w:rPr>
+          <w:rFonts w:ascii="Courier New" w:hAnsi="Courier New"/>
+          <w:color w:val="F05922"/>
+          <w:sz w:val="18"/>
+        </w:rPr>
+        <w:t>enc:v1:</w:t>
+      </w:r>
+      <w:r>
+        <w:rPr>
+          <w:sz w:val="21"/>
+        </w:rPr>
+        <w:t xml:space="preserve"> trên Linux (file copy từ Windows) → trả rỗng + log, không ném (không mất cả danh sách profile); (4) Decrypt fail → trả rỗng, không throw; (5) Không bao giờ log giá trị secret — chỉ log </w:t>
+      </w:r>
+      <w:r>
+        <w:rPr>
+          <w:rFonts w:ascii="Courier New" w:hAnsi="Courier New"/>
+          <w:color w:val="F05922"/>
+          <w:sz w:val="18"/>
+        </w:rPr>
+        <w:t>ex.Message</w:t>
+      </w:r>
+      <w:r>
+        <w:rPr>
+          <w:sz w:val="21"/>
+        </w:rPr>
+        <w:t>.</w:t>
+      </w:r>
+    </w:p>
+    <w:p>
+      <w:pPr>
+        <w:spacing w:after="80"/>
+      </w:pPr>
+      <w:r>
+        <w:rPr>
+          <w:b/>
+          <w:sz w:val="21"/>
+        </w:rPr>
+        <w:t>Lần đầu gặp:</w:t>
+      </w:r>
+      <w:r>
+        <w:rPr>
+          <w:sz w:val="21"/>
+        </w:rPr>
+        <w:t xml:space="preserve"> Fix S7 — Bước 1.1 PLAN-remote-control-audit-fix (2026-07-26, commit </w:t>
+      </w:r>
+      <w:r>
+        <w:rPr>
+          <w:rFonts w:ascii="Courier New" w:hAnsi="Courier New"/>
+          <w:color w:val="F05922"/>
+          <w:sz w:val="18"/>
+        </w:rPr>
+        <w:t>0146cb4</w:t>
+      </w:r>
+      <w:r>
+        <w:rPr>
+          <w:sz w:val="21"/>
+        </w:rPr>
+        <w:t>)</w:t>
+      </w:r>
+    </w:p>
+    <w:p>
+      <w:pPr>
+        <w:spacing w:after="80"/>
+      </w:pPr>
+      <w:r>
+        <w:rPr>
+          <w:b/>
+          <w:sz w:val="21"/>
+        </w:rPr>
+        <w:t>Không cần làm lại:</w:t>
+      </w:r>
+      <w:r>
+        <w:rPr>
+          <w:sz w:val="21"/>
+        </w:rPr>
+        <w:t xml:space="preserve"> Không tìm "DPAPI cho Linux" built-in — không tồn tại; muốn mã hoá thật trên Linux phải tự chọn scheme (AES + key từ keyring/file perm 600) — ngoài scope hiện tại.</w:t>
       </w:r>
     </w:p>
     <w:sectPr>

--- a/.claude/GOTCHAS.docx
+++ b/.claude/GOTCHAS.docx
@@ -146,14 +146,15 @@
         <w:tblLook w:firstColumn="1" w:firstRow="1" w:lastColumn="0" w:lastRow="0" w:noHBand="0" w:noVBand="1" w:val="04A0"/>
       </w:tblPr>
       <w:tblGrid>
-        <w:gridCol w:w="3230"/>
-        <w:gridCol w:w="3230"/>
-        <w:gridCol w:w="3230"/>
+        <w:gridCol w:w="2422"/>
+        <w:gridCol w:w="2422"/>
+        <w:gridCol w:w="2422"/>
+        <w:gridCol w:w="2422"/>
       </w:tblGrid>
       <w:tr>
         <w:tc>
           <w:tcPr>
-            <w:tcW w:type="dxa" w:w="3230"/>
+            <w:tcW w:type="dxa" w:w="2422"/>
             <w:shd w:val="clear" w:color="auto" w:fill="251C53"/>
             <w:tcBorders>
               <w:top w:val="single" w:sz="4" w:space="0" w:color="251C53"/>
@@ -175,7 +176,7 @@
         </w:tc>
         <w:tc>
           <w:tcPr>
-            <w:tcW w:type="dxa" w:w="3230"/>
+            <w:tcW w:type="dxa" w:w="2422"/>
             <w:shd w:val="clear" w:color="auto" w:fill="251C53"/>
             <w:tcBorders>
               <w:top w:val="single" w:sz="4" w:space="0" w:color="251C53"/>
@@ -197,7 +198,7 @@
         </w:tc>
         <w:tc>
           <w:tcPr>
-            <w:tcW w:type="dxa" w:w="3230"/>
+            <w:tcW w:type="dxa" w:w="2422"/>
             <w:shd w:val="clear" w:color="auto" w:fill="251C53"/>
             <w:tcBorders>
               <w:top w:val="single" w:sz="4" w:space="0" w:color="251C53"/>
@@ -217,11 +218,32 @@
             </w:r>
           </w:p>
         </w:tc>
+        <w:tc>
+          <w:tcPr>
+            <w:tcW w:type="dxa" w:w="2422"/>
+            <w:shd w:val="clear" w:color="auto" w:fill="251C53"/>
+            <w:tcBorders>
+              <w:top w:val="single" w:sz="4" w:space="0" w:color="251C53"/>
+              <w:left w:val="single" w:sz="4" w:space="0" w:color="251C53"/>
+              <w:bottom w:val="single" w:sz="4" w:space="0" w:color="251C53"/>
+              <w:right w:val="single" w:sz="4" w:space="0" w:color="251C53"/>
+            </w:tcBorders>
+          </w:tcPr>
+          <w:p>
+            <w:r>
+              <w:rPr>
+                <w:b/>
+                <w:color w:val="FFFFFF"/>
+                <w:sz w:val="20"/>
+              </w:rPr>
+            </w:r>
+          </w:p>
+        </w:tc>
       </w:tr>
       <w:tr>
         <w:tc>
           <w:tcPr>
-            <w:tcW w:type="dxa" w:w="3230"/>
+            <w:tcW w:type="dxa" w:w="2422"/>
             <w:tcBorders>
               <w:top w:val="single" w:sz="4" w:space="0" w:color="CBCBCB"/>
               <w:left w:val="single" w:sz="4" w:space="0" w:color="CBCBCB"/>
@@ -240,7 +262,7 @@
         </w:tc>
         <w:tc>
           <w:tcPr>
-            <w:tcW w:type="dxa" w:w="3230"/>
+            <w:tcW w:type="dxa" w:w="2422"/>
             <w:tcBorders>
               <w:top w:val="single" w:sz="4" w:space="0" w:color="CBCBCB"/>
               <w:left w:val="single" w:sz="4" w:space="0" w:color="CBCBCB"/>
@@ -259,7 +281,7 @@
         </w:tc>
         <w:tc>
           <w:tcPr>
-            <w:tcW w:type="dxa" w:w="3230"/>
+            <w:tcW w:type="dxa" w:w="2422"/>
             <w:tcBorders>
               <w:top w:val="single" w:sz="4" w:space="0" w:color="CBCBCB"/>
               <w:left w:val="single" w:sz="4" w:space="0" w:color="CBCBCB"/>
@@ -276,11 +298,23 @@
             </w:r>
           </w:p>
         </w:tc>
+        <w:tc>
+          <w:tcPr>
+            <w:tcW w:type="dxa" w:w="2422"/>
+            <w:tcBorders>
+              <w:top w:val="single" w:sz="4" w:space="0" w:color="CBCBCB"/>
+              <w:left w:val="single" w:sz="4" w:space="0" w:color="CBCBCB"/>
+              <w:bottom w:val="single" w:sz="4" w:space="0" w:color="CBCBCB"/>
+              <w:right w:val="single" w:sz="4" w:space="0" w:color="CBCBCB"/>
+            </w:tcBorders>
+          </w:tcPr>
+          <w:p/>
+        </w:tc>
       </w:tr>
       <w:tr>
         <w:tc>
           <w:tcPr>
-            <w:tcW w:type="dxa" w:w="3230"/>
+            <w:tcW w:type="dxa" w:w="2422"/>
             <w:shd w:val="clear" w:color="auto" w:fill="B8B3D6"/>
             <w:tcBorders>
               <w:top w:val="single" w:sz="4" w:space="0" w:color="CBCBCB"/>
@@ -300,7 +334,7 @@
         </w:tc>
         <w:tc>
           <w:tcPr>
-            <w:tcW w:type="dxa" w:w="3230"/>
+            <w:tcW w:type="dxa" w:w="2422"/>
             <w:shd w:val="clear" w:color="auto" w:fill="B8B3D6"/>
             <w:tcBorders>
               <w:top w:val="single" w:sz="4" w:space="0" w:color="CBCBCB"/>
@@ -356,7 +390,7 @@
         </w:tc>
         <w:tc>
           <w:tcPr>
-            <w:tcW w:type="dxa" w:w="3230"/>
+            <w:tcW w:type="dxa" w:w="2422"/>
             <w:shd w:val="clear" w:color="auto" w:fill="B8B3D6"/>
             <w:tcBorders>
               <w:top w:val="single" w:sz="4" w:space="0" w:color="CBCBCB"/>
@@ -374,11 +408,24 @@
             </w:r>
           </w:p>
         </w:tc>
+        <w:tc>
+          <w:tcPr>
+            <w:tcW w:type="dxa" w:w="2422"/>
+            <w:shd w:val="clear" w:color="auto" w:fill="B8B3D6"/>
+            <w:tcBorders>
+              <w:top w:val="single" w:sz="4" w:space="0" w:color="CBCBCB"/>
+              <w:left w:val="single" w:sz="4" w:space="0" w:color="CBCBCB"/>
+              <w:bottom w:val="single" w:sz="4" w:space="0" w:color="CBCBCB"/>
+              <w:right w:val="single" w:sz="4" w:space="0" w:color="CBCBCB"/>
+            </w:tcBorders>
+          </w:tcPr>
+          <w:p/>
+        </w:tc>
       </w:tr>
       <w:tr>
         <w:tc>
           <w:tcPr>
-            <w:tcW w:type="dxa" w:w="3230"/>
+            <w:tcW w:type="dxa" w:w="2422"/>
             <w:tcBorders>
               <w:top w:val="single" w:sz="4" w:space="0" w:color="CBCBCB"/>
               <w:left w:val="single" w:sz="4" w:space="0" w:color="CBCBCB"/>
@@ -397,7 +444,7 @@
         </w:tc>
         <w:tc>
           <w:tcPr>
-            <w:tcW w:type="dxa" w:w="3230"/>
+            <w:tcW w:type="dxa" w:w="2422"/>
             <w:tcBorders>
               <w:top w:val="single" w:sz="4" w:space="0" w:color="CBCBCB"/>
               <w:left w:val="single" w:sz="4" w:space="0" w:color="CBCBCB"/>
@@ -430,7 +477,7 @@
         </w:tc>
         <w:tc>
           <w:tcPr>
-            <w:tcW w:type="dxa" w:w="3230"/>
+            <w:tcW w:type="dxa" w:w="2422"/>
             <w:tcBorders>
               <w:top w:val="single" w:sz="4" w:space="0" w:color="CBCBCB"/>
               <w:left w:val="single" w:sz="4" w:space="0" w:color="CBCBCB"/>
@@ -447,11 +494,23 @@
             </w:r>
           </w:p>
         </w:tc>
+        <w:tc>
+          <w:tcPr>
+            <w:tcW w:type="dxa" w:w="2422"/>
+            <w:tcBorders>
+              <w:top w:val="single" w:sz="4" w:space="0" w:color="CBCBCB"/>
+              <w:left w:val="single" w:sz="4" w:space="0" w:color="CBCBCB"/>
+              <w:bottom w:val="single" w:sz="4" w:space="0" w:color="CBCBCB"/>
+              <w:right w:val="single" w:sz="4" w:space="0" w:color="CBCBCB"/>
+            </w:tcBorders>
+          </w:tcPr>
+          <w:p/>
+        </w:tc>
       </w:tr>
       <w:tr>
         <w:tc>
           <w:tcPr>
-            <w:tcW w:type="dxa" w:w="3230"/>
+            <w:tcW w:type="dxa" w:w="2422"/>
             <w:shd w:val="clear" w:color="auto" w:fill="B8B3D6"/>
             <w:tcBorders>
               <w:top w:val="single" w:sz="4" w:space="0" w:color="CBCBCB"/>
@@ -471,7 +530,7 @@
         </w:tc>
         <w:tc>
           <w:tcPr>
-            <w:tcW w:type="dxa" w:w="3230"/>
+            <w:tcW w:type="dxa" w:w="2422"/>
             <w:shd w:val="clear" w:color="auto" w:fill="B8B3D6"/>
             <w:tcBorders>
               <w:top w:val="single" w:sz="4" w:space="0" w:color="CBCBCB"/>
@@ -519,7 +578,7 @@
         </w:tc>
         <w:tc>
           <w:tcPr>
-            <w:tcW w:type="dxa" w:w="3230"/>
+            <w:tcW w:type="dxa" w:w="2422"/>
             <w:shd w:val="clear" w:color="auto" w:fill="B8B3D6"/>
             <w:tcBorders>
               <w:top w:val="single" w:sz="4" w:space="0" w:color="CBCBCB"/>
@@ -537,11 +596,24 @@
             </w:r>
           </w:p>
         </w:tc>
+        <w:tc>
+          <w:tcPr>
+            <w:tcW w:type="dxa" w:w="2422"/>
+            <w:shd w:val="clear" w:color="auto" w:fill="B8B3D6"/>
+            <w:tcBorders>
+              <w:top w:val="single" w:sz="4" w:space="0" w:color="CBCBCB"/>
+              <w:left w:val="single" w:sz="4" w:space="0" w:color="CBCBCB"/>
+              <w:bottom w:val="single" w:sz="4" w:space="0" w:color="CBCBCB"/>
+              <w:right w:val="single" w:sz="4" w:space="0" w:color="CBCBCB"/>
+            </w:tcBorders>
+          </w:tcPr>
+          <w:p/>
+        </w:tc>
       </w:tr>
       <w:tr>
         <w:tc>
           <w:tcPr>
-            <w:tcW w:type="dxa" w:w="3230"/>
+            <w:tcW w:type="dxa" w:w="2422"/>
             <w:tcBorders>
               <w:top w:val="single" w:sz="4" w:space="0" w:color="CBCBCB"/>
               <w:left w:val="single" w:sz="4" w:space="0" w:color="CBCBCB"/>
@@ -560,7 +632,7 @@
         </w:tc>
         <w:tc>
           <w:tcPr>
-            <w:tcW w:type="dxa" w:w="3230"/>
+            <w:tcW w:type="dxa" w:w="2422"/>
             <w:tcBorders>
               <w:top w:val="single" w:sz="4" w:space="0" w:color="CBCBCB"/>
               <w:left w:val="single" w:sz="4" w:space="0" w:color="CBCBCB"/>
@@ -615,7 +687,7 @@
         </w:tc>
         <w:tc>
           <w:tcPr>
-            <w:tcW w:type="dxa" w:w="3230"/>
+            <w:tcW w:type="dxa" w:w="2422"/>
             <w:tcBorders>
               <w:top w:val="single" w:sz="4" w:space="0" w:color="CBCBCB"/>
               <w:left w:val="single" w:sz="4" w:space="0" w:color="CBCBCB"/>
@@ -632,11 +704,23 @@
             </w:r>
           </w:p>
         </w:tc>
+        <w:tc>
+          <w:tcPr>
+            <w:tcW w:type="dxa" w:w="2422"/>
+            <w:tcBorders>
+              <w:top w:val="single" w:sz="4" w:space="0" w:color="CBCBCB"/>
+              <w:left w:val="single" w:sz="4" w:space="0" w:color="CBCBCB"/>
+              <w:bottom w:val="single" w:sz="4" w:space="0" w:color="CBCBCB"/>
+              <w:right w:val="single" w:sz="4" w:space="0" w:color="CBCBCB"/>
+            </w:tcBorders>
+          </w:tcPr>
+          <w:p/>
+        </w:tc>
       </w:tr>
       <w:tr>
         <w:tc>
           <w:tcPr>
-            <w:tcW w:type="dxa" w:w="3230"/>
+            <w:tcW w:type="dxa" w:w="2422"/>
             <w:shd w:val="clear" w:color="auto" w:fill="B8B3D6"/>
             <w:tcBorders>
               <w:top w:val="single" w:sz="4" w:space="0" w:color="CBCBCB"/>
@@ -656,7 +740,7 @@
         </w:tc>
         <w:tc>
           <w:tcPr>
-            <w:tcW w:type="dxa" w:w="3230"/>
+            <w:tcW w:type="dxa" w:w="2422"/>
             <w:shd w:val="clear" w:color="auto" w:fill="B8B3D6"/>
             <w:tcBorders>
               <w:top w:val="single" w:sz="4" w:space="0" w:color="CBCBCB"/>
@@ -768,7 +852,7 @@
         </w:tc>
         <w:tc>
           <w:tcPr>
-            <w:tcW w:type="dxa" w:w="3230"/>
+            <w:tcW w:type="dxa" w:w="2422"/>
             <w:shd w:val="clear" w:color="auto" w:fill="B8B3D6"/>
             <w:tcBorders>
               <w:top w:val="single" w:sz="4" w:space="0" w:color="CBCBCB"/>
@@ -786,11 +870,24 @@
             </w:r>
           </w:p>
         </w:tc>
+        <w:tc>
+          <w:tcPr>
+            <w:tcW w:type="dxa" w:w="2422"/>
+            <w:shd w:val="clear" w:color="auto" w:fill="B8B3D6"/>
+            <w:tcBorders>
+              <w:top w:val="single" w:sz="4" w:space="0" w:color="CBCBCB"/>
+              <w:left w:val="single" w:sz="4" w:space="0" w:color="CBCBCB"/>
+              <w:bottom w:val="single" w:sz="4" w:space="0" w:color="CBCBCB"/>
+              <w:right w:val="single" w:sz="4" w:space="0" w:color="CBCBCB"/>
+            </w:tcBorders>
+          </w:tcPr>
+          <w:p/>
+        </w:tc>
       </w:tr>
       <w:tr>
         <w:tc>
           <w:tcPr>
-            <w:tcW w:type="dxa" w:w="3230"/>
+            <w:tcW w:type="dxa" w:w="2422"/>
             <w:tcBorders>
               <w:top w:val="single" w:sz="4" w:space="0" w:color="CBCBCB"/>
               <w:left w:val="single" w:sz="4" w:space="0" w:color="CBCBCB"/>
@@ -809,7 +906,7 @@
         </w:tc>
         <w:tc>
           <w:tcPr>
-            <w:tcW w:type="dxa" w:w="3230"/>
+            <w:tcW w:type="dxa" w:w="2422"/>
             <w:tcBorders>
               <w:top w:val="single" w:sz="4" w:space="0" w:color="CBCBCB"/>
               <w:left w:val="single" w:sz="4" w:space="0" w:color="CBCBCB"/>
@@ -900,7 +997,7 @@
         </w:tc>
         <w:tc>
           <w:tcPr>
-            <w:tcW w:type="dxa" w:w="3230"/>
+            <w:tcW w:type="dxa" w:w="2422"/>
             <w:tcBorders>
               <w:top w:val="single" w:sz="4" w:space="0" w:color="CBCBCB"/>
               <w:left w:val="single" w:sz="4" w:space="0" w:color="CBCBCB"/>
@@ -917,11 +1014,23 @@
             </w:r>
           </w:p>
         </w:tc>
+        <w:tc>
+          <w:tcPr>
+            <w:tcW w:type="dxa" w:w="2422"/>
+            <w:tcBorders>
+              <w:top w:val="single" w:sz="4" w:space="0" w:color="CBCBCB"/>
+              <w:left w:val="single" w:sz="4" w:space="0" w:color="CBCBCB"/>
+              <w:bottom w:val="single" w:sz="4" w:space="0" w:color="CBCBCB"/>
+              <w:right w:val="single" w:sz="4" w:space="0" w:color="CBCBCB"/>
+            </w:tcBorders>
+          </w:tcPr>
+          <w:p/>
+        </w:tc>
       </w:tr>
       <w:tr>
         <w:tc>
           <w:tcPr>
-            <w:tcW w:type="dxa" w:w="3230"/>
+            <w:tcW w:type="dxa" w:w="2422"/>
             <w:shd w:val="clear" w:color="auto" w:fill="B8B3D6"/>
             <w:tcBorders>
               <w:top w:val="single" w:sz="4" w:space="0" w:color="CBCBCB"/>
@@ -941,7 +1050,7 @@
         </w:tc>
         <w:tc>
           <w:tcPr>
-            <w:tcW w:type="dxa" w:w="3230"/>
+            <w:tcW w:type="dxa" w:w="2422"/>
             <w:shd w:val="clear" w:color="auto" w:fill="B8B3D6"/>
             <w:tcBorders>
               <w:top w:val="single" w:sz="4" w:space="0" w:color="CBCBCB"/>
@@ -975,7 +1084,7 @@
         </w:tc>
         <w:tc>
           <w:tcPr>
-            <w:tcW w:type="dxa" w:w="3230"/>
+            <w:tcW w:type="dxa" w:w="2422"/>
             <w:shd w:val="clear" w:color="auto" w:fill="B8B3D6"/>
             <w:tcBorders>
               <w:top w:val="single" w:sz="4" w:space="0" w:color="CBCBCB"/>
@@ -993,11 +1102,24 @@
             </w:r>
           </w:p>
         </w:tc>
+        <w:tc>
+          <w:tcPr>
+            <w:tcW w:type="dxa" w:w="2422"/>
+            <w:shd w:val="clear" w:color="auto" w:fill="B8B3D6"/>
+            <w:tcBorders>
+              <w:top w:val="single" w:sz="4" w:space="0" w:color="CBCBCB"/>
+              <w:left w:val="single" w:sz="4" w:space="0" w:color="CBCBCB"/>
+              <w:bottom w:val="single" w:sz="4" w:space="0" w:color="CBCBCB"/>
+              <w:right w:val="single" w:sz="4" w:space="0" w:color="CBCBCB"/>
+            </w:tcBorders>
+          </w:tcPr>
+          <w:p/>
+        </w:tc>
       </w:tr>
       <w:tr>
         <w:tc>
           <w:tcPr>
-            <w:tcW w:type="dxa" w:w="3230"/>
+            <w:tcW w:type="dxa" w:w="2422"/>
             <w:tcBorders>
               <w:top w:val="single" w:sz="4" w:space="0" w:color="CBCBCB"/>
               <w:left w:val="single" w:sz="4" w:space="0" w:color="CBCBCB"/>
@@ -1016,7 +1138,7 @@
         </w:tc>
         <w:tc>
           <w:tcPr>
-            <w:tcW w:type="dxa" w:w="3230"/>
+            <w:tcW w:type="dxa" w:w="2422"/>
             <w:tcBorders>
               <w:top w:val="single" w:sz="4" w:space="0" w:color="CBCBCB"/>
               <w:left w:val="single" w:sz="4" w:space="0" w:color="CBCBCB"/>
@@ -1071,7 +1193,7 @@
         </w:tc>
         <w:tc>
           <w:tcPr>
-            <w:tcW w:type="dxa" w:w="3230"/>
+            <w:tcW w:type="dxa" w:w="2422"/>
             <w:tcBorders>
               <w:top w:val="single" w:sz="4" w:space="0" w:color="CBCBCB"/>
               <w:left w:val="single" w:sz="4" w:space="0" w:color="CBCBCB"/>
@@ -1088,11 +1210,23 @@
             </w:r>
           </w:p>
         </w:tc>
+        <w:tc>
+          <w:tcPr>
+            <w:tcW w:type="dxa" w:w="2422"/>
+            <w:tcBorders>
+              <w:top w:val="single" w:sz="4" w:space="0" w:color="CBCBCB"/>
+              <w:left w:val="single" w:sz="4" w:space="0" w:color="CBCBCB"/>
+              <w:bottom w:val="single" w:sz="4" w:space="0" w:color="CBCBCB"/>
+              <w:right w:val="single" w:sz="4" w:space="0" w:color="CBCBCB"/>
+            </w:tcBorders>
+          </w:tcPr>
+          <w:p/>
+        </w:tc>
       </w:tr>
       <w:tr>
         <w:tc>
           <w:tcPr>
-            <w:tcW w:type="dxa" w:w="3230"/>
+            <w:tcW w:type="dxa" w:w="2422"/>
             <w:shd w:val="clear" w:color="auto" w:fill="B8B3D6"/>
             <w:tcBorders>
               <w:top w:val="single" w:sz="4" w:space="0" w:color="CBCBCB"/>
@@ -1112,7 +1246,7 @@
         </w:tc>
         <w:tc>
           <w:tcPr>
-            <w:tcW w:type="dxa" w:w="3230"/>
+            <w:tcW w:type="dxa" w:w="2422"/>
             <w:shd w:val="clear" w:color="auto" w:fill="B8B3D6"/>
             <w:tcBorders>
               <w:top w:val="single" w:sz="4" w:space="0" w:color="CBCBCB"/>
@@ -1168,7 +1302,7 @@
         </w:tc>
         <w:tc>
           <w:tcPr>
-            <w:tcW w:type="dxa" w:w="3230"/>
+            <w:tcW w:type="dxa" w:w="2422"/>
             <w:shd w:val="clear" w:color="auto" w:fill="B8B3D6"/>
             <w:tcBorders>
               <w:top w:val="single" w:sz="4" w:space="0" w:color="CBCBCB"/>
@@ -1186,11 +1320,24 @@
             </w:r>
           </w:p>
         </w:tc>
+        <w:tc>
+          <w:tcPr>
+            <w:tcW w:type="dxa" w:w="2422"/>
+            <w:shd w:val="clear" w:color="auto" w:fill="B8B3D6"/>
+            <w:tcBorders>
+              <w:top w:val="single" w:sz="4" w:space="0" w:color="CBCBCB"/>
+              <w:left w:val="single" w:sz="4" w:space="0" w:color="CBCBCB"/>
+              <w:bottom w:val="single" w:sz="4" w:space="0" w:color="CBCBCB"/>
+              <w:right w:val="single" w:sz="4" w:space="0" w:color="CBCBCB"/>
+            </w:tcBorders>
+          </w:tcPr>
+          <w:p/>
+        </w:tc>
       </w:tr>
       <w:tr>
         <w:tc>
           <w:tcPr>
-            <w:tcW w:type="dxa" w:w="3230"/>
+            <w:tcW w:type="dxa" w:w="2422"/>
             <w:tcBorders>
               <w:top w:val="single" w:sz="4" w:space="0" w:color="CBCBCB"/>
               <w:left w:val="single" w:sz="4" w:space="0" w:color="CBCBCB"/>
@@ -1209,7 +1356,7 @@
         </w:tc>
         <w:tc>
           <w:tcPr>
-            <w:tcW w:type="dxa" w:w="3230"/>
+            <w:tcW w:type="dxa" w:w="2422"/>
             <w:tcBorders>
               <w:top w:val="single" w:sz="4" w:space="0" w:color="CBCBCB"/>
               <w:left w:val="single" w:sz="4" w:space="0" w:color="CBCBCB"/>
@@ -1270,7 +1417,7 @@
         </w:tc>
         <w:tc>
           <w:tcPr>
-            <w:tcW w:type="dxa" w:w="3230"/>
+            <w:tcW w:type="dxa" w:w="2422"/>
             <w:tcBorders>
               <w:top w:val="single" w:sz="4" w:space="0" w:color="CBCBCB"/>
               <w:left w:val="single" w:sz="4" w:space="0" w:color="CBCBCB"/>
@@ -1287,11 +1434,23 @@
             </w:r>
           </w:p>
         </w:tc>
+        <w:tc>
+          <w:tcPr>
+            <w:tcW w:type="dxa" w:w="2422"/>
+            <w:tcBorders>
+              <w:top w:val="single" w:sz="4" w:space="0" w:color="CBCBCB"/>
+              <w:left w:val="single" w:sz="4" w:space="0" w:color="CBCBCB"/>
+              <w:bottom w:val="single" w:sz="4" w:space="0" w:color="CBCBCB"/>
+              <w:right w:val="single" w:sz="4" w:space="0" w:color="CBCBCB"/>
+            </w:tcBorders>
+          </w:tcPr>
+          <w:p/>
+        </w:tc>
       </w:tr>
       <w:tr>
         <w:tc>
           <w:tcPr>
-            <w:tcW w:type="dxa" w:w="3230"/>
+            <w:tcW w:type="dxa" w:w="2422"/>
             <w:shd w:val="clear" w:color="auto" w:fill="B8B3D6"/>
             <w:tcBorders>
               <w:top w:val="single" w:sz="4" w:space="0" w:color="CBCBCB"/>
@@ -1311,7 +1470,7 @@
         </w:tc>
         <w:tc>
           <w:tcPr>
-            <w:tcW w:type="dxa" w:w="3230"/>
+            <w:tcW w:type="dxa" w:w="2422"/>
             <w:shd w:val="clear" w:color="auto" w:fill="B8B3D6"/>
             <w:tcBorders>
               <w:top w:val="single" w:sz="4" w:space="0" w:color="CBCBCB"/>
@@ -1367,7 +1526,7 @@
         </w:tc>
         <w:tc>
           <w:tcPr>
-            <w:tcW w:type="dxa" w:w="3230"/>
+            <w:tcW w:type="dxa" w:w="2422"/>
             <w:shd w:val="clear" w:color="auto" w:fill="B8B3D6"/>
             <w:tcBorders>
               <w:top w:val="single" w:sz="4" w:space="0" w:color="CBCBCB"/>
@@ -1385,11 +1544,24 @@
             </w:r>
           </w:p>
         </w:tc>
+        <w:tc>
+          <w:tcPr>
+            <w:tcW w:type="dxa" w:w="2422"/>
+            <w:shd w:val="clear" w:color="auto" w:fill="B8B3D6"/>
+            <w:tcBorders>
+              <w:top w:val="single" w:sz="4" w:space="0" w:color="CBCBCB"/>
+              <w:left w:val="single" w:sz="4" w:space="0" w:color="CBCBCB"/>
+              <w:bottom w:val="single" w:sz="4" w:space="0" w:color="CBCBCB"/>
+              <w:right w:val="single" w:sz="4" w:space="0" w:color="CBCBCB"/>
+            </w:tcBorders>
+          </w:tcPr>
+          <w:p/>
+        </w:tc>
       </w:tr>
       <w:tr>
         <w:tc>
           <w:tcPr>
-            <w:tcW w:type="dxa" w:w="3230"/>
+            <w:tcW w:type="dxa" w:w="2422"/>
             <w:tcBorders>
               <w:top w:val="single" w:sz="4" w:space="0" w:color="CBCBCB"/>
               <w:left w:val="single" w:sz="4" w:space="0" w:color="CBCBCB"/>
@@ -1408,7 +1580,7 @@
         </w:tc>
         <w:tc>
           <w:tcPr>
-            <w:tcW w:type="dxa" w:w="3230"/>
+            <w:tcW w:type="dxa" w:w="2422"/>
             <w:tcBorders>
               <w:top w:val="single" w:sz="4" w:space="0" w:color="CBCBCB"/>
               <w:left w:val="single" w:sz="4" w:space="0" w:color="CBCBCB"/>
@@ -1463,7 +1635,7 @@
         </w:tc>
         <w:tc>
           <w:tcPr>
-            <w:tcW w:type="dxa" w:w="3230"/>
+            <w:tcW w:type="dxa" w:w="2422"/>
             <w:tcBorders>
               <w:top w:val="single" w:sz="4" w:space="0" w:color="CBCBCB"/>
               <w:left w:val="single" w:sz="4" w:space="0" w:color="CBCBCB"/>
@@ -1480,11 +1652,23 @@
             </w:r>
           </w:p>
         </w:tc>
+        <w:tc>
+          <w:tcPr>
+            <w:tcW w:type="dxa" w:w="2422"/>
+            <w:tcBorders>
+              <w:top w:val="single" w:sz="4" w:space="0" w:color="CBCBCB"/>
+              <w:left w:val="single" w:sz="4" w:space="0" w:color="CBCBCB"/>
+              <w:bottom w:val="single" w:sz="4" w:space="0" w:color="CBCBCB"/>
+              <w:right w:val="single" w:sz="4" w:space="0" w:color="CBCBCB"/>
+            </w:tcBorders>
+          </w:tcPr>
+          <w:p/>
+        </w:tc>
       </w:tr>
       <w:tr>
         <w:tc>
           <w:tcPr>
-            <w:tcW w:type="dxa" w:w="3230"/>
+            <w:tcW w:type="dxa" w:w="2422"/>
             <w:shd w:val="clear" w:color="auto" w:fill="B8B3D6"/>
             <w:tcBorders>
               <w:top w:val="single" w:sz="4" w:space="0" w:color="CBCBCB"/>
@@ -1504,7 +1688,7 @@
         </w:tc>
         <w:tc>
           <w:tcPr>
-            <w:tcW w:type="dxa" w:w="3230"/>
+            <w:tcW w:type="dxa" w:w="2422"/>
             <w:shd w:val="clear" w:color="auto" w:fill="B8B3D6"/>
             <w:tcBorders>
               <w:top w:val="single" w:sz="4" w:space="0" w:color="CBCBCB"/>
@@ -1574,7 +1758,7 @@
         </w:tc>
         <w:tc>
           <w:tcPr>
-            <w:tcW w:type="dxa" w:w="3230"/>
+            <w:tcW w:type="dxa" w:w="2422"/>
             <w:shd w:val="clear" w:color="auto" w:fill="B8B3D6"/>
             <w:tcBorders>
               <w:top w:val="single" w:sz="4" w:space="0" w:color="CBCBCB"/>
@@ -1592,11 +1776,24 @@
             </w:r>
           </w:p>
         </w:tc>
+        <w:tc>
+          <w:tcPr>
+            <w:tcW w:type="dxa" w:w="2422"/>
+            <w:shd w:val="clear" w:color="auto" w:fill="B8B3D6"/>
+            <w:tcBorders>
+              <w:top w:val="single" w:sz="4" w:space="0" w:color="CBCBCB"/>
+              <w:left w:val="single" w:sz="4" w:space="0" w:color="CBCBCB"/>
+              <w:bottom w:val="single" w:sz="4" w:space="0" w:color="CBCBCB"/>
+              <w:right w:val="single" w:sz="4" w:space="0" w:color="CBCBCB"/>
+            </w:tcBorders>
+          </w:tcPr>
+          <w:p/>
+        </w:tc>
       </w:tr>
       <w:tr>
         <w:tc>
           <w:tcPr>
-            <w:tcW w:type="dxa" w:w="3230"/>
+            <w:tcW w:type="dxa" w:w="2422"/>
             <w:tcBorders>
               <w:top w:val="single" w:sz="4" w:space="0" w:color="CBCBCB"/>
               <w:left w:val="single" w:sz="4" w:space="0" w:color="CBCBCB"/>
@@ -1615,7 +1812,7 @@
         </w:tc>
         <w:tc>
           <w:tcPr>
-            <w:tcW w:type="dxa" w:w="3230"/>
+            <w:tcW w:type="dxa" w:w="2422"/>
             <w:tcBorders>
               <w:top w:val="single" w:sz="4" w:space="0" w:color="CBCBCB"/>
               <w:left w:val="single" w:sz="4" w:space="0" w:color="CBCBCB"/>
@@ -1683,7 +1880,7 @@
         </w:tc>
         <w:tc>
           <w:tcPr>
-            <w:tcW w:type="dxa" w:w="3230"/>
+            <w:tcW w:type="dxa" w:w="2422"/>
             <w:tcBorders>
               <w:top w:val="single" w:sz="4" w:space="0" w:color="CBCBCB"/>
               <w:left w:val="single" w:sz="4" w:space="0" w:color="CBCBCB"/>
@@ -1700,11 +1897,23 @@
             </w:r>
           </w:p>
         </w:tc>
+        <w:tc>
+          <w:tcPr>
+            <w:tcW w:type="dxa" w:w="2422"/>
+            <w:tcBorders>
+              <w:top w:val="single" w:sz="4" w:space="0" w:color="CBCBCB"/>
+              <w:left w:val="single" w:sz="4" w:space="0" w:color="CBCBCB"/>
+              <w:bottom w:val="single" w:sz="4" w:space="0" w:color="CBCBCB"/>
+              <w:right w:val="single" w:sz="4" w:space="0" w:color="CBCBCB"/>
+            </w:tcBorders>
+          </w:tcPr>
+          <w:p/>
+        </w:tc>
       </w:tr>
       <w:tr>
         <w:tc>
           <w:tcPr>
-            <w:tcW w:type="dxa" w:w="3230"/>
+            <w:tcW w:type="dxa" w:w="2422"/>
             <w:shd w:val="clear" w:color="auto" w:fill="B8B3D6"/>
             <w:tcBorders>
               <w:top w:val="single" w:sz="4" w:space="0" w:color="CBCBCB"/>
@@ -1724,7 +1933,7 @@
         </w:tc>
         <w:tc>
           <w:tcPr>
-            <w:tcW w:type="dxa" w:w="3230"/>
+            <w:tcW w:type="dxa" w:w="2422"/>
             <w:shd w:val="clear" w:color="auto" w:fill="B8B3D6"/>
             <w:tcBorders>
               <w:top w:val="single" w:sz="4" w:space="0" w:color="CBCBCB"/>
@@ -1758,7 +1967,7 @@
         </w:tc>
         <w:tc>
           <w:tcPr>
-            <w:tcW w:type="dxa" w:w="3230"/>
+            <w:tcW w:type="dxa" w:w="2422"/>
             <w:shd w:val="clear" w:color="auto" w:fill="B8B3D6"/>
             <w:tcBorders>
               <w:top w:val="single" w:sz="4" w:space="0" w:color="CBCBCB"/>
@@ -1776,6 +1985,902 @@
             </w:r>
           </w:p>
         </w:tc>
+        <w:tc>
+          <w:tcPr>
+            <w:tcW w:type="dxa" w:w="2422"/>
+            <w:shd w:val="clear" w:color="auto" w:fill="B8B3D6"/>
+            <w:tcBorders>
+              <w:top w:val="single" w:sz="4" w:space="0" w:color="CBCBCB"/>
+              <w:left w:val="single" w:sz="4" w:space="0" w:color="CBCBCB"/>
+              <w:bottom w:val="single" w:sz="4" w:space="0" w:color="CBCBCB"/>
+              <w:right w:val="single" w:sz="4" w:space="0" w:color="CBCBCB"/>
+            </w:tcBorders>
+          </w:tcPr>
+          <w:p/>
+        </w:tc>
+      </w:tr>
+      <w:tr>
+        <w:tc>
+          <w:tcPr>
+            <w:tcW w:type="dxa" w:w="2422"/>
+            <w:tcBorders>
+              <w:top w:val="single" w:sz="4" w:space="0" w:color="CBCBCB"/>
+              <w:left w:val="single" w:sz="4" w:space="0" w:color="CBCBCB"/>
+              <w:bottom w:val="single" w:sz="4" w:space="0" w:color="CBCBCB"/>
+              <w:right w:val="single" w:sz="4" w:space="0" w:color="CBCBCB"/>
+            </w:tcBorders>
+          </w:tcPr>
+          <w:p>
+            <w:r>
+              <w:rPr>
+                <w:sz w:val="20"/>
+              </w:rPr>
+              <w:t>G017</w:t>
+            </w:r>
+          </w:p>
+        </w:tc>
+        <w:tc>
+          <w:tcPr>
+            <w:tcW w:type="dxa" w:w="2422"/>
+            <w:tcBorders>
+              <w:top w:val="single" w:sz="4" w:space="0" w:color="CBCBCB"/>
+              <w:left w:val="single" w:sz="4" w:space="0" w:color="CBCBCB"/>
+              <w:bottom w:val="single" w:sz="4" w:space="0" w:color="CBCBCB"/>
+              <w:right w:val="single" w:sz="4" w:space="0" w:color="CBCBCB"/>
+            </w:tcBorders>
+          </w:tcPr>
+          <w:p>
+            <w:r>
+              <w:rPr>
+                <w:sz w:val="20"/>
+              </w:rPr>
+              <w:t xml:space="preserve">SSH exec channel KHÔNG có tty → </w:t>
+            </w:r>
+            <w:r>
+              <w:rPr>
+                <w:rFonts w:ascii="Courier New" w:hAnsi="Courier New"/>
+                <w:color w:val="F05922"/>
+                <w:sz w:val="20"/>
+              </w:rPr>
+              <w:t>sudo</w:t>
+            </w:r>
+            <w:r>
+              <w:rPr>
+                <w:sz w:val="20"/>
+              </w:rPr>
+              <w:t xml:space="preserve"> trần báo </w:t>
+            </w:r>
+            <w:r>
+              <w:rPr>
+                <w:rFonts w:ascii="Courier New" w:hAnsi="Courier New"/>
+                <w:color w:val="F05922"/>
+                <w:sz w:val="20"/>
+              </w:rPr>
+              <w:t>no tty present and no askpass program specified</w:t>
+            </w:r>
+            <w:r>
+              <w:rPr>
+                <w:sz w:val="20"/>
+              </w:rPr>
+              <w:t xml:space="preserve">. Có </w:t>
+            </w:r>
+            <w:r>
+              <w:rPr>
+                <w:rFonts w:ascii="Courier New" w:hAnsi="Courier New"/>
+                <w:color w:val="F05922"/>
+                <w:sz w:val="20"/>
+              </w:rPr>
+              <w:t>sudo</w:t>
+            </w:r>
+            <w:r>
+              <w:rPr>
+                <w:sz w:val="20"/>
+              </w:rPr>
+              <w:t xml:space="preserve"> là PHẢI luôn thêm </w:t>
+            </w:r>
+            <w:r>
+              <w:rPr>
+                <w:rFonts w:ascii="Courier New" w:hAnsi="Courier New"/>
+                <w:color w:val="F05922"/>
+                <w:sz w:val="20"/>
+              </w:rPr>
+              <w:t>-S</w:t>
+            </w:r>
+            <w:r>
+              <w:rPr>
+                <w:sz w:val="20"/>
+              </w:rPr>
+              <w:t>; đừng để nhánh "không có password" chạy sudo trần</w:t>
+            </w:r>
+          </w:p>
+        </w:tc>
+        <w:tc>
+          <w:tcPr>
+            <w:tcW w:type="dxa" w:w="2422"/>
+            <w:tcBorders>
+              <w:top w:val="single" w:sz="4" w:space="0" w:color="CBCBCB"/>
+              <w:left w:val="single" w:sz="4" w:space="0" w:color="CBCBCB"/>
+              <w:bottom w:val="single" w:sz="4" w:space="0" w:color="CBCBCB"/>
+              <w:right w:val="single" w:sz="4" w:space="0" w:color="CBCBCB"/>
+            </w:tcBorders>
+          </w:tcPr>
+          <w:p>
+            <w:r>
+              <w:rPr>
+                <w:sz w:val="20"/>
+              </w:rPr>
+              <w:t>2026-07-26</w:t>
+            </w:r>
+          </w:p>
+        </w:tc>
+        <w:tc>
+          <w:tcPr>
+            <w:tcW w:type="dxa" w:w="2422"/>
+            <w:tcBorders>
+              <w:top w:val="single" w:sz="4" w:space="0" w:color="CBCBCB"/>
+              <w:left w:val="single" w:sz="4" w:space="0" w:color="CBCBCB"/>
+              <w:bottom w:val="single" w:sz="4" w:space="0" w:color="CBCBCB"/>
+              <w:right w:val="single" w:sz="4" w:space="0" w:color="CBCBCB"/>
+            </w:tcBorders>
+          </w:tcPr>
+          <w:p/>
+        </w:tc>
+      </w:tr>
+      <w:tr>
+        <w:tc>
+          <w:tcPr>
+            <w:tcW w:type="dxa" w:w="2422"/>
+            <w:shd w:val="clear" w:color="auto" w:fill="B8B3D6"/>
+            <w:tcBorders>
+              <w:top w:val="single" w:sz="4" w:space="0" w:color="CBCBCB"/>
+              <w:left w:val="single" w:sz="4" w:space="0" w:color="CBCBCB"/>
+              <w:bottom w:val="single" w:sz="4" w:space="0" w:color="CBCBCB"/>
+              <w:right w:val="single" w:sz="4" w:space="0" w:color="CBCBCB"/>
+            </w:tcBorders>
+          </w:tcPr>
+          <w:p>
+            <w:r>
+              <w:rPr>
+                <w:sz w:val="20"/>
+              </w:rPr>
+              <w:t>G018</w:t>
+            </w:r>
+          </w:p>
+        </w:tc>
+        <w:tc>
+          <w:tcPr>
+            <w:tcW w:type="dxa" w:w="2422"/>
+            <w:shd w:val="clear" w:color="auto" w:fill="B8B3D6"/>
+            <w:tcBorders>
+              <w:top w:val="single" w:sz="4" w:space="0" w:color="CBCBCB"/>
+              <w:left w:val="single" w:sz="4" w:space="0" w:color="CBCBCB"/>
+              <w:bottom w:val="single" w:sz="4" w:space="0" w:color="CBCBCB"/>
+              <w:right w:val="single" w:sz="4" w:space="0" w:color="CBCBCB"/>
+            </w:tcBorders>
+          </w:tcPr>
+          <w:p>
+            <w:r>
+              <w:rPr>
+                <w:sz w:val="20"/>
+              </w:rPr>
+              <w:t xml:space="preserve">Avalonia </w:t>
+            </w:r>
+            <w:r>
+              <w:rPr>
+                <w:rFonts w:ascii="Courier New" w:hAnsi="Courier New"/>
+                <w:color w:val="F05922"/>
+                <w:sz w:val="20"/>
+              </w:rPr>
+              <w:t>AutoCompleteBox</w:t>
+            </w:r>
+            <w:r>
+              <w:rPr>
+                <w:sz w:val="20"/>
+              </w:rPr>
+              <w:t xml:space="preserve">: set </w:t>
+            </w:r>
+            <w:r>
+              <w:rPr>
+                <w:rFonts w:ascii="Courier New" w:hAnsi="Courier New"/>
+                <w:color w:val="F05922"/>
+                <w:sz w:val="20"/>
+              </w:rPr>
+              <w:t>IsDropDownOpen = true</w:t>
+            </w:r>
+            <w:r>
+              <w:rPr>
+                <w:sz w:val="20"/>
+              </w:rPr>
+              <w:t xml:space="preserve"> khi view lọc nội bộ còn RỖNG → popup mở 0 item (vô hình) + property kẹt </w:t>
+            </w:r>
+            <w:r>
+              <w:rPr>
+                <w:rFonts w:ascii="Courier New" w:hAnsi="Courier New"/>
+                <w:color w:val="F05922"/>
+                <w:sz w:val="20"/>
+              </w:rPr>
+              <w:t>true</w:t>
+            </w:r>
+            <w:r>
+              <w:rPr>
+                <w:sz w:val="20"/>
+              </w:rPr>
+              <w:t xml:space="preserve">, gõ phím sau đó không mở lại. Phải </w:t>
+            </w:r>
+            <w:r>
+              <w:rPr>
+                <w:rFonts w:ascii="Courier New" w:hAnsi="Courier New"/>
+                <w:color w:val="F05922"/>
+                <w:sz w:val="20"/>
+              </w:rPr>
+              <w:t>PopulateComplete()</w:t>
+            </w:r>
+            <w:r>
+              <w:rPr>
+                <w:sz w:val="20"/>
+              </w:rPr>
+              <w:t xml:space="preserve"> trước khi mở</w:t>
+            </w:r>
+          </w:p>
+        </w:tc>
+        <w:tc>
+          <w:tcPr>
+            <w:tcW w:type="dxa" w:w="2422"/>
+            <w:shd w:val="clear" w:color="auto" w:fill="B8B3D6"/>
+            <w:tcBorders>
+              <w:top w:val="single" w:sz="4" w:space="0" w:color="CBCBCB"/>
+              <w:left w:val="single" w:sz="4" w:space="0" w:color="CBCBCB"/>
+              <w:bottom w:val="single" w:sz="4" w:space="0" w:color="CBCBCB"/>
+              <w:right w:val="single" w:sz="4" w:space="0" w:color="CBCBCB"/>
+            </w:tcBorders>
+          </w:tcPr>
+          <w:p>
+            <w:r>
+              <w:rPr>
+                <w:sz w:val="20"/>
+              </w:rPr>
+              <w:t>2026-07-26</w:t>
+            </w:r>
+          </w:p>
+        </w:tc>
+        <w:tc>
+          <w:tcPr>
+            <w:tcW w:type="dxa" w:w="2422"/>
+            <w:shd w:val="clear" w:color="auto" w:fill="B8B3D6"/>
+            <w:tcBorders>
+              <w:top w:val="single" w:sz="4" w:space="0" w:color="CBCBCB"/>
+              <w:left w:val="single" w:sz="4" w:space="0" w:color="CBCBCB"/>
+              <w:bottom w:val="single" w:sz="4" w:space="0" w:color="CBCBCB"/>
+              <w:right w:val="single" w:sz="4" w:space="0" w:color="CBCBCB"/>
+            </w:tcBorders>
+          </w:tcPr>
+          <w:p/>
+        </w:tc>
+      </w:tr>
+      <w:tr>
+        <w:tc>
+          <w:tcPr>
+            <w:tcW w:type="dxa" w:w="2422"/>
+            <w:tcBorders>
+              <w:top w:val="single" w:sz="4" w:space="0" w:color="CBCBCB"/>
+              <w:left w:val="single" w:sz="4" w:space="0" w:color="CBCBCB"/>
+              <w:bottom w:val="single" w:sz="4" w:space="0" w:color="CBCBCB"/>
+              <w:right w:val="single" w:sz="4" w:space="0" w:color="CBCBCB"/>
+            </w:tcBorders>
+          </w:tcPr>
+          <w:p>
+            <w:r>
+              <w:rPr>
+                <w:sz w:val="20"/>
+              </w:rPr>
+              <w:t>G019</w:t>
+            </w:r>
+          </w:p>
+        </w:tc>
+        <w:tc>
+          <w:tcPr>
+            <w:tcW w:type="dxa" w:w="2422"/>
+            <w:tcBorders>
+              <w:top w:val="single" w:sz="4" w:space="0" w:color="CBCBCB"/>
+              <w:left w:val="single" w:sz="4" w:space="0" w:color="CBCBCB"/>
+              <w:bottom w:val="single" w:sz="4" w:space="0" w:color="CBCBCB"/>
+              <w:right w:val="single" w:sz="4" w:space="0" w:color="CBCBCB"/>
+            </w:tcBorders>
+          </w:tcPr>
+          <w:p>
+            <w:r>
+              <w:rPr>
+                <w:sz w:val="20"/>
+              </w:rPr>
+              <w:t xml:space="preserve">GDM autologin race hiếm sau crash/boot bất thường — thêm </w:t>
+            </w:r>
+            <w:r>
+              <w:rPr>
+                <w:rFonts w:ascii="Courier New" w:hAnsi="Courier New"/>
+                <w:color w:val="F05922"/>
+                <w:sz w:val="20"/>
+              </w:rPr>
+              <w:t>TimedLoginEnable</w:t>
+            </w:r>
+            <w:r>
+              <w:rPr>
+                <w:sz w:val="20"/>
+              </w:rPr>
+              <w:t>+</w:t>
+            </w:r>
+            <w:r>
+              <w:rPr>
+                <w:rFonts w:ascii="Courier New" w:hAnsi="Courier New"/>
+                <w:color w:val="F05922"/>
+                <w:sz w:val="20"/>
+              </w:rPr>
+              <w:t>TimedLoginDelay=5</w:t>
+            </w:r>
+            <w:r>
+              <w:rPr>
+                <w:sz w:val="20"/>
+              </w:rPr>
+              <w:t xml:space="preserve"> làm fallback; </w:t>
+            </w:r>
+            <w:r>
+              <w:rPr>
+                <w:rFonts w:ascii="Courier New" w:hAnsi="Courier New"/>
+                <w:color w:val="F05922"/>
+                <w:sz w:val="20"/>
+              </w:rPr>
+              <w:t>RunCommand</w:t>
+            </w:r>
+            <w:r>
+              <w:rPr>
+                <w:sz w:val="20"/>
+              </w:rPr>
+              <w:t xml:space="preserve"> không check ExitStatus → deploy fail vẫn hiện "thành công"; `printf ... \</w:t>
+            </w:r>
+          </w:p>
+        </w:tc>
+        <w:tc>
+          <w:tcPr>
+            <w:tcW w:type="dxa" w:w="2422"/>
+            <w:tcBorders>
+              <w:top w:val="single" w:sz="4" w:space="0" w:color="CBCBCB"/>
+              <w:left w:val="single" w:sz="4" w:space="0" w:color="CBCBCB"/>
+              <w:bottom w:val="single" w:sz="4" w:space="0" w:color="CBCBCB"/>
+              <w:right w:val="single" w:sz="4" w:space="0" w:color="CBCBCB"/>
+            </w:tcBorders>
+          </w:tcPr>
+          <w:p>
+            <w:r>
+              <w:rPr>
+                <w:sz w:val="20"/>
+              </w:rPr>
+              <w:t>_sudo tee` → tee ghi rỗng (pipe chiếm stdin của sudo)</w:t>
+            </w:r>
+          </w:p>
+        </w:tc>
+        <w:tc>
+          <w:tcPr>
+            <w:tcW w:type="dxa" w:w="2422"/>
+            <w:tcBorders>
+              <w:top w:val="single" w:sz="4" w:space="0" w:color="CBCBCB"/>
+              <w:left w:val="single" w:sz="4" w:space="0" w:color="CBCBCB"/>
+              <w:bottom w:val="single" w:sz="4" w:space="0" w:color="CBCBCB"/>
+              <w:right w:val="single" w:sz="4" w:space="0" w:color="CBCBCB"/>
+            </w:tcBorders>
+          </w:tcPr>
+          <w:p>
+            <w:r>
+              <w:rPr>
+                <w:sz w:val="20"/>
+              </w:rPr>
+              <w:t>2026-07-26</w:t>
+            </w:r>
+          </w:p>
+        </w:tc>
+      </w:tr>
+      <w:tr>
+        <w:tc>
+          <w:tcPr>
+            <w:tcW w:type="dxa" w:w="2422"/>
+            <w:shd w:val="clear" w:color="auto" w:fill="B8B3D6"/>
+            <w:tcBorders>
+              <w:top w:val="single" w:sz="4" w:space="0" w:color="CBCBCB"/>
+              <w:left w:val="single" w:sz="4" w:space="0" w:color="CBCBCB"/>
+              <w:bottom w:val="single" w:sz="4" w:space="0" w:color="CBCBCB"/>
+              <w:right w:val="single" w:sz="4" w:space="0" w:color="CBCBCB"/>
+            </w:tcBorders>
+          </w:tcPr>
+          <w:p>
+            <w:r>
+              <w:rPr>
+                <w:sz w:val="20"/>
+              </w:rPr>
+              <w:t>G020</w:t>
+            </w:r>
+          </w:p>
+        </w:tc>
+        <w:tc>
+          <w:tcPr>
+            <w:tcW w:type="dxa" w:w="2422"/>
+            <w:shd w:val="clear" w:color="auto" w:fill="B8B3D6"/>
+            <w:tcBorders>
+              <w:top w:val="single" w:sz="4" w:space="0" w:color="CBCBCB"/>
+              <w:left w:val="single" w:sz="4" w:space="0" w:color="CBCBCB"/>
+              <w:bottom w:val="single" w:sz="4" w:space="0" w:color="CBCBCB"/>
+              <w:right w:val="single" w:sz="4" w:space="0" w:color="CBCBCB"/>
+            </w:tcBorders>
+          </w:tcPr>
+          <w:p>
+            <w:r>
+              <w:rPr>
+                <w:rFonts w:ascii="Courier New" w:hAnsi="Courier New"/>
+                <w:color w:val="F05922"/>
+                <w:sz w:val="20"/>
+              </w:rPr>
+              <w:t>dconf system-db</w:t>
+            </w:r>
+            <w:r>
+              <w:rPr>
+                <w:sz w:val="20"/>
+              </w:rPr>
+              <w:t xml:space="preserve"> bị bỏ qua âm thầm nếu thiếu </w:t>
+            </w:r>
+            <w:r>
+              <w:rPr>
+                <w:rFonts w:ascii="Courier New" w:hAnsi="Courier New"/>
+                <w:color w:val="F05922"/>
+                <w:sz w:val="20"/>
+              </w:rPr>
+              <w:t>/etc/dconf/profile/user</w:t>
+            </w:r>
+            <w:r>
+              <w:rPr>
+                <w:sz w:val="20"/>
+              </w:rPr>
+              <w:t>; session đang chạy không nhận profile mới cho tới khi re-login/reboot</w:t>
+            </w:r>
+          </w:p>
+        </w:tc>
+        <w:tc>
+          <w:tcPr>
+            <w:tcW w:type="dxa" w:w="2422"/>
+            <w:shd w:val="clear" w:color="auto" w:fill="B8B3D6"/>
+            <w:tcBorders>
+              <w:top w:val="single" w:sz="4" w:space="0" w:color="CBCBCB"/>
+              <w:left w:val="single" w:sz="4" w:space="0" w:color="CBCBCB"/>
+              <w:bottom w:val="single" w:sz="4" w:space="0" w:color="CBCBCB"/>
+              <w:right w:val="single" w:sz="4" w:space="0" w:color="CBCBCB"/>
+            </w:tcBorders>
+          </w:tcPr>
+          <w:p>
+            <w:r>
+              <w:rPr>
+                <w:sz w:val="20"/>
+              </w:rPr>
+              <w:t>2026-07-27</w:t>
+            </w:r>
+          </w:p>
+        </w:tc>
+        <w:tc>
+          <w:tcPr>
+            <w:tcW w:type="dxa" w:w="2422"/>
+            <w:shd w:val="clear" w:color="auto" w:fill="B8B3D6"/>
+            <w:tcBorders>
+              <w:top w:val="single" w:sz="4" w:space="0" w:color="CBCBCB"/>
+              <w:left w:val="single" w:sz="4" w:space="0" w:color="CBCBCB"/>
+              <w:bottom w:val="single" w:sz="4" w:space="0" w:color="CBCBCB"/>
+              <w:right w:val="single" w:sz="4" w:space="0" w:color="CBCBCB"/>
+            </w:tcBorders>
+          </w:tcPr>
+          <w:p/>
+        </w:tc>
+      </w:tr>
+      <w:tr>
+        <w:tc>
+          <w:tcPr>
+            <w:tcW w:type="dxa" w:w="2422"/>
+            <w:tcBorders>
+              <w:top w:val="single" w:sz="4" w:space="0" w:color="CBCBCB"/>
+              <w:left w:val="single" w:sz="4" w:space="0" w:color="CBCBCB"/>
+              <w:bottom w:val="single" w:sz="4" w:space="0" w:color="CBCBCB"/>
+              <w:right w:val="single" w:sz="4" w:space="0" w:color="CBCBCB"/>
+            </w:tcBorders>
+          </w:tcPr>
+          <w:p>
+            <w:r>
+              <w:rPr>
+                <w:sz w:val="20"/>
+              </w:rPr>
+              <w:t>G021</w:t>
+            </w:r>
+          </w:p>
+        </w:tc>
+        <w:tc>
+          <w:tcPr>
+            <w:tcW w:type="dxa" w:w="2422"/>
+            <w:tcBorders>
+              <w:top w:val="single" w:sz="4" w:space="0" w:color="CBCBCB"/>
+              <w:left w:val="single" w:sz="4" w:space="0" w:color="CBCBCB"/>
+              <w:bottom w:val="single" w:sz="4" w:space="0" w:color="CBCBCB"/>
+              <w:right w:val="single" w:sz="4" w:space="0" w:color="CBCBCB"/>
+            </w:tcBorders>
+          </w:tcPr>
+          <w:p>
+            <w:r>
+              <w:rPr>
+                <w:sz w:val="20"/>
+              </w:rPr>
+              <w:t xml:space="preserve">Chặn cử chỉ cảm ứng mở overview: GNOME Shell 42 không có dconf key + Just Perfection v26 không có key </w:t>
+            </w:r>
+            <w:r>
+              <w:rPr>
+                <w:rFonts w:ascii="Courier New" w:hAnsi="Courier New"/>
+                <w:color w:val="F05922"/>
+                <w:sz w:val="20"/>
+              </w:rPr>
+              <w:t>gesture</w:t>
+            </w:r>
+            <w:r>
+              <w:rPr>
+                <w:sz w:val="20"/>
+              </w:rPr>
+              <w:t xml:space="preserve"> (chỉ GNOME 45+) → dùng extension cục bộ; docx2pdf Quit() RPC lỗi nhưng PDF vẫn được ghi</w:t>
+            </w:r>
+          </w:p>
+        </w:tc>
+        <w:tc>
+          <w:tcPr>
+            <w:tcW w:type="dxa" w:w="2422"/>
+            <w:tcBorders>
+              <w:top w:val="single" w:sz="4" w:space="0" w:color="CBCBCB"/>
+              <w:left w:val="single" w:sz="4" w:space="0" w:color="CBCBCB"/>
+              <w:bottom w:val="single" w:sz="4" w:space="0" w:color="CBCBCB"/>
+              <w:right w:val="single" w:sz="4" w:space="0" w:color="CBCBCB"/>
+            </w:tcBorders>
+          </w:tcPr>
+          <w:p>
+            <w:r>
+              <w:rPr>
+                <w:sz w:val="20"/>
+              </w:rPr>
+              <w:t>2026-07-27</w:t>
+            </w:r>
+          </w:p>
+        </w:tc>
+        <w:tc>
+          <w:tcPr>
+            <w:tcW w:type="dxa" w:w="2422"/>
+            <w:tcBorders>
+              <w:top w:val="single" w:sz="4" w:space="0" w:color="CBCBCB"/>
+              <w:left w:val="single" w:sz="4" w:space="0" w:color="CBCBCB"/>
+              <w:bottom w:val="single" w:sz="4" w:space="0" w:color="CBCBCB"/>
+              <w:right w:val="single" w:sz="4" w:space="0" w:color="CBCBCB"/>
+            </w:tcBorders>
+          </w:tcPr>
+          <w:p/>
+        </w:tc>
+      </w:tr>
+      <w:tr>
+        <w:tc>
+          <w:tcPr>
+            <w:tcW w:type="dxa" w:w="2422"/>
+            <w:shd w:val="clear" w:color="auto" w:fill="B8B3D6"/>
+            <w:tcBorders>
+              <w:top w:val="single" w:sz="4" w:space="0" w:color="CBCBCB"/>
+              <w:left w:val="single" w:sz="4" w:space="0" w:color="CBCBCB"/>
+              <w:bottom w:val="single" w:sz="4" w:space="0" w:color="CBCBCB"/>
+              <w:right w:val="single" w:sz="4" w:space="0" w:color="CBCBCB"/>
+            </w:tcBorders>
+          </w:tcPr>
+          <w:p>
+            <w:r>
+              <w:rPr>
+                <w:sz w:val="20"/>
+              </w:rPr>
+              <w:t>G022</w:t>
+            </w:r>
+          </w:p>
+        </w:tc>
+        <w:tc>
+          <w:tcPr>
+            <w:tcW w:type="dxa" w:w="2422"/>
+            <w:shd w:val="clear" w:color="auto" w:fill="B8B3D6"/>
+            <w:tcBorders>
+              <w:top w:val="single" w:sz="4" w:space="0" w:color="CBCBCB"/>
+              <w:left w:val="single" w:sz="4" w:space="0" w:color="CBCBCB"/>
+              <w:bottom w:val="single" w:sz="4" w:space="0" w:color="CBCBCB"/>
+              <w:right w:val="single" w:sz="4" w:space="0" w:color="CBCBCB"/>
+            </w:tcBorders>
+          </w:tcPr>
+          <w:p>
+            <w:r>
+              <w:rPr>
+                <w:rFonts w:ascii="Courier New" w:hAnsi="Courier New"/>
+                <w:color w:val="F05922"/>
+                <w:sz w:val="20"/>
+              </w:rPr>
+              <w:t>dconf update</w:t>
+            </w:r>
+            <w:r>
+              <w:rPr>
+                <w:sz w:val="20"/>
+              </w:rPr>
+              <w:t xml:space="preserve"> biên dịch MỌI file trong </w:t>
+            </w:r>
+            <w:r>
+              <w:rPr>
+                <w:rFonts w:ascii="Courier New" w:hAnsi="Courier New"/>
+                <w:color w:val="F05922"/>
+                <w:sz w:val="20"/>
+              </w:rPr>
+              <w:t>local.d/</w:t>
+            </w:r>
+            <w:r>
+              <w:rPr>
+                <w:sz w:val="20"/>
+              </w:rPr>
+              <w:t>/</w:t>
+            </w:r>
+            <w:r>
+              <w:rPr>
+                <w:rFonts w:ascii="Courier New" w:hAnsi="Courier New"/>
+                <w:color w:val="F05922"/>
+                <w:sz w:val="20"/>
+              </w:rPr>
+              <w:t>locks/</w:t>
+            </w:r>
+            <w:r>
+              <w:rPr>
+                <w:sz w:val="20"/>
+              </w:rPr>
+              <w:t xml:space="preserve"> bất kể đuôi tên — backup </w:t>
+            </w:r>
+            <w:r>
+              <w:rPr>
+                <w:rFonts w:ascii="Courier New" w:hAnsi="Courier New"/>
+                <w:color w:val="F05922"/>
+                <w:sz w:val="20"/>
+              </w:rPr>
+              <w:t>.bak</w:t>
+            </w:r>
+            <w:r>
+              <w:rPr>
+                <w:sz w:val="20"/>
+              </w:rPr>
+              <w:t xml:space="preserve"> tại chỗ tái áp lock → phá đường gỡ khoá bảo trì; phải lưu backup ra ngoài cây </w:t>
+            </w:r>
+            <w:r>
+              <w:rPr>
+                <w:rFonts w:ascii="Courier New" w:hAnsi="Courier New"/>
+                <w:color w:val="F05922"/>
+                <w:sz w:val="20"/>
+              </w:rPr>
+              <w:t>/etc/dconf/db/</w:t>
+            </w:r>
+          </w:p>
+        </w:tc>
+        <w:tc>
+          <w:tcPr>
+            <w:tcW w:type="dxa" w:w="2422"/>
+            <w:shd w:val="clear" w:color="auto" w:fill="B8B3D6"/>
+            <w:tcBorders>
+              <w:top w:val="single" w:sz="4" w:space="0" w:color="CBCBCB"/>
+              <w:left w:val="single" w:sz="4" w:space="0" w:color="CBCBCB"/>
+              <w:bottom w:val="single" w:sz="4" w:space="0" w:color="CBCBCB"/>
+              <w:right w:val="single" w:sz="4" w:space="0" w:color="CBCBCB"/>
+            </w:tcBorders>
+          </w:tcPr>
+          <w:p>
+            <w:r>
+              <w:rPr>
+                <w:sz w:val="20"/>
+              </w:rPr>
+              <w:t>2026-07-27</w:t>
+            </w:r>
+          </w:p>
+        </w:tc>
+        <w:tc>
+          <w:tcPr>
+            <w:tcW w:type="dxa" w:w="2422"/>
+            <w:shd w:val="clear" w:color="auto" w:fill="B8B3D6"/>
+            <w:tcBorders>
+              <w:top w:val="single" w:sz="4" w:space="0" w:color="CBCBCB"/>
+              <w:left w:val="single" w:sz="4" w:space="0" w:color="CBCBCB"/>
+              <w:bottom w:val="single" w:sz="4" w:space="0" w:color="CBCBCB"/>
+              <w:right w:val="single" w:sz="4" w:space="0" w:color="CBCBCB"/>
+            </w:tcBorders>
+          </w:tcPr>
+          <w:p/>
+        </w:tc>
+      </w:tr>
+      <w:tr>
+        <w:tc>
+          <w:tcPr>
+            <w:tcW w:type="dxa" w:w="2422"/>
+            <w:tcBorders>
+              <w:top w:val="single" w:sz="4" w:space="0" w:color="CBCBCB"/>
+              <w:left w:val="single" w:sz="4" w:space="0" w:color="CBCBCB"/>
+              <w:bottom w:val="single" w:sz="4" w:space="0" w:color="CBCBCB"/>
+              <w:right w:val="single" w:sz="4" w:space="0" w:color="CBCBCB"/>
+            </w:tcBorders>
+          </w:tcPr>
+          <w:p>
+            <w:r>
+              <w:rPr>
+                <w:sz w:val="20"/>
+              </w:rPr>
+              <w:t>G023</w:t>
+            </w:r>
+          </w:p>
+        </w:tc>
+        <w:tc>
+          <w:tcPr>
+            <w:tcW w:type="dxa" w:w="2422"/>
+            <w:tcBorders>
+              <w:top w:val="single" w:sz="4" w:space="0" w:color="CBCBCB"/>
+              <w:left w:val="single" w:sz="4" w:space="0" w:color="CBCBCB"/>
+              <w:bottom w:val="single" w:sz="4" w:space="0" w:color="CBCBCB"/>
+              <w:right w:val="single" w:sz="4" w:space="0" w:color="CBCBCB"/>
+            </w:tcBorders>
+          </w:tcPr>
+          <w:p>
+            <w:r>
+              <w:rPr>
+                <w:rFonts w:ascii="Courier New" w:hAnsi="Courier New"/>
+                <w:color w:val="F05922"/>
+                <w:sz w:val="20"/>
+              </w:rPr>
+              <w:t>BASH_SOURCE[0]</w:t>
+            </w:r>
+            <w:r>
+              <w:rPr>
+                <w:sz w:val="20"/>
+              </w:rPr>
+              <w:t xml:space="preserve"> khi bash exec symlink qua PATH = đường dẫn symlink (KHÔNG phải target) → wrapper tự định vị bị DIR=/usr/bin → binary not found → exit 127; fix: </w:t>
+            </w:r>
+            <w:r>
+              <w:rPr>
+                <w:rFonts w:ascii="Courier New" w:hAnsi="Courier New"/>
+                <w:color w:val="F05922"/>
+                <w:sz w:val="20"/>
+              </w:rPr>
+              <w:t>readlink -f</w:t>
+            </w:r>
+            <w:r>
+              <w:rPr>
+                <w:sz w:val="20"/>
+              </w:rPr>
+              <w:t xml:space="preserve"> hoặc ExecStart đường dẫn tuyệt đối target</w:t>
+            </w:r>
+          </w:p>
+        </w:tc>
+        <w:tc>
+          <w:tcPr>
+            <w:tcW w:type="dxa" w:w="2422"/>
+            <w:tcBorders>
+              <w:top w:val="single" w:sz="4" w:space="0" w:color="CBCBCB"/>
+              <w:left w:val="single" w:sz="4" w:space="0" w:color="CBCBCB"/>
+              <w:bottom w:val="single" w:sz="4" w:space="0" w:color="CBCBCB"/>
+              <w:right w:val="single" w:sz="4" w:space="0" w:color="CBCBCB"/>
+            </w:tcBorders>
+          </w:tcPr>
+          <w:p>
+            <w:r>
+              <w:rPr>
+                <w:sz w:val="20"/>
+              </w:rPr>
+              <w:t>2026-07-27</w:t>
+            </w:r>
+          </w:p>
+        </w:tc>
+        <w:tc>
+          <w:tcPr>
+            <w:tcW w:type="dxa" w:w="2422"/>
+            <w:tcBorders>
+              <w:top w:val="single" w:sz="4" w:space="0" w:color="CBCBCB"/>
+              <w:left w:val="single" w:sz="4" w:space="0" w:color="CBCBCB"/>
+              <w:bottom w:val="single" w:sz="4" w:space="0" w:color="CBCBCB"/>
+              <w:right w:val="single" w:sz="4" w:space="0" w:color="CBCBCB"/>
+            </w:tcBorders>
+          </w:tcPr>
+          <w:p/>
+        </w:tc>
+      </w:tr>
+      <w:tr>
+        <w:tc>
+          <w:tcPr>
+            <w:tcW w:type="dxa" w:w="2422"/>
+            <w:shd w:val="clear" w:color="auto" w:fill="B8B3D6"/>
+            <w:tcBorders>
+              <w:top w:val="single" w:sz="4" w:space="0" w:color="CBCBCB"/>
+              <w:left w:val="single" w:sz="4" w:space="0" w:color="CBCBCB"/>
+              <w:bottom w:val="single" w:sz="4" w:space="0" w:color="CBCBCB"/>
+              <w:right w:val="single" w:sz="4" w:space="0" w:color="CBCBCB"/>
+            </w:tcBorders>
+          </w:tcPr>
+          <w:p>
+            <w:r>
+              <w:rPr>
+                <w:sz w:val="20"/>
+              </w:rPr>
+              <w:t>G024</w:t>
+            </w:r>
+          </w:p>
+        </w:tc>
+        <w:tc>
+          <w:tcPr>
+            <w:tcW w:type="dxa" w:w="2422"/>
+            <w:shd w:val="clear" w:color="auto" w:fill="B8B3D6"/>
+            <w:tcBorders>
+              <w:top w:val="single" w:sz="4" w:space="0" w:color="CBCBCB"/>
+              <w:left w:val="single" w:sz="4" w:space="0" w:color="CBCBCB"/>
+              <w:bottom w:val="single" w:sz="4" w:space="0" w:color="CBCBCB"/>
+              <w:right w:val="single" w:sz="4" w:space="0" w:color="CBCBCB"/>
+            </w:tcBorders>
+          </w:tcPr>
+          <w:p>
+            <w:r>
+              <w:rPr>
+                <w:rFonts w:ascii="Courier New" w:hAnsi="Courier New"/>
+                <w:color w:val="F05922"/>
+                <w:sz w:val="20"/>
+              </w:rPr>
+              <w:t>gext install</w:t>
+            </w:r>
+            <w:r>
+              <w:rPr>
+                <w:sz w:val="20"/>
+              </w:rPr>
+              <w:t xml:space="preserve"> gọi D-Bus GUI dialog xác nhận — treo ~24s qua SSH không có người bấm → timeout → </w:t>
+            </w:r>
+            <w:r>
+              <w:rPr>
+                <w:rFonts w:ascii="Courier New" w:hAnsi="Courier New"/>
+                <w:color w:val="F05922"/>
+                <w:sz w:val="20"/>
+              </w:rPr>
+              <w:t>set -e</w:t>
+            </w:r>
+            <w:r>
+              <w:rPr>
+                <w:sz w:val="20"/>
+              </w:rPr>
+              <w:t xml:space="preserve"> abort script; fix: curl+unzip offline từ extensions.gnome.org, không cần D-Bus</w:t>
+            </w:r>
+          </w:p>
+        </w:tc>
+        <w:tc>
+          <w:tcPr>
+            <w:tcW w:type="dxa" w:w="2422"/>
+            <w:shd w:val="clear" w:color="auto" w:fill="B8B3D6"/>
+            <w:tcBorders>
+              <w:top w:val="single" w:sz="4" w:space="0" w:color="CBCBCB"/>
+              <w:left w:val="single" w:sz="4" w:space="0" w:color="CBCBCB"/>
+              <w:bottom w:val="single" w:sz="4" w:space="0" w:color="CBCBCB"/>
+              <w:right w:val="single" w:sz="4" w:space="0" w:color="CBCBCB"/>
+            </w:tcBorders>
+          </w:tcPr>
+          <w:p>
+            <w:r>
+              <w:rPr>
+                <w:sz w:val="20"/>
+              </w:rPr>
+              <w:t>2026-07-27</w:t>
+            </w:r>
+          </w:p>
+        </w:tc>
+        <w:tc>
+          <w:tcPr>
+            <w:tcW w:type="dxa" w:w="2422"/>
+            <w:shd w:val="clear" w:color="auto" w:fill="B8B3D6"/>
+            <w:tcBorders>
+              <w:top w:val="single" w:sz="4" w:space="0" w:color="CBCBCB"/>
+              <w:left w:val="single" w:sz="4" w:space="0" w:color="CBCBCB"/>
+              <w:bottom w:val="single" w:sz="4" w:space="0" w:color="CBCBCB"/>
+              <w:right w:val="single" w:sz="4" w:space="0" w:color="CBCBCB"/>
+            </w:tcBorders>
+          </w:tcPr>
+          <w:p/>
+        </w:tc>
       </w:tr>
     </w:tbl>
     <w:p/>
@@ -10333,6 +11438,4410 @@
           <w:sz w:val="21"/>
         </w:rPr>
         <w:t xml:space="preserve"> Không tìm "DPAPI cho Linux" built-in — không tồn tại; muốn mã hoá thật trên Linux phải tự chọn scheme (AES + key từ keyring/file perm 600) — ngoài scope hiện tại.</w:t>
+      </w:r>
+    </w:p>
+    <w:p>
+      <w:pPr>
+        <w:pBdr>
+          <w:bottom w:val="single" w:sz="6" w:space="1" w:color="F05922"/>
+        </w:pBdr>
+        <w:spacing w:after="120"/>
+      </w:pPr>
+    </w:p>
+    <w:p>
+      <w:pPr>
+        <w:pStyle w:val="Heading2"/>
+        <w:spacing w:before="200" w:after="80"/>
+      </w:pPr>
+      <w:r>
+        <w:rPr>
+          <w:color w:val="F05922"/>
+          <w:sz w:val="28"/>
+        </w:rPr>
+        <w:t>G017 — SSH exec channel không có tty: `sudo` trần báo "no tty present", phải luôn dùng `sudo -S`</w:t>
+      </w:r>
+    </w:p>
+    <w:p>
+      <w:pPr>
+        <w:spacing w:after="80"/>
+      </w:pPr>
+      <w:r>
+        <w:rPr>
+          <w:b/>
+          <w:sz w:val="21"/>
+        </w:rPr>
+        <w:t>Ngày phát hiện:</w:t>
+      </w:r>
+      <w:r>
+        <w:rPr>
+          <w:sz w:val="21"/>
+        </w:rPr>
+        <w:t xml:space="preserve"> 2026-07-26</w:t>
+      </w:r>
+    </w:p>
+    <w:p>
+      <w:pPr>
+        <w:spacing w:after="80"/>
+      </w:pPr>
+      <w:r>
+        <w:rPr>
+          <w:b/>
+          <w:sz w:val="21"/>
+        </w:rPr>
+        <w:t>Môi trường:</w:t>
+      </w:r>
+      <w:r>
+        <w:rPr>
+          <w:sz w:val="21"/>
+        </w:rPr>
+        <w:t xml:space="preserve"> .NET 8 + SSH.NET 2025.1.0, CCU (Windows/Avalonia) → ZCU (Ubuntu 22.04)</w:t>
+      </w:r>
+    </w:p>
+    <w:p>
+      <w:pPr>
+        <w:spacing w:after="80"/>
+      </w:pPr>
+      <w:r>
+        <w:rPr>
+          <w:b/>
+          <w:sz w:val="21"/>
+        </w:rPr>
+        <w:t>Vấn đề:</w:t>
+      </w:r>
+    </w:p>
+    <w:p>
+      <w:pPr>
+        <w:spacing w:after="80"/>
+      </w:pPr>
+      <w:r>
+        <w:rPr>
+          <w:sz w:val="21"/>
+        </w:rPr>
+        <w:t xml:space="preserve">Sau khi siết bảo mật S3 (chuyển password sudo từ </w:t>
+      </w:r>
+      <w:r>
+        <w:rPr>
+          <w:rFonts w:ascii="Courier New" w:hAnsi="Courier New"/>
+          <w:color w:val="F05922"/>
+          <w:sz w:val="18"/>
+        </w:rPr>
+        <w:t>echo 'pass' | sudo -S</w:t>
+      </w:r>
+      <w:r>
+        <w:rPr>
+          <w:sz w:val="21"/>
+        </w:rPr>
+        <w:t xml:space="preserve"> sang ghi vào STDIN</w:t>
+      </w:r>
+    </w:p>
+    <w:p>
+      <w:pPr>
+        <w:spacing w:after="80"/>
+      </w:pPr>
+      <w:r>
+        <w:rPr>
+          <w:sz w:val="21"/>
+        </w:rPr>
+        <w:t xml:space="preserve">của SSH channel), các lệnh có </w:t>
+      </w:r>
+      <w:r>
+        <w:rPr>
+          <w:rFonts w:ascii="Courier New" w:hAnsi="Courier New"/>
+          <w:color w:val="F05922"/>
+          <w:sz w:val="18"/>
+        </w:rPr>
+        <w:t>sudo</w:t>
+      </w:r>
+      <w:r>
+        <w:rPr>
+          <w:sz w:val="21"/>
+        </w:rPr>
+        <w:t xml:space="preserve"> báo lỗi:</w:t>
+      </w:r>
+    </w:p>
+    <w:p>
+      <w:pPr>
+        <w:spacing w:after="80"/>
+      </w:pPr>
+      <w:r>
+        <w:rPr>
+          <w:rFonts w:ascii="Courier New" w:hAnsi="Courier New"/>
+          <w:color w:val="F05922"/>
+          <w:sz w:val="18"/>
+        </w:rPr>
+        <w:t>sudo: no tty present and no askpass program specified</w:t>
+      </w:r>
+      <w:r>
+        <w:rPr>
+          <w:sz w:val="21"/>
+        </w:rPr>
+        <w:t>.</w:t>
+      </w:r>
+    </w:p>
+    <w:p>
+      <w:pPr>
+        <w:spacing w:after="80"/>
+      </w:pPr>
+      <w:r>
+        <w:rPr>
+          <w:b/>
+          <w:sz w:val="21"/>
+        </w:rPr>
+        <w:t>Nguyên nhân:</w:t>
+      </w:r>
+    </w:p>
+    <w:p>
+      <w:pPr>
+        <w:spacing w:after="80"/>
+      </w:pPr>
+      <w:r>
+        <w:rPr>
+          <w:sz w:val="21"/>
+        </w:rPr>
+        <w:t xml:space="preserve">Code chỉ viết lại </w:t>
+      </w:r>
+      <w:r>
+        <w:rPr>
+          <w:rFonts w:ascii="Courier New" w:hAnsi="Courier New"/>
+          <w:color w:val="F05922"/>
+          <w:sz w:val="18"/>
+        </w:rPr>
+        <w:t>sudo</w:t>
+      </w:r>
+      <w:r>
+        <w:rPr>
+          <w:sz w:val="21"/>
+        </w:rPr>
+        <w:t xml:space="preserve"> → </w:t>
+      </w:r>
+      <w:r>
+        <w:rPr>
+          <w:rFonts w:ascii="Courier New" w:hAnsi="Courier New"/>
+          <w:color w:val="F05922"/>
+          <w:sz w:val="18"/>
+        </w:rPr>
+        <w:t>sudo -S -p ''</w:t>
+      </w:r>
+      <w:r>
+        <w:rPr>
+          <w:sz w:val="21"/>
+        </w:rPr>
+        <w:t xml:space="preserve"> khi </w:t>
+      </w:r>
+      <w:r>
+        <w:rPr>
+          <w:rFonts w:ascii="Courier New" w:hAnsi="Courier New"/>
+          <w:color w:val="F05922"/>
+          <w:sz w:val="18"/>
+        </w:rPr>
+        <w:t>feedPassword == true</w:t>
+      </w:r>
+    </w:p>
+    <w:p>
+      <w:pPr>
+        <w:spacing w:after="80"/>
+      </w:pPr>
+      <w:r>
+        <w:rPr>
+          <w:sz w:val="21"/>
+        </w:rPr>
+        <w:t xml:space="preserve">(tức </w:t>
+      </w:r>
+      <w:r>
+        <w:rPr>
+          <w:rFonts w:ascii="Courier New" w:hAnsi="Courier New"/>
+          <w:color w:val="F05922"/>
+          <w:sz w:val="18"/>
+        </w:rPr>
+        <w:t>sudoCount &gt; 0</w:t>
+      </w:r>
+      <w:r>
+        <w:rPr>
+          <w:sz w:val="21"/>
+        </w:rPr>
+        <w:t xml:space="preserve"> </w:t>
+      </w:r>
+      <w:r>
+        <w:rPr>
+          <w:b/>
+          <w:sz w:val="21"/>
+        </w:rPr>
+        <w:t>VÀ</w:t>
+      </w:r>
+      <w:r>
+        <w:rPr>
+          <w:sz w:val="21"/>
+        </w:rPr>
+        <w:t xml:space="preserve"> password không rỗng). Khi password rỗng, nhánh </w:t>
+      </w:r>
+      <w:r>
+        <w:rPr>
+          <w:rFonts w:ascii="Courier New" w:hAnsi="Courier New"/>
+          <w:color w:val="F05922"/>
+          <w:sz w:val="18"/>
+        </w:rPr>
+        <w:t>else</w:t>
+      </w:r>
+      <w:r>
+        <w:rPr>
+          <w:sz w:val="21"/>
+        </w:rPr>
+        <w:t xml:space="preserve"> chạy</w:t>
+      </w:r>
+    </w:p>
+    <w:p>
+      <w:pPr>
+        <w:spacing w:after="80"/>
+      </w:pPr>
+      <w:r>
+        <w:rPr>
+          <w:b/>
+          <w:sz w:val="21"/>
+        </w:rPr>
+        <w:t>`sudo` trần</w:t>
+      </w:r>
+      <w:r>
+        <w:rPr>
+          <w:sz w:val="21"/>
+        </w:rPr>
+        <w:t xml:space="preserve"> — không có </w:t>
+      </w:r>
+      <w:r>
+        <w:rPr>
+          <w:rFonts w:ascii="Courier New" w:hAnsi="Courier New"/>
+          <w:color w:val="F05922"/>
+          <w:sz w:val="18"/>
+        </w:rPr>
+        <w:t>-S</w:t>
+      </w:r>
+      <w:r>
+        <w:rPr>
+          <w:sz w:val="21"/>
+        </w:rPr>
+        <w:t xml:space="preserve">. </w:t>
+      </w:r>
+      <w:r>
+        <w:rPr>
+          <w:rFonts w:ascii="Courier New" w:hAnsi="Courier New"/>
+          <w:color w:val="F05922"/>
+          <w:sz w:val="18"/>
+        </w:rPr>
+        <w:t>SshClient.CreateCommand()</w:t>
+      </w:r>
+      <w:r>
+        <w:rPr>
+          <w:sz w:val="21"/>
+        </w:rPr>
+        <w:t xml:space="preserve"> dùng SSH </w:t>
+      </w:r>
+      <w:r>
+        <w:rPr>
+          <w:i/>
+          <w:sz w:val="21"/>
+        </w:rPr>
+        <w:t>exec channel</w:t>
+      </w:r>
+      <w:r>
+        <w:rPr>
+          <w:sz w:val="21"/>
+        </w:rPr>
+        <w:t>, vốn</w:t>
+      </w:r>
+    </w:p>
+    <w:p>
+      <w:pPr>
+        <w:spacing w:after="80"/>
+      </w:pPr>
+      <w:r>
+        <w:rPr>
+          <w:b/>
+          <w:sz w:val="21"/>
+        </w:rPr>
+        <w:t>KHÔNG cấp pseudo-tty</w:t>
+      </w:r>
+      <w:r>
+        <w:rPr>
+          <w:sz w:val="21"/>
+        </w:rPr>
+        <w:t xml:space="preserve">; </w:t>
+      </w:r>
+      <w:r>
+        <w:rPr>
+          <w:rFonts w:ascii="Courier New" w:hAnsi="Courier New"/>
+          <w:color w:val="F05922"/>
+          <w:sz w:val="18"/>
+        </w:rPr>
+        <w:t>sudo</w:t>
+      </w:r>
+      <w:r>
+        <w:rPr>
+          <w:sz w:val="21"/>
+        </w:rPr>
+        <w:t xml:space="preserve"> trần cần hỏi password nên cố mở </w:t>
+      </w:r>
+      <w:r>
+        <w:rPr>
+          <w:rFonts w:ascii="Courier New" w:hAnsi="Courier New"/>
+          <w:color w:val="F05922"/>
+          <w:sz w:val="18"/>
+        </w:rPr>
+        <w:t>/dev/tty</w:t>
+      </w:r>
+      <w:r>
+        <w:rPr>
+          <w:sz w:val="21"/>
+        </w:rPr>
+        <w:t xml:space="preserve"> → không có →</w:t>
+      </w:r>
+    </w:p>
+    <w:p>
+      <w:pPr>
+        <w:spacing w:after="80"/>
+      </w:pPr>
+      <w:r>
+        <w:rPr>
+          <w:sz w:val="21"/>
+        </w:rPr>
+        <w:t xml:space="preserve">báo đúng thông báo trên. Đây là lỗi </w:t>
+      </w:r>
+      <w:r>
+        <w:rPr>
+          <w:i/>
+          <w:sz w:val="21"/>
+        </w:rPr>
+        <w:t>thiết kế nhánh điều kiện</w:t>
+      </w:r>
+      <w:r>
+        <w:rPr>
+          <w:sz w:val="21"/>
+        </w:rPr>
+        <w:t>, không phải lỗi quoting hay</w:t>
+      </w:r>
+    </w:p>
+    <w:p>
+      <w:pPr>
+        <w:spacing w:after="80"/>
+      </w:pPr>
+      <w:r>
+        <w:rPr>
+          <w:sz w:val="21"/>
+        </w:rPr>
+        <w:t>lỗi thứ tự API.</w:t>
+      </w:r>
+    </w:p>
+    <w:p>
+      <w:pPr>
+        <w:spacing w:after="80"/>
+      </w:pPr>
+      <w:r>
+        <w:rPr>
+          <w:sz w:val="21"/>
+        </w:rPr>
+        <w:t>Phân biệt 3 thông báo của sudo để chẩn đoán nhanh:</w:t>
+      </w:r>
+    </w:p>
+    <w:tbl>
+      <w:tblPr>
+        <w:tblStyle w:val="TableGrid"/>
+        <w:tblW w:type="auto" w:w="0"/>
+        <w:tblLook w:firstColumn="1" w:firstRow="1" w:lastColumn="0" w:lastRow="0" w:noHBand="0" w:noVBand="1" w:val="04A0"/>
+      </w:tblPr>
+      <w:tblGrid>
+        <w:gridCol w:w="4844"/>
+        <w:gridCol w:w="4844"/>
+      </w:tblGrid>
+      <w:tr>
+        <w:tc>
+          <w:tcPr>
+            <w:tcW w:type="dxa" w:w="4844"/>
+            <w:shd w:val="clear" w:color="auto" w:fill="251C53"/>
+            <w:tcBorders>
+              <w:top w:val="single" w:sz="4" w:space="0" w:color="251C53"/>
+              <w:left w:val="single" w:sz="4" w:space="0" w:color="251C53"/>
+              <w:bottom w:val="single" w:sz="4" w:space="0" w:color="251C53"/>
+              <w:right w:val="single" w:sz="4" w:space="0" w:color="251C53"/>
+            </w:tcBorders>
+          </w:tcPr>
+          <w:p>
+            <w:r>
+              <w:rPr>
+                <w:b/>
+                <w:color w:val="FFFFFF"/>
+                <w:sz w:val="20"/>
+              </w:rPr>
+              <w:t>Thông báo</w:t>
+            </w:r>
+          </w:p>
+        </w:tc>
+        <w:tc>
+          <w:tcPr>
+            <w:tcW w:type="dxa" w:w="4844"/>
+            <w:shd w:val="clear" w:color="auto" w:fill="251C53"/>
+            <w:tcBorders>
+              <w:top w:val="single" w:sz="4" w:space="0" w:color="251C53"/>
+              <w:left w:val="single" w:sz="4" w:space="0" w:color="251C53"/>
+              <w:bottom w:val="single" w:sz="4" w:space="0" w:color="251C53"/>
+              <w:right w:val="single" w:sz="4" w:space="0" w:color="251C53"/>
+            </w:tcBorders>
+          </w:tcPr>
+          <w:p>
+            <w:r>
+              <w:rPr>
+                <w:b/>
+                <w:color w:val="FFFFFF"/>
+                <w:sz w:val="20"/>
+              </w:rPr>
+              <w:t>Ý nghĩa</w:t>
+            </w:r>
+          </w:p>
+        </w:tc>
+      </w:tr>
+      <w:tr>
+        <w:tc>
+          <w:tcPr>
+            <w:tcW w:type="dxa" w:w="4844"/>
+            <w:tcBorders>
+              <w:top w:val="single" w:sz="4" w:space="0" w:color="CBCBCB"/>
+              <w:left w:val="single" w:sz="4" w:space="0" w:color="CBCBCB"/>
+              <w:bottom w:val="single" w:sz="4" w:space="0" w:color="CBCBCB"/>
+              <w:right w:val="single" w:sz="4" w:space="0" w:color="CBCBCB"/>
+            </w:tcBorders>
+          </w:tcPr>
+          <w:p>
+            <w:r>
+              <w:rPr>
+                <w:sz w:val="20"/>
+              </w:rPr>
+              <w:t>---</w:t>
+            </w:r>
+          </w:p>
+        </w:tc>
+        <w:tc>
+          <w:tcPr>
+            <w:tcW w:type="dxa" w:w="4844"/>
+            <w:tcBorders>
+              <w:top w:val="single" w:sz="4" w:space="0" w:color="CBCBCB"/>
+              <w:left w:val="single" w:sz="4" w:space="0" w:color="CBCBCB"/>
+              <w:bottom w:val="single" w:sz="4" w:space="0" w:color="CBCBCB"/>
+              <w:right w:val="single" w:sz="4" w:space="0" w:color="CBCBCB"/>
+            </w:tcBorders>
+          </w:tcPr>
+          <w:p>
+            <w:r>
+              <w:rPr>
+                <w:sz w:val="20"/>
+              </w:rPr>
+              <w:t>---</w:t>
+            </w:r>
+          </w:p>
+        </w:tc>
+      </w:tr>
+      <w:tr>
+        <w:tc>
+          <w:tcPr>
+            <w:tcW w:type="dxa" w:w="4844"/>
+            <w:shd w:val="clear" w:color="auto" w:fill="B8B3D6"/>
+            <w:tcBorders>
+              <w:top w:val="single" w:sz="4" w:space="0" w:color="CBCBCB"/>
+              <w:left w:val="single" w:sz="4" w:space="0" w:color="CBCBCB"/>
+              <w:bottom w:val="single" w:sz="4" w:space="0" w:color="CBCBCB"/>
+              <w:right w:val="single" w:sz="4" w:space="0" w:color="CBCBCB"/>
+            </w:tcBorders>
+          </w:tcPr>
+          <w:p>
+            <w:r>
+              <w:rPr>
+                <w:rFonts w:ascii="Courier New" w:hAnsi="Courier New"/>
+                <w:color w:val="F05922"/>
+                <w:sz w:val="20"/>
+              </w:rPr>
+              <w:t>no tty present and no askpass program specified</w:t>
+            </w:r>
+          </w:p>
+        </w:tc>
+        <w:tc>
+          <w:tcPr>
+            <w:tcW w:type="dxa" w:w="4844"/>
+            <w:shd w:val="clear" w:color="auto" w:fill="B8B3D6"/>
+            <w:tcBorders>
+              <w:top w:val="single" w:sz="4" w:space="0" w:color="CBCBCB"/>
+              <w:left w:val="single" w:sz="4" w:space="0" w:color="CBCBCB"/>
+              <w:bottom w:val="single" w:sz="4" w:space="0" w:color="CBCBCB"/>
+              <w:right w:val="single" w:sz="4" w:space="0" w:color="CBCBCB"/>
+            </w:tcBorders>
+          </w:tcPr>
+          <w:p>
+            <w:r>
+              <w:rPr>
+                <w:sz w:val="20"/>
+              </w:rPr>
+              <w:t xml:space="preserve">Chạy </w:t>
+            </w:r>
+            <w:r>
+              <w:rPr>
+                <w:rFonts w:ascii="Courier New" w:hAnsi="Courier New"/>
+                <w:color w:val="F05922"/>
+                <w:sz w:val="20"/>
+              </w:rPr>
+              <w:t>sudo</w:t>
+            </w:r>
+            <w:r>
+              <w:rPr>
+                <w:sz w:val="20"/>
+              </w:rPr>
+              <w:t xml:space="preserve"> </w:t>
+            </w:r>
+            <w:r>
+              <w:rPr>
+                <w:b/>
+                <w:sz w:val="20"/>
+              </w:rPr>
+              <w:t>không có `-S`</w:t>
+            </w:r>
+            <w:r>
+              <w:rPr>
+                <w:sz w:val="20"/>
+              </w:rPr>
+              <w:t xml:space="preserve"> trên kênh không tty</w:t>
+            </w:r>
+          </w:p>
+        </w:tc>
+      </w:tr>
+      <w:tr>
+        <w:tc>
+          <w:tcPr>
+            <w:tcW w:type="dxa" w:w="4844"/>
+            <w:tcBorders>
+              <w:top w:val="single" w:sz="4" w:space="0" w:color="CBCBCB"/>
+              <w:left w:val="single" w:sz="4" w:space="0" w:color="CBCBCB"/>
+              <w:bottom w:val="single" w:sz="4" w:space="0" w:color="CBCBCB"/>
+              <w:right w:val="single" w:sz="4" w:space="0" w:color="CBCBCB"/>
+            </w:tcBorders>
+          </w:tcPr>
+          <w:p>
+            <w:r>
+              <w:rPr>
+                <w:rFonts w:ascii="Courier New" w:hAnsi="Courier New"/>
+                <w:color w:val="F05922"/>
+                <w:sz w:val="20"/>
+              </w:rPr>
+              <w:t>no password was provided</w:t>
+            </w:r>
+          </w:p>
+        </w:tc>
+        <w:tc>
+          <w:tcPr>
+            <w:tcW w:type="dxa" w:w="4844"/>
+            <w:tcBorders>
+              <w:top w:val="single" w:sz="4" w:space="0" w:color="CBCBCB"/>
+              <w:left w:val="single" w:sz="4" w:space="0" w:color="CBCBCB"/>
+              <w:bottom w:val="single" w:sz="4" w:space="0" w:color="CBCBCB"/>
+              <w:right w:val="single" w:sz="4" w:space="0" w:color="CBCBCB"/>
+            </w:tcBorders>
+          </w:tcPr>
+          <w:p>
+            <w:r>
+              <w:rPr>
+                <w:sz w:val="20"/>
+              </w:rPr>
+              <w:t xml:space="preserve">Có </w:t>
+            </w:r>
+            <w:r>
+              <w:rPr>
+                <w:rFonts w:ascii="Courier New" w:hAnsi="Courier New"/>
+                <w:color w:val="F05922"/>
+                <w:sz w:val="20"/>
+              </w:rPr>
+              <w:t>-S</w:t>
+            </w:r>
+            <w:r>
+              <w:rPr>
+                <w:sz w:val="20"/>
+              </w:rPr>
+              <w:t xml:space="preserve"> nhưng stdin EOF/rỗng</w:t>
+            </w:r>
+          </w:p>
+        </w:tc>
+      </w:tr>
+      <w:tr>
+        <w:tc>
+          <w:tcPr>
+            <w:tcW w:type="dxa" w:w="4844"/>
+            <w:shd w:val="clear" w:color="auto" w:fill="B8B3D6"/>
+            <w:tcBorders>
+              <w:top w:val="single" w:sz="4" w:space="0" w:color="CBCBCB"/>
+              <w:left w:val="single" w:sz="4" w:space="0" w:color="CBCBCB"/>
+              <w:bottom w:val="single" w:sz="4" w:space="0" w:color="CBCBCB"/>
+              <w:right w:val="single" w:sz="4" w:space="0" w:color="CBCBCB"/>
+            </w:tcBorders>
+          </w:tcPr>
+          <w:p>
+            <w:r>
+              <w:rPr>
+                <w:rFonts w:ascii="Courier New" w:hAnsi="Courier New"/>
+                <w:color w:val="F05922"/>
+                <w:sz w:val="20"/>
+              </w:rPr>
+              <w:t>3 incorrect password attempts</w:t>
+            </w:r>
+          </w:p>
+        </w:tc>
+        <w:tc>
+          <w:tcPr>
+            <w:tcW w:type="dxa" w:w="4844"/>
+            <w:shd w:val="clear" w:color="auto" w:fill="B8B3D6"/>
+            <w:tcBorders>
+              <w:top w:val="single" w:sz="4" w:space="0" w:color="CBCBCB"/>
+              <w:left w:val="single" w:sz="4" w:space="0" w:color="CBCBCB"/>
+              <w:bottom w:val="single" w:sz="4" w:space="0" w:color="CBCBCB"/>
+              <w:right w:val="single" w:sz="4" w:space="0" w:color="CBCBCB"/>
+            </w:tcBorders>
+          </w:tcPr>
+          <w:p>
+            <w:r>
+              <w:rPr>
+                <w:sz w:val="20"/>
+              </w:rPr>
+              <w:t xml:space="preserve">Có </w:t>
+            </w:r>
+            <w:r>
+              <w:rPr>
+                <w:rFonts w:ascii="Courier New" w:hAnsi="Courier New"/>
+                <w:color w:val="F05922"/>
+                <w:sz w:val="20"/>
+              </w:rPr>
+              <w:t>-S</w:t>
+            </w:r>
+            <w:r>
+              <w:rPr>
+                <w:sz w:val="20"/>
+              </w:rPr>
+              <w:t>, có dữ liệu, nhưng password sai</w:t>
+            </w:r>
+          </w:p>
+        </w:tc>
+      </w:tr>
+    </w:tbl>
+    <w:p/>
+    <w:p>
+      <w:pPr>
+        <w:spacing w:after="80"/>
+      </w:pPr>
+      <w:r>
+        <w:rPr>
+          <w:b/>
+          <w:sz w:val="21"/>
+        </w:rPr>
+        <w:t>Cách xử lý (ĐÃ ÁP DỤNG):</w:t>
+      </w:r>
+    </w:p>
+    <w:p>
+      <w:pPr>
+        <w:spacing w:after="20"/>
+        <w:ind w:left="567" w:hanging="283"/>
+      </w:pPr>
+      <w:r>
+        <w:rPr>
+          <w:sz w:val="21"/>
+        </w:rPr>
+        <w:t>1.</w:t>
+        <w:tab/>
+      </w:r>
+      <w:r>
+        <w:rPr>
+          <w:sz w:val="21"/>
+        </w:rPr>
+        <w:t xml:space="preserve">Hễ </w:t>
+      </w:r>
+      <w:r>
+        <w:rPr>
+          <w:rFonts w:ascii="Courier New" w:hAnsi="Courier New"/>
+          <w:color w:val="F05922"/>
+          <w:sz w:val="21"/>
+        </w:rPr>
+        <w:t>sudoCount &gt; 0</w:t>
+      </w:r>
+      <w:r>
+        <w:rPr>
+          <w:sz w:val="21"/>
+        </w:rPr>
+        <w:t xml:space="preserve"> là </w:t>
+      </w:r>
+      <w:r>
+        <w:rPr>
+          <w:b/>
+          <w:sz w:val="21"/>
+        </w:rPr>
+        <w:t>LUÔN</w:t>
+      </w:r>
+      <w:r>
+        <w:rPr>
+          <w:sz w:val="21"/>
+        </w:rPr>
+        <w:t xml:space="preserve"> rewrite thành </w:t>
+      </w:r>
+      <w:r>
+        <w:rPr>
+          <w:rFonts w:ascii="Courier New" w:hAnsi="Courier New"/>
+          <w:color w:val="F05922"/>
+          <w:sz w:val="21"/>
+        </w:rPr>
+        <w:t>sudo -S -p ''</w:t>
+      </w:r>
+      <w:r>
+        <w:rPr>
+          <w:sz w:val="21"/>
+        </w:rPr>
+        <w:t>, không phụ thuộc có password hay không.</w:t>
+      </w:r>
+    </w:p>
+    <w:p>
+      <w:pPr>
+        <w:spacing w:after="20"/>
+        <w:ind w:left="567" w:hanging="283"/>
+      </w:pPr>
+      <w:r>
+        <w:rPr>
+          <w:sz w:val="21"/>
+        </w:rPr>
+        <w:t>2.</w:t>
+        <w:tab/>
+      </w:r>
+      <w:r>
+        <w:rPr>
+          <w:sz w:val="21"/>
+        </w:rPr>
+        <w:t xml:space="preserve">Nếu có </w:t>
+      </w:r>
+      <w:r>
+        <w:rPr>
+          <w:rFonts w:ascii="Courier New" w:hAnsi="Courier New"/>
+          <w:color w:val="F05922"/>
+          <w:sz w:val="21"/>
+        </w:rPr>
+        <w:t>sudo</w:t>
+      </w:r>
+      <w:r>
+        <w:rPr>
+          <w:sz w:val="21"/>
+        </w:rPr>
+        <w:t xml:space="preserve"> mà password rỗng → ném lỗi rõ ràng </w:t>
+      </w:r>
+      <w:r>
+        <w:rPr>
+          <w:b/>
+          <w:sz w:val="21"/>
+        </w:rPr>
+        <w:t>ngay tại CCU</w:t>
+      </w:r>
+      <w:r>
+        <w:rPr>
+          <w:sz w:val="21"/>
+        </w:rPr>
+        <w:t xml:space="preserve"> ("chưa có password sudo"),</w:t>
+      </w:r>
+    </w:p>
+    <w:p>
+      <w:pPr>
+        <w:spacing w:after="80"/>
+      </w:pPr>
+      <w:r>
+        <w:rPr>
+          <w:sz w:val="21"/>
+        </w:rPr>
+        <w:t>không đẩy sang ZCU để nhận thông báo khó hiểu.</w:t>
+      </w:r>
+    </w:p>
+    <w:p>
+      <w:pPr>
+        <w:spacing w:after="20"/>
+        <w:ind w:left="567" w:hanging="283"/>
+      </w:pPr>
+      <w:r>
+        <w:rPr>
+          <w:sz w:val="21"/>
+        </w:rPr>
+        <w:t>3.</w:t>
+        <w:tab/>
+      </w:r>
+      <w:r>
+        <w:rPr>
+          <w:sz w:val="21"/>
+        </w:rPr>
+        <w:t>Log lệnh thực sự gửi đi (an toàn — password chỉ đi qua stdin, không nằm trong command line)</w:t>
+      </w:r>
+    </w:p>
+    <w:p>
+      <w:pPr>
+        <w:spacing w:after="80"/>
+      </w:pPr>
+      <w:r>
+        <w:rPr>
+          <w:sz w:val="21"/>
+        </w:rPr>
+        <w:t>để lần chạy sau chẩn đoán được ngay.</w:t>
+      </w:r>
+    </w:p>
+    <w:p>
+      <w:pPr>
+        <w:spacing w:after="80"/>
+      </w:pPr>
+      <w:r>
+        <w:rPr>
+          <w:b/>
+          <w:sz w:val="21"/>
+        </w:rPr>
+        <w:t>Ghi chú về `CreateInputStream()` (đã kiểm chứng, KHÔNG phải nguyên nhân):</w:t>
+      </w:r>
+    </w:p>
+    <w:p>
+      <w:pPr>
+        <w:spacing w:after="80"/>
+      </w:pPr>
+      <w:r>
+        <w:rPr>
+          <w:sz w:val="21"/>
+        </w:rPr>
+        <w:t xml:space="preserve">SSH.NET yêu cầu gọi </w:t>
+      </w:r>
+      <w:r>
+        <w:rPr>
+          <w:rFonts w:ascii="Courier New" w:hAnsi="Courier New"/>
+          <w:color w:val="F05922"/>
+          <w:sz w:val="18"/>
+        </w:rPr>
+        <w:t>CreateInputStream()</w:t>
+      </w:r>
+      <w:r>
+        <w:rPr>
+          <w:sz w:val="21"/>
+        </w:rPr>
+        <w:t xml:space="preserve"> </w:t>
+      </w:r>
+      <w:r>
+        <w:rPr>
+          <w:b/>
+          <w:sz w:val="21"/>
+        </w:rPr>
+        <w:t>SAU</w:t>
+      </w:r>
+      <w:r>
+        <w:rPr>
+          <w:sz w:val="21"/>
+        </w:rPr>
+        <w:t xml:space="preserve"> khi </w:t>
+      </w:r>
+      <w:r>
+        <w:rPr>
+          <w:rFonts w:ascii="Courier New" w:hAnsi="Courier New"/>
+          <w:color w:val="F05922"/>
+          <w:sz w:val="18"/>
+        </w:rPr>
+        <w:t>ExecuteAsync()</w:t>
+      </w:r>
+      <w:r>
+        <w:rPr>
+          <w:sz w:val="21"/>
+        </w:rPr>
+        <w:t xml:space="preserve"> đã bắt đầu — chuỗi lỗi</w:t>
+      </w:r>
+    </w:p>
+    <w:p>
+      <w:pPr>
+        <w:spacing w:after="80"/>
+      </w:pPr>
+      <w:r>
+        <w:rPr>
+          <w:sz w:val="21"/>
+        </w:rPr>
+        <w:t xml:space="preserve">trong </w:t>
+      </w:r>
+      <w:r>
+        <w:rPr>
+          <w:rFonts w:ascii="Courier New" w:hAnsi="Courier New"/>
+          <w:color w:val="F05922"/>
+          <w:sz w:val="18"/>
+        </w:rPr>
+        <w:t>Renci.SshNet.dll</w:t>
+      </w:r>
+      <w:r>
+        <w:rPr>
+          <w:sz w:val="21"/>
+        </w:rPr>
+        <w:t xml:space="preserve"> là </w:t>
+      </w:r>
+      <w:r>
+        <w:rPr>
+          <w:i/>
+          <w:sz w:val="21"/>
+        </w:rPr>
+        <w:t>"The input stream can be used only during execution"</w:t>
+      </w:r>
+      <w:r>
+        <w:rPr>
+          <w:sz w:val="21"/>
+        </w:rPr>
+        <w:t>, và doc</w:t>
+      </w:r>
+    </w:p>
+    <w:p>
+      <w:pPr>
+        <w:spacing w:after="80"/>
+      </w:pPr>
+      <w:r>
+        <w:rPr>
+          <w:sz w:val="21"/>
+        </w:rPr>
+        <w:t xml:space="preserve">chính thức cũng dùng đúng thứ tự này. Tuy vậy </w:t>
+      </w:r>
+      <w:r>
+        <w:rPr>
+          <w:rFonts w:ascii="Courier New" w:hAnsi="Courier New"/>
+          <w:color w:val="F05922"/>
+          <w:sz w:val="18"/>
+        </w:rPr>
+        <w:t>ExecuteAsync()</w:t>
+      </w:r>
+      <w:r>
+        <w:rPr>
+          <w:sz w:val="21"/>
+        </w:rPr>
+        <w:t xml:space="preserve"> mở channel bất đồng bộ nên vẫn</w:t>
+      </w:r>
+    </w:p>
+    <w:p>
+      <w:pPr>
+        <w:spacing w:after="80"/>
+      </w:pPr>
+      <w:r>
+        <w:rPr>
+          <w:sz w:val="21"/>
+        </w:rPr>
+        <w:t xml:space="preserve">nên retry ngắn khi </w:t>
+      </w:r>
+      <w:r>
+        <w:rPr>
+          <w:rFonts w:ascii="Courier New" w:hAnsi="Courier New"/>
+          <w:color w:val="F05922"/>
+          <w:sz w:val="18"/>
+        </w:rPr>
+        <w:t>CreateInputStream()</w:t>
+      </w:r>
+      <w:r>
+        <w:rPr>
+          <w:sz w:val="21"/>
+        </w:rPr>
+        <w:t xml:space="preserve"> ném </w:t>
+      </w:r>
+      <w:r>
+        <w:rPr>
+          <w:rFonts w:ascii="Courier New" w:hAnsi="Courier New"/>
+          <w:color w:val="F05922"/>
+          <w:sz w:val="18"/>
+        </w:rPr>
+        <w:t>InvalidOperationException</w:t>
+      </w:r>
+      <w:r>
+        <w:rPr>
+          <w:sz w:val="21"/>
+        </w:rPr>
+        <w:t>.</w:t>
+      </w:r>
+    </w:p>
+    <w:p>
+      <w:pPr>
+        <w:spacing w:after="80"/>
+      </w:pPr>
+      <w:r>
+        <w:rPr>
+          <w:b/>
+          <w:sz w:val="21"/>
+        </w:rPr>
+        <w:t>Lần đầu gặp:</w:t>
+      </w:r>
+      <w:r>
+        <w:rPr>
+          <w:sz w:val="21"/>
+        </w:rPr>
+        <w:t xml:space="preserve"> User báo lỗi sau đợt audit-fix 2026-07-26 (hồi quy do chính bước 3.2 gây ra)</w:t>
+      </w:r>
+    </w:p>
+    <w:p>
+      <w:pPr>
+        <w:spacing w:after="80"/>
+      </w:pPr>
+      <w:r>
+        <w:rPr>
+          <w:b/>
+          <w:sz w:val="21"/>
+        </w:rPr>
+        <w:t>Không cần làm lại:</w:t>
+      </w:r>
+    </w:p>
+    <w:p>
+      <w:pPr>
+        <w:pStyle w:val="ListBullet"/>
+        <w:spacing w:after="20"/>
+        <w:ind w:left="283"/>
+      </w:pPr>
+      <w:r>
+        <w:rPr>
+          <w:sz w:val="21"/>
+        </w:rPr>
+        <w:t xml:space="preserve">Không cần đảo thứ tự </w:t>
+      </w:r>
+      <w:r>
+        <w:rPr>
+          <w:rFonts w:ascii="Courier New" w:hAnsi="Courier New"/>
+          <w:color w:val="F05922"/>
+          <w:sz w:val="21"/>
+        </w:rPr>
+        <w:t>CreateInputStream()</w:t>
+      </w:r>
+      <w:r>
+        <w:rPr>
+          <w:sz w:val="21"/>
+        </w:rPr>
+        <w:t xml:space="preserve"> lên trước </w:t>
+      </w:r>
+      <w:r>
+        <w:rPr>
+          <w:rFonts w:ascii="Courier New" w:hAnsi="Courier New"/>
+          <w:color w:val="F05922"/>
+          <w:sz w:val="21"/>
+        </w:rPr>
+        <w:t>ExecuteAsync()</w:t>
+      </w:r>
+      <w:r>
+        <w:rPr>
+          <w:sz w:val="21"/>
+        </w:rPr>
+        <w:t xml:space="preserve"> — sai, sẽ ném exception.</w:t>
+      </w:r>
+    </w:p>
+    <w:p>
+      <w:pPr>
+        <w:pStyle w:val="ListBullet"/>
+        <w:spacing w:after="20"/>
+        <w:ind w:left="283"/>
+      </w:pPr>
+      <w:r>
+        <w:rPr>
+          <w:sz w:val="21"/>
+        </w:rPr>
+        <w:t>Không cần cấp pseudo-tty (</w:t>
+      </w:r>
+      <w:r>
+        <w:rPr>
+          <w:rFonts w:ascii="Courier New" w:hAnsi="Courier New"/>
+          <w:color w:val="F05922"/>
+          <w:sz w:val="21"/>
+        </w:rPr>
+        <w:t>ShellStream</w:t>
+      </w:r>
+      <w:r>
+        <w:rPr>
+          <w:sz w:val="21"/>
+        </w:rPr>
+        <w:t xml:space="preserve">) để chạy sudo — </w:t>
+      </w:r>
+      <w:r>
+        <w:rPr>
+          <w:rFonts w:ascii="Courier New" w:hAnsi="Courier New"/>
+          <w:color w:val="F05922"/>
+          <w:sz w:val="21"/>
+        </w:rPr>
+        <w:t>sudo -S</w:t>
+      </w:r>
+      <w:r>
+        <w:rPr>
+          <w:sz w:val="21"/>
+        </w:rPr>
+        <w:t xml:space="preserve"> đọc stdin là đủ, thêm tty</w:t>
+      </w:r>
+    </w:p>
+    <w:p>
+      <w:pPr>
+        <w:spacing w:after="80"/>
+      </w:pPr>
+      <w:r>
+        <w:rPr>
+          <w:sz w:val="21"/>
+        </w:rPr>
+        <w:t>còn làm password bị echo lại vào output.</w:t>
+      </w:r>
+    </w:p>
+    <w:p>
+      <w:pPr>
+        <w:pStyle w:val="ListBullet"/>
+        <w:spacing w:after="20"/>
+        <w:ind w:left="283"/>
+      </w:pPr>
+      <w:r>
+        <w:rPr>
+          <w:sz w:val="21"/>
+        </w:rPr>
+        <w:t xml:space="preserve">Không cần quay lại </w:t>
+      </w:r>
+      <w:r>
+        <w:rPr>
+          <w:rFonts w:ascii="Courier New" w:hAnsi="Courier New"/>
+          <w:color w:val="F05922"/>
+          <w:sz w:val="21"/>
+        </w:rPr>
+        <w:t>echo 'pass' | sudo -S</w:t>
+      </w:r>
+      <w:r>
+        <w:rPr>
+          <w:sz w:val="21"/>
+        </w:rPr>
+        <w:t xml:space="preserve"> — cách đó làm lộ password qua </w:t>
+      </w:r>
+      <w:r>
+        <w:rPr>
+          <w:rFonts w:ascii="Courier New" w:hAnsi="Courier New"/>
+          <w:color w:val="F05922"/>
+          <w:sz w:val="21"/>
+        </w:rPr>
+        <w:t>ps -ef</w:t>
+      </w:r>
+      <w:r>
+        <w:rPr>
+          <w:sz w:val="21"/>
+        </w:rPr>
+        <w:t xml:space="preserve"> trên ZCU.</w:t>
+      </w:r>
+    </w:p>
+    <w:p>
+      <w:pPr>
+        <w:pBdr>
+          <w:bottom w:val="single" w:sz="6" w:space="1" w:color="F05922"/>
+        </w:pBdr>
+        <w:spacing w:after="120"/>
+      </w:pPr>
+    </w:p>
+    <w:p>
+      <w:pPr>
+        <w:pStyle w:val="Heading2"/>
+        <w:spacing w:before="200" w:after="80"/>
+      </w:pPr>
+      <w:r>
+        <w:rPr>
+          <w:color w:val="F05922"/>
+          <w:sz w:val="28"/>
+        </w:rPr>
+        <w:t>G018 — Avalonia `AutoCompleteBox`: mở dropdown thủ công khi view rỗng → popup vô hình + kẹt `IsDropDownOpen=true`</w:t>
+      </w:r>
+    </w:p>
+    <w:p>
+      <w:pPr>
+        <w:spacing w:after="80"/>
+      </w:pPr>
+      <w:r>
+        <w:rPr>
+          <w:b/>
+          <w:sz w:val="21"/>
+        </w:rPr>
+        <w:t>Ngày phát hiện:</w:t>
+      </w:r>
+      <w:r>
+        <w:rPr>
+          <w:sz w:val="21"/>
+        </w:rPr>
+        <w:t xml:space="preserve"> 2026-07-26</w:t>
+      </w:r>
+    </w:p>
+    <w:p>
+      <w:pPr>
+        <w:spacing w:after="80"/>
+      </w:pPr>
+      <w:r>
+        <w:rPr>
+          <w:b/>
+          <w:sz w:val="21"/>
+        </w:rPr>
+        <w:t>Môi trường:</w:t>
+      </w:r>
+      <w:r>
+        <w:rPr>
+          <w:sz w:val="21"/>
+        </w:rPr>
+        <w:t xml:space="preserve"> Avalonia 12.1.0, </w:t>
+      </w:r>
+      <w:r>
+        <w:rPr>
+          <w:rFonts w:ascii="Courier New" w:hAnsi="Courier New"/>
+          <w:color w:val="F05922"/>
+          <w:sz w:val="18"/>
+        </w:rPr>
+        <w:t>IPGS.RemoteControl.CcuUI</w:t>
+      </w:r>
+      <w:r>
+        <w:rPr>
+          <w:sz w:val="21"/>
+        </w:rPr>
+        <w:t xml:space="preserve"> (RemoteCommandWindow/BulkActionWindow — ô snippet lệnh mẫu)</w:t>
+      </w:r>
+    </w:p>
+    <w:p>
+      <w:pPr>
+        <w:spacing w:after="80"/>
+      </w:pPr>
+      <w:r>
+        <w:rPr>
+          <w:b/>
+          <w:sz w:val="21"/>
+        </w:rPr>
+        <w:t>Vấn đề:</w:t>
+      </w:r>
+      <w:r>
+        <w:rPr>
+          <w:sz w:val="21"/>
+        </w:rPr>
+        <w:t xml:space="preserve"> </w:t>
+      </w:r>
+      <w:r>
+        <w:rPr>
+          <w:rFonts w:ascii="Courier New" w:hAnsi="Courier New"/>
+          <w:color w:val="F05922"/>
+          <w:sz w:val="18"/>
+        </w:rPr>
+        <w:t>Tapped</w:t>
+      </w:r>
+      <w:r>
+        <w:rPr>
+          <w:sz w:val="21"/>
+        </w:rPr>
+        <w:t xml:space="preserve"> handler set </w:t>
+      </w:r>
+      <w:r>
+        <w:rPr>
+          <w:rFonts w:ascii="Courier New" w:hAnsi="Courier New"/>
+          <w:color w:val="F05922"/>
+          <w:sz w:val="18"/>
+        </w:rPr>
+        <w:t>combo.IsDropDownOpen = true</w:t>
+      </w:r>
+      <w:r>
+        <w:rPr>
+          <w:sz w:val="21"/>
+        </w:rPr>
+        <w:t xml:space="preserve"> nhưng dropdown không bao giờ hiện — dù </w:t>
+      </w:r>
+      <w:r>
+        <w:rPr>
+          <w:rFonts w:ascii="Courier New" w:hAnsi="Courier New"/>
+          <w:color w:val="F05922"/>
+          <w:sz w:val="18"/>
+        </w:rPr>
+        <w:t>MinimumPrefixLength=0</w:t>
+      </w:r>
+      <w:r>
+        <w:rPr>
+          <w:sz w:val="21"/>
+        </w:rPr>
+        <w:t xml:space="preserve">, </w:t>
+      </w:r>
+      <w:r>
+        <w:rPr>
+          <w:rFonts w:ascii="Courier New" w:hAnsi="Courier New"/>
+          <w:color w:val="F05922"/>
+          <w:sz w:val="18"/>
+        </w:rPr>
+        <w:t>FilterMode=Contains</w:t>
+      </w:r>
+      <w:r>
+        <w:rPr>
+          <w:sz w:val="21"/>
+        </w:rPr>
+        <w:t>, ItemsSource đã gán; sau cú tap đầu, gõ từ khóa cũng KHÔNG mở được nữa.</w:t>
+      </w:r>
+    </w:p>
+    <w:p>
+      <w:pPr>
+        <w:spacing w:after="80"/>
+      </w:pPr>
+      <w:r>
+        <w:rPr>
+          <w:b/>
+          <w:sz w:val="21"/>
+        </w:rPr>
+        <w:t>Nguyên nhân:</w:t>
+      </w:r>
+      <w:r>
+        <w:rPr>
+          <w:sz w:val="21"/>
+        </w:rPr>
+        <w:t xml:space="preserve"> View lọc nội bộ của </w:t>
+      </w:r>
+      <w:r>
+        <w:rPr>
+          <w:rFonts w:ascii="Courier New" w:hAnsi="Courier New"/>
+          <w:color w:val="F05922"/>
+          <w:sz w:val="18"/>
+        </w:rPr>
+        <w:t>AutoCompleteBox</w:t>
+      </w:r>
+      <w:r>
+        <w:rPr>
+          <w:sz w:val="21"/>
+        </w:rPr>
+        <w:t xml:space="preserve"> chỉ được populate trong pipeline TextChanged/population. Set </w:t>
+      </w:r>
+      <w:r>
+        <w:rPr>
+          <w:rFonts w:ascii="Courier New" w:hAnsi="Courier New"/>
+          <w:color w:val="F05922"/>
+          <w:sz w:val="18"/>
+        </w:rPr>
+        <w:t>IsDropDownOpen = true</w:t>
+      </w:r>
+      <w:r>
+        <w:rPr>
+          <w:sz w:val="21"/>
+        </w:rPr>
+        <w:t xml:space="preserve"> khi view còn rỗng → popup mở với 0 item (cao 0px, vô hình) và property giữ nguyên </w:t>
+      </w:r>
+      <w:r>
+        <w:rPr>
+          <w:rFonts w:ascii="Courier New" w:hAnsi="Courier New"/>
+          <w:color w:val="F05922"/>
+          <w:sz w:val="18"/>
+        </w:rPr>
+        <w:t>true</w:t>
+      </w:r>
+      <w:r>
+        <w:rPr>
+          <w:sz w:val="21"/>
+        </w:rPr>
+        <w:t xml:space="preserve">; các lần population sau (gõ phím) không đổi giá trị property nên popup không được kích mở lại. Đối chứng: ô có </w:t>
+      </w:r>
+      <w:r>
+        <w:rPr>
+          <w:rFonts w:ascii="Courier New" w:hAnsi="Courier New"/>
+          <w:color w:val="F05922"/>
+          <w:sz w:val="18"/>
+        </w:rPr>
+        <w:t>Text</w:t>
+      </w:r>
+      <w:r>
+        <w:rPr>
+          <w:sz w:val="21"/>
+        </w:rPr>
+        <w:t xml:space="preserve"> prefill (population đã chạy) thì nút ▼ set </w:t>
+      </w:r>
+      <w:r>
+        <w:rPr>
+          <w:rFonts w:ascii="Courier New" w:hAnsi="Courier New"/>
+          <w:color w:val="F05922"/>
+          <w:sz w:val="18"/>
+        </w:rPr>
+        <w:t>IsDropDownOpen=true</w:t>
+      </w:r>
+      <w:r>
+        <w:rPr>
+          <w:sz w:val="21"/>
+        </w:rPr>
+        <w:t xml:space="preserve"> hoạt động bình thường (RemoteAppInstallWindow).</w:t>
+      </w:r>
+    </w:p>
+    <w:p>
+      <w:pPr>
+        <w:spacing w:after="80"/>
+      </w:pPr>
+      <w:r>
+        <w:rPr>
+          <w:b/>
+          <w:sz w:val="21"/>
+        </w:rPr>
+        <w:t>Cách xử lý:</w:t>
+      </w:r>
+      <w:r>
+        <w:rPr>
+          <w:sz w:val="21"/>
+        </w:rPr>
+        <w:t xml:space="preserve"> Trong handler mở-thủ-công: </w:t>
+      </w:r>
+      <w:r>
+        <w:rPr>
+          <w:rFonts w:ascii="Courier New" w:hAnsi="Courier New"/>
+          <w:color w:val="F05922"/>
+          <w:sz w:val="18"/>
+        </w:rPr>
+        <w:t>combo.IsDropDownOpen = false;</w:t>
+      </w:r>
+      <w:r>
+        <w:rPr>
+          <w:sz w:val="21"/>
+        </w:rPr>
+        <w:t xml:space="preserve"> (reset trạng thái kẹt) → </w:t>
+      </w:r>
+      <w:r>
+        <w:rPr>
+          <w:rFonts w:ascii="Courier New" w:hAnsi="Courier New"/>
+          <w:color w:val="F05922"/>
+          <w:sz w:val="18"/>
+        </w:rPr>
+        <w:t>combo.PopulateComplete();</w:t>
+      </w:r>
+      <w:r>
+        <w:rPr>
+          <w:sz w:val="21"/>
+        </w:rPr>
+        <w:t xml:space="preserve"> (ép refresh view từ ItemsSource theo SearchText hiện tại — rỗng = toàn bộ item) → </w:t>
+      </w:r>
+      <w:r>
+        <w:rPr>
+          <w:rFonts w:ascii="Courier New" w:hAnsi="Courier New"/>
+          <w:color w:val="F05922"/>
+          <w:sz w:val="18"/>
+        </w:rPr>
+        <w:t>combo.IsDropDownOpen = true;</w:t>
+      </w:r>
+      <w:r>
+        <w:rPr>
+          <w:sz w:val="21"/>
+        </w:rPr>
+        <w:t>.</w:t>
+      </w:r>
+    </w:p>
+    <w:p>
+      <w:pPr>
+        <w:spacing w:after="80"/>
+      </w:pPr>
+      <w:r>
+        <w:rPr>
+          <w:b/>
+          <w:sz w:val="21"/>
+        </w:rPr>
+        <w:t>Lần đầu gặp:</w:t>
+      </w:r>
+      <w:r>
+        <w:rPr>
+          <w:sz w:val="21"/>
+        </w:rPr>
+        <w:t xml:space="preserve"> Fix F03 — WF-BUGFIX BUG-ccu-ui-findings (2026-07-26, commit </w:t>
+      </w:r>
+      <w:r>
+        <w:rPr>
+          <w:rFonts w:ascii="Courier New" w:hAnsi="Courier New"/>
+          <w:color w:val="F05922"/>
+          <w:sz w:val="18"/>
+        </w:rPr>
+        <w:t>b5b8033</w:t>
+      </w:r>
+      <w:r>
+        <w:rPr>
+          <w:sz w:val="21"/>
+        </w:rPr>
+        <w:t>)</w:t>
+      </w:r>
+    </w:p>
+    <w:p>
+      <w:pPr>
+        <w:spacing w:after="80"/>
+      </w:pPr>
+      <w:r>
+        <w:rPr>
+          <w:b/>
+          <w:sz w:val="21"/>
+        </w:rPr>
+        <w:t>Không cần làm lại:</w:t>
+      </w:r>
+      <w:r>
+        <w:rPr>
+          <w:sz w:val="21"/>
+        </w:rPr>
+        <w:t xml:space="preserve"> Không cần đổi </w:t>
+      </w:r>
+      <w:r>
+        <w:rPr>
+          <w:rFonts w:ascii="Courier New" w:hAnsi="Courier New"/>
+          <w:color w:val="F05922"/>
+          <w:sz w:val="18"/>
+        </w:rPr>
+        <w:t>MinimumPrefixLength</w:t>
+      </w:r>
+      <w:r>
+        <w:rPr>
+          <w:sz w:val="21"/>
+        </w:rPr>
+        <w:t>/</w:t>
+      </w:r>
+      <w:r>
+        <w:rPr>
+          <w:rFonts w:ascii="Courier New" w:hAnsi="Courier New"/>
+          <w:color w:val="F05922"/>
+          <w:sz w:val="18"/>
+        </w:rPr>
+        <w:t>FilterMode</w:t>
+      </w:r>
+      <w:r>
+        <w:rPr>
+          <w:sz w:val="21"/>
+        </w:rPr>
+        <w:t xml:space="preserve"> (đã đúng); không cần thay bằng ComboBox thường — mất tính năng lọc theo từ khóa.</w:t>
+      </w:r>
+    </w:p>
+    <w:p>
+      <w:pPr>
+        <w:pBdr>
+          <w:bottom w:val="single" w:sz="6" w:space="1" w:color="F05922"/>
+        </w:pBdr>
+        <w:spacing w:after="120"/>
+      </w:pPr>
+    </w:p>
+    <w:p>
+      <w:pPr>
+        <w:pStyle w:val="Heading2"/>
+        <w:spacing w:before="200" w:after="80"/>
+      </w:pPr>
+      <w:r>
+        <w:rPr>
+          <w:color w:val="F05922"/>
+          <w:sz w:val="28"/>
+        </w:rPr>
+        <w:t>G019 — GDM autologin ghi đúng config nhưng thỉnh thoảng vẫn hiện màn hình đăng nhập (race hiếm khi boot bất thường) + SSH.NET `RunCommand` nuốt exit code</w:t>
+      </w:r>
+    </w:p>
+    <w:p>
+      <w:pPr>
+        <w:spacing w:after="80"/>
+      </w:pPr>
+      <w:r>
+        <w:rPr>
+          <w:b/>
+          <w:sz w:val="21"/>
+        </w:rPr>
+        <w:t>Ngày phát hiện:</w:t>
+      </w:r>
+      <w:r>
+        <w:rPr>
+          <w:sz w:val="21"/>
+        </w:rPr>
+        <w:t xml:space="preserve"> 2026-07-26</w:t>
+      </w:r>
+    </w:p>
+    <w:p>
+      <w:pPr>
+        <w:spacing w:after="80"/>
+      </w:pPr>
+      <w:r>
+        <w:rPr>
+          <w:b/>
+          <w:sz w:val="21"/>
+        </w:rPr>
+        <w:t>Môi trường:</w:t>
+      </w:r>
+      <w:r>
+        <w:rPr>
+          <w:sz w:val="21"/>
+        </w:rPr>
+        <w:t xml:space="preserve"> ZCU Ubuntu 22.04 (VM VirtualBox, gdm3), Kiosk Deploy (</w:t>
+      </w:r>
+      <w:r>
+        <w:rPr>
+          <w:rFonts w:ascii="Courier New" w:hAnsi="Courier New"/>
+          <w:color w:val="F05922"/>
+          <w:sz w:val="18"/>
+        </w:rPr>
+        <w:t>2-configure-system.sh</w:t>
+      </w:r>
+      <w:r>
+        <w:rPr>
+          <w:sz w:val="21"/>
+        </w:rPr>
+        <w:t xml:space="preserve"> + </w:t>
+      </w:r>
+      <w:r>
+        <w:rPr>
+          <w:rFonts w:ascii="Courier New" w:hAnsi="Courier New"/>
+          <w:color w:val="F05922"/>
+          <w:sz w:val="18"/>
+        </w:rPr>
+        <w:t>KioskDeployService</w:t>
+      </w:r>
+      <w:r>
+        <w:rPr>
+          <w:sz w:val="21"/>
+        </w:rPr>
+        <w:t>)</w:t>
+      </w:r>
+    </w:p>
+    <w:p>
+      <w:pPr>
+        <w:spacing w:after="80"/>
+      </w:pPr>
+      <w:r>
+        <w:rPr>
+          <w:b/>
+          <w:sz w:val="21"/>
+        </w:rPr>
+        <w:t>Vấn đề (F08):</w:t>
+      </w:r>
+      <w:r>
+        <w:rPr>
+          <w:sz w:val="21"/>
+        </w:rPr>
+        <w:t xml:space="preserve"> </w:t>
+      </w:r>
+      <w:r>
+        <w:rPr>
+          <w:rFonts w:ascii="Courier New" w:hAnsi="Courier New"/>
+          <w:color w:val="F05922"/>
+          <w:sz w:val="18"/>
+        </w:rPr>
+        <w:t>/etc/gdm3/custom.conf</w:t>
+      </w:r>
+      <w:r>
+        <w:rPr>
+          <w:sz w:val="21"/>
+        </w:rPr>
+        <w:t xml:space="preserve"> đã có </w:t>
+      </w:r>
+      <w:r>
+        <w:rPr>
+          <w:rFonts w:ascii="Courier New" w:hAnsi="Courier New"/>
+          <w:color w:val="F05922"/>
+          <w:sz w:val="18"/>
+        </w:rPr>
+        <w:t>AutomaticLoginEnable = true</w:t>
+      </w:r>
+      <w:r>
+        <w:rPr>
+          <w:sz w:val="21"/>
+        </w:rPr>
+        <w:t xml:space="preserve"> + </w:t>
+      </w:r>
+      <w:r>
+        <w:rPr>
+          <w:rFonts w:ascii="Courier New" w:hAnsi="Courier New"/>
+          <w:color w:val="F05922"/>
+          <w:sz w:val="18"/>
+        </w:rPr>
+        <w:t>AutomaticLogin = kztek</w:t>
+      </w:r>
+      <w:r>
+        <w:rPr>
+          <w:sz w:val="21"/>
+        </w:rPr>
+        <w:t xml:space="preserve"> đúng cú pháp, đa số boot tự đăng nhập OK (PAM </w:t>
+      </w:r>
+      <w:r>
+        <w:rPr>
+          <w:rFonts w:ascii="Courier New" w:hAnsi="Courier New"/>
+          <w:color w:val="F05922"/>
+          <w:sz w:val="18"/>
+        </w:rPr>
+        <w:t>gdm-autologin</w:t>
+      </w:r>
+      <w:r>
+        <w:rPr>
+          <w:sz w:val="21"/>
+        </w:rPr>
+        <w:t xml:space="preserve"> trong journal), nhưng có boot cá biệt (sau crash/boot bất thường — boot 17:13 26/07 không để lại journal) greeter vẫn hiện và đứng vô hạn → user kết luận "autologin không hoạt động".</w:t>
+      </w:r>
+    </w:p>
+    <w:p>
+      <w:pPr>
+        <w:spacing w:after="80"/>
+      </w:pPr>
+      <w:r>
+        <w:rPr>
+          <w:b/>
+          <w:sz w:val="21"/>
+        </w:rPr>
+        <w:t>Nguyên nhân:</w:t>
+      </w:r>
+      <w:r>
+        <w:rPr>
+          <w:sz w:val="21"/>
+        </w:rPr>
+        <w:t xml:space="preserve"> (1) GDM có race hiếm khi boot chậm/bất thường khiến AutomaticLogin bị bỏ qua — config đúng không đảm bảo 100% lần boot. (2) Phía app: </w:t>
+      </w:r>
+      <w:r>
+        <w:rPr>
+          <w:rFonts w:ascii="Courier New" w:hAnsi="Courier New"/>
+          <w:color w:val="F05922"/>
+          <w:sz w:val="18"/>
+        </w:rPr>
+        <w:t>KioskDeployService.RunCommand</w:t>
+      </w:r>
+      <w:r>
+        <w:rPr>
+          <w:sz w:val="21"/>
+        </w:rPr>
+        <w:t xml:space="preserve"> không kiểm tra </w:t>
+      </w:r>
+      <w:r>
+        <w:rPr>
+          <w:rFonts w:ascii="Courier New" w:hAnsi="Courier New"/>
+          <w:color w:val="F05922"/>
+          <w:sz w:val="18"/>
+        </w:rPr>
+        <w:t>cmd.ExitStatus</w:t>
+      </w:r>
+      <w:r>
+        <w:rPr>
+          <w:sz w:val="21"/>
+        </w:rPr>
+        <w:t xml:space="preserve"> (SSH.NET trả </w:t>
+      </w:r>
+      <w:r>
+        <w:rPr>
+          <w:rFonts w:ascii="Courier New" w:hAnsi="Courier New"/>
+          <w:color w:val="F05922"/>
+          <w:sz w:val="18"/>
+        </w:rPr>
+        <w:t>int?</w:t>
+      </w:r>
+      <w:r>
+        <w:rPr>
+          <w:sz w:val="21"/>
+        </w:rPr>
+        <w:t xml:space="preserve">) → script fail vẫn hiện "Deploy hoàn tất" (thành công giả); script cũng hardcode </w:t>
+      </w:r>
+      <w:r>
+        <w:rPr>
+          <w:rFonts w:ascii="Courier New" w:hAnsi="Courier New"/>
+          <w:color w:val="F05922"/>
+          <w:sz w:val="18"/>
+        </w:rPr>
+        <w:t>/etc/gdm3/custom.conf</w:t>
+      </w:r>
+      <w:r>
+        <w:rPr>
+          <w:sz w:val="21"/>
+        </w:rPr>
+        <w:t>, máy dùng lightdm/sddm chỉ được warning rồi exit 0.</w:t>
+      </w:r>
+    </w:p>
+    <w:p>
+      <w:pPr>
+        <w:spacing w:after="80"/>
+      </w:pPr>
+      <w:r>
+        <w:rPr>
+          <w:b/>
+          <w:sz w:val="21"/>
+        </w:rPr>
+        <w:t>Cách xử lý:</w:t>
+      </w:r>
+      <w:r>
+        <w:rPr>
+          <w:sz w:val="21"/>
+        </w:rPr>
+        <w:t xml:space="preserve"> (1) Ghi thêm </w:t>
+      </w:r>
+      <w:r>
+        <w:rPr>
+          <w:rFonts w:ascii="Courier New" w:hAnsi="Courier New"/>
+          <w:color w:val="F05922"/>
+          <w:sz w:val="18"/>
+        </w:rPr>
+        <w:t>TimedLoginEnable = true / TimedLogin = &lt;user&gt; / TimedLoginDelay = 5</w:t>
+      </w:r>
+      <w:r>
+        <w:rPr>
+          <w:sz w:val="21"/>
+        </w:rPr>
+        <w:t xml:space="preserve"> cùng section </w:t>
+      </w:r>
+      <w:r>
+        <w:rPr>
+          <w:rFonts w:ascii="Courier New" w:hAnsi="Courier New"/>
+          <w:color w:val="F05922"/>
+          <w:sz w:val="18"/>
+        </w:rPr>
+        <w:t>[daemon]</w:t>
+      </w:r>
+      <w:r>
+        <w:rPr>
+          <w:sz w:val="21"/>
+        </w:rPr>
+        <w:t xml:space="preserve"> — fallback: nếu greeter lỡ hiện, tự đăng nhập sau 5s. (2) Script dò display manager động (</w:t>
+      </w:r>
+      <w:r>
+        <w:rPr>
+          <w:rFonts w:ascii="Courier New" w:hAnsi="Courier New"/>
+          <w:color w:val="F05922"/>
+          <w:sz w:val="18"/>
+        </w:rPr>
+        <w:t>/etc/X11/default-display-manager</w:t>
+      </w:r>
+      <w:r>
+        <w:rPr>
+          <w:sz w:val="21"/>
+        </w:rPr>
+        <w:t xml:space="preserve"> → gdm3/gdm/lightdm/sddm), verify bằng grep đọc lại file sau khi ghi (bắt được sudo sai mật khẩu vì </w:t>
+      </w:r>
+      <w:r>
+        <w:rPr>
+          <w:rFonts w:ascii="Courier New" w:hAnsi="Courier New"/>
+          <w:color w:val="F05922"/>
+          <w:sz w:val="18"/>
+        </w:rPr>
+        <w:t>_sudo</w:t>
+      </w:r>
+      <w:r>
+        <w:rPr>
+          <w:sz w:val="21"/>
+        </w:rPr>
+        <w:t xml:space="preserve"> nuốt stderr), fail → </w:t>
+      </w:r>
+      <w:r>
+        <w:rPr>
+          <w:rFonts w:ascii="Courier New" w:hAnsi="Courier New"/>
+          <w:color w:val="F05922"/>
+          <w:sz w:val="18"/>
+        </w:rPr>
+        <w:t>AUTOLOGIN-FAILED</w:t>
+      </w:r>
+      <w:r>
+        <w:rPr>
+          <w:sz w:val="21"/>
+        </w:rPr>
+        <w:t xml:space="preserve"> + exit 1. (3) </w:t>
+      </w:r>
+      <w:r>
+        <w:rPr>
+          <w:rFonts w:ascii="Courier New" w:hAnsi="Courier New"/>
+          <w:color w:val="F05922"/>
+          <w:sz w:val="18"/>
+        </w:rPr>
+        <w:t>RunCommand</w:t>
+      </w:r>
+      <w:r>
+        <w:rPr>
+          <w:sz w:val="21"/>
+        </w:rPr>
+        <w:t xml:space="preserve"> thêm </w:t>
+      </w:r>
+      <w:r>
+        <w:rPr>
+          <w:rFonts w:ascii="Courier New" w:hAnsi="Courier New"/>
+          <w:color w:val="F05922"/>
+          <w:sz w:val="18"/>
+        </w:rPr>
+        <w:t>throwOnError</w:t>
+      </w:r>
+      <w:r>
+        <w:rPr>
+          <w:sz w:val="21"/>
+        </w:rPr>
+        <w:t xml:space="preserve"> kiểm tra ExitStatus → deploy fail thật.</w:t>
+      </w:r>
+    </w:p>
+    <w:p>
+      <w:pPr>
+        <w:spacing w:after="80"/>
+      </w:pPr>
+      <w:r>
+        <w:rPr>
+          <w:b/>
+          <w:sz w:val="21"/>
+        </w:rPr>
+        <w:t>Gotcha phụ:</w:t>
+      </w:r>
+      <w:r>
+        <w:rPr>
+          <w:sz w:val="21"/>
+        </w:rPr>
+        <w:t xml:space="preserve"> KHÔNG dùng </w:t>
+      </w:r>
+      <w:r>
+        <w:rPr>
+          <w:rFonts w:ascii="Courier New" w:hAnsi="Courier New"/>
+          <w:color w:val="F05922"/>
+          <w:sz w:val="18"/>
+        </w:rPr>
+        <w:t>printf ... | _sudo tee file</w:t>
+      </w:r>
+      <w:r>
+        <w:rPr>
+          <w:sz w:val="21"/>
+        </w:rPr>
+        <w:t xml:space="preserve"> khi </w:t>
+      </w:r>
+      <w:r>
+        <w:rPr>
+          <w:rFonts w:ascii="Courier New" w:hAnsi="Courier New"/>
+          <w:color w:val="F05922"/>
+          <w:sz w:val="18"/>
+        </w:rPr>
+        <w:t>_sudo() { echo "$pw" | sudo -S "$@"; }</w:t>
+      </w:r>
+      <w:r>
+        <w:rPr>
+          <w:sz w:val="21"/>
+        </w:rPr>
+        <w:t xml:space="preserve"> — pipe trong hàm chiếm stdin của sudo, stdin ngoài bị vứt → tee ghi file rỗng. Dùng </w:t>
+      </w:r>
+      <w:r>
+        <w:rPr>
+          <w:rFonts w:ascii="Courier New" w:hAnsi="Courier New"/>
+          <w:color w:val="F05922"/>
+          <w:sz w:val="18"/>
+        </w:rPr>
+        <w:t>_sudo bash -c 'printf ... &gt; file'</w:t>
+      </w:r>
+      <w:r>
+        <w:rPr>
+          <w:sz w:val="21"/>
+        </w:rPr>
+        <w:t>.</w:t>
+      </w:r>
+    </w:p>
+    <w:p>
+      <w:pPr>
+        <w:spacing w:after="80"/>
+      </w:pPr>
+      <w:r>
+        <w:rPr>
+          <w:b/>
+          <w:sz w:val="21"/>
+        </w:rPr>
+        <w:t>Lần đầu gặp:</w:t>
+      </w:r>
+      <w:r>
+        <w:rPr>
+          <w:sz w:val="21"/>
+        </w:rPr>
+        <w:t xml:space="preserve"> F08 — WF-BUGFIX BUG-ccu-ui-findings (2026-07-26), kiểm chứng reboot thật trên ZCU 192.168.0.101 (</w:t>
+      </w:r>
+      <w:r>
+        <w:rPr>
+          <w:rFonts w:ascii="Courier New" w:hAnsi="Courier New"/>
+          <w:color w:val="F05922"/>
+          <w:sz w:val="18"/>
+        </w:rPr>
+        <w:t>loginctl show-session</w:t>
+      </w:r>
+      <w:r>
+        <w:rPr>
+          <w:sz w:val="21"/>
+        </w:rPr>
+        <w:t xml:space="preserve"> → </w:t>
+      </w:r>
+      <w:r>
+        <w:rPr>
+          <w:rFonts w:ascii="Courier New" w:hAnsi="Courier New"/>
+          <w:color w:val="F05922"/>
+          <w:sz w:val="18"/>
+        </w:rPr>
+        <w:t>Service=gdm-autologin</w:t>
+      </w:r>
+      <w:r>
+        <w:rPr>
+          <w:sz w:val="21"/>
+        </w:rPr>
+        <w:t>).</w:t>
+      </w:r>
+    </w:p>
+    <w:p>
+      <w:pPr>
+        <w:spacing w:after="80"/>
+      </w:pPr>
+      <w:r>
+        <w:rPr>
+          <w:b/>
+          <w:sz w:val="21"/>
+        </w:rPr>
+        <w:t>Không cần làm lại:</w:t>
+      </w:r>
+      <w:r>
+        <w:rPr>
+          <w:sz w:val="21"/>
+        </w:rPr>
+        <w:t xml:space="preserve"> Không cần nghi code ghi sai file/display manager trên Ubuntu (gdm3 đúng); không cần đụng keyring (</w:t>
+      </w:r>
+      <w:r>
+        <w:rPr>
+          <w:rFonts w:ascii="Courier New" w:hAnsi="Courier New"/>
+          <w:color w:val="F05922"/>
+          <w:sz w:val="18"/>
+        </w:rPr>
+        <w:t>gkr-pam: no password available</w:t>
+      </w:r>
+      <w:r>
+        <w:rPr>
+          <w:sz w:val="21"/>
+        </w:rPr>
+        <w:t xml:space="preserve"> là bình thường với autologin, không chặn login); không cần getty override tty1 (máy dùng GUI, không phải console autologin).</w:t>
+      </w:r>
+    </w:p>
+    <w:p>
+      <w:pPr>
+        <w:pStyle w:val="Heading2"/>
+        <w:spacing w:before="200" w:after="80"/>
+      </w:pPr>
+      <w:r>
+        <w:rPr>
+          <w:color w:val="F05922"/>
+          <w:sz w:val="28"/>
+        </w:rPr>
+        <w:t>G020 — dconf system-db bị BỎ QUA âm thầm nếu thiếu `/etc/dconf/profile/user`; session đang chạy không nhận profile mới cho tới khi re-login</w:t>
+      </w:r>
+    </w:p>
+    <w:p>
+      <w:pPr>
+        <w:spacing w:after="80"/>
+      </w:pPr>
+      <w:r>
+        <w:rPr>
+          <w:b/>
+          <w:sz w:val="21"/>
+        </w:rPr>
+        <w:t>Bối cảnh:</w:t>
+      </w:r>
+      <w:r>
+        <w:rPr>
+          <w:sz w:val="21"/>
+        </w:rPr>
+        <w:t xml:space="preserve"> F09 kiosk lockdown — khoá phím Super/Alt+F2/Ctrl+Alt+T bằng </w:t>
+      </w:r>
+      <w:r>
+        <w:rPr>
+          <w:rFonts w:ascii="Courier New" w:hAnsi="Courier New"/>
+          <w:color w:val="F05922"/>
+          <w:sz w:val="18"/>
+        </w:rPr>
+        <w:t>/etc/dconf/db/local.d/</w:t>
+      </w:r>
+      <w:r>
+        <w:rPr>
+          <w:sz w:val="21"/>
+        </w:rPr>
+        <w:t xml:space="preserve"> + </w:t>
+      </w:r>
+      <w:r>
+        <w:rPr>
+          <w:rFonts w:ascii="Courier New" w:hAnsi="Courier New"/>
+          <w:color w:val="F05922"/>
+          <w:sz w:val="18"/>
+        </w:rPr>
+        <w:t>locks/</w:t>
+      </w:r>
+      <w:r>
+        <w:rPr>
+          <w:sz w:val="21"/>
+        </w:rPr>
+        <w:t xml:space="preserve"> trên Ubuntu 22.04 (GNOME Shell 42.9, X11).</w:t>
+      </w:r>
+    </w:p>
+    <w:p>
+      <w:pPr>
+        <w:spacing w:after="80"/>
+      </w:pPr>
+      <w:r>
+        <w:rPr>
+          <w:b/>
+          <w:sz w:val="21"/>
+        </w:rPr>
+        <w:t>Hiện tượng:</w:t>
+      </w:r>
+      <w:r>
+        <w:rPr>
+          <w:sz w:val="21"/>
+        </w:rPr>
+        <w:t xml:space="preserve"> (1) Ghi settings + locks vào </w:t>
+      </w:r>
+      <w:r>
+        <w:rPr>
+          <w:rFonts w:ascii="Courier New" w:hAnsi="Courier New"/>
+          <w:color w:val="F05922"/>
+          <w:sz w:val="18"/>
+        </w:rPr>
+        <w:t>/etc/dconf/db/local.d/</w:t>
+      </w:r>
+      <w:r>
+        <w:rPr>
+          <w:sz w:val="21"/>
+        </w:rPr>
+        <w:t xml:space="preserve">, chạy </w:t>
+      </w:r>
+      <w:r>
+        <w:rPr>
+          <w:rFonts w:ascii="Courier New" w:hAnsi="Courier New"/>
+          <w:color w:val="F05922"/>
+          <w:sz w:val="18"/>
+        </w:rPr>
+        <w:t>dconf update</w:t>
+      </w:r>
+      <w:r>
+        <w:rPr>
+          <w:sz w:val="21"/>
+        </w:rPr>
+        <w:t xml:space="preserve"> thành công — nhưng không có tác dụng gì nếu thiếu file profile. (2) Sau khi tạo đủ profile + </w:t>
+      </w:r>
+      <w:r>
+        <w:rPr>
+          <w:rFonts w:ascii="Courier New" w:hAnsi="Courier New"/>
+          <w:color w:val="F05922"/>
+          <w:sz w:val="18"/>
+        </w:rPr>
+        <w:t>dconf update</w:t>
+      </w:r>
+      <w:r>
+        <w:rPr>
+          <w:sz w:val="21"/>
+        </w:rPr>
+        <w:t>: process MỚI (</w:t>
+      </w:r>
+      <w:r>
+        <w:rPr>
+          <w:rFonts w:ascii="Courier New" w:hAnsi="Courier New"/>
+          <w:color w:val="F05922"/>
+          <w:sz w:val="18"/>
+        </w:rPr>
+        <w:t>gsettings get</w:t>
+      </w:r>
+      <w:r>
+        <w:rPr>
+          <w:sz w:val="21"/>
+        </w:rPr>
+        <w:t>) thấy giá trị khoá ngay, nhưng GNOME Shell ĐANG CHẠY vẫn dùng keybinding cũ (Alt+F2 vẫn mở Run-a-Command — có screenshot kiểm chứng trên ZCU 192.168.0.101).</w:t>
+      </w:r>
+    </w:p>
+    <w:p>
+      <w:pPr>
+        <w:spacing w:after="80"/>
+      </w:pPr>
+      <w:r>
+        <w:rPr>
+          <w:b/>
+          <w:sz w:val="21"/>
+        </w:rPr>
+        <w:t>Nguyên nhân:</w:t>
+      </w:r>
+      <w:r>
+        <w:rPr>
+          <w:sz w:val="21"/>
+        </w:rPr>
+        <w:t xml:space="preserve"> (1) Ubuntu KHÔNG có sẵn </w:t>
+      </w:r>
+      <w:r>
+        <w:rPr>
+          <w:rFonts w:ascii="Courier New" w:hAnsi="Courier New"/>
+          <w:color w:val="F05922"/>
+          <w:sz w:val="18"/>
+        </w:rPr>
+        <w:t>/etc/dconf/profile/user</w:t>
+      </w:r>
+      <w:r>
+        <w:rPr>
+          <w:sz w:val="21"/>
+        </w:rPr>
+        <w:t xml:space="preserve">; khi thiếu, dconf dùng profile mặc định chỉ gồm </w:t>
+      </w:r>
+      <w:r>
+        <w:rPr>
+          <w:rFonts w:ascii="Courier New" w:hAnsi="Courier New"/>
+          <w:color w:val="F05922"/>
+          <w:sz w:val="18"/>
+        </w:rPr>
+        <w:t>user-db:user</w:t>
+      </w:r>
+      <w:r>
+        <w:rPr>
+          <w:sz w:val="21"/>
+        </w:rPr>
+        <w:t xml:space="preserve"> → toàn bộ </w:t>
+      </w:r>
+      <w:r>
+        <w:rPr>
+          <w:rFonts w:ascii="Courier New" w:hAnsi="Courier New"/>
+          <w:color w:val="F05922"/>
+          <w:sz w:val="18"/>
+        </w:rPr>
+        <w:t>system-db:local</w:t>
+      </w:r>
+      <w:r>
+        <w:rPr>
+          <w:sz w:val="21"/>
+        </w:rPr>
+        <w:t xml:space="preserve"> bị bỏ qua âm thầm. (2) dconf profile chỉ được libdconf đọc MỘT LẦN lúc process khởi động → mọi process đã chạy trước khi tạo profile (gnome-shell, gsd) không bao giờ thấy system-db mới.</w:t>
+      </w:r>
+    </w:p>
+    <w:p>
+      <w:pPr>
+        <w:spacing w:after="80"/>
+      </w:pPr>
+      <w:r>
+        <w:rPr>
+          <w:b/>
+          <w:sz w:val="21"/>
+        </w:rPr>
+        <w:t>Cách xử lý:</w:t>
+      </w:r>
+      <w:r>
+        <w:rPr>
+          <w:sz w:val="21"/>
+        </w:rPr>
+        <w:t xml:space="preserve"> Tạo </w:t>
+      </w:r>
+      <w:r>
+        <w:rPr>
+          <w:rFonts w:ascii="Courier New" w:hAnsi="Courier New"/>
+          <w:color w:val="F05922"/>
+          <w:sz w:val="18"/>
+        </w:rPr>
+        <w:t>/etc/dconf/profile/user</w:t>
+      </w:r>
+      <w:r>
+        <w:rPr>
+          <w:sz w:val="21"/>
+        </w:rPr>
+        <w:t xml:space="preserve"> với 2 dòng </w:t>
+      </w:r>
+      <w:r>
+        <w:rPr>
+          <w:rFonts w:ascii="Courier New" w:hAnsi="Courier New"/>
+          <w:color w:val="F05922"/>
+          <w:sz w:val="18"/>
+        </w:rPr>
+        <w:t>user-db:user</w:t>
+      </w:r>
+      <w:r>
+        <w:rPr>
+          <w:sz w:val="21"/>
+        </w:rPr>
+        <w:t xml:space="preserve"> + </w:t>
+      </w:r>
+      <w:r>
+        <w:rPr>
+          <w:rFonts w:ascii="Courier New" w:hAnsi="Courier New"/>
+          <w:color w:val="F05922"/>
+          <w:sz w:val="18"/>
+        </w:rPr>
+        <w:t>system-db:local</w:t>
+      </w:r>
+      <w:r>
+        <w:rPr>
+          <w:sz w:val="21"/>
+        </w:rPr>
+        <w:t xml:space="preserve"> TRƯỚC/CÙNG lúc ghi local.d; sau </w:t>
+      </w:r>
+      <w:r>
+        <w:rPr>
+          <w:rFonts w:ascii="Courier New" w:hAnsi="Courier New"/>
+          <w:color w:val="F05922"/>
+          <w:sz w:val="18"/>
+        </w:rPr>
+        <w:t>dconf update</w:t>
+      </w:r>
+      <w:r>
+        <w:rPr>
+          <w:sz w:val="21"/>
+        </w:rPr>
+        <w:t xml:space="preserve"> BẮT BUỘC reboot (hoặc re-login) rồi mới kiểm chứng hành vi thật (</w:t>
+      </w:r>
+      <w:r>
+        <w:rPr>
+          <w:rFonts w:ascii="Courier New" w:hAnsi="Courier New"/>
+          <w:color w:val="F05922"/>
+          <w:sz w:val="18"/>
+        </w:rPr>
+        <w:t>xdotool key ...</w:t>
+      </w:r>
+      <w:r>
+        <w:rPr>
+          <w:sz w:val="21"/>
+        </w:rPr>
+        <w:t xml:space="preserve"> + </w:t>
+      </w:r>
+      <w:r>
+        <w:rPr>
+          <w:rFonts w:ascii="Courier New" w:hAnsi="Courier New"/>
+          <w:color w:val="F05922"/>
+          <w:sz w:val="18"/>
+        </w:rPr>
+        <w:t>gnome-screenshot</w:t>
+      </w:r>
+      <w:r>
+        <w:rPr>
+          <w:sz w:val="21"/>
+        </w:rPr>
+        <w:t xml:space="preserve">). Kiểm chứng lock nhanh: </w:t>
+      </w:r>
+      <w:r>
+        <w:rPr>
+          <w:rFonts w:ascii="Courier New" w:hAnsi="Courier New"/>
+          <w:color w:val="F05922"/>
+          <w:sz w:val="18"/>
+        </w:rPr>
+        <w:t>gsettings set &lt;key bị lock&gt; ...</w:t>
+      </w:r>
+      <w:r>
+        <w:rPr>
+          <w:sz w:val="21"/>
+        </w:rPr>
+        <w:t xml:space="preserve"> phải trả "The key is not writable".</w:t>
+      </w:r>
+    </w:p>
+    <w:p>
+      <w:pPr>
+        <w:spacing w:after="80"/>
+      </w:pPr>
+      <w:r>
+        <w:rPr>
+          <w:b/>
+          <w:sz w:val="21"/>
+        </w:rPr>
+        <w:t>Không cần làm lại:</w:t>
+      </w:r>
+      <w:r>
+        <w:rPr>
+          <w:sz w:val="21"/>
+        </w:rPr>
+        <w:t xml:space="preserve"> Không cần nghi cú pháp file settings/locks khi </w:t>
+      </w:r>
+      <w:r>
+        <w:rPr>
+          <w:rFonts w:ascii="Courier New" w:hAnsi="Courier New"/>
+          <w:color w:val="F05922"/>
+          <w:sz w:val="18"/>
+        </w:rPr>
+        <w:t>dconf update</w:t>
+      </w:r>
+      <w:r>
+        <w:rPr>
+          <w:sz w:val="21"/>
+        </w:rPr>
+        <w:t xml:space="preserve"> im lặng — kiểm tra profile trước tiên. Không cần tìm gsettings key để tắt gesture cảm ứng vuốt 3 ngón mở overview — GNOME 40+ hard-code, không có key; giảm nhẹ bằng Just Perfection (</w:t>
+      </w:r>
+      <w:r>
+        <w:rPr>
+          <w:rFonts w:ascii="Courier New" w:hAnsi="Courier New"/>
+          <w:color w:val="F05922"/>
+          <w:sz w:val="18"/>
+        </w:rPr>
+        <w:t>search=false</w:t>
+      </w:r>
+      <w:r>
+        <w:rPr>
+          <w:sz w:val="21"/>
+        </w:rPr>
+        <w:t xml:space="preserve">, </w:t>
+      </w:r>
+      <w:r>
+        <w:rPr>
+          <w:rFonts w:ascii="Courier New" w:hAnsi="Courier New"/>
+          <w:color w:val="F05922"/>
+          <w:sz w:val="18"/>
+        </w:rPr>
+        <w:t>type-to-search=false</w:t>
+      </w:r>
+      <w:r>
+        <w:rPr>
+          <w:sz w:val="21"/>
+        </w:rPr>
+        <w:t xml:space="preserve">, </w:t>
+      </w:r>
+      <w:r>
+        <w:rPr>
+          <w:rFonts w:ascii="Courier New" w:hAnsi="Courier New"/>
+          <w:color w:val="F05922"/>
+          <w:sz w:val="18"/>
+        </w:rPr>
+        <w:t>startup-status=0</w:t>
+      </w:r>
+      <w:r>
+        <w:rPr>
+          <w:sz w:val="21"/>
+        </w:rPr>
+        <w:t>).</w:t>
+      </w:r>
+    </w:p>
+    <w:p>
+      <w:pPr>
+        <w:spacing w:after="80"/>
+      </w:pPr>
+      <w:r>
+        <w:rPr>
+          <w:b/>
+          <w:sz w:val="21"/>
+        </w:rPr>
+        <w:t>Lần đầu gặp:</w:t>
+      </w:r>
+      <w:r>
+        <w:rPr>
+          <w:sz w:val="21"/>
+        </w:rPr>
+        <w:t xml:space="preserve"> F09 — WF-BUGFIX BUG-ccu-ui-findings (2026-07-27), kiểm chứng 2 lần reboot thật trên ZCU 192.168.0.101.</w:t>
+      </w:r>
+    </w:p>
+    <w:p>
+      <w:pPr>
+        <w:pBdr>
+          <w:bottom w:val="single" w:sz="6" w:space="1" w:color="F05922"/>
+        </w:pBdr>
+        <w:spacing w:after="120"/>
+      </w:pPr>
+    </w:p>
+    <w:p>
+      <w:pPr>
+        <w:pStyle w:val="Heading2"/>
+        <w:spacing w:before="200" w:after="80"/>
+      </w:pPr>
+      <w:r>
+        <w:rPr>
+          <w:color w:val="F05922"/>
+          <w:sz w:val="28"/>
+        </w:rPr>
+        <w:t>G021 — Chặn TRIỆT ĐỂ cử chỉ cảm ứng mở overview bằng extension GNOME Shell cục bộ (không có dconf key); + docx2pdf báo lỗi Quit() RPC nhưng PDF VẪN được ghi</w:t>
+      </w:r>
+    </w:p>
+    <w:p>
+      <w:pPr>
+        <w:spacing w:after="80"/>
+      </w:pPr>
+      <w:r>
+        <w:rPr>
+          <w:b/>
+          <w:sz w:val="21"/>
+        </w:rPr>
+        <w:t>Bối cảnh:</w:t>
+      </w:r>
+      <w:r>
+        <w:rPr>
+          <w:sz w:val="21"/>
+        </w:rPr>
+        <w:t xml:space="preserve"> F10 — kiosk cảm ứng không bàn phím trên ZCU (GNOME Shell 42.9, X11); và xuất DOCX/PDF bằng </w:t>
+      </w:r>
+      <w:r>
+        <w:rPr>
+          <w:rFonts w:ascii="Courier New" w:hAnsi="Courier New"/>
+          <w:color w:val="F05922"/>
+          <w:sz w:val="18"/>
+        </w:rPr>
+        <w:t>md_to_docx_kztek.py</w:t>
+      </w:r>
+      <w:r>
+        <w:rPr>
+          <w:sz w:val="21"/>
+        </w:rPr>
+        <w:t xml:space="preserve"> (docx2pdf + Word COM trên Windows).</w:t>
+      </w:r>
+    </w:p>
+    <w:p>
+      <w:pPr>
+        <w:spacing w:after="80"/>
+      </w:pPr>
+      <w:r>
+        <w:rPr>
+          <w:b/>
+          <w:sz w:val="21"/>
+        </w:rPr>
+        <w:t>Hiện tượng / Nguyên nhân:</w:t>
+      </w:r>
+    </w:p>
+    <w:p>
+      <w:pPr>
+        <w:spacing w:after="20"/>
+        <w:ind w:left="567" w:hanging="283"/>
+      </w:pPr>
+      <w:r>
+        <w:rPr>
+          <w:sz w:val="21"/>
+        </w:rPr>
+        <w:t>1.</w:t>
+        <w:tab/>
+      </w:r>
+      <w:r>
+        <w:rPr>
+          <w:sz w:val="21"/>
+        </w:rPr>
+        <w:t xml:space="preserve">Cử chỉ cảm ứng (vuốt đa chạm, edge-swipe, hot corner, long-press) mở Activities overview KHÔNG tắt được bằng dconf (đã ghi ở G020). Just Perfection </w:t>
+      </w:r>
+      <w:r>
+        <w:rPr>
+          <w:b/>
+          <w:sz w:val="21"/>
+        </w:rPr>
+        <w:t>v26</w:t>
+      </w:r>
+      <w:r>
+        <w:rPr>
+          <w:sz w:val="21"/>
+        </w:rPr>
+        <w:t xml:space="preserve"> (bản max tương thích Shell 42 — đã kiểm chứng schema thật) </w:t>
+      </w:r>
+      <w:r>
+        <w:rPr>
+          <w:b/>
+          <w:sz w:val="21"/>
+        </w:rPr>
+        <w:t>KHÔNG có key `gesture`</w:t>
+      </w:r>
+      <w:r>
+        <w:rPr>
+          <w:sz w:val="21"/>
+        </w:rPr>
+        <w:t xml:space="preserve"> (key này chỉ có ở bản mới hơn cho GNOME 45+), nên gợi ý "dùng key gesture của Just Perfection" là ngõ cụt trên Shell 42.</w:t>
+      </w:r>
+    </w:p>
+    <w:p>
+      <w:pPr>
+        <w:spacing w:after="20"/>
+        <w:ind w:left="567" w:hanging="283"/>
+      </w:pPr>
+      <w:r>
+        <w:rPr>
+          <w:sz w:val="21"/>
+        </w:rPr>
+        <w:t>2.</w:t>
+        <w:tab/>
+      </w:r>
+      <w:r>
+        <w:rPr>
+          <w:rFonts w:ascii="Courier New" w:hAnsi="Courier New"/>
+          <w:color w:val="F05922"/>
+          <w:sz w:val="21"/>
+        </w:rPr>
+        <w:t>docx2pdf</w:t>
+      </w:r>
+      <w:r>
+        <w:rPr>
+          <w:sz w:val="21"/>
+        </w:rPr>
+        <w:t xml:space="preserve"> (qua Word COM) báo </w:t>
+      </w:r>
+      <w:r>
+        <w:rPr>
+          <w:rFonts w:ascii="Courier New" w:hAnsi="Courier New"/>
+          <w:color w:val="F05922"/>
+          <w:sz w:val="21"/>
+        </w:rPr>
+        <w:t>com_error (-2147023170) 'The remote procedure call failed'</w:t>
+      </w:r>
+      <w:r>
+        <w:rPr>
+          <w:sz w:val="21"/>
+        </w:rPr>
+        <w:t xml:space="preserve"> hoặc </w:t>
+      </w:r>
+      <w:r>
+        <w:rPr>
+          <w:rFonts w:ascii="Courier New" w:hAnsi="Courier New"/>
+          <w:color w:val="F05922"/>
+          <w:sz w:val="21"/>
+        </w:rPr>
+        <w:t>Word.Application.Quit</w:t>
+      </w:r>
+      <w:r>
+        <w:rPr>
+          <w:sz w:val="21"/>
+        </w:rPr>
+        <w:t xml:space="preserve"> — nhưng lỗi xảy ra ở bước </w:t>
+      </w:r>
+      <w:r>
+        <w:rPr>
+          <w:rFonts w:ascii="Courier New" w:hAnsi="Courier New"/>
+          <w:color w:val="F05922"/>
+          <w:sz w:val="21"/>
+        </w:rPr>
+        <w:t>word.Quit()</w:t>
+      </w:r>
+      <w:r>
+        <w:rPr>
+          <w:sz w:val="21"/>
+        </w:rPr>
+        <w:t xml:space="preserve"> SAU khi file PDF đã được ghi xong (progress bar đã 100%).</w:t>
+      </w:r>
+    </w:p>
+    <w:p>
+      <w:pPr>
+        <w:spacing w:after="80"/>
+      </w:pPr>
+      <w:r>
+        <w:rPr>
+          <w:b/>
+          <w:sz w:val="21"/>
+        </w:rPr>
+        <w:t>Cách xử lý:</w:t>
+      </w:r>
+    </w:p>
+    <w:p>
+      <w:pPr>
+        <w:spacing w:after="20"/>
+        <w:ind w:left="567" w:hanging="283"/>
+      </w:pPr>
+      <w:r>
+        <w:rPr>
+          <w:sz w:val="21"/>
+        </w:rPr>
+        <w:t>1.</w:t>
+        <w:tab/>
+      </w:r>
+      <w:r>
+        <w:rPr>
+          <w:sz w:val="21"/>
+        </w:rPr>
+        <w:t xml:space="preserve">Cài </w:t>
+      </w:r>
+      <w:r>
+        <w:rPr>
+          <w:b/>
+          <w:sz w:val="21"/>
+        </w:rPr>
+        <w:t>extension GNOME Shell CỤC BỘ</w:t>
+      </w:r>
+      <w:r>
+        <w:rPr>
+          <w:sz w:val="21"/>
+        </w:rPr>
+        <w:t xml:space="preserve"> (ghi file trực tiếp, KHÔNG </w:t>
+      </w:r>
+      <w:r>
+        <w:rPr>
+          <w:rFonts w:ascii="Courier New" w:hAnsi="Courier New"/>
+          <w:color w:val="F05922"/>
+          <w:sz w:val="21"/>
+        </w:rPr>
+        <w:t>gext install</w:t>
+      </w:r>
+      <w:r>
+        <w:rPr>
+          <w:sz w:val="21"/>
+        </w:rPr>
+        <w:t xml:space="preserve"> từ store nên không cần bấm popup xác nhận trên màn hình) vô hiệu HOÀN TOÀN overview theo MỌI trigger: override </w:t>
+      </w:r>
+      <w:r>
+        <w:rPr>
+          <w:rFonts w:ascii="Courier New" w:hAnsi="Courier New"/>
+          <w:color w:val="F05922"/>
+          <w:sz w:val="21"/>
+        </w:rPr>
+        <w:t>Main.overview.show</w:t>
+      </w:r>
+      <w:r>
+        <w:rPr>
+          <w:sz w:val="21"/>
+        </w:rPr>
+        <w:t>/</w:t>
+      </w:r>
+      <w:r>
+        <w:rPr>
+          <w:rFonts w:ascii="Courier New" w:hAnsi="Courier New"/>
+          <w:color w:val="F05922"/>
+          <w:sz w:val="21"/>
+        </w:rPr>
+        <w:t>showApps</w:t>
+      </w:r>
+      <w:r>
+        <w:rPr>
+          <w:sz w:val="21"/>
+        </w:rPr>
+        <w:t xml:space="preserve"> → no-op, connect </w:t>
+      </w:r>
+      <w:r>
+        <w:rPr>
+          <w:rFonts w:ascii="Courier New" w:hAnsi="Courier New"/>
+          <w:color w:val="F05922"/>
+          <w:sz w:val="21"/>
+        </w:rPr>
+        <w:t>'showing'</w:t>
+      </w:r>
+      <w:r>
+        <w:rPr>
+          <w:sz w:val="21"/>
+        </w:rPr>
+        <w:t xml:space="preserve"> → </w:t>
+      </w:r>
+      <w:r>
+        <w:rPr>
+          <w:rFonts w:ascii="Courier New" w:hAnsi="Courier New"/>
+          <w:color w:val="F05922"/>
+          <w:sz w:val="21"/>
+        </w:rPr>
+        <w:t>hide()</w:t>
+      </w:r>
+      <w:r>
+        <w:rPr>
+          <w:sz w:val="21"/>
+        </w:rPr>
+        <w:t xml:space="preserve">, tắt các </w:t>
+      </w:r>
+      <w:r>
+        <w:rPr>
+          <w:rFonts w:ascii="Courier New" w:hAnsi="Courier New"/>
+          <w:color w:val="F05922"/>
+          <w:sz w:val="21"/>
+        </w:rPr>
+        <w:t>_swipeTracker.enabled=false</w:t>
+      </w:r>
+      <w:r>
+        <w:rPr>
+          <w:sz w:val="21"/>
+        </w:rPr>
+        <w:t xml:space="preserve">. Kiosk = 1 app fullscreen nên chặn cả overview là đúng nhu cầu; chạm 1 ngón dùng app không bị ảnh hưởng. Đăng ký enable qua </w:t>
+      </w:r>
+      <w:r>
+        <w:rPr>
+          <w:rFonts w:ascii="Courier New" w:hAnsi="Courier New"/>
+          <w:color w:val="F05922"/>
+          <w:sz w:val="21"/>
+        </w:rPr>
+        <w:t>gsettings ... enabled-extensions</w:t>
+      </w:r>
+      <w:r>
+        <w:rPr>
+          <w:sz w:val="21"/>
+        </w:rPr>
+        <w:t xml:space="preserve"> (append) — hiệu lực sau reboot/re-login. Mọi override bọc </w:t>
+      </w:r>
+      <w:r>
+        <w:rPr>
+          <w:rFonts w:ascii="Courier New" w:hAnsi="Courier New"/>
+          <w:color w:val="F05922"/>
+          <w:sz w:val="21"/>
+        </w:rPr>
+        <w:t>try/catch</w:t>
+      </w:r>
+      <w:r>
+        <w:rPr>
+          <w:sz w:val="21"/>
+        </w:rPr>
+        <w:t xml:space="preserve"> để không crash shell nếu API GNOME đổi.</w:t>
+      </w:r>
+    </w:p>
+    <w:p>
+      <w:pPr>
+        <w:spacing w:after="20"/>
+        <w:ind w:left="567" w:hanging="283"/>
+      </w:pPr>
+      <w:r>
+        <w:rPr>
+          <w:sz w:val="21"/>
+        </w:rPr>
+        <w:t>2.</w:t>
+        <w:tab/>
+      </w:r>
+      <w:r>
+        <w:rPr>
+          <w:sz w:val="21"/>
+        </w:rPr>
+        <w:t xml:space="preserve">Khi thấy lỗi Quit() RPC của docx2pdf → </w:t>
+      </w:r>
+      <w:r>
+        <w:rPr>
+          <w:b/>
+          <w:sz w:val="21"/>
+        </w:rPr>
+        <w:t>KIỂM TRA mtime/kích thước file PDF trước khi kết luận thất bại</w:t>
+      </w:r>
+      <w:r>
+        <w:rPr>
+          <w:sz w:val="21"/>
+        </w:rPr>
+        <w:t xml:space="preserve"> (</w:t>
+      </w:r>
+      <w:r>
+        <w:rPr>
+          <w:rFonts w:ascii="Courier New" w:hAnsi="Courier New"/>
+          <w:color w:val="F05922"/>
+          <w:sz w:val="21"/>
+        </w:rPr>
+        <w:t>stat</w:t>
+      </w:r>
+      <w:r>
+        <w:rPr>
+          <w:sz w:val="21"/>
+        </w:rPr>
+        <w:t>/</w:t>
+      </w:r>
+      <w:r>
+        <w:rPr>
+          <w:rFonts w:ascii="Courier New" w:hAnsi="Courier New"/>
+          <w:color w:val="F05922"/>
+          <w:sz w:val="21"/>
+        </w:rPr>
+        <w:t>ls -la</w:t>
+      </w:r>
+      <w:r>
+        <w:rPr>
+          <w:sz w:val="21"/>
+        </w:rPr>
+        <w:t xml:space="preserve">): thường PDF đã được tạo mới đúng nội dung, chỉ có tiến trình Word cleanup lỗi. </w:t>
+      </w:r>
+      <w:r>
+        <w:rPr>
+          <w:rFonts w:ascii="Courier New" w:hAnsi="Courier New"/>
+          <w:color w:val="F05922"/>
+          <w:sz w:val="21"/>
+        </w:rPr>
+        <w:t>taskkill //F //IM WINWORD.EXE</w:t>
+      </w:r>
+      <w:r>
+        <w:rPr>
+          <w:sz w:val="21"/>
+        </w:rPr>
+        <w:t xml:space="preserve"> để dọn tiến trình Word treo giữa các lần chạy.</w:t>
+      </w:r>
+    </w:p>
+    <w:p>
+      <w:pPr>
+        <w:spacing w:after="80"/>
+      </w:pPr>
+      <w:r>
+        <w:rPr>
+          <w:b/>
+          <w:sz w:val="21"/>
+        </w:rPr>
+        <w:t>Không cần làm lại:</w:t>
+      </w:r>
+      <w:r>
+        <w:rPr>
+          <w:sz w:val="21"/>
+        </w:rPr>
+        <w:t xml:space="preserve"> Không phí thời gian tìm gsettings/Just Perfection key tắt gesture trên Shell 42 (không tồn tại). Không coi lỗi Quit() RPC là "PDF thất bại" mà không kiểm tra file thật — dễ chạy lại nhiều lần vô ích. Không giả lập được cử chỉ đa chạm qua SSH (nhất là VM VirtualBox chỉ có USB Tablet, không có touchscreen vật lý) → phải nhờ user thử tay trên màn cảm ứng thật.</w:t>
+      </w:r>
+    </w:p>
+    <w:p>
+      <w:pPr>
+        <w:spacing w:after="80"/>
+      </w:pPr>
+      <w:r>
+        <w:rPr>
+          <w:b/>
+          <w:sz w:val="21"/>
+        </w:rPr>
+        <w:t>Lần đầu gặp:</w:t>
+      </w:r>
+      <w:r>
+        <w:rPr>
+          <w:sz w:val="21"/>
+        </w:rPr>
+        <w:t xml:space="preserve"> F10 — WF-BUGFIX BUG-ccu-ui-findings (2026-07-27); watchdog kiểm chứng thật bằng binary giả trên ZCU 192.168.0.101, gesture cần user thử tay.</w:t>
+      </w:r>
+    </w:p>
+    <w:p>
+      <w:pPr>
+        <w:pBdr>
+          <w:bottom w:val="single" w:sz="6" w:space="1" w:color="F05922"/>
+        </w:pBdr>
+        <w:spacing w:after="120"/>
+      </w:pPr>
+    </w:p>
+    <w:p>
+      <w:pPr>
+        <w:pStyle w:val="Heading2"/>
+        <w:spacing w:before="200" w:after="80"/>
+      </w:pPr>
+      <w:r>
+        <w:rPr>
+          <w:color w:val="F05922"/>
+          <w:sz w:val="28"/>
+        </w:rPr>
+        <w:t>G022 — `dconf update` biên dịch MỌI file trong `local.d/`/`locks/` bất kể đuôi tên — backup `.bak` đặt tại chỗ sẽ tái áp lock, phá đường gỡ khoá bảo trì</w:t>
+      </w:r>
+    </w:p>
+    <w:p>
+      <w:pPr>
+        <w:spacing w:after="80"/>
+      </w:pPr>
+      <w:r>
+        <w:rPr>
+          <w:b/>
+          <w:sz w:val="21"/>
+        </w:rPr>
+        <w:t>Bối cảnh:</w:t>
+      </w:r>
+      <w:r>
+        <w:rPr>
+          <w:sz w:val="21"/>
+        </w:rPr>
+        <w:t xml:space="preserve"> F11 — kiosk lockdown F09/F10 trên Ubuntu 22.04; QA phát hiện khi verify trên ZCU 192.168.0.101.</w:t>
+      </w:r>
+    </w:p>
+    <w:p>
+      <w:pPr>
+        <w:spacing w:after="80"/>
+      </w:pPr>
+      <w:r>
+        <w:rPr>
+          <w:b/>
+          <w:sz w:val="21"/>
+        </w:rPr>
+        <w:t>Hiện tượng:</w:t>
+      </w:r>
+      <w:r>
+        <w:rPr>
+          <w:sz w:val="21"/>
+        </w:rPr>
+        <w:t xml:space="preserve"> Quản trị viên chạy đúng lệnh gỡ khoá (</w:t>
+      </w:r>
+      <w:r>
+        <w:rPr>
+          <w:rFonts w:ascii="Courier New" w:hAnsi="Courier New"/>
+          <w:color w:val="F05922"/>
+          <w:sz w:val="18"/>
+        </w:rPr>
+        <w:t>rm 00-kiosk-lockdown ... &amp;&amp; dconf update</w:t>
+      </w:r>
+      <w:r>
+        <w:rPr>
+          <w:sz w:val="21"/>
+        </w:rPr>
+        <w:t xml:space="preserve">) nhưng </w:t>
+      </w:r>
+      <w:r>
+        <w:rPr>
+          <w:rFonts w:ascii="Courier New" w:hAnsi="Courier New"/>
+          <w:color w:val="F05922"/>
+          <w:sz w:val="18"/>
+        </w:rPr>
+        <w:t>gsettings writable</w:t>
+      </w:r>
+      <w:r>
+        <w:rPr>
+          <w:sz w:val="21"/>
+        </w:rPr>
+        <w:t xml:space="preserve"> vẫn </w:t>
+      </w:r>
+      <w:r>
+        <w:rPr>
+          <w:rFonts w:ascii="Courier New" w:hAnsi="Courier New"/>
+          <w:color w:val="F05922"/>
+          <w:sz w:val="18"/>
+        </w:rPr>
+        <w:t>false</w:t>
+      </w:r>
+      <w:r>
+        <w:rPr>
+          <w:sz w:val="21"/>
+        </w:rPr>
+        <w:t xml:space="preserve"> — khoá KHÔNG được gỡ.</w:t>
+      </w:r>
+    </w:p>
+    <w:p>
+      <w:pPr>
+        <w:spacing w:after="80"/>
+      </w:pPr>
+      <w:r>
+        <w:rPr>
+          <w:b/>
+          <w:sz w:val="21"/>
+        </w:rPr>
+        <w:t>Nguyên nhân:</w:t>
+      </w:r>
+      <w:r>
+        <w:rPr>
+          <w:sz w:val="21"/>
+        </w:rPr>
+        <w:t xml:space="preserve"> </w:t>
+      </w:r>
+      <w:r>
+        <w:rPr>
+          <w:rFonts w:ascii="Courier New" w:hAnsi="Courier New"/>
+          <w:color w:val="F05922"/>
+          <w:sz w:val="18"/>
+        </w:rPr>
+        <w:t>dconf update</w:t>
+      </w:r>
+      <w:r>
+        <w:rPr>
+          <w:sz w:val="21"/>
+        </w:rPr>
+        <w:t xml:space="preserve"> đọc </w:t>
+      </w:r>
+      <w:r>
+        <w:rPr>
+          <w:b/>
+          <w:sz w:val="21"/>
+        </w:rPr>
+        <w:t>mọi file thường</w:t>
+      </w:r>
+      <w:r>
+        <w:rPr>
+          <w:sz w:val="21"/>
+        </w:rPr>
+        <w:t xml:space="preserve"> trong </w:t>
+      </w:r>
+      <w:r>
+        <w:rPr>
+          <w:rFonts w:ascii="Courier New" w:hAnsi="Courier New"/>
+          <w:color w:val="F05922"/>
+          <w:sz w:val="18"/>
+        </w:rPr>
+        <w:t>/etc/dconf/db/local.d/</w:t>
+      </w:r>
+      <w:r>
+        <w:rPr>
+          <w:sz w:val="21"/>
+        </w:rPr>
+        <w:t xml:space="preserve"> và </w:t>
+      </w:r>
+      <w:r>
+        <w:rPr>
+          <w:rFonts w:ascii="Courier New" w:hAnsi="Courier New"/>
+          <w:color w:val="F05922"/>
+          <w:sz w:val="18"/>
+        </w:rPr>
+        <w:t>locks/</w:t>
+      </w:r>
+      <w:r>
+        <w:rPr>
+          <w:sz w:val="21"/>
+        </w:rPr>
+        <w:t xml:space="preserve"> — KHÔNG lọc theo tên/đuôi (khác GDM chỉ đọc đúng </w:t>
+      </w:r>
+      <w:r>
+        <w:rPr>
+          <w:rFonts w:ascii="Courier New" w:hAnsi="Courier New"/>
+          <w:color w:val="F05922"/>
+          <w:sz w:val="18"/>
+        </w:rPr>
+        <w:t>custom.conf</w:t>
+      </w:r>
+      <w:r>
+        <w:rPr>
+          <w:sz w:val="21"/>
+        </w:rPr>
+        <w:t xml:space="preserve">). Backup kiểu </w:t>
+      </w:r>
+      <w:r>
+        <w:rPr>
+          <w:rFonts w:ascii="Courier New" w:hAnsi="Courier New"/>
+          <w:color w:val="F05922"/>
+          <w:sz w:val="18"/>
+        </w:rPr>
+        <w:t>cp file file.bak-&lt;ts&gt;</w:t>
+      </w:r>
+      <w:r>
+        <w:rPr>
+          <w:sz w:val="21"/>
+        </w:rPr>
+        <w:t xml:space="preserve"> tại chỗ = bản sao byte-đúng vẫn được biên dịch vào db → tái áp toàn bộ settings + locks sau khi xoá file chính. Fail "an toàn" về phía vẫn-khoá nên khó nhận ra (không có lỗi nào in ra). </w:t>
+      </w:r>
+      <w:r>
+        <w:rPr>
+          <w:rFonts w:ascii="Courier New" w:hAnsi="Courier New"/>
+          <w:color w:val="F05922"/>
+          <w:sz w:val="18"/>
+        </w:rPr>
+        <w:t>/etc/dconf/profile/</w:t>
+      </w:r>
+      <w:r>
+        <w:rPr>
+          <w:sz w:val="21"/>
+        </w:rPr>
+        <w:t xml:space="preserve"> thì mỗi file = 1 profile riêng theo tên — </w:t>
+      </w:r>
+      <w:r>
+        <w:rPr>
+          <w:rFonts w:ascii="Courier New" w:hAnsi="Courier New"/>
+          <w:color w:val="F05922"/>
+          <w:sz w:val="18"/>
+        </w:rPr>
+        <w:t>user.bak-*</w:t>
+      </w:r>
+      <w:r>
+        <w:rPr>
+          <w:sz w:val="21"/>
+        </w:rPr>
+        <w:t xml:space="preserve"> không được dùng, vô hại nhưng là rác.</w:t>
+      </w:r>
+    </w:p>
+    <w:p>
+      <w:pPr>
+        <w:spacing w:after="80"/>
+      </w:pPr>
+      <w:r>
+        <w:rPr>
+          <w:b/>
+          <w:sz w:val="21"/>
+        </w:rPr>
+        <w:t>Cách xử lý:</w:t>
+      </w:r>
+      <w:r>
+        <w:rPr>
+          <w:sz w:val="21"/>
+        </w:rPr>
+        <w:t xml:space="preserve"> (1) MỌI backup của file dconf phải ghi RA NGOÀI cây </w:t>
+      </w:r>
+      <w:r>
+        <w:rPr>
+          <w:rFonts w:ascii="Courier New" w:hAnsi="Courier New"/>
+          <w:color w:val="F05922"/>
+          <w:sz w:val="18"/>
+        </w:rPr>
+        <w:t>/etc/dconf/db/</w:t>
+      </w:r>
+      <w:r>
+        <w:rPr>
+          <w:sz w:val="21"/>
+        </w:rPr>
+        <w:t xml:space="preserve"> (dùng </w:t>
+      </w:r>
+      <w:r>
+        <w:rPr>
+          <w:rFonts w:ascii="Courier New" w:hAnsi="Courier New"/>
+          <w:color w:val="F05922"/>
+          <w:sz w:val="18"/>
+        </w:rPr>
+        <w:t>/var/backups/kztek-kiosk/</w:t>
+      </w:r>
+      <w:r>
+        <w:rPr>
+          <w:sz w:val="21"/>
+        </w:rPr>
+        <w:t xml:space="preserve">, tên đích kèm tên thư mục cha tránh trùng basename settings/locks). (2) Thao tác gỡ khoá phải xoá theo glob </w:t>
+      </w:r>
+      <w:r>
+        <w:rPr>
+          <w:rFonts w:ascii="Courier New" w:hAnsi="Courier New"/>
+          <w:color w:val="F05922"/>
+          <w:sz w:val="18"/>
+        </w:rPr>
+        <w:t>00-kiosk-lockdown*</w:t>
+      </w:r>
+      <w:r>
+        <w:rPr>
+          <w:sz w:val="21"/>
+        </w:rPr>
+        <w:t xml:space="preserve"> (quét cả rác cũ) rồi </w:t>
+      </w:r>
+      <w:r>
+        <w:rPr>
+          <w:b/>
+          <w:sz w:val="21"/>
+        </w:rPr>
+        <w:t>XÁC MINH</w:t>
+      </w:r>
+      <w:r>
+        <w:rPr>
+          <w:sz w:val="21"/>
+        </w:rPr>
+        <w:t xml:space="preserve"> bằng </w:t>
+      </w:r>
+      <w:r>
+        <w:rPr>
+          <w:rFonts w:ascii="Courier New" w:hAnsi="Courier New"/>
+          <w:color w:val="F05922"/>
+          <w:sz w:val="18"/>
+        </w:rPr>
+        <w:t>gsettings writable &lt;key bị lock&gt;</w:t>
+      </w:r>
+      <w:r>
+        <w:rPr>
+          <w:sz w:val="21"/>
+        </w:rPr>
+        <w:t xml:space="preserve"> = </w:t>
+      </w:r>
+      <w:r>
+        <w:rPr>
+          <w:rFonts w:ascii="Courier New" w:hAnsi="Courier New"/>
+          <w:color w:val="F05922"/>
+          <w:sz w:val="18"/>
+        </w:rPr>
+        <w:t>true</w:t>
+      </w:r>
+      <w:r>
+        <w:rPr>
+          <w:sz w:val="21"/>
+        </w:rPr>
+        <w:t xml:space="preserve"> (process mới đọc profile mới ngay — G020) — không tin "đã xoá file" là đủ. (3) Cung cấp helper 1 lệnh </w:t>
+      </w:r>
+      <w:r>
+        <w:rPr>
+          <w:rFonts w:ascii="Courier New" w:hAnsi="Courier New"/>
+          <w:color w:val="F05922"/>
+          <w:sz w:val="18"/>
+        </w:rPr>
+        <w:t>sudo ipgs-kiosk-unlock</w:t>
+      </w:r>
+      <w:r>
+        <w:rPr>
+          <w:sz w:val="21"/>
+        </w:rPr>
+        <w:t xml:space="preserve"> (sinh từ </w:t>
+      </w:r>
+      <w:r>
+        <w:rPr>
+          <w:rFonts w:ascii="Courier New" w:hAnsi="Courier New"/>
+          <w:color w:val="F05922"/>
+          <w:sz w:val="18"/>
+        </w:rPr>
+        <w:t>2-configure-system.sh</w:t>
+      </w:r>
+      <w:r>
+        <w:rPr>
+          <w:sz w:val="21"/>
+        </w:rPr>
+        <w:t xml:space="preserve">) tự làm cả 3 bước, in </w:t>
+      </w:r>
+      <w:r>
+        <w:rPr>
+          <w:rFonts w:ascii="Courier New" w:hAnsi="Courier New"/>
+          <w:color w:val="F05922"/>
+          <w:sz w:val="18"/>
+        </w:rPr>
+        <w:t>UNLOCK-VERIFIED</w:t>
+      </w:r>
+      <w:r>
+        <w:rPr>
+          <w:sz w:val="21"/>
+        </w:rPr>
+        <w:t>/</w:t>
+      </w:r>
+      <w:r>
+        <w:rPr>
+          <w:rFonts w:ascii="Courier New" w:hAnsi="Courier New"/>
+          <w:color w:val="F05922"/>
+          <w:sz w:val="18"/>
+        </w:rPr>
+        <w:t>UNLOCK-FAILED</w:t>
+      </w:r>
+      <w:r>
+        <w:rPr>
+          <w:sz w:val="21"/>
+        </w:rPr>
+        <w:t>.</w:t>
+      </w:r>
+    </w:p>
+    <w:p>
+      <w:pPr>
+        <w:spacing w:after="80"/>
+      </w:pPr>
+      <w:r>
+        <w:rPr>
+          <w:b/>
+          <w:sz w:val="21"/>
+        </w:rPr>
+        <w:t>Không cần làm lại:</w:t>
+      </w:r>
+      <w:r>
+        <w:rPr>
+          <w:sz w:val="21"/>
+        </w:rPr>
+        <w:t xml:space="preserve"> Không cần tìm "đuôi tên mà dconf bỏ qua" — không tồn tại, bắt buộc chuyển backup ra ngoài thư mục. Không cần sửa backup GDM </w:t>
+      </w:r>
+      <w:r>
+        <w:rPr>
+          <w:rFonts w:ascii="Courier New" w:hAnsi="Courier New"/>
+          <w:color w:val="F05922"/>
+          <w:sz w:val="18"/>
+        </w:rPr>
+        <w:t>custom.conf.bak-*</w:t>
+      </w:r>
+      <w:r>
+        <w:rPr>
+          <w:sz w:val="21"/>
+        </w:rPr>
+        <w:t xml:space="preserve"> trong </w:t>
+      </w:r>
+      <w:r>
+        <w:rPr>
+          <w:rFonts w:ascii="Courier New" w:hAnsi="Courier New"/>
+          <w:color w:val="F05922"/>
+          <w:sz w:val="18"/>
+        </w:rPr>
+        <w:t>/etc/gdm3/</w:t>
+      </w:r>
+      <w:r>
+        <w:rPr>
+          <w:sz w:val="21"/>
+        </w:rPr>
+        <w:t xml:space="preserve"> — GDM chỉ đọc đúng tên file, không quét thư mục. Kiểm chứng chu trình gỡ→khoá lại được từ xa qua SSH (không cần đứng máy): unlock → </w:t>
+      </w:r>
+      <w:r>
+        <w:rPr>
+          <w:rFonts w:ascii="Courier New" w:hAnsi="Courier New"/>
+          <w:color w:val="F05922"/>
+          <w:sz w:val="18"/>
+        </w:rPr>
+        <w:t>writable=true</w:t>
+      </w:r>
+      <w:r>
+        <w:rPr>
+          <w:sz w:val="21"/>
+        </w:rPr>
+        <w:t xml:space="preserve"> → restore + </w:t>
+      </w:r>
+      <w:r>
+        <w:rPr>
+          <w:rFonts w:ascii="Courier New" w:hAnsi="Courier New"/>
+          <w:color w:val="F05922"/>
+          <w:sz w:val="18"/>
+        </w:rPr>
+        <w:t>dconf update</w:t>
+      </w:r>
+      <w:r>
+        <w:rPr>
+          <w:sz w:val="21"/>
+        </w:rPr>
+        <w:t xml:space="preserve"> → </w:t>
+      </w:r>
+      <w:r>
+        <w:rPr>
+          <w:rFonts w:ascii="Courier New" w:hAnsi="Courier New"/>
+          <w:color w:val="F05922"/>
+          <w:sz w:val="18"/>
+        </w:rPr>
+        <w:t>writable=false</w:t>
+      </w:r>
+      <w:r>
+        <w:rPr>
+          <w:sz w:val="21"/>
+        </w:rPr>
+        <w:t>.</w:t>
+      </w:r>
+    </w:p>
+    <w:p>
+      <w:pPr>
+        <w:spacing w:after="80"/>
+      </w:pPr>
+      <w:r>
+        <w:rPr>
+          <w:b/>
+          <w:sz w:val="21"/>
+        </w:rPr>
+        <w:t>Lần đầu gặp:</w:t>
+      </w:r>
+      <w:r>
+        <w:rPr>
+          <w:sz w:val="21"/>
+        </w:rPr>
+        <w:t xml:space="preserve"> F11 — WF-BUGFIX BUG-ccu-ui-findings (2026-07-27), kiểm chứng chu trình đầy đủ trên ZCU 192.168.0.101 (dọn 11 file rác thật).</w:t>
+      </w:r>
+    </w:p>
+    <w:p>
+      <w:pPr>
+        <w:pBdr>
+          <w:bottom w:val="single" w:sz="6" w:space="1" w:color="F05922"/>
+        </w:pBdr>
+        <w:spacing w:after="120"/>
+      </w:pPr>
+    </w:p>
+    <w:p>
+      <w:pPr>
+        <w:pStyle w:val="Heading2"/>
+        <w:spacing w:before="200" w:after="80"/>
+      </w:pPr>
+      <w:r>
+        <w:rPr>
+          <w:color w:val="F05922"/>
+          <w:sz w:val="28"/>
+        </w:rPr>
+        <w:t>G023 — `BASH_SOURCE[0]` với symlink trong `/usr/bin`: trỏ về symlink, KHÔNG phải target — wrapper script tự định vị bị sai đường dẫn</w:t>
+      </w:r>
+    </w:p>
+    <w:p>
+      <w:pPr>
+        <w:spacing w:after="80"/>
+      </w:pPr>
+      <w:r>
+        <w:rPr>
+          <w:b/>
+          <w:sz w:val="21"/>
+        </w:rPr>
+        <w:t>Bối cảnh:</w:t>
+      </w:r>
+      <w:r>
+        <w:rPr>
+          <w:sz w:val="21"/>
+        </w:rPr>
+        <w:t xml:space="preserve"> F12 RC#2 — </w:t>
+      </w:r>
+      <w:r>
+        <w:rPr>
+          <w:rFonts w:ascii="Courier New" w:hAnsi="Courier New"/>
+          <w:color w:val="F05922"/>
+          <w:sz w:val="18"/>
+        </w:rPr>
+        <w:t>ipgs-kiosk-app.service</w:t>
+      </w:r>
+      <w:r>
+        <w:rPr>
+          <w:sz w:val="21"/>
+        </w:rPr>
+        <w:t xml:space="preserve"> crash-loop exit 127 trên Ubuntu 22.04 (GNOME X11, kiosk deploy).</w:t>
+      </w:r>
+    </w:p>
+    <w:p>
+      <w:pPr>
+        <w:spacing w:after="80"/>
+      </w:pPr>
+      <w:r>
+        <w:rPr>
+          <w:b/>
+          <w:sz w:val="21"/>
+        </w:rPr>
+        <w:t>Hiện tượng:</w:t>
+      </w:r>
+      <w:r>
+        <w:rPr>
+          <w:sz w:val="21"/>
+        </w:rPr>
+        <w:t xml:space="preserve"> Service crashloop liên tục (</w:t>
+      </w:r>
+      <w:r>
+        <w:rPr>
+          <w:rFonts w:ascii="Courier New" w:hAnsi="Courier New"/>
+          <w:color w:val="F05922"/>
+          <w:sz w:val="18"/>
+        </w:rPr>
+        <w:t>NRestarts &gt; 100</w:t>
+      </w:r>
+      <w:r>
+        <w:rPr>
+          <w:sz w:val="21"/>
+        </w:rPr>
+        <w:t xml:space="preserve"> sau ~1 giờ), </w:t>
+      </w:r>
+      <w:r>
+        <w:rPr>
+          <w:rFonts w:ascii="Courier New" w:hAnsi="Courier New"/>
+          <w:color w:val="F05922"/>
+          <w:sz w:val="18"/>
+        </w:rPr>
+        <w:t>status=127</w:t>
+      </w:r>
+      <w:r>
+        <w:rPr>
+          <w:sz w:val="21"/>
+        </w:rPr>
+        <w:t xml:space="preserve"> (Not found). </w:t>
+      </w:r>
+      <w:r>
+        <w:rPr>
+          <w:rFonts w:ascii="Courier New" w:hAnsi="Courier New"/>
+          <w:color w:val="F05922"/>
+          <w:sz w:val="18"/>
+        </w:rPr>
+        <w:t>ExecStart=/bin/bash -lc 'exec ipgskioskavalonia'</w:t>
+      </w:r>
+      <w:r>
+        <w:rPr>
+          <w:sz w:val="21"/>
+        </w:rPr>
+        <w:t xml:space="preserve"> → bash tìm PATH → </w:t>
+      </w:r>
+      <w:r>
+        <w:rPr>
+          <w:rFonts w:ascii="Courier New" w:hAnsi="Courier New"/>
+          <w:color w:val="F05922"/>
+          <w:sz w:val="18"/>
+        </w:rPr>
+        <w:t>/usr/bin/ipgskioskavalonia</w:t>
+      </w:r>
+      <w:r>
+        <w:rPr>
+          <w:sz w:val="21"/>
+        </w:rPr>
+        <w:t xml:space="preserve"> (symlink → </w:t>
+      </w:r>
+      <w:r>
+        <w:rPr>
+          <w:rFonts w:ascii="Courier New" w:hAnsi="Courier New"/>
+          <w:color w:val="F05922"/>
+          <w:sz w:val="18"/>
+        </w:rPr>
+        <w:t>/opt/kztek/ipgskioskavalonia/run.sh</w:t>
+      </w:r>
+      <w:r>
+        <w:rPr>
+          <w:sz w:val="21"/>
+        </w:rPr>
+        <w:t xml:space="preserve">). Wrapper script có </w:t>
+      </w:r>
+      <w:r>
+        <w:rPr>
+          <w:rFonts w:ascii="Courier New" w:hAnsi="Courier New"/>
+          <w:color w:val="F05922"/>
+          <w:sz w:val="18"/>
+        </w:rPr>
+        <w:t>DIR="$(cd "$(dirname "${BASH_SOURCE[0]}")" &amp;&amp; pwd)"</w:t>
+      </w:r>
+      <w:r>
+        <w:rPr>
+          <w:sz w:val="21"/>
+        </w:rPr>
+        <w:t xml:space="preserve"> — tưởng tự định vị đúng thư mục thật của script.</w:t>
+      </w:r>
+    </w:p>
+    <w:p>
+      <w:pPr>
+        <w:spacing w:after="80"/>
+      </w:pPr>
+      <w:r>
+        <w:rPr>
+          <w:b/>
+          <w:sz w:val="21"/>
+        </w:rPr>
+        <w:t>Nguyên nhân:</w:t>
+      </w:r>
+      <w:r>
+        <w:rPr>
+          <w:sz w:val="21"/>
+        </w:rPr>
+        <w:t xml:space="preserve"> Khi bash </w:t>
+      </w:r>
+      <w:r>
+        <w:rPr>
+          <w:b/>
+          <w:sz w:val="21"/>
+        </w:rPr>
+        <w:t>exec một symlink tìm được qua PATH</w:t>
+      </w:r>
+      <w:r>
+        <w:rPr>
+          <w:sz w:val="21"/>
+        </w:rPr>
+        <w:t xml:space="preserve"> (không phải gọi trực tiếp bằng đường dẫn target), </w:t>
+      </w:r>
+      <w:r>
+        <w:rPr>
+          <w:rFonts w:ascii="Courier New" w:hAnsi="Courier New"/>
+          <w:color w:val="F05922"/>
+          <w:sz w:val="18"/>
+        </w:rPr>
+        <w:t>BASH_SOURCE[0]</w:t>
+      </w:r>
+      <w:r>
+        <w:rPr>
+          <w:sz w:val="21"/>
+        </w:rPr>
+        <w:t xml:space="preserve"> = </w:t>
+      </w:r>
+      <w:r>
+        <w:rPr>
+          <w:rFonts w:ascii="Courier New" w:hAnsi="Courier New"/>
+          <w:color w:val="F05922"/>
+          <w:sz w:val="18"/>
+        </w:rPr>
+        <w:t>/usr/bin/ipgskioskavalonia</w:t>
+      </w:r>
+      <w:r>
+        <w:rPr>
+          <w:sz w:val="21"/>
+        </w:rPr>
+        <w:t xml:space="preserve"> (đường dẫn symlink trong PATH, </w:t>
+      </w:r>
+      <w:r>
+        <w:rPr>
+          <w:b/>
+          <w:sz w:val="21"/>
+        </w:rPr>
+        <w:t>KHÔNG phải</w:t>
+      </w:r>
+      <w:r>
+        <w:rPr>
+          <w:sz w:val="21"/>
+        </w:rPr>
+        <w:t xml:space="preserve"> </w:t>
+      </w:r>
+      <w:r>
+        <w:rPr>
+          <w:rFonts w:ascii="Courier New" w:hAnsi="Courier New"/>
+          <w:color w:val="F05922"/>
+          <w:sz w:val="18"/>
+        </w:rPr>
+        <w:t>/opt/kztek/ipgskioskavalonia/run.sh</w:t>
+      </w:r>
+      <w:r>
+        <w:rPr>
+          <w:sz w:val="21"/>
+        </w:rPr>
+        <w:t xml:space="preserve">). </w:t>
+      </w:r>
+      <w:r>
+        <w:rPr>
+          <w:rFonts w:ascii="Courier New" w:hAnsi="Courier New"/>
+          <w:color w:val="F05922"/>
+          <w:sz w:val="18"/>
+        </w:rPr>
+        <w:t>dirname</w:t>
+      </w:r>
+      <w:r>
+        <w:rPr>
+          <w:sz w:val="21"/>
+        </w:rPr>
+        <w:t xml:space="preserve"> = </w:t>
+      </w:r>
+      <w:r>
+        <w:rPr>
+          <w:rFonts w:ascii="Courier New" w:hAnsi="Courier New"/>
+          <w:color w:val="F05922"/>
+          <w:sz w:val="18"/>
+        </w:rPr>
+        <w:t>/usr/bin</w:t>
+      </w:r>
+      <w:r>
+        <w:rPr>
+          <w:sz w:val="21"/>
+        </w:rPr>
+        <w:t xml:space="preserve"> → </w:t>
+      </w:r>
+      <w:r>
+        <w:rPr>
+          <w:rFonts w:ascii="Courier New" w:hAnsi="Courier New"/>
+          <w:color w:val="F05922"/>
+          <w:sz w:val="18"/>
+        </w:rPr>
+        <w:t>DIR=/usr/bin</w:t>
+      </w:r>
+      <w:r>
+        <w:rPr>
+          <w:sz w:val="21"/>
+        </w:rPr>
+        <w:t xml:space="preserve"> → </w:t>
+      </w:r>
+      <w:r>
+        <w:rPr>
+          <w:rFonts w:ascii="Courier New" w:hAnsi="Courier New"/>
+          <w:color w:val="F05922"/>
+          <w:sz w:val="18"/>
+        </w:rPr>
+        <w:t>exec "/usr/bin/IPGS.Kiosk.Avalonia"</w:t>
+      </w:r>
+      <w:r>
+        <w:rPr>
+          <w:sz w:val="21"/>
+        </w:rPr>
+        <w:t xml:space="preserve"> không tồn tại → exit 127. Hành vi này </w:t>
+      </w:r>
+      <w:r>
+        <w:rPr>
+          <w:b/>
+          <w:sz w:val="21"/>
+        </w:rPr>
+        <w:t>không thay đổi</w:t>
+      </w:r>
+      <w:r>
+        <w:rPr>
+          <w:sz w:val="21"/>
+        </w:rPr>
+        <w:t xml:space="preserve"> dù có </w:t>
+      </w:r>
+      <w:r>
+        <w:rPr>
+          <w:rFonts w:ascii="Courier New" w:hAnsi="Courier New"/>
+          <w:color w:val="F05922"/>
+          <w:sz w:val="18"/>
+        </w:rPr>
+        <w:t>set -e</w:t>
+      </w:r>
+      <w:r>
+        <w:rPr>
+          <w:sz w:val="21"/>
+        </w:rPr>
+        <w:t xml:space="preserve">, </w:t>
+      </w:r>
+      <w:r>
+        <w:rPr>
+          <w:rFonts w:ascii="Courier New" w:hAnsi="Courier New"/>
+          <w:color w:val="F05922"/>
+          <w:sz w:val="18"/>
+        </w:rPr>
+        <w:t>source</w:t>
+      </w:r>
+      <w:r>
+        <w:rPr>
+          <w:sz w:val="21"/>
+        </w:rPr>
+        <w:t xml:space="preserve">, hay </w:t>
+      </w:r>
+      <w:r>
+        <w:rPr>
+          <w:rFonts w:ascii="Courier New" w:hAnsi="Courier New"/>
+          <w:color w:val="F05922"/>
+          <w:sz w:val="18"/>
+        </w:rPr>
+        <w:t>exec</w:t>
+      </w:r>
+      <w:r>
+        <w:rPr>
+          <w:sz w:val="21"/>
+        </w:rPr>
+        <w:t xml:space="preserve"> — chỉ </w:t>
+      </w:r>
+      <w:r>
+        <w:rPr>
+          <w:rFonts w:ascii="Courier New" w:hAnsi="Courier New"/>
+          <w:color w:val="F05922"/>
+          <w:sz w:val="18"/>
+        </w:rPr>
+        <w:t>readlink -f</w:t>
+      </w:r>
+      <w:r>
+        <w:rPr>
+          <w:sz w:val="21"/>
+        </w:rPr>
+        <w:t xml:space="preserve"> hoặc gọi đường dẫn tuyệt đối target mới giải symlink đúng.</w:t>
+      </w:r>
+    </w:p>
+    <w:p>
+      <w:pPr>
+        <w:spacing w:after="80"/>
+      </w:pPr>
+      <w:r>
+        <w:rPr>
+          <w:b/>
+          <w:sz w:val="21"/>
+        </w:rPr>
+        <w:t>Cách xử lý:</w:t>
+      </w:r>
+      <w:r>
+        <w:rPr>
+          <w:sz w:val="21"/>
+        </w:rPr>
+        <w:t xml:space="preserve"> Trong unit file systemd, </w:t>
+      </w:r>
+      <w:r>
+        <w:rPr>
+          <w:b/>
+          <w:sz w:val="21"/>
+        </w:rPr>
+        <w:t>KHÔNG</w:t>
+      </w:r>
+      <w:r>
+        <w:rPr>
+          <w:sz w:val="21"/>
+        </w:rPr>
+        <w:t xml:space="preserve"> dùng </w:t>
+      </w:r>
+      <w:r>
+        <w:rPr>
+          <w:rFonts w:ascii="Courier New" w:hAnsi="Courier New"/>
+          <w:color w:val="F05922"/>
+          <w:sz w:val="18"/>
+        </w:rPr>
+        <w:t>ExecStart=/bin/bash -lc 'exec &lt;tên-qua-PATH&gt;'</w:t>
+      </w:r>
+      <w:r>
+        <w:rPr>
+          <w:sz w:val="21"/>
+        </w:rPr>
+        <w:t xml:space="preserve"> khi entry point là symlink. Thay bằng:</w:t>
+      </w:r>
+    </w:p>
+    <w:p>
+      <w:pPr>
+        <w:spacing w:after="20"/>
+        <w:ind w:left="567" w:hanging="283"/>
+      </w:pPr>
+      <w:r>
+        <w:rPr>
+          <w:sz w:val="21"/>
+        </w:rPr>
+        <w:t>1.</w:t>
+        <w:tab/>
+      </w:r>
+      <w:r>
+        <w:rPr>
+          <w:sz w:val="21"/>
+        </w:rPr>
+        <w:t xml:space="preserve">Dùng </w:t>
+      </w:r>
+      <w:r>
+        <w:rPr>
+          <w:rFonts w:ascii="Courier New" w:hAnsi="Courier New"/>
+          <w:color w:val="F05922"/>
+          <w:sz w:val="21"/>
+        </w:rPr>
+        <w:t>readlink -f "$(command -v &lt;name&gt;)"</w:t>
+      </w:r>
+      <w:r>
+        <w:rPr>
+          <w:sz w:val="21"/>
+        </w:rPr>
+        <w:t xml:space="preserve"> để giải symlink → đường dẫn thật → đặt trực tiếp vào </w:t>
+      </w:r>
+      <w:r>
+        <w:rPr>
+          <w:rFonts w:ascii="Courier New" w:hAnsi="Courier New"/>
+          <w:color w:val="F05922"/>
+          <w:sz w:val="21"/>
+        </w:rPr>
+        <w:t>ExecStart</w:t>
+      </w:r>
+      <w:r>
+        <w:rPr>
+          <w:sz w:val="21"/>
+        </w:rPr>
+        <w:t>.</w:t>
+      </w:r>
+    </w:p>
+    <w:p>
+      <w:pPr>
+        <w:spacing w:after="20"/>
+        <w:ind w:left="567" w:hanging="283"/>
+      </w:pPr>
+      <w:r>
+        <w:rPr>
+          <w:sz w:val="21"/>
+        </w:rPr>
+        <w:t>2.</w:t>
+        <w:tab/>
+      </w:r>
+      <w:r>
+        <w:rPr>
+          <w:sz w:val="21"/>
+        </w:rPr>
+        <w:t xml:space="preserve">Hoặc hardcode </w:t>
+      </w:r>
+      <w:r>
+        <w:rPr>
+          <w:rFonts w:ascii="Courier New" w:hAnsi="Courier New"/>
+          <w:color w:val="F05922"/>
+          <w:sz w:val="21"/>
+        </w:rPr>
+        <w:t>ExecStart=/opt/kztek/.../run.sh</w:t>
+      </w:r>
+      <w:r>
+        <w:rPr>
+          <w:sz w:val="21"/>
+        </w:rPr>
+        <w:t xml:space="preserve"> (đường dẫn thật, không qua symlink).</w:t>
+      </w:r>
+    </w:p>
+    <w:p>
+      <w:pPr>
+        <w:spacing w:after="20"/>
+        <w:ind w:left="567" w:hanging="283"/>
+      </w:pPr>
+      <w:r>
+        <w:rPr>
+          <w:sz w:val="21"/>
+        </w:rPr>
+        <w:t>3.</w:t>
+        <w:tab/>
+      </w:r>
+      <w:r>
+        <w:rPr>
+          <w:sz w:val="21"/>
+        </w:rPr>
+        <w:t xml:space="preserve">Wrapper script muốn "tự định vị": thay </w:t>
+      </w:r>
+      <w:r>
+        <w:rPr>
+          <w:rFonts w:ascii="Courier New" w:hAnsi="Courier New"/>
+          <w:color w:val="F05922"/>
+          <w:sz w:val="21"/>
+        </w:rPr>
+        <w:t>dirname "${BASH_SOURCE[0]}"</w:t>
+      </w:r>
+      <w:r>
+        <w:rPr>
+          <w:sz w:val="21"/>
+        </w:rPr>
+        <w:t xml:space="preserve"> bằng </w:t>
+      </w:r>
+      <w:r>
+        <w:rPr>
+          <w:rFonts w:ascii="Courier New" w:hAnsi="Courier New"/>
+          <w:color w:val="F05922"/>
+          <w:sz w:val="21"/>
+        </w:rPr>
+        <w:t>readlink -f "${BASH_SOURCE[0]}"</w:t>
+      </w:r>
+      <w:r>
+        <w:rPr>
+          <w:sz w:val="21"/>
+        </w:rPr>
+        <w:t xml:space="preserve"> rồi mới lấy dirname.</w:t>
+      </w:r>
+    </w:p>
+    <w:p>
+      <w:pPr>
+        <w:spacing w:after="80"/>
+      </w:pPr>
+      <w:r>
+        <w:rPr>
+          <w:sz w:val="21"/>
+        </w:rPr>
+        <w:t>Bổ sung: kiểm tra binary tồn tại + có quyền thực thi (</w:t>
+      </w:r>
+      <w:r>
+        <w:rPr>
+          <w:rFonts w:ascii="Courier New" w:hAnsi="Courier New"/>
+          <w:color w:val="F05922"/>
+          <w:sz w:val="18"/>
+        </w:rPr>
+        <w:t>[ -f "$REAL" ] &amp;&amp; [ -x "$REAL" ]</w:t>
+      </w:r>
+      <w:r>
+        <w:rPr>
+          <w:sz w:val="21"/>
+        </w:rPr>
+        <w:t>) TRƯỚC khi ghi unit file — tránh ghi unit lỗi âm thầm.</w:t>
+      </w:r>
+    </w:p>
+    <w:p>
+      <w:pPr>
+        <w:spacing w:after="80"/>
+      </w:pPr>
+      <w:r>
+        <w:rPr>
+          <w:b/>
+          <w:sz w:val="21"/>
+        </w:rPr>
+        <w:t>Lần đầu gặp:</w:t>
+      </w:r>
+      <w:r>
+        <w:rPr>
+          <w:sz w:val="21"/>
+        </w:rPr>
+        <w:t xml:space="preserve"> F12 RC#2 — WF-BUGFIX BUG-ccu-ui-findings (2026-07-27), ZCU </w:t>
+      </w:r>
+      <w:r>
+        <w:rPr>
+          <w:rFonts w:ascii="Courier New" w:hAnsi="Courier New"/>
+          <w:color w:val="F05922"/>
+          <w:sz w:val="18"/>
+        </w:rPr>
+        <w:t>192.168.21.16</w:t>
+      </w:r>
+      <w:r>
+        <w:rPr>
+          <w:sz w:val="21"/>
+        </w:rPr>
+        <w:t xml:space="preserve">, verify qua </w:t>
+      </w:r>
+      <w:r>
+        <w:rPr>
+          <w:rFonts w:ascii="Courier New" w:hAnsi="Courier New"/>
+          <w:color w:val="F05922"/>
+          <w:sz w:val="18"/>
+        </w:rPr>
+        <w:t>systemctl --user status</w:t>
+      </w:r>
+      <w:r>
+        <w:rPr>
+          <w:sz w:val="21"/>
+        </w:rPr>
+        <w:t xml:space="preserve"> + screenshot app chạy sau reboot.</w:t>
+      </w:r>
+    </w:p>
+    <w:p>
+      <w:pPr>
+        <w:spacing w:after="80"/>
+      </w:pPr>
+      <w:r>
+        <w:rPr>
+          <w:b/>
+          <w:sz w:val="21"/>
+        </w:rPr>
+        <w:t>Không cần làm lại:</w:t>
+      </w:r>
+      <w:r>
+        <w:rPr>
+          <w:sz w:val="21"/>
+        </w:rPr>
+        <w:t xml:space="preserve"> Không sửa wrapper </w:t>
+      </w:r>
+      <w:r>
+        <w:rPr>
+          <w:rFonts w:ascii="Courier New" w:hAnsi="Courier New"/>
+          <w:color w:val="F05922"/>
+          <w:sz w:val="18"/>
+        </w:rPr>
+        <w:t>/usr/bin/ipgskioskavalonia</w:t>
+      </w:r>
+      <w:r>
+        <w:rPr>
+          <w:sz w:val="21"/>
+        </w:rPr>
+        <w:t xml:space="preserve"> (Phương án B) — khi script deploy lại sẽ overwrite; fix đúng chỗ là unit file template trong </w:t>
+      </w:r>
+      <w:r>
+        <w:rPr>
+          <w:rFonts w:ascii="Courier New" w:hAnsi="Courier New"/>
+          <w:color w:val="F05922"/>
+          <w:sz w:val="18"/>
+        </w:rPr>
+        <w:t>2-configure-system.sh</w:t>
+      </w:r>
+      <w:r>
+        <w:rPr>
+          <w:sz w:val="21"/>
+        </w:rPr>
+        <w:t>.</w:t>
+      </w:r>
+    </w:p>
+    <w:p>
+      <w:pPr>
+        <w:pBdr>
+          <w:bottom w:val="single" w:sz="6" w:space="1" w:color="F05922"/>
+        </w:pBdr>
+        <w:spacing w:after="120"/>
+      </w:pPr>
+    </w:p>
+    <w:p>
+      <w:pPr>
+        <w:pStyle w:val="Heading2"/>
+        <w:spacing w:before="200" w:after="80"/>
+      </w:pPr>
+      <w:r>
+        <w:rPr>
+          <w:color w:val="F05922"/>
+          <w:sz w:val="28"/>
+        </w:rPr>
+        <w:t>G024 — `gext install` kích hoạt GUI D-Bus dialog khi chạy qua SSH → treo ~24s rồi abort script</w:t>
+      </w:r>
+    </w:p>
+    <w:p>
+      <w:pPr>
+        <w:spacing w:after="80"/>
+      </w:pPr>
+      <w:r>
+        <w:rPr>
+          <w:b/>
+          <w:sz w:val="21"/>
+        </w:rPr>
+        <w:t>Bối cảnh:</w:t>
+      </w:r>
+      <w:r>
+        <w:rPr>
+          <w:sz w:val="21"/>
+        </w:rPr>
+        <w:t xml:space="preserve"> F13 — </w:t>
+      </w:r>
+      <w:r>
+        <w:rPr>
+          <w:rFonts w:ascii="Courier New" w:hAnsi="Courier New"/>
+          <w:color w:val="F05922"/>
+          <w:sz w:val="18"/>
+        </w:rPr>
+        <w:t>1-install-software.sh</w:t>
+      </w:r>
+      <w:r>
+        <w:rPr>
+          <w:sz w:val="21"/>
+        </w:rPr>
+        <w:t xml:space="preserve"> fail khi cài GNOME Shell extension qua SSH (kiosk deploy trên Ubuntu 22.04, GNOME Shell 42.9).</w:t>
+      </w:r>
+    </w:p>
+    <w:p>
+      <w:pPr>
+        <w:spacing w:after="80"/>
+      </w:pPr>
+      <w:r>
+        <w:rPr>
+          <w:b/>
+          <w:sz w:val="21"/>
+        </w:rPr>
+        <w:t>Hiện tượng:</w:t>
+      </w:r>
+      <w:r>
+        <w:rPr>
+          <w:sz w:val="21"/>
+        </w:rPr>
+        <w:t xml:space="preserve"> Bước [2/5] (</w:t>
+      </w:r>
+      <w:r>
+        <w:rPr>
+          <w:rFonts w:ascii="Courier New" w:hAnsi="Courier New"/>
+          <w:color w:val="F05922"/>
+          <w:sz w:val="18"/>
+        </w:rPr>
+        <w:t>gext install just-perfection-desktop@just-perfection</w:t>
+      </w:r>
+      <w:r>
+        <w:rPr>
+          <w:sz w:val="21"/>
+        </w:rPr>
+        <w:t xml:space="preserve">) treo ~24 giây, sau đó exit non-zero → </w:t>
+      </w:r>
+      <w:r>
+        <w:rPr>
+          <w:rFonts w:ascii="Courier New" w:hAnsi="Courier New"/>
+          <w:color w:val="F05922"/>
+          <w:sz w:val="18"/>
+        </w:rPr>
+        <w:t>set -e</w:t>
+      </w:r>
+      <w:r>
+        <w:rPr>
+          <w:sz w:val="21"/>
+        </w:rPr>
+        <w:t xml:space="preserve"> abort toàn bộ script. Output: </w:t>
+      </w:r>
+      <w:r>
+        <w:rPr>
+          <w:rFonts w:ascii="Courier New" w:hAnsi="Courier New"/>
+          <w:color w:val="F05922"/>
+          <w:sz w:val="18"/>
+        </w:rPr>
+        <w:t>GLib.Error: Timed out waiting for response</w:t>
+      </w:r>
+      <w:r>
+        <w:rPr>
+          <w:sz w:val="21"/>
+        </w:rPr>
+        <w:t>. Xảy ra LUÔN LUÔN khi extension dir bị xóa và chạy qua SSH.</w:t>
+      </w:r>
+    </w:p>
+    <w:p>
+      <w:pPr>
+        <w:spacing w:after="80"/>
+      </w:pPr>
+      <w:r>
+        <w:rPr>
+          <w:b/>
+          <w:sz w:val="21"/>
+        </w:rPr>
+        <w:t>Nguyên nhân:</w:t>
+      </w:r>
+      <w:r>
+        <w:rPr>
+          <w:sz w:val="21"/>
+        </w:rPr>
+        <w:t xml:space="preserve"> </w:t>
+      </w:r>
+      <w:r>
+        <w:rPr>
+          <w:rFonts w:ascii="Courier New" w:hAnsi="Courier New"/>
+          <w:color w:val="F05922"/>
+          <w:sz w:val="18"/>
+        </w:rPr>
+        <w:t>gext install &lt;uuid&gt;</w:t>
+      </w:r>
+      <w:r>
+        <w:rPr>
+          <w:sz w:val="21"/>
+        </w:rPr>
+        <w:t xml:space="preserve"> gọi D-Bus </w:t>
+      </w:r>
+      <w:r>
+        <w:rPr>
+          <w:rFonts w:ascii="Courier New" w:hAnsi="Courier New"/>
+          <w:color w:val="F05922"/>
+          <w:sz w:val="18"/>
+        </w:rPr>
+        <w:t>org.gnome.Shell.Extensions.InstallRemoteExtension(uuid)</w:t>
+      </w:r>
+      <w:r>
+        <w:rPr>
+          <w:sz w:val="21"/>
+        </w:rPr>
+        <w:t xml:space="preserve"> → GNOME Shell hiển thị popup GUI xác nhận "Install this extension?" trong session GNOME. Khi chạy qua SSH (không có người ngồi trước màn hình để bấm OK), popup không được bấm → D-Bus call timeout ~24s → gext exit non-zero → </w:t>
+      </w:r>
+      <w:r>
+        <w:rPr>
+          <w:rFonts w:ascii="Courier New" w:hAnsi="Courier New"/>
+          <w:color w:val="F05922"/>
+          <w:sz w:val="18"/>
+        </w:rPr>
+        <w:t>set -e</w:t>
+      </w:r>
+      <w:r>
+        <w:rPr>
+          <w:sz w:val="21"/>
+        </w:rPr>
+        <w:t xml:space="preserve"> kill toàn bộ script. Lỗi này không xuất hiện khi extension dir ĐÃ có (bước check </w:t>
+      </w:r>
+      <w:r>
+        <w:rPr>
+          <w:rFonts w:ascii="Courier New" w:hAnsi="Courier New"/>
+          <w:color w:val="F05922"/>
+          <w:sz w:val="18"/>
+        </w:rPr>
+        <w:t>gnome-extensions list</w:t>
+      </w:r>
+      <w:r>
+        <w:rPr>
+          <w:sz w:val="21"/>
+        </w:rPr>
+        <w:t xml:space="preserve"> skip qua phần gext).</w:t>
+      </w:r>
+    </w:p>
+    <w:p>
+      <w:pPr>
+        <w:spacing w:after="80"/>
+      </w:pPr>
+      <w:r>
+        <w:rPr>
+          <w:b/>
+          <w:sz w:val="21"/>
+        </w:rPr>
+        <w:t>Cách xử lý:</w:t>
+      </w:r>
+      <w:r>
+        <w:rPr>
+          <w:sz w:val="21"/>
+        </w:rPr>
+        <w:t xml:space="preserve"> Thay </w:t>
+      </w:r>
+      <w:r>
+        <w:rPr>
+          <w:rFonts w:ascii="Courier New" w:hAnsi="Courier New"/>
+          <w:color w:val="F05922"/>
+          <w:sz w:val="18"/>
+        </w:rPr>
+        <w:t>gext install</w:t>
+      </w:r>
+      <w:r>
+        <w:rPr>
+          <w:sz w:val="21"/>
+        </w:rPr>
+        <w:t xml:space="preserve"> bằng </w:t>
+      </w:r>
+      <w:r>
+        <w:rPr>
+          <w:b/>
+          <w:sz w:val="21"/>
+        </w:rPr>
+        <w:t>offline install</w:t>
+      </w:r>
+      <w:r>
+        <w:rPr>
+          <w:sz w:val="21"/>
+        </w:rPr>
+        <w:t xml:space="preserve"> dùng </w:t>
+      </w:r>
+      <w:r>
+        <w:rPr>
+          <w:rFonts w:ascii="Courier New" w:hAnsi="Courier New"/>
+          <w:color w:val="F05922"/>
+          <w:sz w:val="18"/>
+        </w:rPr>
+        <w:t>curl + unzip</w:t>
+      </w:r>
+      <w:r>
+        <w:rPr>
+          <w:sz w:val="21"/>
+        </w:rPr>
+        <w:t>:</w:t>
+      </w:r>
+    </w:p>
+    <w:p>
+      <w:pPr>
+        <w:spacing w:before="80" w:after="80"/>
+        <w:ind w:left="283"/>
+        <w:shd w:val="clear" w:color="auto" w:fill="F4F4F8"/>
+      </w:pPr>
+      <w:r>
+        <w:rPr>
+          <w:rFonts w:ascii="Courier New" w:hAnsi="Courier New"/>
+          <w:color w:val="251C53"/>
+          <w:sz w:val="18"/>
+        </w:rPr>
+        <w:t>curl -fsSL "https://extensions.gnome.org/download-extension/${uuid}.shell-extension.zip?shell_version=${shell_ver}" -o /tmp/ext.zip</w:t>
+        <w:br/>
+        <w:t>mkdir -p ~/.local/share/gnome-shell/extensions/$uuid</w:t>
+        <w:br/>
+        <w:t>unzip -o -q /tmp/ext.zip -d ~/.local/share/gnome-shell/extensions/$uuid</w:t>
+      </w:r>
+    </w:p>
+    <w:p>
+      <w:pPr>
+        <w:spacing w:after="80"/>
+      </w:pPr>
+      <w:r>
+        <w:rPr>
+          <w:sz w:val="21"/>
+        </w:rPr>
+        <w:t xml:space="preserve">Không cần D-Bus, không cần shell đang chạy, không cần popup bấm. Sau install, GNOME Shell đang chạy chưa scan thư mục mới → </w:t>
+      </w:r>
+      <w:r>
+        <w:rPr>
+          <w:rFonts w:ascii="Courier New" w:hAnsi="Courier New"/>
+          <w:color w:val="F05922"/>
+          <w:sz w:val="18"/>
+        </w:rPr>
+        <w:t>gnome-extensions enable</w:t>
+      </w:r>
+      <w:r>
+        <w:rPr>
+          <w:sz w:val="21"/>
+        </w:rPr>
+        <w:t xml:space="preserve"> trả "Extension does not exist" → thêm fallback </w:t>
+      </w:r>
+      <w:r>
+        <w:rPr>
+          <w:rFonts w:ascii="Courier New" w:hAnsi="Courier New"/>
+          <w:color w:val="F05922"/>
+          <w:sz w:val="18"/>
+        </w:rPr>
+        <w:t>gsettings set org.gnome.shell enabled-extensions</w:t>
+      </w:r>
+      <w:r>
+        <w:rPr>
+          <w:sz w:val="21"/>
+        </w:rPr>
+        <w:t xml:space="preserve"> (append uuid vào list) để đảm bảo enabled sau reboot.</w:t>
+      </w:r>
+    </w:p>
+    <w:p>
+      <w:pPr>
+        <w:spacing w:after="80"/>
+      </w:pPr>
+      <w:r>
+        <w:rPr>
+          <w:b/>
+          <w:sz w:val="21"/>
+        </w:rPr>
+        <w:t>Lần đầu gặp:</w:t>
+      </w:r>
+      <w:r>
+        <w:rPr>
+          <w:sz w:val="21"/>
+        </w:rPr>
+        <w:t xml:space="preserve"> F13 — WF-BUGFIX BUG-ccu-ui-findings (2026-07-27), ZCU </w:t>
+      </w:r>
+      <w:r>
+        <w:rPr>
+          <w:rFonts w:ascii="Courier New" w:hAnsi="Courier New"/>
+          <w:color w:val="F05922"/>
+          <w:sz w:val="18"/>
+        </w:rPr>
+        <w:t>192.168.21.16</w:t>
+      </w:r>
+      <w:r>
+        <w:rPr>
+          <w:sz w:val="21"/>
+        </w:rPr>
+        <w:t>, verify idempotency 2 lần (dir có/không có) + reboot xác nhận extensions ENABLED.</w:t>
+      </w:r>
+    </w:p>
+    <w:p>
+      <w:pPr>
+        <w:spacing w:after="80"/>
+      </w:pPr>
+      <w:r>
+        <w:rPr>
+          <w:b/>
+          <w:sz w:val="21"/>
+        </w:rPr>
+        <w:t>Không cần làm lại:</w:t>
+      </w:r>
+      <w:r>
+        <w:rPr>
+          <w:sz w:val="21"/>
+        </w:rPr>
+        <w:t xml:space="preserve"> Không thử truyền </w:t>
+      </w:r>
+      <w:r>
+        <w:rPr>
+          <w:rFonts w:ascii="Courier New" w:hAnsi="Courier New"/>
+          <w:color w:val="F05922"/>
+          <w:sz w:val="18"/>
+        </w:rPr>
+        <w:t>DBUS_SESSION_BUS_ADDRESS</w:t>
+      </w:r>
+      <w:r>
+        <w:rPr>
+          <w:sz w:val="21"/>
+        </w:rPr>
+        <w:t xml:space="preserve"> vào plink để "gext thấy D-Bus" — ngay cả khi D-Bus tìm được, popup vẫn hiện và không ai bấm → vẫn timeout. Không dùng </w:t>
+      </w:r>
+      <w:r>
+        <w:rPr>
+          <w:rFonts w:ascii="Courier New" w:hAnsi="Courier New"/>
+          <w:color w:val="F05922"/>
+          <w:sz w:val="18"/>
+        </w:rPr>
+        <w:t>gnome-extensions install</w:t>
+      </w:r>
+      <w:r>
+        <w:rPr>
+          <w:sz w:val="21"/>
+        </w:rPr>
+        <w:t xml:space="preserve"> (wrapper của gext, cùng vấn đề D-Bus). Chỉ offline install mới triệt để.</w:t>
       </w:r>
     </w:p>
     <w:sectPr>

--- a/.claude/GOTCHAS.docx
+++ b/.claude/GOTCHAS.docx
@@ -2882,6 +2882,133 @@
           <w:p/>
         </w:tc>
       </w:tr>
+      <w:tr>
+        <w:tc>
+          <w:tcPr>
+            <w:tcW w:type="dxa" w:w="2422"/>
+            <w:tcBorders>
+              <w:top w:val="single" w:sz="4" w:space="0" w:color="CBCBCB"/>
+              <w:left w:val="single" w:sz="4" w:space="0" w:color="CBCBCB"/>
+              <w:bottom w:val="single" w:sz="4" w:space="0" w:color="CBCBCB"/>
+              <w:right w:val="single" w:sz="4" w:space="0" w:color="CBCBCB"/>
+            </w:tcBorders>
+          </w:tcPr>
+          <w:p>
+            <w:r>
+              <w:rPr>
+                <w:sz w:val="20"/>
+              </w:rPr>
+              <w:t>G025</w:t>
+            </w:r>
+          </w:p>
+        </w:tc>
+        <w:tc>
+          <w:tcPr>
+            <w:tcW w:type="dxa" w:w="2422"/>
+            <w:tcBorders>
+              <w:top w:val="single" w:sz="4" w:space="0" w:color="CBCBCB"/>
+              <w:left w:val="single" w:sz="4" w:space="0" w:color="CBCBCB"/>
+              <w:bottom w:val="single" w:sz="4" w:space="0" w:color="CBCBCB"/>
+              <w:right w:val="single" w:sz="4" w:space="0" w:color="CBCBCB"/>
+            </w:tcBorders>
+          </w:tcPr>
+          <w:p>
+            <w:r>
+              <w:rPr>
+                <w:sz w:val="20"/>
+              </w:rPr>
+              <w:t>Desktop Icons NG (</w:t>
+            </w:r>
+            <w:r>
+              <w:rPr>
+                <w:rFonts w:ascii="Courier New" w:hAnsi="Courier New"/>
+                <w:color w:val="F05922"/>
+                <w:sz w:val="20"/>
+              </w:rPr>
+              <w:t>ding@rastersoft.com</w:t>
+            </w:r>
+            <w:r>
+              <w:rPr>
+                <w:sz w:val="20"/>
+              </w:rPr>
+              <w:t xml:space="preserve">, GNOME 41+) từ chối thực thi </w:t>
+            </w:r>
+            <w:r>
+              <w:rPr>
+                <w:rFonts w:ascii="Courier New" w:hAnsi="Courier New"/>
+                <w:color w:val="F05922"/>
+                <w:sz w:val="20"/>
+              </w:rPr>
+              <w:t>.desktop</w:t>
+            </w:r>
+            <w:r>
+              <w:rPr>
+                <w:sz w:val="20"/>
+              </w:rPr>
+              <w:t xml:space="preserve"> chưa có </w:t>
+            </w:r>
+            <w:r>
+              <w:rPr>
+                <w:rFonts w:ascii="Courier New" w:hAnsi="Courier New"/>
+                <w:color w:val="F05922"/>
+                <w:sz w:val="20"/>
+              </w:rPr>
+              <w:t>metadata::trusted=true</w:t>
+            </w:r>
+            <w:r>
+              <w:rPr>
+                <w:sz w:val="20"/>
+              </w:rPr>
+              <w:t xml:space="preserve"> — click icon desktop không có phản hồi, không báo lỗi. Fix: </w:t>
+            </w:r>
+            <w:r>
+              <w:rPr>
+                <w:rFonts w:ascii="Courier New" w:hAnsi="Courier New"/>
+                <w:color w:val="F05922"/>
+                <w:sz w:val="20"/>
+              </w:rPr>
+              <w:t>gio set &lt;file&gt; metadata::trusted true</w:t>
+            </w:r>
+            <w:r>
+              <w:rPr>
+                <w:sz w:val="20"/>
+              </w:rPr>
+              <w:t xml:space="preserve"> sau khi tạo/copy file. Cần DISPLAY=:0 + DBUS_SESSION_BUS_ADDRESS (GVfs đang chạy). Package cài app thường không tự set flag này — phải làm trong deploy script.</w:t>
+            </w:r>
+          </w:p>
+        </w:tc>
+        <w:tc>
+          <w:tcPr>
+            <w:tcW w:type="dxa" w:w="2422"/>
+            <w:tcBorders>
+              <w:top w:val="single" w:sz="4" w:space="0" w:color="CBCBCB"/>
+              <w:left w:val="single" w:sz="4" w:space="0" w:color="CBCBCB"/>
+              <w:bottom w:val="single" w:sz="4" w:space="0" w:color="CBCBCB"/>
+              <w:right w:val="single" w:sz="4" w:space="0" w:color="CBCBCB"/>
+            </w:tcBorders>
+          </w:tcPr>
+          <w:p>
+            <w:r>
+              <w:rPr>
+                <w:sz w:val="20"/>
+              </w:rPr>
+              <w:t>2026-07-27</w:t>
+            </w:r>
+          </w:p>
+        </w:tc>
+        <w:tc>
+          <w:tcPr>
+            <w:tcW w:type="dxa" w:w="2422"/>
+            <w:tcBorders>
+              <w:top w:val="single" w:sz="4" w:space="0" w:color="CBCBCB"/>
+              <w:left w:val="single" w:sz="4" w:space="0" w:color="CBCBCB"/>
+              <w:bottom w:val="single" w:sz="4" w:space="0" w:color="CBCBCB"/>
+              <w:right w:val="single" w:sz="4" w:space="0" w:color="CBCBCB"/>
+            </w:tcBorders>
+          </w:tcPr>
+          <w:p/>
+        </w:tc>
+      </w:tr>
     </w:tbl>
     <w:p/>
     <w:p>
@@ -15842,6 +15969,463 @@
           <w:sz w:val="21"/>
         </w:rPr>
         <w:t xml:space="preserve"> (wrapper của gext, cùng vấn đề D-Bus). Chỉ offline install mới triệt để.</w:t>
+      </w:r>
+    </w:p>
+    <w:p>
+      <w:pPr>
+        <w:pBdr>
+          <w:bottom w:val="single" w:sz="6" w:space="1" w:color="F05922"/>
+        </w:pBdr>
+        <w:spacing w:after="120"/>
+      </w:pPr>
+    </w:p>
+    <w:p>
+      <w:pPr>
+        <w:pStyle w:val="Heading2"/>
+        <w:spacing w:before="200" w:after="80"/>
+      </w:pPr>
+      <w:r>
+        <w:rPr>
+          <w:color w:val="F05922"/>
+          <w:sz w:val="28"/>
+        </w:rPr>
+        <w:t>G025 — Desktop Icons NG (`ding@rastersoft.com`) từ chối chạy `.desktop` chưa có `metadata::trusted=true` — click icon desktop không phản hồi</w:t>
+      </w:r>
+    </w:p>
+    <w:p>
+      <w:pPr>
+        <w:spacing w:after="80"/>
+      </w:pPr>
+      <w:r>
+        <w:rPr>
+          <w:b/>
+          <w:sz w:val="21"/>
+        </w:rPr>
+        <w:t>Bối cảnh:</w:t>
+      </w:r>
+      <w:r>
+        <w:rPr>
+          <w:sz w:val="21"/>
+        </w:rPr>
+        <w:t xml:space="preserve"> F14 — GNOME 41+, Desktop Icons NG extension (Ubuntu 22.04 mặc định), kiosk deploy.</w:t>
+      </w:r>
+    </w:p>
+    <w:p>
+      <w:pPr>
+        <w:spacing w:after="80"/>
+      </w:pPr>
+      <w:r>
+        <w:rPr>
+          <w:b/>
+          <w:sz w:val="21"/>
+        </w:rPr>
+        <w:t>Hiện tượng:</w:t>
+      </w:r>
+      <w:r>
+        <w:rPr>
+          <w:sz w:val="21"/>
+        </w:rPr>
+        <w:t xml:space="preserve"> Package cài app kiosk tạo </w:t>
+      </w:r>
+      <w:r>
+        <w:rPr>
+          <w:rFonts w:ascii="Courier New" w:hAnsi="Courier New"/>
+          <w:color w:val="F05922"/>
+          <w:sz w:val="18"/>
+        </w:rPr>
+        <w:t>/home/kztek/Desktop/kztek-ipgskioskavalonia.desktop</w:t>
+      </w:r>
+      <w:r>
+        <w:rPr>
+          <w:sz w:val="21"/>
+        </w:rPr>
+        <w:t xml:space="preserve"> với </w:t>
+      </w:r>
+      <w:r>
+        <w:rPr>
+          <w:rFonts w:ascii="Courier New" w:hAnsi="Courier New"/>
+          <w:color w:val="F05922"/>
+          <w:sz w:val="18"/>
+        </w:rPr>
+        <w:t>Exec=/opt/kztek/ipgskioskavalonia/run.sh</w:t>
+      </w:r>
+      <w:r>
+        <w:rPr>
+          <w:sz w:val="21"/>
+        </w:rPr>
+        <w:t xml:space="preserve"> (đường dẫn đúng, </w:t>
+      </w:r>
+      <w:r>
+        <w:rPr>
+          <w:rFonts w:ascii="Courier New" w:hAnsi="Courier New"/>
+          <w:color w:val="F05922"/>
+          <w:sz w:val="18"/>
+        </w:rPr>
+        <w:t>Terminal=false</w:t>
+      </w:r>
+      <w:r>
+        <w:rPr>
+          <w:sz w:val="21"/>
+        </w:rPr>
+        <w:t xml:space="preserve">, </w:t>
+      </w:r>
+      <w:r>
+        <w:rPr>
+          <w:rFonts w:ascii="Courier New" w:hAnsi="Courier New"/>
+          <w:color w:val="F05922"/>
+          <w:sz w:val="18"/>
+        </w:rPr>
+        <w:t>chmod +x</w:t>
+      </w:r>
+      <w:r>
+        <w:rPr>
+          <w:sz w:val="21"/>
+        </w:rPr>
+        <w:t xml:space="preserve"> đúng). Nhưng double-click icon không làm gì — không mở app, không báo lỗi. Extension </w:t>
+      </w:r>
+      <w:r>
+        <w:rPr>
+          <w:rFonts w:ascii="Courier New" w:hAnsi="Courier New"/>
+          <w:color w:val="F05922"/>
+          <w:sz w:val="18"/>
+        </w:rPr>
+        <w:t>ding@rastersoft.com</w:t>
+      </w:r>
+      <w:r>
+        <w:rPr>
+          <w:sz w:val="21"/>
+        </w:rPr>
+        <w:t xml:space="preserve"> </w:t>
+      </w:r>
+      <w:r>
+        <w:rPr>
+          <w:rFonts w:ascii="Courier New" w:hAnsi="Courier New"/>
+          <w:color w:val="F05922"/>
+          <w:sz w:val="18"/>
+        </w:rPr>
+        <w:t>State: INITIALIZED</w:t>
+      </w:r>
+      <w:r>
+        <w:rPr>
+          <w:sz w:val="21"/>
+        </w:rPr>
+        <w:t>.</w:t>
+      </w:r>
+    </w:p>
+    <w:p>
+      <w:pPr>
+        <w:spacing w:after="80"/>
+      </w:pPr>
+      <w:r>
+        <w:rPr>
+          <w:b/>
+          <w:sz w:val="21"/>
+        </w:rPr>
+        <w:t>Nguyên nhân:</w:t>
+      </w:r>
+      <w:r>
+        <w:rPr>
+          <w:sz w:val="21"/>
+        </w:rPr>
+        <w:t xml:space="preserve"> Từ GNOME 41+, Desktop Icons NG áp dụng cơ chế bảo mật: </w:t>
+      </w:r>
+      <w:r>
+        <w:rPr>
+          <w:b/>
+          <w:sz w:val="21"/>
+        </w:rPr>
+        <w:t>từ chối thực thi bất kỳ `.desktop` nào chưa được đánh dấu `metadata::trusted=true`</w:t>
+      </w:r>
+      <w:r>
+        <w:rPr>
+          <w:sz w:val="21"/>
+        </w:rPr>
+        <w:t xml:space="preserve"> qua GVfs. File chỉ có quyền </w:t>
+      </w:r>
+      <w:r>
+        <w:rPr>
+          <w:rFonts w:ascii="Courier New" w:hAnsi="Courier New"/>
+          <w:color w:val="F05922"/>
+          <w:sz w:val="18"/>
+        </w:rPr>
+        <w:t>+x</w:t>
+      </w:r>
+      <w:r>
+        <w:rPr>
+          <w:sz w:val="21"/>
+        </w:rPr>
+        <w:t xml:space="preserve"> là không đủ. Khi click, extension kiểm tra flag này; nếu thiếu → bỏ qua silently (hoặc hiện dialog hỏi "không tin cậy" tùy version). Package cài app thường KHÔNG tự set flag sau khi copy file lên Desktop.</w:t>
+      </w:r>
+    </w:p>
+    <w:p>
+      <w:pPr>
+        <w:spacing w:after="80"/>
+      </w:pPr>
+      <w:r>
+        <w:rPr>
+          <w:b/>
+          <w:sz w:val="21"/>
+        </w:rPr>
+        <w:t>Xác minh root cause:</w:t>
+      </w:r>
+    </w:p>
+    <w:p>
+      <w:pPr>
+        <w:spacing w:before="80" w:after="80"/>
+        <w:ind w:left="283"/>
+        <w:shd w:val="clear" w:color="auto" w:fill="F4F4F8"/>
+      </w:pPr>
+      <w:r>
+        <w:rPr>
+          <w:rFonts w:ascii="Courier New" w:hAnsi="Courier New"/>
+          <w:color w:val="251C53"/>
+          <w:sz w:val="18"/>
+        </w:rPr>
+        <w:t>gio info /home/kztek/Desktop/kztek-ipgskioskavalonia.desktop | grep trust</w:t>
+        <w:br/>
+        <w:t># → NO_META (chưa set) hoặc metadata::trusted: false</w:t>
+      </w:r>
+    </w:p>
+    <w:p>
+      <w:pPr>
+        <w:spacing w:after="80"/>
+      </w:pPr>
+      <w:r>
+        <w:rPr>
+          <w:b/>
+          <w:sz w:val="21"/>
+        </w:rPr>
+        <w:t>Fix:</w:t>
+      </w:r>
+    </w:p>
+    <w:p>
+      <w:pPr>
+        <w:spacing w:before="80" w:after="80"/>
+        <w:ind w:left="283"/>
+        <w:shd w:val="clear" w:color="auto" w:fill="F4F4F8"/>
+      </w:pPr>
+      <w:r>
+        <w:rPr>
+          <w:rFonts w:ascii="Courier New" w:hAnsi="Courier New"/>
+          <w:color w:val="251C53"/>
+          <w:sz w:val="18"/>
+        </w:rPr>
+        <w:t>gio set /home/kztek/Desktop/kztek-ipgskioskavalonia.desktop metadata::trusted true</w:t>
+        <w:br/>
+        <w:t># Yêu cầu: DISPLAY=:0 + DBUS_SESSION_BUS_ADDRESS=unix:path=/run/user/&lt;uid&gt;/bus (GVfs đang chạy)</w:t>
+        <w:br/>
+        <w:t># Verify:</w:t>
+        <w:br/>
+        <w:t>gio info /home/kztek/Desktop/kztek-ipgskioskavalonia.desktop | grep trust</w:t>
+        <w:br/>
+        <w:t># → metadata::trusted: true</w:t>
+      </w:r>
+    </w:p>
+    <w:p>
+      <w:pPr>
+        <w:spacing w:after="80"/>
+      </w:pPr>
+      <w:r>
+        <w:rPr>
+          <w:b/>
+          <w:sz w:val="21"/>
+        </w:rPr>
+        <w:t>Áp dụng vào deploy script (`2-configure-system.sh` mục [8/10]):</w:t>
+      </w:r>
+      <w:r>
+        <w:rPr>
+          <w:sz w:val="21"/>
+        </w:rPr>
+        <w:t xml:space="preserve"> Sau khi tạo </w:t>
+      </w:r>
+      <w:r>
+        <w:rPr>
+          <w:rFonts w:ascii="Courier New" w:hAnsi="Courier New"/>
+          <w:color w:val="F05922"/>
+          <w:sz w:val="18"/>
+        </w:rPr>
+        <w:t>~/Desktop/ipgs-kiosk.desktop</w:t>
+      </w:r>
+      <w:r>
+        <w:rPr>
+          <w:sz w:val="21"/>
+        </w:rPr>
+        <w:t xml:space="preserve">, gọi </w:t>
+      </w:r>
+      <w:r>
+        <w:rPr>
+          <w:rFonts w:ascii="Courier New" w:hAnsi="Courier New"/>
+          <w:color w:val="F05922"/>
+          <w:sz w:val="18"/>
+        </w:rPr>
+        <w:t>gio set ... metadata::trusted true</w:t>
+      </w:r>
+      <w:r>
+        <w:rPr>
+          <w:sz w:val="21"/>
+        </w:rPr>
+        <w:t xml:space="preserve"> ngay. Script chạy qua SSH với </w:t>
+      </w:r>
+      <w:r>
+        <w:rPr>
+          <w:rFonts w:ascii="Courier New" w:hAnsi="Courier New"/>
+          <w:color w:val="F05922"/>
+          <w:sz w:val="18"/>
+        </w:rPr>
+        <w:t>env DISPLAY=:0 DBUS_SESSION_BUS_ADDRESS=...</w:t>
+      </w:r>
+      <w:r>
+        <w:rPr>
+          <w:sz w:val="21"/>
+        </w:rPr>
+        <w:t xml:space="preserve"> (C# đã truyền qua </w:t>
+      </w:r>
+      <w:r>
+        <w:rPr>
+          <w:rFonts w:ascii="Courier New" w:hAnsi="Courier New"/>
+          <w:color w:val="F05922"/>
+          <w:sz w:val="18"/>
+        </w:rPr>
+        <w:t>envCmd</w:t>
+      </w:r>
+      <w:r>
+        <w:rPr>
+          <w:sz w:val="21"/>
+        </w:rPr>
+        <w:t>) nên GVfs sẵn sàng khi GNOME session đang chạy.</w:t>
+      </w:r>
+    </w:p>
+    <w:p>
+      <w:pPr>
+        <w:spacing w:after="80"/>
+      </w:pPr>
+      <w:r>
+        <w:rPr>
+          <w:b/>
+          <w:sz w:val="21"/>
+        </w:rPr>
+        <w:t>Lưu ý quan trọng:</w:t>
+      </w:r>
+    </w:p>
+    <w:p>
+      <w:pPr>
+        <w:pStyle w:val="ListBullet"/>
+        <w:spacing w:after="20"/>
+        <w:ind w:left="283"/>
+      </w:pPr>
+      <w:r>
+        <w:rPr>
+          <w:rFonts w:ascii="Courier New" w:hAnsi="Courier New"/>
+          <w:color w:val="F05922"/>
+          <w:sz w:val="21"/>
+        </w:rPr>
+        <w:t>gio set</w:t>
+      </w:r>
+      <w:r>
+        <w:rPr>
+          <w:sz w:val="21"/>
+        </w:rPr>
+        <w:t xml:space="preserve"> chỉ hoạt động khi GVfs đang chạy (= user đã đăng nhập vào desktop). Nếu chạy deploy khi máy chưa vào GNOME session → lệnh silently fail (exit 0 nhưng không set). Script in cảnh báo để user biết.</w:t>
+      </w:r>
+    </w:p>
+    <w:p>
+      <w:pPr>
+        <w:pStyle w:val="ListBullet"/>
+        <w:spacing w:after="20"/>
+        <w:ind w:left="283"/>
+      </w:pPr>
+      <w:r>
+        <w:rPr>
+          <w:sz w:val="21"/>
+        </w:rPr>
+        <w:t xml:space="preserve">Nếu sau deploy icon vẫn không click được: chạy lại lệnh </w:t>
+      </w:r>
+      <w:r>
+        <w:rPr>
+          <w:rFonts w:ascii="Courier New" w:hAnsi="Courier New"/>
+          <w:color w:val="F05922"/>
+          <w:sz w:val="21"/>
+        </w:rPr>
+        <w:t>gio set</w:t>
+      </w:r>
+      <w:r>
+        <w:rPr>
+          <w:sz w:val="21"/>
+        </w:rPr>
+        <w:t xml:space="preserve"> trong terminal ngay trên máy ZCU.</w:t>
+      </w:r>
+    </w:p>
+    <w:p>
+      <w:pPr>
+        <w:pStyle w:val="ListBullet"/>
+        <w:spacing w:after="20"/>
+        <w:ind w:left="283"/>
+      </w:pPr>
+      <w:r>
+        <w:rPr>
+          <w:sz w:val="21"/>
+        </w:rPr>
+        <w:t xml:space="preserve">Extension </w:t>
+      </w:r>
+      <w:r>
+        <w:rPr>
+          <w:rFonts w:ascii="Courier New" w:hAnsi="Courier New"/>
+          <w:color w:val="F05922"/>
+          <w:sz w:val="21"/>
+        </w:rPr>
+        <w:t>ubuntu-dock@ubuntu.com</w:t>
+      </w:r>
+      <w:r>
+        <w:rPr>
+          <w:sz w:val="21"/>
+        </w:rPr>
+        <w:t xml:space="preserve"> và </w:t>
+      </w:r>
+      <w:r>
+        <w:rPr>
+          <w:rFonts w:ascii="Courier New" w:hAnsi="Courier New"/>
+          <w:color w:val="F05922"/>
+          <w:sz w:val="21"/>
+        </w:rPr>
+        <w:t>ding@rastersoft.com</w:t>
+      </w:r>
+      <w:r>
+        <w:rPr>
+          <w:sz w:val="21"/>
+        </w:rPr>
+        <w:t xml:space="preserve"> là 2 extension ĐỘC LẬP — tắt dock không ảnh hưởng Desktop Icons và ngược lại. Tách thành 2 checkbox riêng trong KioskDeploy (DisableUbuntuDock / DisableDesktopIcons).</w:t>
+      </w:r>
+    </w:p>
+    <w:p>
+      <w:pPr>
+        <w:spacing w:after="80"/>
+      </w:pPr>
+      <w:r>
+        <w:rPr>
+          <w:b/>
+          <w:sz w:val="21"/>
+        </w:rPr>
+        <w:t>Lần đầu gặp:</w:t>
+      </w:r>
+      <w:r>
+        <w:rPr>
+          <w:sz w:val="21"/>
+        </w:rPr>
+        <w:t xml:space="preserve"> F14 — WF-BUGFIX BUG-ccu-ui-findings, ZCU </w:t>
+      </w:r>
+      <w:r>
+        <w:rPr>
+          <w:rFonts w:ascii="Courier New" w:hAnsi="Courier New"/>
+          <w:color w:val="F05922"/>
+          <w:sz w:val="18"/>
+        </w:rPr>
+        <w:t>192.168.21.16</w:t>
+      </w:r>
+      <w:r>
+        <w:rPr>
+          <w:sz w:val="21"/>
+        </w:rPr>
+        <w:t xml:space="preserve"> (2026-07-27).</w:t>
       </w:r>
     </w:p>
     <w:sectPr>
